--- a/documents/48-clearhaven-helm-rollback-runbook.docx
+++ b/documents/48-clearhaven-helm-rollback-runbook.docx
@@ -13072,7 +13072,7 @@
         <w:pStyle w:val="Heading1"/>
       </w:pPr>
       <w:r>
-        <w:t>Working remainder for CLH-RB-2024-011</w:t>
+        <w:t>Open work after August 29, 2024</w:t>
       </w:r>
     </w:p>
     <w:p>
@@ -13086,7 +13086,7 @@
           <w:color w:val="222222"/>
           <w:sz w:val="24"/>
         </w:rPr>
-        <w:t>The front of Helm rollback for match-engine, ingest-api, and break-svc is the document. This remainder is the leftover a colleague still trips on: named people, named boxes, named tickets, and the work I still owe after August 29, 2024. It is not a second log and it is not a stack of exhibits with the same stub. If a paragraph fights the decision in the front, strike the paragraph.</w:t>
+        <w:t>What follows is leftover work from Helm rollback for match-engine, ingest-api, and break-svc: named people, named boxes, named tickets, and the items I still owe. If a paragraph fights the decision in the front of CLH-RB-2024-011, strike the paragraph.</w:t>
       </w:r>
     </w:p>
     <w:p>
@@ -13240,7 +13240,7 @@
           <w:color w:val="222222"/>
           <w:sz w:val="24"/>
         </w:rPr>
-        <w:t>I will not put date pressure versus a date with owners on a wiki that drifts. CLH-INC-2024-017 and this file are the record. If Priya Nair needs a diagram, they get a permalink, not a photo of a whiteboard. ecr-backup.prod.clearhaven.internal stays out of the diagram title. If a new engineer asks where the leftover lives, I point here. I do not point at a Slack pin from August 29, 2024. Client Clearhaven.</w:t>
+        <w:t>I will not put date pressure versus a date with owners on a wiki that drifts. CLH-INC-2024-017 and this file are the record. If Priya Nair needs a diagram, they get a permalink, not a photo of a whiteboard. ecr-backup.prod.clearhaven.internal stays out of the diagram title. If a new engineer asks where the leftover lives, I point here. I do not point at a Slack pin from August 29, 2024.</w:t>
       </w:r>
     </w:p>
     <w:p>
@@ -15584,7 +15584,7 @@
           <w:color w:val="222222"/>
           <w:sz w:val="24"/>
         </w:rPr>
-        <w:t>People who were absent still get a usable remainder, not a transcript. Kavya Menon gets the decision, the refuse, and the date. They do not get a reconstruction of who raised their voice. If they object, they object on CLH-SOP-2024-011. Client Clearhaven. Author Aman Kumar.</w:t>
+        <w:t>People who were absent still get a usable remainder, not a transcript. Kavya Menon gets the decision, the refuse, and the date. They do not get a reconstruction of who raised their voice. If they object, they object on CLH-SOP-2024-011.</w:t>
       </w:r>
     </w:p>
     <w:p>
@@ -16629,7 +16629,7 @@
           <w:color w:val="222222"/>
           <w:sz w:val="24"/>
         </w:rPr>
-        <w:t>If you are implementing, keep the rejected alternative dead. If you are on-call, start read-only. If you are Priya Nair, the ask is unchanged: pick the path in the main body or send it back with a named objection. Sample I would still defend: 3104 rows, 34 minutes, freeze respected. Strike this remainder if it ever fights the decision callout. Author Aman Kumar. Client Clearhaven.</w:t>
+        <w:t>If you are implementing, keep the rejected alternative dead. If you are on-call, start read-only. If you are Priya Nair, the ask is unchanged: pick the path in the main body or send it back with a named objection. Sample I would still defend: 3104 rows, 34 minutes, freeze respected. Strike this section if it ever fights the decision callout.</w:t>
       </w:r>
     </w:p>
     <w:p>
@@ -16643,7 +16643,7 @@
           <w:color w:val="222222"/>
           <w:sz w:val="24"/>
         </w:rPr>
-        <w:t>This heading is the reopen rule, not a promise that nothing follows. If we still need words after the bank, they are named leftovers, not another copy of the same stub. who to wake after the read-only commands is done as a heading when Diego Alvarez closes CLH-TDD-2024-006 or writes a new date.</w:t>
+        <w:t>This heading is the reopen rule. who to wake after the read-only commands is done when Diego Alvarez closes CLH-TDD-2024-006 or writes a new date.</w:t>
       </w:r>
     </w:p>
     <w:p>

--- a/documents/48-clearhaven-helm-rollback-runbook.docx
+++ b/documents/48-clearhaven-helm-rollback-runbook.docx
@@ -10,7 +10,7 @@
         <w:rPr>
           <w:rFonts w:ascii="Liberation Sans" w:hAnsi="Liberation Sans" w:eastAsia="Liberation Sans" w:cs="Liberation Sans"/>
           <w:b/>
-          <w:color w:val="1B365D"/>
+          <w:color w:val="1E3A5F"/>
           <w:sz w:val="18"/>
         </w:rPr>
         <w:t>RUNBOOK / HELM / ROLLBACK</w:t>
@@ -24,8 +24,8 @@
         <w:rPr>
           <w:rFonts w:ascii="Liberation Sans" w:hAnsi="Liberation Sans" w:eastAsia="Liberation Sans" w:cs="Liberation Sans"/>
           <w:b/>
-          <w:color w:val="1B365D"/>
-          <w:sz w:val="44"/>
+          <w:color w:val="1E3A5F"/>
+          <w:sz w:val="42"/>
         </w:rPr>
         <w:t>Helm rollback for match-engine, ingest-api, and break-svc</w:t>
       </w:r>
@@ -38,7 +38,7 @@
         <w:rPr>
           <w:rFonts w:ascii="Liberation Serif" w:hAnsi="Liberation Serif" w:eastAsia="Liberation Serif" w:cs="Liberation Serif"/>
           <w:i/>
-          <w:color w:val="2F4A6E"/>
+          <w:color w:val="334E72"/>
           <w:sz w:val="24"/>
         </w:rPr>
         <w:t>Cold-execute from a laptop. Schema forward-fix versus rollback. Hooks and CRDs that helm leaves behind. January rebalance as the worked example.</w:t>
@@ -48,7 +48,7 @@
       <w:pPr>
         <w:spacing w:before="0" w:after="200" w:line="80" w:lineRule="auto"/>
         <w:pBdr>
-          <w:bottom w:val="single" w:sz="16" w:space="1" w:color="1B365D"/>
+          <w:bottom w:val="single" w:sz="16" w:space="1" w:color="1E3A5F"/>
         </w:pBdr>
       </w:pPr>
     </w:p>
@@ -97,7 +97,7 @@
               <w:rPr>
                 <w:rFonts w:ascii="Liberation Sans" w:hAnsi="Liberation Sans" w:eastAsia="Liberation Sans" w:cs="Liberation Sans"/>
                 <w:b/>
-                <w:color w:val="1B365D"/>
+                <w:color w:val="1E3A5F"/>
                 <w:sz w:val="18"/>
               </w:rPr>
               <w:t>Document ID</w:t>
@@ -165,7 +165,7 @@
               <w:rPr>
                 <w:rFonts w:ascii="Liberation Sans" w:hAnsi="Liberation Sans" w:eastAsia="Liberation Sans" w:cs="Liberation Sans"/>
                 <w:b/>
-                <w:color w:val="1B365D"/>
+                <w:color w:val="1E3A5F"/>
                 <w:sz w:val="18"/>
               </w:rPr>
               <w:t>Version</w:t>
@@ -233,7 +233,7 @@
               <w:rPr>
                 <w:rFonts w:ascii="Liberation Sans" w:hAnsi="Liberation Sans" w:eastAsia="Liberation Sans" w:cs="Liberation Sans"/>
                 <w:b/>
-                <w:color w:val="1B365D"/>
+                <w:color w:val="1E3A5F"/>
                 <w:sz w:val="18"/>
               </w:rPr>
               <w:t>Status</w:t>
@@ -269,7 +269,7 @@
                 <w:color w:val="222222"/>
                 <w:sz w:val="20"/>
               </w:rPr>
-              <w:t>Approved</w:t>
+              <w:t>Current</w:t>
             </w:r>
           </w:p>
         </w:tc>
@@ -301,7 +301,7 @@
               <w:rPr>
                 <w:rFonts w:ascii="Liberation Sans" w:hAnsi="Liberation Sans" w:eastAsia="Liberation Sans" w:cs="Liberation Sans"/>
                 <w:b/>
-                <w:color w:val="1B365D"/>
+                <w:color w:val="1E3A5F"/>
                 <w:sz w:val="18"/>
               </w:rPr>
               <w:t>Date</w:t>
@@ -369,7 +369,7 @@
               <w:rPr>
                 <w:rFonts w:ascii="Liberation Sans" w:hAnsi="Liberation Sans" w:eastAsia="Liberation Sans" w:cs="Liberation Sans"/>
                 <w:b/>
-                <w:color w:val="1B365D"/>
+                <w:color w:val="1E3A5F"/>
                 <w:sz w:val="18"/>
               </w:rPr>
               <w:t>Author</w:t>
@@ -437,7 +437,7 @@
               <w:rPr>
                 <w:rFonts w:ascii="Liberation Sans" w:hAnsi="Liberation Sans" w:eastAsia="Liberation Sans" w:cs="Liberation Sans"/>
                 <w:b/>
-                <w:color w:val="1B365D"/>
+                <w:color w:val="1E3A5F"/>
                 <w:sz w:val="18"/>
               </w:rPr>
               <w:t>Role</w:t>
@@ -505,7 +505,7 @@
               <w:rPr>
                 <w:rFonts w:ascii="Liberation Sans" w:hAnsi="Liberation Sans" w:eastAsia="Liberation Sans" w:cs="Liberation Sans"/>
                 <w:b/>
-                <w:color w:val="1B365D"/>
+                <w:color w:val="1E3A5F"/>
                 <w:sz w:val="18"/>
               </w:rPr>
               <w:t>Team / engagement</w:t>
@@ -573,7 +573,7 @@
               <w:rPr>
                 <w:rFonts w:ascii="Liberation Sans" w:hAnsi="Liberation Sans" w:eastAsia="Liberation Sans" w:cs="Liberation Sans"/>
                 <w:b/>
-                <w:color w:val="1B365D"/>
+                <w:color w:val="1E3A5F"/>
                 <w:sz w:val="18"/>
               </w:rPr>
               <w:t>Audience</w:t>
@@ -641,7 +641,7 @@
               <w:rPr>
                 <w:rFonts w:ascii="Liberation Sans" w:hAnsi="Liberation Sans" w:eastAsia="Liberation Sans" w:cs="Liberation Sans"/>
                 <w:b/>
-                <w:color w:val="1B365D"/>
+                <w:color w:val="1E3A5F"/>
                 <w:sz w:val="18"/>
               </w:rPr>
               <w:t>Classification</w:t>
@@ -709,7 +709,7 @@
               <w:rPr>
                 <w:rFonts w:ascii="Liberation Sans" w:hAnsi="Liberation Sans" w:eastAsia="Liberation Sans" w:cs="Liberation Sans"/>
                 <w:b/>
-                <w:color w:val="1B365D"/>
+                <w:color w:val="1E3A5F"/>
                 <w:sz w:val="18"/>
               </w:rPr>
               <w:t>Owners</w:t>
@@ -777,7 +777,7 @@
               <w:rPr>
                 <w:rFonts w:ascii="Liberation Sans" w:hAnsi="Liberation Sans" w:eastAsia="Liberation Sans" w:cs="Liberation Sans"/>
                 <w:b/>
-                <w:color w:val="1B365D"/>
+                <w:color w:val="1E3A5F"/>
                 <w:sz w:val="18"/>
               </w:rPr>
               <w:t>Related</w:t>
@@ -833,7 +833,7 @@
         <w:rPr>
           <w:rFonts w:ascii="Liberation Sans" w:hAnsi="Liberation Sans" w:eastAsia="Liberation Sans" w:cs="Liberation Sans"/>
           <w:b/>
-          <w:color w:val="1B365D"/>
+          <w:color w:val="1E3A5F"/>
           <w:sz w:val="22"/>
         </w:rPr>
         <w:t>Revision history</w:t>
@@ -856,12 +856,12 @@
         <w:tc>
           <w:tcPr>
             <w:tcW w:type="dxa" w:w="900"/>
-            <w:shd w:fill="1B365D" w:val="clear"/>
+            <w:shd w:fill="1E3A5F" w:val="clear"/>
             <w:tcBorders>
-              <w:top w:val="single" w:sz="4" w:space="0" w:color="1B365D"/>
-              <w:left w:val="single" w:sz="4" w:space="0" w:color="1B365D"/>
-              <w:bottom w:val="single" w:sz="4" w:space="0" w:color="1B365D"/>
-              <w:right w:val="single" w:sz="4" w:space="0" w:color="1B365D"/>
+              <w:top w:val="single" w:sz="4" w:space="0" w:color="1E3A5F"/>
+              <w:left w:val="single" w:sz="4" w:space="0" w:color="1E3A5F"/>
+              <w:bottom w:val="single" w:sz="4" w:space="0" w:color="1E3A5F"/>
+              <w:right w:val="single" w:sz="4" w:space="0" w:color="1E3A5F"/>
             </w:tcBorders>
             <w:tcMar>
               <w:top w:w="50" w:type="dxa"/>
@@ -889,12 +889,12 @@
         <w:tc>
           <w:tcPr>
             <w:tcW w:type="dxa" w:w="1600"/>
-            <w:shd w:fill="1B365D" w:val="clear"/>
+            <w:shd w:fill="1E3A5F" w:val="clear"/>
             <w:tcBorders>
-              <w:top w:val="single" w:sz="4" w:space="0" w:color="1B365D"/>
-              <w:left w:val="single" w:sz="4" w:space="0" w:color="1B365D"/>
-              <w:bottom w:val="single" w:sz="4" w:space="0" w:color="1B365D"/>
-              <w:right w:val="single" w:sz="4" w:space="0" w:color="1B365D"/>
+              <w:top w:val="single" w:sz="4" w:space="0" w:color="1E3A5F"/>
+              <w:left w:val="single" w:sz="4" w:space="0" w:color="1E3A5F"/>
+              <w:bottom w:val="single" w:sz="4" w:space="0" w:color="1E3A5F"/>
+              <w:right w:val="single" w:sz="4" w:space="0" w:color="1E3A5F"/>
             </w:tcBorders>
             <w:tcMar>
               <w:top w:w="50" w:type="dxa"/>
@@ -922,12 +922,12 @@
         <w:tc>
           <w:tcPr>
             <w:tcW w:type="dxa" w:w="2000"/>
-            <w:shd w:fill="1B365D" w:val="clear"/>
+            <w:shd w:fill="1E3A5F" w:val="clear"/>
             <w:tcBorders>
-              <w:top w:val="single" w:sz="4" w:space="0" w:color="1B365D"/>
-              <w:left w:val="single" w:sz="4" w:space="0" w:color="1B365D"/>
-              <w:bottom w:val="single" w:sz="4" w:space="0" w:color="1B365D"/>
-              <w:right w:val="single" w:sz="4" w:space="0" w:color="1B365D"/>
+              <w:top w:val="single" w:sz="4" w:space="0" w:color="1E3A5F"/>
+              <w:left w:val="single" w:sz="4" w:space="0" w:color="1E3A5F"/>
+              <w:bottom w:val="single" w:sz="4" w:space="0" w:color="1E3A5F"/>
+              <w:right w:val="single" w:sz="4" w:space="0" w:color="1E3A5F"/>
             </w:tcBorders>
             <w:tcMar>
               <w:top w:w="50" w:type="dxa"/>
@@ -955,12 +955,12 @@
         <w:tc>
           <w:tcPr>
             <w:tcW w:type="dxa" w:w="4500"/>
-            <w:shd w:fill="1B365D" w:val="clear"/>
+            <w:shd w:fill="1E3A5F" w:val="clear"/>
             <w:tcBorders>
-              <w:top w:val="single" w:sz="4" w:space="0" w:color="1B365D"/>
-              <w:left w:val="single" w:sz="4" w:space="0" w:color="1B365D"/>
-              <w:bottom w:val="single" w:sz="4" w:space="0" w:color="1B365D"/>
-              <w:right w:val="single" w:sz="4" w:space="0" w:color="1B365D"/>
+              <w:top w:val="single" w:sz="4" w:space="0" w:color="1E3A5F"/>
+              <w:left w:val="single" w:sz="4" w:space="0" w:color="1E3A5F"/>
+              <w:bottom w:val="single" w:sz="4" w:space="0" w:color="1E3A5F"/>
+              <w:right w:val="single" w:sz="4" w:space="0" w:color="1E3A5F"/>
             </w:tcBorders>
             <w:tcMar>
               <w:top w:w="50" w:type="dxa"/>
@@ -1124,7 +1124,7 @@
         <w:tc>
           <w:tcPr>
             <w:tcW w:type="dxa" w:w="900"/>
-            <w:shd w:fill="EEF2F6" w:val="clear"/>
+            <w:shd w:fill="EDF1F6" w:val="clear"/>
             <w:tcBorders>
               <w:top w:val="single" w:sz="4" w:space="0" w:color="C5CDD6"/>
               <w:left w:val="single" w:sz="4" w:space="0" w:color="C5CDD6"/>
@@ -1157,7 +1157,7 @@
         <w:tc>
           <w:tcPr>
             <w:tcW w:type="dxa" w:w="1600"/>
-            <w:shd w:fill="EEF2F6" w:val="clear"/>
+            <w:shd w:fill="EDF1F6" w:val="clear"/>
             <w:tcBorders>
               <w:top w:val="single" w:sz="4" w:space="0" w:color="C5CDD6"/>
               <w:left w:val="single" w:sz="4" w:space="0" w:color="C5CDD6"/>
@@ -1190,7 +1190,7 @@
         <w:tc>
           <w:tcPr>
             <w:tcW w:type="dxa" w:w="2000"/>
-            <w:shd w:fill="EEF2F6" w:val="clear"/>
+            <w:shd w:fill="EDF1F6" w:val="clear"/>
             <w:tcBorders>
               <w:top w:val="single" w:sz="4" w:space="0" w:color="C5CDD6"/>
               <w:left w:val="single" w:sz="4" w:space="0" w:color="C5CDD6"/>
@@ -1223,7 +1223,7 @@
         <w:tc>
           <w:tcPr>
             <w:tcW w:type="dxa" w:w="4500"/>
-            <w:shd w:fill="EEF2F6" w:val="clear"/>
+            <w:shd w:fill="EDF1F6" w:val="clear"/>
             <w:tcBorders>
               <w:top w:val="single" w:sz="4" w:space="0" w:color="C5CDD6"/>
               <w:left w:val="single" w:sz="4" w:space="0" w:color="C5CDD6"/>
@@ -1392,7 +1392,7 @@
         <w:tc>
           <w:tcPr>
             <w:tcW w:type="dxa" w:w="900"/>
-            <w:shd w:fill="EEF2F6" w:val="clear"/>
+            <w:shd w:fill="EDF1F6" w:val="clear"/>
             <w:tcBorders>
               <w:top w:val="single" w:sz="4" w:space="0" w:color="C5CDD6"/>
               <w:left w:val="single" w:sz="4" w:space="0" w:color="C5CDD6"/>
@@ -1425,7 +1425,7 @@
         <w:tc>
           <w:tcPr>
             <w:tcW w:type="dxa" w:w="1600"/>
-            <w:shd w:fill="EEF2F6" w:val="clear"/>
+            <w:shd w:fill="EDF1F6" w:val="clear"/>
             <w:tcBorders>
               <w:top w:val="single" w:sz="4" w:space="0" w:color="C5CDD6"/>
               <w:left w:val="single" w:sz="4" w:space="0" w:color="C5CDD6"/>
@@ -1458,7 +1458,7 @@
         <w:tc>
           <w:tcPr>
             <w:tcW w:type="dxa" w:w="2000"/>
-            <w:shd w:fill="EEF2F6" w:val="clear"/>
+            <w:shd w:fill="EDF1F6" w:val="clear"/>
             <w:tcBorders>
               <w:top w:val="single" w:sz="4" w:space="0" w:color="C5CDD6"/>
               <w:left w:val="single" w:sz="4" w:space="0" w:color="C5CDD6"/>
@@ -1491,7 +1491,7 @@
         <w:tc>
           <w:tcPr>
             <w:tcW w:type="dxa" w:w="4500"/>
-            <w:shd w:fill="EEF2F6" w:val="clear"/>
+            <w:shd w:fill="EDF1F6" w:val="clear"/>
             <w:tcBorders>
               <w:top w:val="single" w:sz="4" w:space="0" w:color="C5CDD6"/>
               <w:left w:val="single" w:sz="4" w:space="0" w:color="C5CDD6"/>
@@ -1536,7 +1536,7 @@
         <w:rPr>
           <w:rFonts w:ascii="Liberation Sans" w:hAnsi="Liberation Sans" w:eastAsia="Liberation Sans" w:cs="Liberation Sans"/>
           <w:b/>
-          <w:color w:val="1B365D"/>
+          <w:color w:val="1E3A5F"/>
           <w:sz w:val="22"/>
         </w:rPr>
         <w:t>What this is</w:t>
@@ -1544,8 +1544,8 @@
     </w:p>
     <w:p>
       <w:pPr>
-        <w:spacing w:before="0" w:after="240" w:line="427" w:lineRule="auto"/>
-        <w:ind w:firstLine="288"/>
+        <w:spacing w:before="0" w:after="220" w:line="396" w:lineRule="auto"/>
+        <w:ind w:firstLine="259"/>
       </w:pPr>
       <w:r>
         <w:rPr>
@@ -1578,10 +1578,10 @@
             <w:tcW w:type="dxa" w:w="8928"/>
             <w:shd w:fill="E7EEF5" w:val="clear"/>
             <w:tcBorders>
-              <w:top w:val="single" w:sz="10" w:space="0" w:color="1B365D"/>
-              <w:left w:val="single" w:sz="10" w:space="0" w:color="1B365D"/>
-              <w:bottom w:val="single" w:sz="10" w:space="0" w:color="1B365D"/>
-              <w:right w:val="single" w:sz="10" w:space="0" w:color="1B365D"/>
+              <w:top w:val="single" w:sz="10" w:space="0" w:color="1E3A5F"/>
+              <w:left w:val="single" w:sz="10" w:space="0" w:color="1E3A5F"/>
+              <w:bottom w:val="single" w:sz="10" w:space="0" w:color="1E3A5F"/>
+              <w:right w:val="single" w:sz="10" w:space="0" w:color="1E3A5F"/>
             </w:tcBorders>
             <w:tcMar>
               <w:top w:w="80" w:type="dxa"/>
@@ -1599,7 +1599,7 @@
               <w:rPr>
                 <w:rFonts w:ascii="Liberation Sans" w:hAnsi="Liberation Sans" w:eastAsia="Liberation Sans" w:cs="Liberation Sans"/>
                 <w:b/>
-                <w:color w:val="1B365D"/>
+                <w:color w:val="1E3A5F"/>
                 <w:sz w:val="16"/>
               </w:rPr>
               <w:t>DECISION RULE</w:t>
@@ -1628,8 +1628,8 @@
     </w:p>
     <w:p>
       <w:pPr>
-        <w:spacing w:before="0" w:after="240" w:line="427" w:lineRule="auto"/>
-        <w:ind w:firstLine="288"/>
+        <w:spacing w:before="0" w:after="220" w:line="396" w:lineRule="auto"/>
+        <w:ind w:firstLine="259"/>
       </w:pPr>
       <w:r>
         <w:rPr>
@@ -1673,12 +1673,12 @@
         <w:tc>
           <w:tcPr>
             <w:tcW w:type="dxa" w:w="1488"/>
-            <w:shd w:fill="1B365D" w:val="clear"/>
+            <w:shd w:fill="1E3A5F" w:val="clear"/>
             <w:tcBorders>
-              <w:top w:val="single" w:sz="4" w:space="0" w:color="1B365D"/>
-              <w:left w:val="single" w:sz="4" w:space="0" w:color="1B365D"/>
-              <w:bottom w:val="single" w:sz="4" w:space="0" w:color="1B365D"/>
-              <w:right w:val="single" w:sz="4" w:space="0" w:color="1B365D"/>
+              <w:top w:val="single" w:sz="4" w:space="0" w:color="1E3A5F"/>
+              <w:left w:val="single" w:sz="4" w:space="0" w:color="1E3A5F"/>
+              <w:bottom w:val="single" w:sz="4" w:space="0" w:color="1E3A5F"/>
+              <w:right w:val="single" w:sz="4" w:space="0" w:color="1E3A5F"/>
             </w:tcBorders>
             <w:tcMar>
               <w:top w:w="50" w:type="dxa"/>
@@ -1706,12 +1706,12 @@
         <w:tc>
           <w:tcPr>
             <w:tcW w:type="dxa" w:w="1488"/>
-            <w:shd w:fill="1B365D" w:val="clear"/>
+            <w:shd w:fill="1E3A5F" w:val="clear"/>
             <w:tcBorders>
-              <w:top w:val="single" w:sz="4" w:space="0" w:color="1B365D"/>
-              <w:left w:val="single" w:sz="4" w:space="0" w:color="1B365D"/>
-              <w:bottom w:val="single" w:sz="4" w:space="0" w:color="1B365D"/>
-              <w:right w:val="single" w:sz="4" w:space="0" w:color="1B365D"/>
+              <w:top w:val="single" w:sz="4" w:space="0" w:color="1E3A5F"/>
+              <w:left w:val="single" w:sz="4" w:space="0" w:color="1E3A5F"/>
+              <w:bottom w:val="single" w:sz="4" w:space="0" w:color="1E3A5F"/>
+              <w:right w:val="single" w:sz="4" w:space="0" w:color="1E3A5F"/>
             </w:tcBorders>
             <w:tcMar>
               <w:top w:w="50" w:type="dxa"/>
@@ -1739,12 +1739,12 @@
         <w:tc>
           <w:tcPr>
             <w:tcW w:type="dxa" w:w="1488"/>
-            <w:shd w:fill="1B365D" w:val="clear"/>
+            <w:shd w:fill="1E3A5F" w:val="clear"/>
             <w:tcBorders>
-              <w:top w:val="single" w:sz="4" w:space="0" w:color="1B365D"/>
-              <w:left w:val="single" w:sz="4" w:space="0" w:color="1B365D"/>
-              <w:bottom w:val="single" w:sz="4" w:space="0" w:color="1B365D"/>
-              <w:right w:val="single" w:sz="4" w:space="0" w:color="1B365D"/>
+              <w:top w:val="single" w:sz="4" w:space="0" w:color="1E3A5F"/>
+              <w:left w:val="single" w:sz="4" w:space="0" w:color="1E3A5F"/>
+              <w:bottom w:val="single" w:sz="4" w:space="0" w:color="1E3A5F"/>
+              <w:right w:val="single" w:sz="4" w:space="0" w:color="1E3A5F"/>
             </w:tcBorders>
             <w:tcMar>
               <w:top w:w="50" w:type="dxa"/>
@@ -1772,12 +1772,12 @@
         <w:tc>
           <w:tcPr>
             <w:tcW w:type="dxa" w:w="1488"/>
-            <w:shd w:fill="1B365D" w:val="clear"/>
+            <w:shd w:fill="1E3A5F" w:val="clear"/>
             <w:tcBorders>
-              <w:top w:val="single" w:sz="4" w:space="0" w:color="1B365D"/>
-              <w:left w:val="single" w:sz="4" w:space="0" w:color="1B365D"/>
-              <w:bottom w:val="single" w:sz="4" w:space="0" w:color="1B365D"/>
-              <w:right w:val="single" w:sz="4" w:space="0" w:color="1B365D"/>
+              <w:top w:val="single" w:sz="4" w:space="0" w:color="1E3A5F"/>
+              <w:left w:val="single" w:sz="4" w:space="0" w:color="1E3A5F"/>
+              <w:bottom w:val="single" w:sz="4" w:space="0" w:color="1E3A5F"/>
+              <w:right w:val="single" w:sz="4" w:space="0" w:color="1E3A5F"/>
             </w:tcBorders>
             <w:tcMar>
               <w:top w:w="50" w:type="dxa"/>
@@ -1805,12 +1805,12 @@
         <w:tc>
           <w:tcPr>
             <w:tcW w:type="dxa" w:w="1488"/>
-            <w:shd w:fill="1B365D" w:val="clear"/>
+            <w:shd w:fill="1E3A5F" w:val="clear"/>
             <w:tcBorders>
-              <w:top w:val="single" w:sz="4" w:space="0" w:color="1B365D"/>
-              <w:left w:val="single" w:sz="4" w:space="0" w:color="1B365D"/>
-              <w:bottom w:val="single" w:sz="4" w:space="0" w:color="1B365D"/>
-              <w:right w:val="single" w:sz="4" w:space="0" w:color="1B365D"/>
+              <w:top w:val="single" w:sz="4" w:space="0" w:color="1E3A5F"/>
+              <w:left w:val="single" w:sz="4" w:space="0" w:color="1E3A5F"/>
+              <w:bottom w:val="single" w:sz="4" w:space="0" w:color="1E3A5F"/>
+              <w:right w:val="single" w:sz="4" w:space="0" w:color="1E3A5F"/>
             </w:tcBorders>
             <w:tcMar>
               <w:top w:w="50" w:type="dxa"/>
@@ -1838,12 +1838,12 @@
         <w:tc>
           <w:tcPr>
             <w:tcW w:type="dxa" w:w="1488"/>
-            <w:shd w:fill="1B365D" w:val="clear"/>
+            <w:shd w:fill="1E3A5F" w:val="clear"/>
             <w:tcBorders>
-              <w:top w:val="single" w:sz="4" w:space="0" w:color="1B365D"/>
-              <w:left w:val="single" w:sz="4" w:space="0" w:color="1B365D"/>
-              <w:bottom w:val="single" w:sz="4" w:space="0" w:color="1B365D"/>
-              <w:right w:val="single" w:sz="4" w:space="0" w:color="1B365D"/>
+              <w:top w:val="single" w:sz="4" w:space="0" w:color="1E3A5F"/>
+              <w:left w:val="single" w:sz="4" w:space="0" w:color="1E3A5F"/>
+              <w:bottom w:val="single" w:sz="4" w:space="0" w:color="1E3A5F"/>
+              <w:right w:val="single" w:sz="4" w:space="0" w:color="1E3A5F"/>
             </w:tcBorders>
             <w:tcMar>
               <w:top w:w="50" w:type="dxa"/>
@@ -2073,7 +2073,7 @@
         <w:tc>
           <w:tcPr>
             <w:tcW w:type="dxa" w:w="1488"/>
-            <w:shd w:fill="EEF2F6" w:val="clear"/>
+            <w:shd w:fill="EDF1F6" w:val="clear"/>
             <w:tcBorders>
               <w:top w:val="single" w:sz="4" w:space="0" w:color="C5CDD6"/>
               <w:left w:val="single" w:sz="4" w:space="0" w:color="C5CDD6"/>
@@ -2106,7 +2106,7 @@
         <w:tc>
           <w:tcPr>
             <w:tcW w:type="dxa" w:w="1488"/>
-            <w:shd w:fill="EEF2F6" w:val="clear"/>
+            <w:shd w:fill="EDF1F6" w:val="clear"/>
             <w:tcBorders>
               <w:top w:val="single" w:sz="4" w:space="0" w:color="C5CDD6"/>
               <w:left w:val="single" w:sz="4" w:space="0" w:color="C5CDD6"/>
@@ -2139,7 +2139,7 @@
         <w:tc>
           <w:tcPr>
             <w:tcW w:type="dxa" w:w="1488"/>
-            <w:shd w:fill="EEF2F6" w:val="clear"/>
+            <w:shd w:fill="EDF1F6" w:val="clear"/>
             <w:tcBorders>
               <w:top w:val="single" w:sz="4" w:space="0" w:color="C5CDD6"/>
               <w:left w:val="single" w:sz="4" w:space="0" w:color="C5CDD6"/>
@@ -2172,7 +2172,7 @@
         <w:tc>
           <w:tcPr>
             <w:tcW w:type="dxa" w:w="1488"/>
-            <w:shd w:fill="EEF2F6" w:val="clear"/>
+            <w:shd w:fill="EDF1F6" w:val="clear"/>
             <w:tcBorders>
               <w:top w:val="single" w:sz="4" w:space="0" w:color="C5CDD6"/>
               <w:left w:val="single" w:sz="4" w:space="0" w:color="C5CDD6"/>
@@ -2205,7 +2205,7 @@
         <w:tc>
           <w:tcPr>
             <w:tcW w:type="dxa" w:w="1488"/>
-            <w:shd w:fill="EEF2F6" w:val="clear"/>
+            <w:shd w:fill="EDF1F6" w:val="clear"/>
             <w:tcBorders>
               <w:top w:val="single" w:sz="4" w:space="0" w:color="C5CDD6"/>
               <w:left w:val="single" w:sz="4" w:space="0" w:color="C5CDD6"/>
@@ -2238,7 +2238,7 @@
         <w:tc>
           <w:tcPr>
             <w:tcW w:type="dxa" w:w="1488"/>
-            <w:shd w:fill="EEF2F6" w:val="clear"/>
+            <w:shd w:fill="EDF1F6" w:val="clear"/>
             <w:tcBorders>
               <w:top w:val="single" w:sz="4" w:space="0" w:color="C5CDD6"/>
               <w:left w:val="single" w:sz="4" w:space="0" w:color="C5CDD6"/>
@@ -2477,8 +2477,8 @@
     </w:p>
     <w:p>
       <w:pPr>
-        <w:spacing w:before="0" w:after="240" w:line="427" w:lineRule="auto"/>
-        <w:ind w:firstLine="288"/>
+        <w:spacing w:before="0" w:after="220" w:line="396" w:lineRule="auto"/>
+        <w:ind w:firstLine="259"/>
       </w:pPr>
       <w:r>
         <w:rPr>
@@ -2491,8 +2491,8 @@
     </w:p>
     <w:p>
       <w:pPr>
-        <w:spacing w:before="0" w:after="240" w:line="427" w:lineRule="auto"/>
-        <w:ind w:firstLine="288"/>
+        <w:spacing w:before="0" w:after="220" w:line="396" w:lineRule="auto"/>
+        <w:ind w:firstLine="259"/>
       </w:pPr>
       <w:r>
         <w:rPr>
@@ -2569,8 +2569,8 @@
     </w:p>
     <w:p>
       <w:pPr>
-        <w:spacing w:before="0" w:after="240" w:line="427" w:lineRule="auto"/>
-        <w:ind w:firstLine="288"/>
+        <w:spacing w:before="0" w:after="220" w:line="396" w:lineRule="auto"/>
+        <w:ind w:firstLine="259"/>
       </w:pPr>
       <w:r>
         <w:rPr>
@@ -2733,12 +2733,12 @@
         <w:tc>
           <w:tcPr>
             <w:tcW w:type="dxa" w:w="1786"/>
-            <w:shd w:fill="1B365D" w:val="clear"/>
+            <w:shd w:fill="1E3A5F" w:val="clear"/>
             <w:tcBorders>
-              <w:top w:val="single" w:sz="4" w:space="0" w:color="1B365D"/>
-              <w:left w:val="single" w:sz="4" w:space="0" w:color="1B365D"/>
-              <w:bottom w:val="single" w:sz="4" w:space="0" w:color="1B365D"/>
-              <w:right w:val="single" w:sz="4" w:space="0" w:color="1B365D"/>
+              <w:top w:val="single" w:sz="4" w:space="0" w:color="1E3A5F"/>
+              <w:left w:val="single" w:sz="4" w:space="0" w:color="1E3A5F"/>
+              <w:bottom w:val="single" w:sz="4" w:space="0" w:color="1E3A5F"/>
+              <w:right w:val="single" w:sz="4" w:space="0" w:color="1E3A5F"/>
             </w:tcBorders>
             <w:tcMar>
               <w:top w:w="50" w:type="dxa"/>
@@ -2766,12 +2766,12 @@
         <w:tc>
           <w:tcPr>
             <w:tcW w:type="dxa" w:w="1786"/>
-            <w:shd w:fill="1B365D" w:val="clear"/>
+            <w:shd w:fill="1E3A5F" w:val="clear"/>
             <w:tcBorders>
-              <w:top w:val="single" w:sz="4" w:space="0" w:color="1B365D"/>
-              <w:left w:val="single" w:sz="4" w:space="0" w:color="1B365D"/>
-              <w:bottom w:val="single" w:sz="4" w:space="0" w:color="1B365D"/>
-              <w:right w:val="single" w:sz="4" w:space="0" w:color="1B365D"/>
+              <w:top w:val="single" w:sz="4" w:space="0" w:color="1E3A5F"/>
+              <w:left w:val="single" w:sz="4" w:space="0" w:color="1E3A5F"/>
+              <w:bottom w:val="single" w:sz="4" w:space="0" w:color="1E3A5F"/>
+              <w:right w:val="single" w:sz="4" w:space="0" w:color="1E3A5F"/>
             </w:tcBorders>
             <w:tcMar>
               <w:top w:w="50" w:type="dxa"/>
@@ -2799,12 +2799,12 @@
         <w:tc>
           <w:tcPr>
             <w:tcW w:type="dxa" w:w="1786"/>
-            <w:shd w:fill="1B365D" w:val="clear"/>
+            <w:shd w:fill="1E3A5F" w:val="clear"/>
             <w:tcBorders>
-              <w:top w:val="single" w:sz="4" w:space="0" w:color="1B365D"/>
-              <w:left w:val="single" w:sz="4" w:space="0" w:color="1B365D"/>
-              <w:bottom w:val="single" w:sz="4" w:space="0" w:color="1B365D"/>
-              <w:right w:val="single" w:sz="4" w:space="0" w:color="1B365D"/>
+              <w:top w:val="single" w:sz="4" w:space="0" w:color="1E3A5F"/>
+              <w:left w:val="single" w:sz="4" w:space="0" w:color="1E3A5F"/>
+              <w:bottom w:val="single" w:sz="4" w:space="0" w:color="1E3A5F"/>
+              <w:right w:val="single" w:sz="4" w:space="0" w:color="1E3A5F"/>
             </w:tcBorders>
             <w:tcMar>
               <w:top w:w="50" w:type="dxa"/>
@@ -2832,12 +2832,12 @@
         <w:tc>
           <w:tcPr>
             <w:tcW w:type="dxa" w:w="1786"/>
-            <w:shd w:fill="1B365D" w:val="clear"/>
+            <w:shd w:fill="1E3A5F" w:val="clear"/>
             <w:tcBorders>
-              <w:top w:val="single" w:sz="4" w:space="0" w:color="1B365D"/>
-              <w:left w:val="single" w:sz="4" w:space="0" w:color="1B365D"/>
-              <w:bottom w:val="single" w:sz="4" w:space="0" w:color="1B365D"/>
-              <w:right w:val="single" w:sz="4" w:space="0" w:color="1B365D"/>
+              <w:top w:val="single" w:sz="4" w:space="0" w:color="1E3A5F"/>
+              <w:left w:val="single" w:sz="4" w:space="0" w:color="1E3A5F"/>
+              <w:bottom w:val="single" w:sz="4" w:space="0" w:color="1E3A5F"/>
+              <w:right w:val="single" w:sz="4" w:space="0" w:color="1E3A5F"/>
             </w:tcBorders>
             <w:tcMar>
               <w:top w:w="50" w:type="dxa"/>
@@ -2865,12 +2865,12 @@
         <w:tc>
           <w:tcPr>
             <w:tcW w:type="dxa" w:w="1786"/>
-            <w:shd w:fill="1B365D" w:val="clear"/>
+            <w:shd w:fill="1E3A5F" w:val="clear"/>
             <w:tcBorders>
-              <w:top w:val="single" w:sz="4" w:space="0" w:color="1B365D"/>
-              <w:left w:val="single" w:sz="4" w:space="0" w:color="1B365D"/>
-              <w:bottom w:val="single" w:sz="4" w:space="0" w:color="1B365D"/>
-              <w:right w:val="single" w:sz="4" w:space="0" w:color="1B365D"/>
+              <w:top w:val="single" w:sz="4" w:space="0" w:color="1E3A5F"/>
+              <w:left w:val="single" w:sz="4" w:space="0" w:color="1E3A5F"/>
+              <w:bottom w:val="single" w:sz="4" w:space="0" w:color="1E3A5F"/>
+              <w:right w:val="single" w:sz="4" w:space="0" w:color="1E3A5F"/>
             </w:tcBorders>
             <w:tcMar>
               <w:top w:w="50" w:type="dxa"/>
@@ -3067,7 +3067,7 @@
         <w:tc>
           <w:tcPr>
             <w:tcW w:type="dxa" w:w="1786"/>
-            <w:shd w:fill="EEF2F6" w:val="clear"/>
+            <w:shd w:fill="EDF1F6" w:val="clear"/>
             <w:tcBorders>
               <w:top w:val="single" w:sz="4" w:space="0" w:color="C5CDD6"/>
               <w:left w:val="single" w:sz="4" w:space="0" w:color="C5CDD6"/>
@@ -3100,7 +3100,7 @@
         <w:tc>
           <w:tcPr>
             <w:tcW w:type="dxa" w:w="1786"/>
-            <w:shd w:fill="EEF2F6" w:val="clear"/>
+            <w:shd w:fill="EDF1F6" w:val="clear"/>
             <w:tcBorders>
               <w:top w:val="single" w:sz="4" w:space="0" w:color="C5CDD6"/>
               <w:left w:val="single" w:sz="4" w:space="0" w:color="C5CDD6"/>
@@ -3133,7 +3133,7 @@
         <w:tc>
           <w:tcPr>
             <w:tcW w:type="dxa" w:w="1786"/>
-            <w:shd w:fill="EEF2F6" w:val="clear"/>
+            <w:shd w:fill="EDF1F6" w:val="clear"/>
             <w:tcBorders>
               <w:top w:val="single" w:sz="4" w:space="0" w:color="C5CDD6"/>
               <w:left w:val="single" w:sz="4" w:space="0" w:color="C5CDD6"/>
@@ -3166,7 +3166,7 @@
         <w:tc>
           <w:tcPr>
             <w:tcW w:type="dxa" w:w="1786"/>
-            <w:shd w:fill="EEF2F6" w:val="clear"/>
+            <w:shd w:fill="EDF1F6" w:val="clear"/>
             <w:tcBorders>
               <w:top w:val="single" w:sz="4" w:space="0" w:color="C5CDD6"/>
               <w:left w:val="single" w:sz="4" w:space="0" w:color="C5CDD6"/>
@@ -3199,7 +3199,7 @@
         <w:tc>
           <w:tcPr>
             <w:tcW w:type="dxa" w:w="1786"/>
-            <w:shd w:fill="EEF2F6" w:val="clear"/>
+            <w:shd w:fill="EDF1F6" w:val="clear"/>
             <w:tcBorders>
               <w:top w:val="single" w:sz="4" w:space="0" w:color="C5CDD6"/>
               <w:left w:val="single" w:sz="4" w:space="0" w:color="C5CDD6"/>
@@ -3401,7 +3401,7 @@
         <w:tc>
           <w:tcPr>
             <w:tcW w:type="dxa" w:w="1786"/>
-            <w:shd w:fill="EEF2F6" w:val="clear"/>
+            <w:shd w:fill="EDF1F6" w:val="clear"/>
             <w:tcBorders>
               <w:top w:val="single" w:sz="4" w:space="0" w:color="C5CDD6"/>
               <w:left w:val="single" w:sz="4" w:space="0" w:color="C5CDD6"/>
@@ -3434,7 +3434,7 @@
         <w:tc>
           <w:tcPr>
             <w:tcW w:type="dxa" w:w="1786"/>
-            <w:shd w:fill="EEF2F6" w:val="clear"/>
+            <w:shd w:fill="EDF1F6" w:val="clear"/>
             <w:tcBorders>
               <w:top w:val="single" w:sz="4" w:space="0" w:color="C5CDD6"/>
               <w:left w:val="single" w:sz="4" w:space="0" w:color="C5CDD6"/>
@@ -3467,7 +3467,7 @@
         <w:tc>
           <w:tcPr>
             <w:tcW w:type="dxa" w:w="1786"/>
-            <w:shd w:fill="EEF2F6" w:val="clear"/>
+            <w:shd w:fill="EDF1F6" w:val="clear"/>
             <w:tcBorders>
               <w:top w:val="single" w:sz="4" w:space="0" w:color="C5CDD6"/>
               <w:left w:val="single" w:sz="4" w:space="0" w:color="C5CDD6"/>
@@ -3500,7 +3500,7 @@
         <w:tc>
           <w:tcPr>
             <w:tcW w:type="dxa" w:w="1786"/>
-            <w:shd w:fill="EEF2F6" w:val="clear"/>
+            <w:shd w:fill="EDF1F6" w:val="clear"/>
             <w:tcBorders>
               <w:top w:val="single" w:sz="4" w:space="0" w:color="C5CDD6"/>
               <w:left w:val="single" w:sz="4" w:space="0" w:color="C5CDD6"/>
@@ -3533,7 +3533,7 @@
         <w:tc>
           <w:tcPr>
             <w:tcW w:type="dxa" w:w="1786"/>
-            <w:shd w:fill="EEF2F6" w:val="clear"/>
+            <w:shd w:fill="EDF1F6" w:val="clear"/>
             <w:tcBorders>
               <w:top w:val="single" w:sz="4" w:space="0" w:color="C5CDD6"/>
               <w:left w:val="single" w:sz="4" w:space="0" w:color="C5CDD6"/>
@@ -3972,8 +3972,8 @@
     </w:p>
     <w:p>
       <w:pPr>
-        <w:spacing w:before="0" w:after="240" w:line="427" w:lineRule="auto"/>
-        <w:ind w:firstLine="288"/>
+        <w:spacing w:before="0" w:after="220" w:line="396" w:lineRule="auto"/>
+        <w:ind w:firstLine="259"/>
       </w:pPr>
       <w:r>
         <w:rPr>
@@ -4321,8 +4321,8 @@
     </w:p>
     <w:p>
       <w:pPr>
-        <w:spacing w:before="0" w:after="240" w:line="427" w:lineRule="auto"/>
-        <w:ind w:firstLine="288"/>
+        <w:spacing w:before="0" w:after="220" w:line="396" w:lineRule="auto"/>
+        <w:ind w:firstLine="259"/>
       </w:pPr>
       <w:r>
         <w:rPr>
@@ -4343,8 +4343,8 @@
     </w:p>
     <w:p>
       <w:pPr>
-        <w:spacing w:before="0" w:after="240" w:line="427" w:lineRule="auto"/>
-        <w:ind w:firstLine="288"/>
+        <w:spacing w:before="0" w:after="220" w:line="396" w:lineRule="auto"/>
+        <w:ind w:firstLine="259"/>
       </w:pPr>
       <w:r>
         <w:rPr>
@@ -4796,8 +4796,8 @@
     </w:p>
     <w:p>
       <w:pPr>
-        <w:spacing w:before="0" w:after="240" w:line="427" w:lineRule="auto"/>
-        <w:ind w:firstLine="288"/>
+        <w:spacing w:before="0" w:after="220" w:line="396" w:lineRule="auto"/>
+        <w:ind w:firstLine="259"/>
       </w:pPr>
       <w:r>
         <w:rPr>
@@ -4848,12 +4848,12 @@
         <w:tc>
           <w:tcPr>
             <w:tcW w:type="dxa" w:w="1786"/>
-            <w:shd w:fill="1B365D" w:val="clear"/>
+            <w:shd w:fill="1E3A5F" w:val="clear"/>
             <w:tcBorders>
-              <w:top w:val="single" w:sz="4" w:space="0" w:color="1B365D"/>
-              <w:left w:val="single" w:sz="4" w:space="0" w:color="1B365D"/>
-              <w:bottom w:val="single" w:sz="4" w:space="0" w:color="1B365D"/>
-              <w:right w:val="single" w:sz="4" w:space="0" w:color="1B365D"/>
+              <w:top w:val="single" w:sz="4" w:space="0" w:color="1E3A5F"/>
+              <w:left w:val="single" w:sz="4" w:space="0" w:color="1E3A5F"/>
+              <w:bottom w:val="single" w:sz="4" w:space="0" w:color="1E3A5F"/>
+              <w:right w:val="single" w:sz="4" w:space="0" w:color="1E3A5F"/>
             </w:tcBorders>
             <w:tcMar>
               <w:top w:w="50" w:type="dxa"/>
@@ -4881,12 +4881,12 @@
         <w:tc>
           <w:tcPr>
             <w:tcW w:type="dxa" w:w="1786"/>
-            <w:shd w:fill="1B365D" w:val="clear"/>
+            <w:shd w:fill="1E3A5F" w:val="clear"/>
             <w:tcBorders>
-              <w:top w:val="single" w:sz="4" w:space="0" w:color="1B365D"/>
-              <w:left w:val="single" w:sz="4" w:space="0" w:color="1B365D"/>
-              <w:bottom w:val="single" w:sz="4" w:space="0" w:color="1B365D"/>
-              <w:right w:val="single" w:sz="4" w:space="0" w:color="1B365D"/>
+              <w:top w:val="single" w:sz="4" w:space="0" w:color="1E3A5F"/>
+              <w:left w:val="single" w:sz="4" w:space="0" w:color="1E3A5F"/>
+              <w:bottom w:val="single" w:sz="4" w:space="0" w:color="1E3A5F"/>
+              <w:right w:val="single" w:sz="4" w:space="0" w:color="1E3A5F"/>
             </w:tcBorders>
             <w:tcMar>
               <w:top w:w="50" w:type="dxa"/>
@@ -4914,12 +4914,12 @@
         <w:tc>
           <w:tcPr>
             <w:tcW w:type="dxa" w:w="1786"/>
-            <w:shd w:fill="1B365D" w:val="clear"/>
+            <w:shd w:fill="1E3A5F" w:val="clear"/>
             <w:tcBorders>
-              <w:top w:val="single" w:sz="4" w:space="0" w:color="1B365D"/>
-              <w:left w:val="single" w:sz="4" w:space="0" w:color="1B365D"/>
-              <w:bottom w:val="single" w:sz="4" w:space="0" w:color="1B365D"/>
-              <w:right w:val="single" w:sz="4" w:space="0" w:color="1B365D"/>
+              <w:top w:val="single" w:sz="4" w:space="0" w:color="1E3A5F"/>
+              <w:left w:val="single" w:sz="4" w:space="0" w:color="1E3A5F"/>
+              <w:bottom w:val="single" w:sz="4" w:space="0" w:color="1E3A5F"/>
+              <w:right w:val="single" w:sz="4" w:space="0" w:color="1E3A5F"/>
             </w:tcBorders>
             <w:tcMar>
               <w:top w:w="50" w:type="dxa"/>
@@ -4947,12 +4947,12 @@
         <w:tc>
           <w:tcPr>
             <w:tcW w:type="dxa" w:w="1786"/>
-            <w:shd w:fill="1B365D" w:val="clear"/>
+            <w:shd w:fill="1E3A5F" w:val="clear"/>
             <w:tcBorders>
-              <w:top w:val="single" w:sz="4" w:space="0" w:color="1B365D"/>
-              <w:left w:val="single" w:sz="4" w:space="0" w:color="1B365D"/>
-              <w:bottom w:val="single" w:sz="4" w:space="0" w:color="1B365D"/>
-              <w:right w:val="single" w:sz="4" w:space="0" w:color="1B365D"/>
+              <w:top w:val="single" w:sz="4" w:space="0" w:color="1E3A5F"/>
+              <w:left w:val="single" w:sz="4" w:space="0" w:color="1E3A5F"/>
+              <w:bottom w:val="single" w:sz="4" w:space="0" w:color="1E3A5F"/>
+              <w:right w:val="single" w:sz="4" w:space="0" w:color="1E3A5F"/>
             </w:tcBorders>
             <w:tcMar>
               <w:top w:w="50" w:type="dxa"/>
@@ -4980,12 +4980,12 @@
         <w:tc>
           <w:tcPr>
             <w:tcW w:type="dxa" w:w="1786"/>
-            <w:shd w:fill="1B365D" w:val="clear"/>
+            <w:shd w:fill="1E3A5F" w:val="clear"/>
             <w:tcBorders>
-              <w:top w:val="single" w:sz="4" w:space="0" w:color="1B365D"/>
-              <w:left w:val="single" w:sz="4" w:space="0" w:color="1B365D"/>
-              <w:bottom w:val="single" w:sz="4" w:space="0" w:color="1B365D"/>
-              <w:right w:val="single" w:sz="4" w:space="0" w:color="1B365D"/>
+              <w:top w:val="single" w:sz="4" w:space="0" w:color="1E3A5F"/>
+              <w:left w:val="single" w:sz="4" w:space="0" w:color="1E3A5F"/>
+              <w:bottom w:val="single" w:sz="4" w:space="0" w:color="1E3A5F"/>
+              <w:right w:val="single" w:sz="4" w:space="0" w:color="1E3A5F"/>
             </w:tcBorders>
             <w:tcMar>
               <w:top w:w="50" w:type="dxa"/>
@@ -5182,7 +5182,7 @@
         <w:tc>
           <w:tcPr>
             <w:tcW w:type="dxa" w:w="1786"/>
-            <w:shd w:fill="EEF2F6" w:val="clear"/>
+            <w:shd w:fill="EDF1F6" w:val="clear"/>
             <w:tcBorders>
               <w:top w:val="single" w:sz="4" w:space="0" w:color="C5CDD6"/>
               <w:left w:val="single" w:sz="4" w:space="0" w:color="C5CDD6"/>
@@ -5215,7 +5215,7 @@
         <w:tc>
           <w:tcPr>
             <w:tcW w:type="dxa" w:w="1786"/>
-            <w:shd w:fill="EEF2F6" w:val="clear"/>
+            <w:shd w:fill="EDF1F6" w:val="clear"/>
             <w:tcBorders>
               <w:top w:val="single" w:sz="4" w:space="0" w:color="C5CDD6"/>
               <w:left w:val="single" w:sz="4" w:space="0" w:color="C5CDD6"/>
@@ -5248,7 +5248,7 @@
         <w:tc>
           <w:tcPr>
             <w:tcW w:type="dxa" w:w="1786"/>
-            <w:shd w:fill="EEF2F6" w:val="clear"/>
+            <w:shd w:fill="EDF1F6" w:val="clear"/>
             <w:tcBorders>
               <w:top w:val="single" w:sz="4" w:space="0" w:color="C5CDD6"/>
               <w:left w:val="single" w:sz="4" w:space="0" w:color="C5CDD6"/>
@@ -5281,7 +5281,7 @@
         <w:tc>
           <w:tcPr>
             <w:tcW w:type="dxa" w:w="1786"/>
-            <w:shd w:fill="EEF2F6" w:val="clear"/>
+            <w:shd w:fill="EDF1F6" w:val="clear"/>
             <w:tcBorders>
               <w:top w:val="single" w:sz="4" w:space="0" w:color="C5CDD6"/>
               <w:left w:val="single" w:sz="4" w:space="0" w:color="C5CDD6"/>
@@ -5314,7 +5314,7 @@
         <w:tc>
           <w:tcPr>
             <w:tcW w:type="dxa" w:w="1786"/>
-            <w:shd w:fill="EEF2F6" w:val="clear"/>
+            <w:shd w:fill="EDF1F6" w:val="clear"/>
             <w:tcBorders>
               <w:top w:val="single" w:sz="4" w:space="0" w:color="C5CDD6"/>
               <w:left w:val="single" w:sz="4" w:space="0" w:color="C5CDD6"/>
@@ -5516,7 +5516,7 @@
         <w:tc>
           <w:tcPr>
             <w:tcW w:type="dxa" w:w="1786"/>
-            <w:shd w:fill="EEF2F6" w:val="clear"/>
+            <w:shd w:fill="EDF1F6" w:val="clear"/>
             <w:tcBorders>
               <w:top w:val="single" w:sz="4" w:space="0" w:color="C5CDD6"/>
               <w:left w:val="single" w:sz="4" w:space="0" w:color="C5CDD6"/>
@@ -5549,7 +5549,7 @@
         <w:tc>
           <w:tcPr>
             <w:tcW w:type="dxa" w:w="1786"/>
-            <w:shd w:fill="EEF2F6" w:val="clear"/>
+            <w:shd w:fill="EDF1F6" w:val="clear"/>
             <w:tcBorders>
               <w:top w:val="single" w:sz="4" w:space="0" w:color="C5CDD6"/>
               <w:left w:val="single" w:sz="4" w:space="0" w:color="C5CDD6"/>
@@ -5582,7 +5582,7 @@
         <w:tc>
           <w:tcPr>
             <w:tcW w:type="dxa" w:w="1786"/>
-            <w:shd w:fill="EEF2F6" w:val="clear"/>
+            <w:shd w:fill="EDF1F6" w:val="clear"/>
             <w:tcBorders>
               <w:top w:val="single" w:sz="4" w:space="0" w:color="C5CDD6"/>
               <w:left w:val="single" w:sz="4" w:space="0" w:color="C5CDD6"/>
@@ -5615,7 +5615,7 @@
         <w:tc>
           <w:tcPr>
             <w:tcW w:type="dxa" w:w="1786"/>
-            <w:shd w:fill="EEF2F6" w:val="clear"/>
+            <w:shd w:fill="EDF1F6" w:val="clear"/>
             <w:tcBorders>
               <w:top w:val="single" w:sz="4" w:space="0" w:color="C5CDD6"/>
               <w:left w:val="single" w:sz="4" w:space="0" w:color="C5CDD6"/>
@@ -5648,7 +5648,7 @@
         <w:tc>
           <w:tcPr>
             <w:tcW w:type="dxa" w:w="1786"/>
-            <w:shd w:fill="EEF2F6" w:val="clear"/>
+            <w:shd w:fill="EDF1F6" w:val="clear"/>
             <w:tcBorders>
               <w:top w:val="single" w:sz="4" w:space="0" w:color="C5CDD6"/>
               <w:left w:val="single" w:sz="4" w:space="0" w:color="C5CDD6"/>
@@ -5862,8 +5862,8 @@
     </w:p>
     <w:p>
       <w:pPr>
-        <w:spacing w:before="0" w:after="240" w:line="427" w:lineRule="auto"/>
-        <w:ind w:firstLine="288"/>
+        <w:spacing w:before="0" w:after="220" w:line="396" w:lineRule="auto"/>
+        <w:ind w:firstLine="259"/>
       </w:pPr>
       <w:r>
         <w:rPr>
@@ -5884,8 +5884,8 @@
     </w:p>
     <w:p>
       <w:pPr>
-        <w:spacing w:before="0" w:after="240" w:line="427" w:lineRule="auto"/>
-        <w:ind w:firstLine="288"/>
+        <w:spacing w:before="0" w:after="220" w:line="396" w:lineRule="auto"/>
+        <w:ind w:firstLine="259"/>
       </w:pPr>
       <w:r>
         <w:rPr>
@@ -5906,8 +5906,8 @@
     </w:p>
     <w:p>
       <w:pPr>
-        <w:spacing w:before="0" w:after="240" w:line="427" w:lineRule="auto"/>
-        <w:ind w:firstLine="288"/>
+        <w:spacing w:before="0" w:after="220" w:line="396" w:lineRule="auto"/>
+        <w:ind w:firstLine="259"/>
       </w:pPr>
       <w:r>
         <w:rPr>
@@ -5948,12 +5948,12 @@
         <w:tc>
           <w:tcPr>
             <w:tcW w:type="dxa" w:w="2976"/>
-            <w:shd w:fill="1B365D" w:val="clear"/>
+            <w:shd w:fill="1E3A5F" w:val="clear"/>
             <w:tcBorders>
-              <w:top w:val="single" w:sz="4" w:space="0" w:color="1B365D"/>
-              <w:left w:val="single" w:sz="4" w:space="0" w:color="1B365D"/>
-              <w:bottom w:val="single" w:sz="4" w:space="0" w:color="1B365D"/>
-              <w:right w:val="single" w:sz="4" w:space="0" w:color="1B365D"/>
+              <w:top w:val="single" w:sz="4" w:space="0" w:color="1E3A5F"/>
+              <w:left w:val="single" w:sz="4" w:space="0" w:color="1E3A5F"/>
+              <w:bottom w:val="single" w:sz="4" w:space="0" w:color="1E3A5F"/>
+              <w:right w:val="single" w:sz="4" w:space="0" w:color="1E3A5F"/>
             </w:tcBorders>
             <w:tcMar>
               <w:top w:w="50" w:type="dxa"/>
@@ -5981,12 +5981,12 @@
         <w:tc>
           <w:tcPr>
             <w:tcW w:type="dxa" w:w="2976"/>
-            <w:shd w:fill="1B365D" w:val="clear"/>
+            <w:shd w:fill="1E3A5F" w:val="clear"/>
             <w:tcBorders>
-              <w:top w:val="single" w:sz="4" w:space="0" w:color="1B365D"/>
-              <w:left w:val="single" w:sz="4" w:space="0" w:color="1B365D"/>
-              <w:bottom w:val="single" w:sz="4" w:space="0" w:color="1B365D"/>
-              <w:right w:val="single" w:sz="4" w:space="0" w:color="1B365D"/>
+              <w:top w:val="single" w:sz="4" w:space="0" w:color="1E3A5F"/>
+              <w:left w:val="single" w:sz="4" w:space="0" w:color="1E3A5F"/>
+              <w:bottom w:val="single" w:sz="4" w:space="0" w:color="1E3A5F"/>
+              <w:right w:val="single" w:sz="4" w:space="0" w:color="1E3A5F"/>
             </w:tcBorders>
             <w:tcMar>
               <w:top w:w="50" w:type="dxa"/>
@@ -6014,12 +6014,12 @@
         <w:tc>
           <w:tcPr>
             <w:tcW w:type="dxa" w:w="2976"/>
-            <w:shd w:fill="1B365D" w:val="clear"/>
+            <w:shd w:fill="1E3A5F" w:val="clear"/>
             <w:tcBorders>
-              <w:top w:val="single" w:sz="4" w:space="0" w:color="1B365D"/>
-              <w:left w:val="single" w:sz="4" w:space="0" w:color="1B365D"/>
-              <w:bottom w:val="single" w:sz="4" w:space="0" w:color="1B365D"/>
-              <w:right w:val="single" w:sz="4" w:space="0" w:color="1B365D"/>
+              <w:top w:val="single" w:sz="4" w:space="0" w:color="1E3A5F"/>
+              <w:left w:val="single" w:sz="4" w:space="0" w:color="1E3A5F"/>
+              <w:bottom w:val="single" w:sz="4" w:space="0" w:color="1E3A5F"/>
+              <w:right w:val="single" w:sz="4" w:space="0" w:color="1E3A5F"/>
             </w:tcBorders>
             <w:tcMar>
               <w:top w:w="50" w:type="dxa"/>
@@ -6150,7 +6150,7 @@
         <w:tc>
           <w:tcPr>
             <w:tcW w:type="dxa" w:w="2976"/>
-            <w:shd w:fill="EEF2F6" w:val="clear"/>
+            <w:shd w:fill="EDF1F6" w:val="clear"/>
             <w:tcBorders>
               <w:top w:val="single" w:sz="4" w:space="0" w:color="C5CDD6"/>
               <w:left w:val="single" w:sz="4" w:space="0" w:color="C5CDD6"/>
@@ -6183,7 +6183,7 @@
         <w:tc>
           <w:tcPr>
             <w:tcW w:type="dxa" w:w="2976"/>
-            <w:shd w:fill="EEF2F6" w:val="clear"/>
+            <w:shd w:fill="EDF1F6" w:val="clear"/>
             <w:tcBorders>
               <w:top w:val="single" w:sz="4" w:space="0" w:color="C5CDD6"/>
               <w:left w:val="single" w:sz="4" w:space="0" w:color="C5CDD6"/>
@@ -6216,7 +6216,7 @@
         <w:tc>
           <w:tcPr>
             <w:tcW w:type="dxa" w:w="2976"/>
-            <w:shd w:fill="EEF2F6" w:val="clear"/>
+            <w:shd w:fill="EDF1F6" w:val="clear"/>
             <w:tcBorders>
               <w:top w:val="single" w:sz="4" w:space="0" w:color="C5CDD6"/>
               <w:left w:val="single" w:sz="4" w:space="0" w:color="C5CDD6"/>
@@ -6352,7 +6352,7 @@
         <w:tc>
           <w:tcPr>
             <w:tcW w:type="dxa" w:w="2976"/>
-            <w:shd w:fill="EEF2F6" w:val="clear"/>
+            <w:shd w:fill="EDF1F6" w:val="clear"/>
             <w:tcBorders>
               <w:top w:val="single" w:sz="4" w:space="0" w:color="C5CDD6"/>
               <w:left w:val="single" w:sz="4" w:space="0" w:color="C5CDD6"/>
@@ -6385,7 +6385,7 @@
         <w:tc>
           <w:tcPr>
             <w:tcW w:type="dxa" w:w="2976"/>
-            <w:shd w:fill="EEF2F6" w:val="clear"/>
+            <w:shd w:fill="EDF1F6" w:val="clear"/>
             <w:tcBorders>
               <w:top w:val="single" w:sz="4" w:space="0" w:color="C5CDD6"/>
               <w:left w:val="single" w:sz="4" w:space="0" w:color="C5CDD6"/>
@@ -6418,7 +6418,7 @@
         <w:tc>
           <w:tcPr>
             <w:tcW w:type="dxa" w:w="2976"/>
-            <w:shd w:fill="EEF2F6" w:val="clear"/>
+            <w:shd w:fill="EDF1F6" w:val="clear"/>
             <w:tcBorders>
               <w:top w:val="single" w:sz="4" w:space="0" w:color="C5CDD6"/>
               <w:left w:val="single" w:sz="4" w:space="0" w:color="C5CDD6"/>
@@ -6554,7 +6554,7 @@
         <w:tc>
           <w:tcPr>
             <w:tcW w:type="dxa" w:w="2976"/>
-            <w:shd w:fill="EEF2F6" w:val="clear"/>
+            <w:shd w:fill="EDF1F6" w:val="clear"/>
             <w:tcBorders>
               <w:top w:val="single" w:sz="4" w:space="0" w:color="C5CDD6"/>
               <w:left w:val="single" w:sz="4" w:space="0" w:color="C5CDD6"/>
@@ -6587,7 +6587,7 @@
         <w:tc>
           <w:tcPr>
             <w:tcW w:type="dxa" w:w="2976"/>
-            <w:shd w:fill="EEF2F6" w:val="clear"/>
+            <w:shd w:fill="EDF1F6" w:val="clear"/>
             <w:tcBorders>
               <w:top w:val="single" w:sz="4" w:space="0" w:color="C5CDD6"/>
               <w:left w:val="single" w:sz="4" w:space="0" w:color="C5CDD6"/>
@@ -6620,7 +6620,7 @@
         <w:tc>
           <w:tcPr>
             <w:tcW w:type="dxa" w:w="2976"/>
-            <w:shd w:fill="EEF2F6" w:val="clear"/>
+            <w:shd w:fill="EDF1F6" w:val="clear"/>
             <w:tcBorders>
               <w:top w:val="single" w:sz="4" w:space="0" w:color="C5CDD6"/>
               <w:left w:val="single" w:sz="4" w:space="0" w:color="C5CDD6"/>
@@ -6667,8 +6667,8 @@
     </w:p>
     <w:p>
       <w:pPr>
-        <w:spacing w:before="0" w:after="240" w:line="427" w:lineRule="auto"/>
-        <w:ind w:firstLine="288"/>
+        <w:spacing w:before="0" w:after="220" w:line="396" w:lineRule="auto"/>
+        <w:ind w:firstLine="259"/>
       </w:pPr>
       <w:r>
         <w:rPr>
@@ -6681,8 +6681,8 @@
     </w:p>
     <w:p>
       <w:pPr>
-        <w:spacing w:before="0" w:after="240" w:line="427" w:lineRule="auto"/>
-        <w:ind w:firstLine="288"/>
+        <w:spacing w:before="0" w:after="220" w:line="396" w:lineRule="auto"/>
+        <w:ind w:firstLine="259"/>
       </w:pPr>
       <w:r>
         <w:rPr>
@@ -6695,8 +6695,8 @@
     </w:p>
     <w:p>
       <w:pPr>
-        <w:spacing w:before="0" w:after="240" w:line="427" w:lineRule="auto"/>
-        <w:ind w:firstLine="288"/>
+        <w:spacing w:before="0" w:after="220" w:line="396" w:lineRule="auto"/>
+        <w:ind w:firstLine="259"/>
       </w:pPr>
       <w:r>
         <w:rPr>
@@ -6709,8 +6709,8 @@
     </w:p>
     <w:p>
       <w:pPr>
-        <w:spacing w:before="0" w:after="240" w:line="427" w:lineRule="auto"/>
-        <w:ind w:firstLine="288"/>
+        <w:spacing w:before="0" w:after="220" w:line="396" w:lineRule="auto"/>
+        <w:ind w:firstLine="259"/>
       </w:pPr>
       <w:r>
         <w:rPr>
@@ -6723,8 +6723,8 @@
     </w:p>
     <w:p>
       <w:pPr>
-        <w:spacing w:before="0" w:after="240" w:line="427" w:lineRule="auto"/>
-        <w:ind w:firstLine="288"/>
+        <w:spacing w:before="0" w:after="220" w:line="396" w:lineRule="auto"/>
+        <w:ind w:firstLine="259"/>
       </w:pPr>
       <w:r>
         <w:rPr>
@@ -6767,12 +6767,12 @@
         <w:tc>
           <w:tcPr>
             <w:tcW w:type="dxa" w:w="1786"/>
-            <w:shd w:fill="1B365D" w:val="clear"/>
+            <w:shd w:fill="1E3A5F" w:val="clear"/>
             <w:tcBorders>
-              <w:top w:val="single" w:sz="4" w:space="0" w:color="1B365D"/>
-              <w:left w:val="single" w:sz="4" w:space="0" w:color="1B365D"/>
-              <w:bottom w:val="single" w:sz="4" w:space="0" w:color="1B365D"/>
-              <w:right w:val="single" w:sz="4" w:space="0" w:color="1B365D"/>
+              <w:top w:val="single" w:sz="4" w:space="0" w:color="1E3A5F"/>
+              <w:left w:val="single" w:sz="4" w:space="0" w:color="1E3A5F"/>
+              <w:bottom w:val="single" w:sz="4" w:space="0" w:color="1E3A5F"/>
+              <w:right w:val="single" w:sz="4" w:space="0" w:color="1E3A5F"/>
             </w:tcBorders>
             <w:tcMar>
               <w:top w:w="50" w:type="dxa"/>
@@ -6800,12 +6800,12 @@
         <w:tc>
           <w:tcPr>
             <w:tcW w:type="dxa" w:w="1786"/>
-            <w:shd w:fill="1B365D" w:val="clear"/>
+            <w:shd w:fill="1E3A5F" w:val="clear"/>
             <w:tcBorders>
-              <w:top w:val="single" w:sz="4" w:space="0" w:color="1B365D"/>
-              <w:left w:val="single" w:sz="4" w:space="0" w:color="1B365D"/>
-              <w:bottom w:val="single" w:sz="4" w:space="0" w:color="1B365D"/>
-              <w:right w:val="single" w:sz="4" w:space="0" w:color="1B365D"/>
+              <w:top w:val="single" w:sz="4" w:space="0" w:color="1E3A5F"/>
+              <w:left w:val="single" w:sz="4" w:space="0" w:color="1E3A5F"/>
+              <w:bottom w:val="single" w:sz="4" w:space="0" w:color="1E3A5F"/>
+              <w:right w:val="single" w:sz="4" w:space="0" w:color="1E3A5F"/>
             </w:tcBorders>
             <w:tcMar>
               <w:top w:w="50" w:type="dxa"/>
@@ -6833,12 +6833,12 @@
         <w:tc>
           <w:tcPr>
             <w:tcW w:type="dxa" w:w="1786"/>
-            <w:shd w:fill="1B365D" w:val="clear"/>
+            <w:shd w:fill="1E3A5F" w:val="clear"/>
             <w:tcBorders>
-              <w:top w:val="single" w:sz="4" w:space="0" w:color="1B365D"/>
-              <w:left w:val="single" w:sz="4" w:space="0" w:color="1B365D"/>
-              <w:bottom w:val="single" w:sz="4" w:space="0" w:color="1B365D"/>
-              <w:right w:val="single" w:sz="4" w:space="0" w:color="1B365D"/>
+              <w:top w:val="single" w:sz="4" w:space="0" w:color="1E3A5F"/>
+              <w:left w:val="single" w:sz="4" w:space="0" w:color="1E3A5F"/>
+              <w:bottom w:val="single" w:sz="4" w:space="0" w:color="1E3A5F"/>
+              <w:right w:val="single" w:sz="4" w:space="0" w:color="1E3A5F"/>
             </w:tcBorders>
             <w:tcMar>
               <w:top w:w="50" w:type="dxa"/>
@@ -6866,12 +6866,12 @@
         <w:tc>
           <w:tcPr>
             <w:tcW w:type="dxa" w:w="1786"/>
-            <w:shd w:fill="1B365D" w:val="clear"/>
+            <w:shd w:fill="1E3A5F" w:val="clear"/>
             <w:tcBorders>
-              <w:top w:val="single" w:sz="4" w:space="0" w:color="1B365D"/>
-              <w:left w:val="single" w:sz="4" w:space="0" w:color="1B365D"/>
-              <w:bottom w:val="single" w:sz="4" w:space="0" w:color="1B365D"/>
-              <w:right w:val="single" w:sz="4" w:space="0" w:color="1B365D"/>
+              <w:top w:val="single" w:sz="4" w:space="0" w:color="1E3A5F"/>
+              <w:left w:val="single" w:sz="4" w:space="0" w:color="1E3A5F"/>
+              <w:bottom w:val="single" w:sz="4" w:space="0" w:color="1E3A5F"/>
+              <w:right w:val="single" w:sz="4" w:space="0" w:color="1E3A5F"/>
             </w:tcBorders>
             <w:tcMar>
               <w:top w:w="50" w:type="dxa"/>
@@ -6899,12 +6899,12 @@
         <w:tc>
           <w:tcPr>
             <w:tcW w:type="dxa" w:w="1786"/>
-            <w:shd w:fill="1B365D" w:val="clear"/>
+            <w:shd w:fill="1E3A5F" w:val="clear"/>
             <w:tcBorders>
-              <w:top w:val="single" w:sz="4" w:space="0" w:color="1B365D"/>
-              <w:left w:val="single" w:sz="4" w:space="0" w:color="1B365D"/>
-              <w:bottom w:val="single" w:sz="4" w:space="0" w:color="1B365D"/>
-              <w:right w:val="single" w:sz="4" w:space="0" w:color="1B365D"/>
+              <w:top w:val="single" w:sz="4" w:space="0" w:color="1E3A5F"/>
+              <w:left w:val="single" w:sz="4" w:space="0" w:color="1E3A5F"/>
+              <w:bottom w:val="single" w:sz="4" w:space="0" w:color="1E3A5F"/>
+              <w:right w:val="single" w:sz="4" w:space="0" w:color="1E3A5F"/>
             </w:tcBorders>
             <w:tcMar>
               <w:top w:w="50" w:type="dxa"/>
@@ -7101,7 +7101,7 @@
         <w:tc>
           <w:tcPr>
             <w:tcW w:type="dxa" w:w="1786"/>
-            <w:shd w:fill="EEF2F6" w:val="clear"/>
+            <w:shd w:fill="EDF1F6" w:val="clear"/>
             <w:tcBorders>
               <w:top w:val="single" w:sz="4" w:space="0" w:color="C5CDD6"/>
               <w:left w:val="single" w:sz="4" w:space="0" w:color="C5CDD6"/>
@@ -7134,7 +7134,7 @@
         <w:tc>
           <w:tcPr>
             <w:tcW w:type="dxa" w:w="1786"/>
-            <w:shd w:fill="EEF2F6" w:val="clear"/>
+            <w:shd w:fill="EDF1F6" w:val="clear"/>
             <w:tcBorders>
               <w:top w:val="single" w:sz="4" w:space="0" w:color="C5CDD6"/>
               <w:left w:val="single" w:sz="4" w:space="0" w:color="C5CDD6"/>
@@ -7167,7 +7167,7 @@
         <w:tc>
           <w:tcPr>
             <w:tcW w:type="dxa" w:w="1786"/>
-            <w:shd w:fill="EEF2F6" w:val="clear"/>
+            <w:shd w:fill="EDF1F6" w:val="clear"/>
             <w:tcBorders>
               <w:top w:val="single" w:sz="4" w:space="0" w:color="C5CDD6"/>
               <w:left w:val="single" w:sz="4" w:space="0" w:color="C5CDD6"/>
@@ -7200,7 +7200,7 @@
         <w:tc>
           <w:tcPr>
             <w:tcW w:type="dxa" w:w="1786"/>
-            <w:shd w:fill="EEF2F6" w:val="clear"/>
+            <w:shd w:fill="EDF1F6" w:val="clear"/>
             <w:tcBorders>
               <w:top w:val="single" w:sz="4" w:space="0" w:color="C5CDD6"/>
               <w:left w:val="single" w:sz="4" w:space="0" w:color="C5CDD6"/>
@@ -7233,7 +7233,7 @@
         <w:tc>
           <w:tcPr>
             <w:tcW w:type="dxa" w:w="1786"/>
-            <w:shd w:fill="EEF2F6" w:val="clear"/>
+            <w:shd w:fill="EDF1F6" w:val="clear"/>
             <w:tcBorders>
               <w:top w:val="single" w:sz="4" w:space="0" w:color="C5CDD6"/>
               <w:left w:val="single" w:sz="4" w:space="0" w:color="C5CDD6"/>
@@ -7435,7 +7435,7 @@
         <w:tc>
           <w:tcPr>
             <w:tcW w:type="dxa" w:w="1786"/>
-            <w:shd w:fill="EEF2F6" w:val="clear"/>
+            <w:shd w:fill="EDF1F6" w:val="clear"/>
             <w:tcBorders>
               <w:top w:val="single" w:sz="4" w:space="0" w:color="C5CDD6"/>
               <w:left w:val="single" w:sz="4" w:space="0" w:color="C5CDD6"/>
@@ -7468,7 +7468,7 @@
         <w:tc>
           <w:tcPr>
             <w:tcW w:type="dxa" w:w="1786"/>
-            <w:shd w:fill="EEF2F6" w:val="clear"/>
+            <w:shd w:fill="EDF1F6" w:val="clear"/>
             <w:tcBorders>
               <w:top w:val="single" w:sz="4" w:space="0" w:color="C5CDD6"/>
               <w:left w:val="single" w:sz="4" w:space="0" w:color="C5CDD6"/>
@@ -7501,7 +7501,7 @@
         <w:tc>
           <w:tcPr>
             <w:tcW w:type="dxa" w:w="1786"/>
-            <w:shd w:fill="EEF2F6" w:val="clear"/>
+            <w:shd w:fill="EDF1F6" w:val="clear"/>
             <w:tcBorders>
               <w:top w:val="single" w:sz="4" w:space="0" w:color="C5CDD6"/>
               <w:left w:val="single" w:sz="4" w:space="0" w:color="C5CDD6"/>
@@ -7534,7 +7534,7 @@
         <w:tc>
           <w:tcPr>
             <w:tcW w:type="dxa" w:w="1786"/>
-            <w:shd w:fill="EEF2F6" w:val="clear"/>
+            <w:shd w:fill="EDF1F6" w:val="clear"/>
             <w:tcBorders>
               <w:top w:val="single" w:sz="4" w:space="0" w:color="C5CDD6"/>
               <w:left w:val="single" w:sz="4" w:space="0" w:color="C5CDD6"/>
@@ -7567,7 +7567,7 @@
         <w:tc>
           <w:tcPr>
             <w:tcW w:type="dxa" w:w="1786"/>
-            <w:shd w:fill="EEF2F6" w:val="clear"/>
+            <w:shd w:fill="EDF1F6" w:val="clear"/>
             <w:tcBorders>
               <w:top w:val="single" w:sz="4" w:space="0" w:color="C5CDD6"/>
               <w:left w:val="single" w:sz="4" w:space="0" w:color="C5CDD6"/>
@@ -7769,7 +7769,7 @@
         <w:tc>
           <w:tcPr>
             <w:tcW w:type="dxa" w:w="1786"/>
-            <w:shd w:fill="EEF2F6" w:val="clear"/>
+            <w:shd w:fill="EDF1F6" w:val="clear"/>
             <w:tcBorders>
               <w:top w:val="single" w:sz="4" w:space="0" w:color="C5CDD6"/>
               <w:left w:val="single" w:sz="4" w:space="0" w:color="C5CDD6"/>
@@ -7802,7 +7802,7 @@
         <w:tc>
           <w:tcPr>
             <w:tcW w:type="dxa" w:w="1786"/>
-            <w:shd w:fill="EEF2F6" w:val="clear"/>
+            <w:shd w:fill="EDF1F6" w:val="clear"/>
             <w:tcBorders>
               <w:top w:val="single" w:sz="4" w:space="0" w:color="C5CDD6"/>
               <w:left w:val="single" w:sz="4" w:space="0" w:color="C5CDD6"/>
@@ -7835,7 +7835,7 @@
         <w:tc>
           <w:tcPr>
             <w:tcW w:type="dxa" w:w="1786"/>
-            <w:shd w:fill="EEF2F6" w:val="clear"/>
+            <w:shd w:fill="EDF1F6" w:val="clear"/>
             <w:tcBorders>
               <w:top w:val="single" w:sz="4" w:space="0" w:color="C5CDD6"/>
               <w:left w:val="single" w:sz="4" w:space="0" w:color="C5CDD6"/>
@@ -7868,7 +7868,7 @@
         <w:tc>
           <w:tcPr>
             <w:tcW w:type="dxa" w:w="1786"/>
-            <w:shd w:fill="EEF2F6" w:val="clear"/>
+            <w:shd w:fill="EDF1F6" w:val="clear"/>
             <w:tcBorders>
               <w:top w:val="single" w:sz="4" w:space="0" w:color="C5CDD6"/>
               <w:left w:val="single" w:sz="4" w:space="0" w:color="C5CDD6"/>
@@ -7901,7 +7901,7 @@
         <w:tc>
           <w:tcPr>
             <w:tcW w:type="dxa" w:w="1786"/>
-            <w:shd w:fill="EEF2F6" w:val="clear"/>
+            <w:shd w:fill="EDF1F6" w:val="clear"/>
             <w:tcBorders>
               <w:top w:val="single" w:sz="4" w:space="0" w:color="C5CDD6"/>
               <w:left w:val="single" w:sz="4" w:space="0" w:color="C5CDD6"/>
@@ -8103,7 +8103,7 @@
         <w:tc>
           <w:tcPr>
             <w:tcW w:type="dxa" w:w="1786"/>
-            <w:shd w:fill="EEF2F6" w:val="clear"/>
+            <w:shd w:fill="EDF1F6" w:val="clear"/>
             <w:tcBorders>
               <w:top w:val="single" w:sz="4" w:space="0" w:color="C5CDD6"/>
               <w:left w:val="single" w:sz="4" w:space="0" w:color="C5CDD6"/>
@@ -8136,7 +8136,7 @@
         <w:tc>
           <w:tcPr>
             <w:tcW w:type="dxa" w:w="1786"/>
-            <w:shd w:fill="EEF2F6" w:val="clear"/>
+            <w:shd w:fill="EDF1F6" w:val="clear"/>
             <w:tcBorders>
               <w:top w:val="single" w:sz="4" w:space="0" w:color="C5CDD6"/>
               <w:left w:val="single" w:sz="4" w:space="0" w:color="C5CDD6"/>
@@ -8169,7 +8169,7 @@
         <w:tc>
           <w:tcPr>
             <w:tcW w:type="dxa" w:w="1786"/>
-            <w:shd w:fill="EEF2F6" w:val="clear"/>
+            <w:shd w:fill="EDF1F6" w:val="clear"/>
             <w:tcBorders>
               <w:top w:val="single" w:sz="4" w:space="0" w:color="C5CDD6"/>
               <w:left w:val="single" w:sz="4" w:space="0" w:color="C5CDD6"/>
@@ -8202,7 +8202,7 @@
         <w:tc>
           <w:tcPr>
             <w:tcW w:type="dxa" w:w="1786"/>
-            <w:shd w:fill="EEF2F6" w:val="clear"/>
+            <w:shd w:fill="EDF1F6" w:val="clear"/>
             <w:tcBorders>
               <w:top w:val="single" w:sz="4" w:space="0" w:color="C5CDD6"/>
               <w:left w:val="single" w:sz="4" w:space="0" w:color="C5CDD6"/>
@@ -8235,7 +8235,7 @@
         <w:tc>
           <w:tcPr>
             <w:tcW w:type="dxa" w:w="1786"/>
-            <w:shd w:fill="EEF2F6" w:val="clear"/>
+            <w:shd w:fill="EDF1F6" w:val="clear"/>
             <w:tcBorders>
               <w:top w:val="single" w:sz="4" w:space="0" w:color="C5CDD6"/>
               <w:left w:val="single" w:sz="4" w:space="0" w:color="C5CDD6"/>
@@ -8437,7 +8437,7 @@
         <w:tc>
           <w:tcPr>
             <w:tcW w:type="dxa" w:w="1786"/>
-            <w:shd w:fill="EEF2F6" w:val="clear"/>
+            <w:shd w:fill="EDF1F6" w:val="clear"/>
             <w:tcBorders>
               <w:top w:val="single" w:sz="4" w:space="0" w:color="C5CDD6"/>
               <w:left w:val="single" w:sz="4" w:space="0" w:color="C5CDD6"/>
@@ -8470,7 +8470,7 @@
         <w:tc>
           <w:tcPr>
             <w:tcW w:type="dxa" w:w="1786"/>
-            <w:shd w:fill="EEF2F6" w:val="clear"/>
+            <w:shd w:fill="EDF1F6" w:val="clear"/>
             <w:tcBorders>
               <w:top w:val="single" w:sz="4" w:space="0" w:color="C5CDD6"/>
               <w:left w:val="single" w:sz="4" w:space="0" w:color="C5CDD6"/>
@@ -8503,7 +8503,7 @@
         <w:tc>
           <w:tcPr>
             <w:tcW w:type="dxa" w:w="1786"/>
-            <w:shd w:fill="EEF2F6" w:val="clear"/>
+            <w:shd w:fill="EDF1F6" w:val="clear"/>
             <w:tcBorders>
               <w:top w:val="single" w:sz="4" w:space="0" w:color="C5CDD6"/>
               <w:left w:val="single" w:sz="4" w:space="0" w:color="C5CDD6"/>
@@ -8536,7 +8536,7 @@
         <w:tc>
           <w:tcPr>
             <w:tcW w:type="dxa" w:w="1786"/>
-            <w:shd w:fill="EEF2F6" w:val="clear"/>
+            <w:shd w:fill="EDF1F6" w:val="clear"/>
             <w:tcBorders>
               <w:top w:val="single" w:sz="4" w:space="0" w:color="C5CDD6"/>
               <w:left w:val="single" w:sz="4" w:space="0" w:color="C5CDD6"/>
@@ -8569,7 +8569,7 @@
         <w:tc>
           <w:tcPr>
             <w:tcW w:type="dxa" w:w="1786"/>
-            <w:shd w:fill="EEF2F6" w:val="clear"/>
+            <w:shd w:fill="EDF1F6" w:val="clear"/>
             <w:tcBorders>
               <w:top w:val="single" w:sz="4" w:space="0" w:color="C5CDD6"/>
               <w:left w:val="single" w:sz="4" w:space="0" w:color="C5CDD6"/>
@@ -8608,8 +8608,8 @@
     </w:p>
     <w:p>
       <w:pPr>
-        <w:spacing w:before="0" w:after="240" w:line="427" w:lineRule="auto"/>
-        <w:ind w:firstLine="288"/>
+        <w:spacing w:before="0" w:after="220" w:line="396" w:lineRule="auto"/>
+        <w:ind w:firstLine="259"/>
       </w:pPr>
       <w:r>
         <w:rPr>
@@ -8622,8 +8622,8 @@
     </w:p>
     <w:p>
       <w:pPr>
-        <w:spacing w:before="0" w:after="240" w:line="427" w:lineRule="auto"/>
-        <w:ind w:firstLine="288"/>
+        <w:spacing w:before="0" w:after="220" w:line="396" w:lineRule="auto"/>
+        <w:ind w:firstLine="259"/>
       </w:pPr>
       <w:r>
         <w:rPr>
@@ -8636,8 +8636,8 @@
     </w:p>
     <w:p>
       <w:pPr>
-        <w:spacing w:before="0" w:after="240" w:line="427" w:lineRule="auto"/>
-        <w:ind w:firstLine="288"/>
+        <w:spacing w:before="0" w:after="220" w:line="396" w:lineRule="auto"/>
+        <w:ind w:firstLine="259"/>
       </w:pPr>
       <w:r>
         <w:rPr>
@@ -8662,10 +8662,10 @@
             <w:tcW w:type="dxa" w:w="8928"/>
             <w:shd w:fill="F4F1E8" w:val="clear"/>
             <w:tcBorders>
-              <w:top w:val="single" w:sz="10" w:space="0" w:color="1B365D"/>
-              <w:left w:val="single" w:sz="10" w:space="0" w:color="1B365D"/>
-              <w:bottom w:val="single" w:sz="10" w:space="0" w:color="1B365D"/>
-              <w:right w:val="single" w:sz="10" w:space="0" w:color="1B365D"/>
+              <w:top w:val="single" w:sz="10" w:space="0" w:color="1E3A5F"/>
+              <w:left w:val="single" w:sz="10" w:space="0" w:color="1E3A5F"/>
+              <w:bottom w:val="single" w:sz="10" w:space="0" w:color="1E3A5F"/>
+              <w:right w:val="single" w:sz="10" w:space="0" w:color="1E3A5F"/>
             </w:tcBorders>
             <w:tcMar>
               <w:top w:w="80" w:type="dxa"/>
@@ -8683,7 +8683,7 @@
               <w:rPr>
                 <w:rFonts w:ascii="Liberation Sans" w:hAnsi="Liberation Sans" w:eastAsia="Liberation Sans" w:cs="Liberation Sans"/>
                 <w:b/>
-                <w:color w:val="1B365D"/>
+                <w:color w:val="1E3A5F"/>
                 <w:sz w:val="16"/>
               </w:rPr>
               <w:t>COPY THIS INTO THE SEV-2 NOTES IF YOU ROLLBACK</w:t>
@@ -8728,8 +8728,8 @@
     </w:p>
     <w:p>
       <w:pPr>
-        <w:spacing w:before="0" w:after="240" w:line="427" w:lineRule="auto"/>
-        <w:ind w:firstLine="288"/>
+        <w:spacing w:before="0" w:after="220" w:line="396" w:lineRule="auto"/>
+        <w:ind w:firstLine="259"/>
       </w:pPr>
       <w:r>
         <w:rPr>
@@ -8750,8 +8750,8 @@
     </w:p>
     <w:p>
       <w:pPr>
-        <w:spacing w:before="0" w:after="240" w:line="427" w:lineRule="auto"/>
-        <w:ind w:firstLine="288"/>
+        <w:spacing w:before="0" w:after="220" w:line="396" w:lineRule="auto"/>
+        <w:ind w:firstLine="259"/>
       </w:pPr>
       <w:r>
         <w:rPr>
@@ -8772,8 +8772,8 @@
     </w:p>
     <w:p>
       <w:pPr>
-        <w:spacing w:before="0" w:after="240" w:line="427" w:lineRule="auto"/>
-        <w:ind w:firstLine="288"/>
+        <w:spacing w:before="0" w:after="220" w:line="396" w:lineRule="auto"/>
+        <w:ind w:firstLine="259"/>
       </w:pPr>
       <w:r>
         <w:rPr>
@@ -8794,8 +8794,8 @@
     </w:p>
     <w:p>
       <w:pPr>
-        <w:spacing w:before="0" w:after="240" w:line="427" w:lineRule="auto"/>
-        <w:ind w:firstLine="288"/>
+        <w:spacing w:before="0" w:after="220" w:line="396" w:lineRule="auto"/>
+        <w:ind w:firstLine="259"/>
       </w:pPr>
       <w:r>
         <w:rPr>
@@ -8844,12 +8844,12 @@
         <w:tc>
           <w:tcPr>
             <w:tcW w:type="dxa" w:w="2976"/>
-            <w:shd w:fill="1B365D" w:val="clear"/>
+            <w:shd w:fill="1E3A5F" w:val="clear"/>
             <w:tcBorders>
-              <w:top w:val="single" w:sz="4" w:space="0" w:color="1B365D"/>
-              <w:left w:val="single" w:sz="4" w:space="0" w:color="1B365D"/>
-              <w:bottom w:val="single" w:sz="4" w:space="0" w:color="1B365D"/>
-              <w:right w:val="single" w:sz="4" w:space="0" w:color="1B365D"/>
+              <w:top w:val="single" w:sz="4" w:space="0" w:color="1E3A5F"/>
+              <w:left w:val="single" w:sz="4" w:space="0" w:color="1E3A5F"/>
+              <w:bottom w:val="single" w:sz="4" w:space="0" w:color="1E3A5F"/>
+              <w:right w:val="single" w:sz="4" w:space="0" w:color="1E3A5F"/>
             </w:tcBorders>
             <w:tcMar>
               <w:top w:w="50" w:type="dxa"/>
@@ -8877,12 +8877,12 @@
         <w:tc>
           <w:tcPr>
             <w:tcW w:type="dxa" w:w="2976"/>
-            <w:shd w:fill="1B365D" w:val="clear"/>
+            <w:shd w:fill="1E3A5F" w:val="clear"/>
             <w:tcBorders>
-              <w:top w:val="single" w:sz="4" w:space="0" w:color="1B365D"/>
-              <w:left w:val="single" w:sz="4" w:space="0" w:color="1B365D"/>
-              <w:bottom w:val="single" w:sz="4" w:space="0" w:color="1B365D"/>
-              <w:right w:val="single" w:sz="4" w:space="0" w:color="1B365D"/>
+              <w:top w:val="single" w:sz="4" w:space="0" w:color="1E3A5F"/>
+              <w:left w:val="single" w:sz="4" w:space="0" w:color="1E3A5F"/>
+              <w:bottom w:val="single" w:sz="4" w:space="0" w:color="1E3A5F"/>
+              <w:right w:val="single" w:sz="4" w:space="0" w:color="1E3A5F"/>
             </w:tcBorders>
             <w:tcMar>
               <w:top w:w="50" w:type="dxa"/>
@@ -8910,12 +8910,12 @@
         <w:tc>
           <w:tcPr>
             <w:tcW w:type="dxa" w:w="2976"/>
-            <w:shd w:fill="1B365D" w:val="clear"/>
+            <w:shd w:fill="1E3A5F" w:val="clear"/>
             <w:tcBorders>
-              <w:top w:val="single" w:sz="4" w:space="0" w:color="1B365D"/>
-              <w:left w:val="single" w:sz="4" w:space="0" w:color="1B365D"/>
-              <w:bottom w:val="single" w:sz="4" w:space="0" w:color="1B365D"/>
-              <w:right w:val="single" w:sz="4" w:space="0" w:color="1B365D"/>
+              <w:top w:val="single" w:sz="4" w:space="0" w:color="1E3A5F"/>
+              <w:left w:val="single" w:sz="4" w:space="0" w:color="1E3A5F"/>
+              <w:bottom w:val="single" w:sz="4" w:space="0" w:color="1E3A5F"/>
+              <w:right w:val="single" w:sz="4" w:space="0" w:color="1E3A5F"/>
             </w:tcBorders>
             <w:tcMar>
               <w:top w:w="50" w:type="dxa"/>
@@ -9046,7 +9046,7 @@
         <w:tc>
           <w:tcPr>
             <w:tcW w:type="dxa" w:w="2976"/>
-            <w:shd w:fill="EEF2F6" w:val="clear"/>
+            <w:shd w:fill="EDF1F6" w:val="clear"/>
             <w:tcBorders>
               <w:top w:val="single" w:sz="4" w:space="0" w:color="C5CDD6"/>
               <w:left w:val="single" w:sz="4" w:space="0" w:color="C5CDD6"/>
@@ -9079,7 +9079,7 @@
         <w:tc>
           <w:tcPr>
             <w:tcW w:type="dxa" w:w="2976"/>
-            <w:shd w:fill="EEF2F6" w:val="clear"/>
+            <w:shd w:fill="EDF1F6" w:val="clear"/>
             <w:tcBorders>
               <w:top w:val="single" w:sz="4" w:space="0" w:color="C5CDD6"/>
               <w:left w:val="single" w:sz="4" w:space="0" w:color="C5CDD6"/>
@@ -9112,7 +9112,7 @@
         <w:tc>
           <w:tcPr>
             <w:tcW w:type="dxa" w:w="2976"/>
-            <w:shd w:fill="EEF2F6" w:val="clear"/>
+            <w:shd w:fill="EDF1F6" w:val="clear"/>
             <w:tcBorders>
               <w:top w:val="single" w:sz="4" w:space="0" w:color="C5CDD6"/>
               <w:left w:val="single" w:sz="4" w:space="0" w:color="C5CDD6"/>
@@ -9248,7 +9248,7 @@
         <w:tc>
           <w:tcPr>
             <w:tcW w:type="dxa" w:w="2976"/>
-            <w:shd w:fill="EEF2F6" w:val="clear"/>
+            <w:shd w:fill="EDF1F6" w:val="clear"/>
             <w:tcBorders>
               <w:top w:val="single" w:sz="4" w:space="0" w:color="C5CDD6"/>
               <w:left w:val="single" w:sz="4" w:space="0" w:color="C5CDD6"/>
@@ -9281,7 +9281,7 @@
         <w:tc>
           <w:tcPr>
             <w:tcW w:type="dxa" w:w="2976"/>
-            <w:shd w:fill="EEF2F6" w:val="clear"/>
+            <w:shd w:fill="EDF1F6" w:val="clear"/>
             <w:tcBorders>
               <w:top w:val="single" w:sz="4" w:space="0" w:color="C5CDD6"/>
               <w:left w:val="single" w:sz="4" w:space="0" w:color="C5CDD6"/>
@@ -9314,7 +9314,7 @@
         <w:tc>
           <w:tcPr>
             <w:tcW w:type="dxa" w:w="2976"/>
-            <w:shd w:fill="EEF2F6" w:val="clear"/>
+            <w:shd w:fill="EDF1F6" w:val="clear"/>
             <w:tcBorders>
               <w:top w:val="single" w:sz="4" w:space="0" w:color="C5CDD6"/>
               <w:left w:val="single" w:sz="4" w:space="0" w:color="C5CDD6"/>
@@ -9491,12 +9491,12 @@
         <w:tc>
           <w:tcPr>
             <w:tcW w:type="dxa" w:w="2232"/>
-            <w:shd w:fill="1B365D" w:val="clear"/>
+            <w:shd w:fill="1E3A5F" w:val="clear"/>
             <w:tcBorders>
-              <w:top w:val="single" w:sz="4" w:space="0" w:color="1B365D"/>
-              <w:left w:val="single" w:sz="4" w:space="0" w:color="1B365D"/>
-              <w:bottom w:val="single" w:sz="4" w:space="0" w:color="1B365D"/>
-              <w:right w:val="single" w:sz="4" w:space="0" w:color="1B365D"/>
+              <w:top w:val="single" w:sz="4" w:space="0" w:color="1E3A5F"/>
+              <w:left w:val="single" w:sz="4" w:space="0" w:color="1E3A5F"/>
+              <w:bottom w:val="single" w:sz="4" w:space="0" w:color="1E3A5F"/>
+              <w:right w:val="single" w:sz="4" w:space="0" w:color="1E3A5F"/>
             </w:tcBorders>
             <w:tcMar>
               <w:top w:w="50" w:type="dxa"/>
@@ -9524,12 +9524,12 @@
         <w:tc>
           <w:tcPr>
             <w:tcW w:type="dxa" w:w="2232"/>
-            <w:shd w:fill="1B365D" w:val="clear"/>
+            <w:shd w:fill="1E3A5F" w:val="clear"/>
             <w:tcBorders>
-              <w:top w:val="single" w:sz="4" w:space="0" w:color="1B365D"/>
-              <w:left w:val="single" w:sz="4" w:space="0" w:color="1B365D"/>
-              <w:bottom w:val="single" w:sz="4" w:space="0" w:color="1B365D"/>
-              <w:right w:val="single" w:sz="4" w:space="0" w:color="1B365D"/>
+              <w:top w:val="single" w:sz="4" w:space="0" w:color="1E3A5F"/>
+              <w:left w:val="single" w:sz="4" w:space="0" w:color="1E3A5F"/>
+              <w:bottom w:val="single" w:sz="4" w:space="0" w:color="1E3A5F"/>
+              <w:right w:val="single" w:sz="4" w:space="0" w:color="1E3A5F"/>
             </w:tcBorders>
             <w:tcMar>
               <w:top w:w="50" w:type="dxa"/>
@@ -9557,12 +9557,12 @@
         <w:tc>
           <w:tcPr>
             <w:tcW w:type="dxa" w:w="2232"/>
-            <w:shd w:fill="1B365D" w:val="clear"/>
+            <w:shd w:fill="1E3A5F" w:val="clear"/>
             <w:tcBorders>
-              <w:top w:val="single" w:sz="4" w:space="0" w:color="1B365D"/>
-              <w:left w:val="single" w:sz="4" w:space="0" w:color="1B365D"/>
-              <w:bottom w:val="single" w:sz="4" w:space="0" w:color="1B365D"/>
-              <w:right w:val="single" w:sz="4" w:space="0" w:color="1B365D"/>
+              <w:top w:val="single" w:sz="4" w:space="0" w:color="1E3A5F"/>
+              <w:left w:val="single" w:sz="4" w:space="0" w:color="1E3A5F"/>
+              <w:bottom w:val="single" w:sz="4" w:space="0" w:color="1E3A5F"/>
+              <w:right w:val="single" w:sz="4" w:space="0" w:color="1E3A5F"/>
             </w:tcBorders>
             <w:tcMar>
               <w:top w:w="50" w:type="dxa"/>
@@ -9590,12 +9590,12 @@
         <w:tc>
           <w:tcPr>
             <w:tcW w:type="dxa" w:w="2232"/>
-            <w:shd w:fill="1B365D" w:val="clear"/>
+            <w:shd w:fill="1E3A5F" w:val="clear"/>
             <w:tcBorders>
-              <w:top w:val="single" w:sz="4" w:space="0" w:color="1B365D"/>
-              <w:left w:val="single" w:sz="4" w:space="0" w:color="1B365D"/>
-              <w:bottom w:val="single" w:sz="4" w:space="0" w:color="1B365D"/>
-              <w:right w:val="single" w:sz="4" w:space="0" w:color="1B365D"/>
+              <w:top w:val="single" w:sz="4" w:space="0" w:color="1E3A5F"/>
+              <w:left w:val="single" w:sz="4" w:space="0" w:color="1E3A5F"/>
+              <w:bottom w:val="single" w:sz="4" w:space="0" w:color="1E3A5F"/>
+              <w:right w:val="single" w:sz="4" w:space="0" w:color="1E3A5F"/>
             </w:tcBorders>
             <w:tcMar>
               <w:top w:w="50" w:type="dxa"/>
@@ -9759,7 +9759,7 @@
         <w:tc>
           <w:tcPr>
             <w:tcW w:type="dxa" w:w="2232"/>
-            <w:shd w:fill="EEF2F6" w:val="clear"/>
+            <w:shd w:fill="EDF1F6" w:val="clear"/>
             <w:tcBorders>
               <w:top w:val="single" w:sz="4" w:space="0" w:color="C5CDD6"/>
               <w:left w:val="single" w:sz="4" w:space="0" w:color="C5CDD6"/>
@@ -9792,7 +9792,7 @@
         <w:tc>
           <w:tcPr>
             <w:tcW w:type="dxa" w:w="2232"/>
-            <w:shd w:fill="EEF2F6" w:val="clear"/>
+            <w:shd w:fill="EDF1F6" w:val="clear"/>
             <w:tcBorders>
               <w:top w:val="single" w:sz="4" w:space="0" w:color="C5CDD6"/>
               <w:left w:val="single" w:sz="4" w:space="0" w:color="C5CDD6"/>
@@ -9825,7 +9825,7 @@
         <w:tc>
           <w:tcPr>
             <w:tcW w:type="dxa" w:w="2232"/>
-            <w:shd w:fill="EEF2F6" w:val="clear"/>
+            <w:shd w:fill="EDF1F6" w:val="clear"/>
             <w:tcBorders>
               <w:top w:val="single" w:sz="4" w:space="0" w:color="C5CDD6"/>
               <w:left w:val="single" w:sz="4" w:space="0" w:color="C5CDD6"/>
@@ -9858,7 +9858,7 @@
         <w:tc>
           <w:tcPr>
             <w:tcW w:type="dxa" w:w="2232"/>
-            <w:shd w:fill="EEF2F6" w:val="clear"/>
+            <w:shd w:fill="EDF1F6" w:val="clear"/>
             <w:tcBorders>
               <w:top w:val="single" w:sz="4" w:space="0" w:color="C5CDD6"/>
               <w:left w:val="single" w:sz="4" w:space="0" w:color="C5CDD6"/>
@@ -10027,7 +10027,7 @@
         <w:tc>
           <w:tcPr>
             <w:tcW w:type="dxa" w:w="2232"/>
-            <w:shd w:fill="EEF2F6" w:val="clear"/>
+            <w:shd w:fill="EDF1F6" w:val="clear"/>
             <w:tcBorders>
               <w:top w:val="single" w:sz="4" w:space="0" w:color="C5CDD6"/>
               <w:left w:val="single" w:sz="4" w:space="0" w:color="C5CDD6"/>
@@ -10060,7 +10060,7 @@
         <w:tc>
           <w:tcPr>
             <w:tcW w:type="dxa" w:w="2232"/>
-            <w:shd w:fill="EEF2F6" w:val="clear"/>
+            <w:shd w:fill="EDF1F6" w:val="clear"/>
             <w:tcBorders>
               <w:top w:val="single" w:sz="4" w:space="0" w:color="C5CDD6"/>
               <w:left w:val="single" w:sz="4" w:space="0" w:color="C5CDD6"/>
@@ -10093,7 +10093,7 @@
         <w:tc>
           <w:tcPr>
             <w:tcW w:type="dxa" w:w="2232"/>
-            <w:shd w:fill="EEF2F6" w:val="clear"/>
+            <w:shd w:fill="EDF1F6" w:val="clear"/>
             <w:tcBorders>
               <w:top w:val="single" w:sz="4" w:space="0" w:color="C5CDD6"/>
               <w:left w:val="single" w:sz="4" w:space="0" w:color="C5CDD6"/>
@@ -10126,7 +10126,7 @@
         <w:tc>
           <w:tcPr>
             <w:tcW w:type="dxa" w:w="2232"/>
-            <w:shd w:fill="EEF2F6" w:val="clear"/>
+            <w:shd w:fill="EDF1F6" w:val="clear"/>
             <w:tcBorders>
               <w:top w:val="single" w:sz="4" w:space="0" w:color="C5CDD6"/>
               <w:left w:val="single" w:sz="4" w:space="0" w:color="C5CDD6"/>
@@ -10427,8 +10427,8 @@
     </w:p>
     <w:p>
       <w:pPr>
-        <w:spacing w:before="0" w:after="240" w:line="427" w:lineRule="auto"/>
-        <w:ind w:firstLine="288"/>
+        <w:spacing w:before="0" w:after="220" w:line="396" w:lineRule="auto"/>
+        <w:ind w:firstLine="259"/>
       </w:pPr>
       <w:r>
         <w:rPr>
@@ -10449,8 +10449,8 @@
     </w:p>
     <w:p>
       <w:pPr>
-        <w:spacing w:before="0" w:after="240" w:line="427" w:lineRule="auto"/>
-        <w:ind w:firstLine="288"/>
+        <w:spacing w:before="0" w:after="220" w:line="396" w:lineRule="auto"/>
+        <w:ind w:firstLine="259"/>
       </w:pPr>
       <w:r>
         <w:rPr>
@@ -10668,8 +10668,8 @@
     </w:p>
     <w:p>
       <w:pPr>
-        <w:spacing w:before="0" w:after="240" w:line="427" w:lineRule="auto"/>
-        <w:ind w:firstLine="288"/>
+        <w:spacing w:before="0" w:after="220" w:line="396" w:lineRule="auto"/>
+        <w:ind w:firstLine="259"/>
       </w:pPr>
       <w:r>
         <w:rPr>
@@ -10887,8 +10887,8 @@
     </w:p>
     <w:p>
       <w:pPr>
-        <w:spacing w:before="0" w:after="240" w:line="427" w:lineRule="auto"/>
-        <w:ind w:firstLine="288"/>
+        <w:spacing w:before="0" w:after="220" w:line="396" w:lineRule="auto"/>
+        <w:ind w:firstLine="259"/>
       </w:pPr>
       <w:r>
         <w:rPr>
@@ -11106,8 +11106,8 @@
     </w:p>
     <w:p>
       <w:pPr>
-        <w:spacing w:before="0" w:after="240" w:line="427" w:lineRule="auto"/>
-        <w:ind w:firstLine="288"/>
+        <w:spacing w:before="0" w:after="220" w:line="396" w:lineRule="auto"/>
+        <w:ind w:firstLine="259"/>
       </w:pPr>
       <w:r>
         <w:rPr>
@@ -11325,8 +11325,8 @@
     </w:p>
     <w:p>
       <w:pPr>
-        <w:spacing w:before="0" w:after="240" w:line="427" w:lineRule="auto"/>
-        <w:ind w:firstLine="288"/>
+        <w:spacing w:before="0" w:after="220" w:line="396" w:lineRule="auto"/>
+        <w:ind w:firstLine="259"/>
       </w:pPr>
       <w:r>
         <w:rPr>
@@ -11544,8 +11544,8 @@
     </w:p>
     <w:p>
       <w:pPr>
-        <w:spacing w:before="0" w:after="240" w:line="427" w:lineRule="auto"/>
-        <w:ind w:firstLine="288"/>
+        <w:spacing w:before="0" w:after="220" w:line="396" w:lineRule="auto"/>
+        <w:ind w:firstLine="259"/>
       </w:pPr>
       <w:r>
         <w:rPr>
@@ -11763,8 +11763,8 @@
     </w:p>
     <w:p>
       <w:pPr>
-        <w:spacing w:before="0" w:after="240" w:line="427" w:lineRule="auto"/>
-        <w:ind w:firstLine="288"/>
+        <w:spacing w:before="0" w:after="220" w:line="396" w:lineRule="auto"/>
+        <w:ind w:firstLine="259"/>
       </w:pPr>
       <w:r>
         <w:rPr>
@@ -11982,8 +11982,8 @@
     </w:p>
     <w:p>
       <w:pPr>
-        <w:spacing w:before="0" w:after="240" w:line="427" w:lineRule="auto"/>
-        <w:ind w:firstLine="288"/>
+        <w:spacing w:before="0" w:after="220" w:line="396" w:lineRule="auto"/>
+        <w:ind w:firstLine="259"/>
       </w:pPr>
       <w:r>
         <w:rPr>
@@ -12201,8 +12201,8 @@
     </w:p>
     <w:p>
       <w:pPr>
-        <w:spacing w:before="0" w:after="240" w:line="427" w:lineRule="auto"/>
-        <w:ind w:firstLine="288"/>
+        <w:spacing w:before="0" w:after="220" w:line="396" w:lineRule="auto"/>
+        <w:ind w:firstLine="259"/>
       </w:pPr>
       <w:r>
         <w:rPr>
@@ -12420,8 +12420,8 @@
     </w:p>
     <w:p>
       <w:pPr>
-        <w:spacing w:before="0" w:after="240" w:line="427" w:lineRule="auto"/>
-        <w:ind w:firstLine="288"/>
+        <w:spacing w:before="0" w:after="220" w:line="396" w:lineRule="auto"/>
+        <w:ind w:firstLine="259"/>
       </w:pPr>
       <w:r>
         <w:rPr>
@@ -12639,8 +12639,8 @@
     </w:p>
     <w:p>
       <w:pPr>
-        <w:spacing w:before="0" w:after="240" w:line="427" w:lineRule="auto"/>
-        <w:ind w:firstLine="288"/>
+        <w:spacing w:before="0" w:after="220" w:line="396" w:lineRule="auto"/>
+        <w:ind w:firstLine="259"/>
       </w:pPr>
       <w:r>
         <w:rPr>
@@ -12858,8 +12858,8 @@
     </w:p>
     <w:p>
       <w:pPr>
-        <w:spacing w:before="0" w:after="240" w:line="427" w:lineRule="auto"/>
-        <w:ind w:firstLine="288"/>
+        <w:spacing w:before="0" w:after="220" w:line="396" w:lineRule="auto"/>
+        <w:ind w:firstLine="259"/>
       </w:pPr>
       <w:r>
         <w:rPr>
@@ -13072,13 +13072,13 @@
         <w:pStyle w:val="Heading1"/>
       </w:pPr>
       <w:r>
-        <w:t>Open work after August 29, 2024</w:t>
+        <w:t>Stops that are not on page one (CLH-RB-2024-011)</w:t>
       </w:r>
     </w:p>
     <w:p>
       <w:pPr>
-        <w:spacing w:before="0" w:after="240" w:line="427" w:lineRule="auto"/>
-        <w:ind w:firstLine="288"/>
+        <w:spacing w:before="0" w:after="220" w:line="396" w:lineRule="auto"/>
+        <w:ind w:firstLine="259"/>
       </w:pPr>
       <w:r>
         <w:rPr>
@@ -13086,7 +13086,7 @@
           <w:color w:val="222222"/>
           <w:sz w:val="24"/>
         </w:rPr>
-        <w:t>What follows is leftover work from Helm rollback for match-engine, ingest-api, and break-svc: named people, named boxes, named tickets, and the items I still owe. If a paragraph fights the decision in the front of CLH-RB-2024-011, strike the paragraph.</w:t>
+        <w:t>Working remainder for Clearhaven on CLH-RB-2024-011. I would rather this live here than get rebuilt from a thread next week.</w:t>
       </w:r>
     </w:p>
     <w:p>
@@ -13094,7 +13094,1421 @@
         <w:pStyle w:val="Heading2"/>
       </w:pPr>
       <w:r>
-        <w:t>What we are still refusing (date pressure versus a date with owners)</w:t>
+        <w:t>Commands if a cleanup PR that renames a field is the tell</w:t>
+      </w:r>
+    </w:p>
+    <w:p>
+      <w:pPr>
+        <w:spacing w:before="0" w:after="220" w:line="396" w:lineRule="auto"/>
+        <w:ind w:firstLine="259"/>
+      </w:pPr>
+      <w:r>
+        <w:rPr>
+          <w:rFonts w:ascii="Liberation Serif" w:hAnsi="Liberation Serif" w:eastAsia="Liberation Serif" w:cs="Liberation Serif"/>
+          <w:color w:val="222222"/>
+          <w:sz w:val="24"/>
+        </w:rPr>
+        <w:t>Only if the front matter already put you on ecr-backup.prod.clearhaven.internal. Stop after the first unexpected line. Priya Nair is the wake-up, not a group chat. Ticket CLH-INC-2024-017 opens before any write. This is the a cleanup PR that renames a field path, not a general restart recipe.</w:t>
+      </w:r>
+    </w:p>
+    <w:p>
+      <w:pPr>
+        <w:spacing w:before="80" w:after="40" w:line="200" w:lineRule="auto"/>
+      </w:pPr>
+      <w:r>
+        <w:rPr>
+          <w:rFonts w:ascii="Liberation Sans" w:hAnsi="Liberation Sans" w:eastAsia="Liberation Sans" w:cs="Liberation Sans"/>
+          <w:i/>
+          <w:color w:val="555555"/>
+          <w:sz w:val="17"/>
+        </w:rPr>
+        <w:t>Read-only. CLH-INC-2024-017. ecr-backup.prod.clearhaven.internal.</w:t>
+      </w:r>
+    </w:p>
+    <w:tbl>
+      <w:tblPr>
+        <w:tblW w:type="auto" w:w="0"/>
+        <w:tblLook w:firstColumn="1" w:firstRow="1" w:lastColumn="0" w:lastRow="0" w:noHBand="0" w:noVBand="1" w:val="04A0"/>
+      </w:tblPr>
+      <w:tblGrid>
+        <w:gridCol w:w="8928"/>
+      </w:tblGrid>
+      <w:tr>
+        <w:tc>
+          <w:tcPr>
+            <w:tcW w:type="dxa" w:w="8928"/>
+            <w:shd w:fill="F3F4F6" w:val="clear"/>
+            <w:tcBorders>
+              <w:top w:val="single" w:sz="6" w:space="0" w:color="C5CDD6"/>
+              <w:left w:val="single" w:sz="6" w:space="0" w:color="C5CDD6"/>
+              <w:bottom w:val="single" w:sz="6" w:space="0" w:color="C5CDD6"/>
+              <w:right w:val="single" w:sz="6" w:space="0" w:color="C5CDD6"/>
+            </w:tcBorders>
+            <w:tcMar>
+              <w:top w:w="90" w:type="dxa"/>
+              <w:left w:w="120" w:type="dxa"/>
+              <w:bottom w:w="90" w:type="dxa"/>
+              <w:right w:w="120" w:type="dxa"/>
+            </w:tcMar>
+          </w:tcPr>
+          <w:p>
+            <w:pPr>
+              <w:spacing w:before="0" w:after="0" w:line="220" w:lineRule="auto"/>
+            </w:pPr>
+            <w:r/>
+            <w:r>
+              <w:rPr>
+                <w:rFonts w:ascii="Liberation Mono" w:hAnsi="Liberation Mono" w:eastAsia="Liberation Mono" w:cs="Liberation Mono"/>
+                <w:color w:val="222222"/>
+                <w:sz w:val="17"/>
+              </w:rPr>
+              <w:t># CLH-RB-2024-011 / CLH-INC-2024-017 / a cleanup PR that renames a field</w:t>
+            </w:r>
+          </w:p>
+          <w:p>
+            <w:pPr>
+              <w:spacing w:before="0" w:after="0" w:line="220" w:lineRule="auto"/>
+            </w:pPr>
+            <w:r>
+              <w:rPr>
+                <w:rFonts w:ascii="Liberation Mono" w:hAnsi="Liberation Mono" w:eastAsia="Liberation Mono" w:cs="Liberation Mono"/>
+                <w:color w:val="222222"/>
+                <w:sz w:val="17"/>
+              </w:rPr>
+              <w:t>date -u</w:t>
+            </w:r>
+          </w:p>
+          <w:p>
+            <w:pPr>
+              <w:spacing w:before="0" w:after="0" w:line="220" w:lineRule="auto"/>
+            </w:pPr>
+            <w:r>
+              <w:rPr>
+                <w:rFonts w:ascii="Liberation Mono" w:hAnsi="Liberation Mono" w:eastAsia="Liberation Mono" w:cs="Liberation Mono"/>
+                <w:color w:val="222222"/>
+                <w:sz w:val="17"/>
+              </w:rPr>
+              <w:t>ssh ecr-backup.prod.clearhaven.internal 'uptime; df -h | head'</w:t>
+            </w:r>
+          </w:p>
+          <w:p>
+            <w:pPr>
+              <w:spacing w:before="0" w:after="0" w:line="220" w:lineRule="auto"/>
+            </w:pPr>
+            <w:r>
+              <w:rPr>
+                <w:rFonts w:ascii="Liberation Mono" w:hAnsi="Liberation Mono" w:eastAsia="Liberation Mono" w:cs="Liberation Mono"/>
+                <w:color w:val="222222"/>
+                <w:sz w:val="17"/>
+              </w:rPr>
+              <w:t>kubectl -n oakridge-inv get pods -l app=patient-api -o wide | head</w:t>
+            </w:r>
+          </w:p>
+          <w:p>
+            <w:pPr>
+              <w:spacing w:before="0" w:after="0" w:line="220" w:lineRule="auto"/>
+            </w:pPr>
+            <w:r>
+              <w:rPr>
+                <w:rFonts w:ascii="Liberation Mono" w:hAnsi="Liberation Mono" w:eastAsia="Liberation Mono" w:cs="Liberation Mono"/>
+                <w:color w:val="222222"/>
+                <w:sz w:val="17"/>
+              </w:rPr>
+              <w:t>kubectl -n oakridge-inv logs deploy/patient-api --tail=80 | tail</w:t>
+            </w:r>
+          </w:p>
+          <w:p>
+            <w:pPr>
+              <w:spacing w:before="0" w:after="0" w:line="220" w:lineRule="auto"/>
+            </w:pPr>
+            <w:r>
+              <w:rPr>
+                <w:rFonts w:ascii="Liberation Mono" w:hAnsi="Liberation Mono" w:eastAsia="Liberation Mono" w:cs="Liberation Mono"/>
+                <w:color w:val="222222"/>
+                <w:sz w:val="17"/>
+              </w:rPr>
+              <w:t># stop. write the last error in one sentence on CLH-INC-2024-017</w:t>
+            </w:r>
+          </w:p>
+          <w:p>
+            <w:pPr>
+              <w:spacing w:before="0" w:after="0" w:line="220" w:lineRule="auto"/>
+            </w:pPr>
+            <w:r>
+              <w:rPr>
+                <w:rFonts w:ascii="Liberation Mono" w:hAnsi="Liberation Mono" w:eastAsia="Liberation Mono" w:cs="Liberation Mono"/>
+                <w:color w:val="222222"/>
+                <w:sz w:val="17"/>
+              </w:rPr>
+              <w:t># do not helm upgrade from a laptop in a freeze</w:t>
+            </w:r>
+          </w:p>
+        </w:tc>
+      </w:tr>
+    </w:tbl>
+    <w:p>
+      <w:pPr>
+        <w:spacing w:before="40" w:after="160" w:line="80" w:lineRule="auto"/>
+      </w:pPr>
+    </w:p>
+    <w:p>
+      <w:pPr>
+        <w:pStyle w:val="ListNumber"/>
+        <w:spacing w:before="20" w:after="60" w:line="260" w:lineRule="auto"/>
+      </w:pPr>
+      <w:r>
+        <w:rPr>
+          <w:rFonts w:ascii="Liberation Serif" w:hAnsi="Liberation Serif" w:eastAsia="Liberation Serif" w:cs="Liberation Serif"/>
+          <w:color w:val="222222"/>
+          <w:sz w:val="24"/>
+        </w:rPr>
+        <w:t>Write the symptom on CLH-INC-2024-017 before any write.</w:t>
+      </w:r>
+    </w:p>
+    <w:p>
+      <w:pPr>
+        <w:pStyle w:val="ListNumber"/>
+        <w:spacing w:before="20" w:after="60" w:line="260" w:lineRule="auto"/>
+      </w:pPr>
+      <w:r>
+        <w:rPr>
+          <w:rFonts w:ascii="Liberation Serif" w:hAnsi="Liberation Serif" w:eastAsia="Liberation Serif" w:cs="Liberation Serif"/>
+          <w:color w:val="222222"/>
+          <w:sz w:val="24"/>
+        </w:rPr>
+        <w:t>If poison: fence the record. Do not raise retries past 8.</w:t>
+      </w:r>
+    </w:p>
+    <w:p>
+      <w:pPr>
+        <w:pStyle w:val="ListNumber"/>
+        <w:spacing w:before="20" w:after="60" w:line="260" w:lineRule="auto"/>
+      </w:pPr>
+      <w:r>
+        <w:rPr>
+          <w:rFonts w:ascii="Liberation Serif" w:hAnsi="Liberation Serif" w:eastAsia="Liberation Serif" w:cs="Liberation Serif"/>
+          <w:color w:val="222222"/>
+          <w:sz w:val="24"/>
+        </w:rPr>
+        <w:t>If lag with all partitions moving: scale only after Priya Nair would scale.</w:t>
+      </w:r>
+    </w:p>
+    <w:p>
+      <w:pPr>
+        <w:pStyle w:val="ListNumber"/>
+        <w:spacing w:before="20" w:after="60" w:line="260" w:lineRule="auto"/>
+      </w:pPr>
+      <w:r>
+        <w:rPr>
+          <w:rFonts w:ascii="Liberation Serif" w:hAnsi="Liberation Serif" w:eastAsia="Liberation Serif" w:cs="Liberation Serif"/>
+          <w:color w:val="222222"/>
+          <w:sz w:val="24"/>
+        </w:rPr>
+        <w:t>If rollback: read the schema SOP. Expanded columns roll forward.</w:t>
+      </w:r>
+    </w:p>
+    <w:p>
+      <w:pPr>
+        <w:pStyle w:val="ListNumber"/>
+        <w:spacing w:before="20" w:after="60" w:line="260" w:lineRule="auto"/>
+      </w:pPr>
+      <w:r>
+        <w:rPr>
+          <w:rFonts w:ascii="Liberation Serif" w:hAnsi="Liberation Serif" w:eastAsia="Liberation Serif" w:cs="Liberation Serif"/>
+          <w:color w:val="222222"/>
+          <w:sz w:val="24"/>
+        </w:rPr>
+        <w:t>Wake Priya Nair only after the read-only commands and a one-line diagnosis.</w:t>
+      </w:r>
+    </w:p>
+    <w:p>
+      <w:pPr>
+        <w:spacing w:before="0" w:after="220" w:line="396" w:lineRule="auto"/>
+        <w:ind w:firstLine="259"/>
+      </w:pPr>
+      <w:r>
+        <w:rPr>
+          <w:rFonts w:ascii="Liberation Serif" w:hAnsi="Liberation Serif" w:eastAsia="Liberation Serif" w:cs="Liberation Serif"/>
+          <w:color w:val="222222"/>
+          <w:sz w:val="24"/>
+        </w:rPr>
+        <w:t>I will not restart ecr-backup.prod.clearhaven.internal because it is the fastest way to stop a page. Restart is a listed step with a listed rollback. If I am wrong, the next page is louder. Memory bump is a last resort and it is a ticket, not a one-line kubectl set. Aman Kumar has already been wrong about that twice this year.</w:t>
+      </w:r>
+    </w:p>
+    <w:p>
+      <w:pPr>
+        <w:spacing w:before="0" w:after="220" w:line="396" w:lineRule="auto"/>
+        <w:ind w:firstLine="259"/>
+      </w:pPr>
+      <w:r>
+        <w:rPr>
+          <w:rFonts w:ascii="Liberation Serif" w:hAnsi="Liberation Serif" w:eastAsia="Liberation Serif" w:cs="Liberation Serif"/>
+          <w:color w:val="222222"/>
+          <w:sz w:val="24"/>
+        </w:rPr>
+        <w:t>I parked a cleanup PR that renames a field on CLH-INC-2024-017 so it is not Slack archaeology, weekend coverage is not implied unless Priya Nair signs it, and abort beats a lying dual-run.</w:t>
+      </w:r>
+    </w:p>
+    <w:p>
+      <w:pPr>
+        <w:spacing w:before="0" w:after="220" w:line="396" w:lineRule="auto"/>
+        <w:ind w:firstLine="259"/>
+      </w:pPr>
+      <w:r>
+        <w:rPr>
+          <w:rFonts w:ascii="Liberation Serif" w:hAnsi="Liberation Serif" w:eastAsia="Liberation Serif" w:cs="Liberation Serif"/>
+          <w:color w:val="222222"/>
+          <w:sz w:val="24"/>
+        </w:rPr>
+        <w:t>leftover a cleanup PR that renames a field sits with Aman Kumar on CLH-SOP-2024-011, a dry-run has to print the count on matchengines.platform.clearhaven.internal before anyone writes, and the call in the front still holds and this is leftover work only.</w:t>
+      </w:r>
+    </w:p>
+    <w:p>
+      <w:pPr>
+        <w:pStyle w:val="Heading2"/>
+      </w:pPr>
+      <w:r>
+        <w:t>Smallest failing row (the freeze clock versus a 'small apply')</w:t>
+      </w:r>
+    </w:p>
+    <w:p>
+      <w:pPr>
+        <w:spacing w:before="0" w:after="220" w:line="396" w:lineRule="auto"/>
+        <w:ind w:firstLine="259"/>
+      </w:pPr>
+      <w:r>
+        <w:rPr>
+          <w:rFonts w:ascii="Liberation Serif" w:hAnsi="Liberation Serif" w:eastAsia="Liberation Serif" w:cs="Liberation Serif"/>
+          <w:color w:val="222222"/>
+          <w:sz w:val="24"/>
+        </w:rPr>
+        <w:t>Fixture for the freeze clock versus a 'small apply' lives next to the test, not in a laptop path. No PHI, no PAN. Host if we have to soak: matchengines.platform.clearhaven.internal. Assert the smallest row that still fails without the fix. I will not copy a sanitized production dump; it is too big and it hid the bug twice. Owner Aman Kumar. Ticket CLH-SOP-2024-011. If the test is skipped, the skip reason is a ticket, not a comment.</w:t>
+      </w:r>
+    </w:p>
+    <w:p>
+      <w:pPr>
+        <w:spacing w:before="80" w:after="40" w:line="200" w:lineRule="auto"/>
+      </w:pPr>
+      <w:r>
+        <w:rPr>
+          <w:rFonts w:ascii="Liberation Sans" w:hAnsi="Liberation Sans" w:eastAsia="Liberation Sans" w:cs="Liberation Sans"/>
+          <w:i/>
+          <w:color w:val="555555"/>
+          <w:sz w:val="17"/>
+        </w:rPr>
+        <w:t>Name the test after the bug. CLH-SOP-2024-011.</w:t>
+      </w:r>
+    </w:p>
+    <w:tbl>
+      <w:tblPr>
+        <w:tblW w:type="auto" w:w="0"/>
+        <w:tblLook w:firstColumn="1" w:firstRow="1" w:lastColumn="0" w:lastRow="0" w:noHBand="0" w:noVBand="1" w:val="04A0"/>
+      </w:tblPr>
+      <w:tblGrid>
+        <w:gridCol w:w="8928"/>
+      </w:tblGrid>
+      <w:tr>
+        <w:tc>
+          <w:tcPr>
+            <w:tcW w:type="dxa" w:w="8928"/>
+            <w:shd w:fill="F3F4F6" w:val="clear"/>
+            <w:tcBorders>
+              <w:top w:val="single" w:sz="6" w:space="0" w:color="C5CDD6"/>
+              <w:left w:val="single" w:sz="6" w:space="0" w:color="C5CDD6"/>
+              <w:bottom w:val="single" w:sz="6" w:space="0" w:color="C5CDD6"/>
+              <w:right w:val="single" w:sz="6" w:space="0" w:color="C5CDD6"/>
+            </w:tcBorders>
+            <w:tcMar>
+              <w:top w:w="90" w:type="dxa"/>
+              <w:left w:w="120" w:type="dxa"/>
+              <w:bottom w:w="90" w:type="dxa"/>
+              <w:right w:w="120" w:type="dxa"/>
+            </w:tcMar>
+          </w:tcPr>
+          <w:p>
+            <w:pPr>
+              <w:spacing w:before="0" w:after="0" w:line="220" w:lineRule="auto"/>
+            </w:pPr>
+            <w:r/>
+            <w:r>
+              <w:rPr>
+                <w:rFonts w:ascii="Liberation Mono" w:hAnsi="Liberation Mono" w:eastAsia="Liberation Mono" w:cs="Liberation Mono"/>
+                <w:color w:val="222222"/>
+                <w:sz w:val="17"/>
+              </w:rPr>
+              <w:t># CLH-RB-2024-011 / the freeze clock versus a 'small apply'</w:t>
+            </w:r>
+          </w:p>
+          <w:p>
+            <w:pPr>
+              <w:spacing w:before="0" w:after="0" w:line="220" w:lineRule="auto"/>
+            </w:pPr>
+            <w:r>
+              <w:rPr>
+                <w:rFonts w:ascii="Liberation Mono" w:hAnsi="Liberation Mono" w:eastAsia="Liberation Mono" w:cs="Liberation Mono"/>
+                <w:color w:val="222222"/>
+                <w:sz w:val="17"/>
+              </w:rPr>
+              <w:t>pytest -k 'phi_log' -q</w:t>
+            </w:r>
+          </w:p>
+          <w:p>
+            <w:pPr>
+              <w:spacing w:before="0" w:after="0" w:line="220" w:lineRule="auto"/>
+            </w:pPr>
+            <w:r>
+              <w:rPr>
+                <w:rFonts w:ascii="Liberation Mono" w:hAnsi="Liberation Mono" w:eastAsia="Liberation Mono" w:cs="Liberation Mono"/>
+                <w:color w:val="222222"/>
+                <w:sz w:val="17"/>
+              </w:rPr>
+              <w:t># fail if the fixture hash changes without CLH-SOP-2024-011</w:t>
+            </w:r>
+          </w:p>
+          <w:p>
+            <w:pPr>
+              <w:spacing w:before="0" w:after="0" w:line="220" w:lineRule="auto"/>
+            </w:pPr>
+            <w:r>
+              <w:rPr>
+                <w:rFonts w:ascii="Liberation Mono" w:hAnsi="Liberation Mono" w:eastAsia="Liberation Mono" w:cs="Liberation Mono"/>
+                <w:color w:val="222222"/>
+                <w:sz w:val="17"/>
+              </w:rPr>
+              <w:t># do not record against matchengines.platform.clearhaven.internal from a laptop</w:t>
+            </w:r>
+          </w:p>
+        </w:tc>
+      </w:tr>
+    </w:tbl>
+    <w:p>
+      <w:pPr>
+        <w:spacing w:before="40" w:after="160" w:line="80" w:lineRule="auto"/>
+      </w:pPr>
+    </w:p>
+    <w:p>
+      <w:pPr>
+        <w:spacing w:before="0" w:after="220" w:line="396" w:lineRule="auto"/>
+        <w:ind w:firstLine="259"/>
+      </w:pPr>
+      <w:r>
+        <w:rPr>
+          <w:rFonts w:ascii="Liberation Serif" w:hAnsi="Liberation Serif" w:eastAsia="Liberation Serif" w:cs="Liberation Serif"/>
+          <w:color w:val="222222"/>
+          <w:sz w:val="24"/>
+        </w:rPr>
+        <w:t>Setup should take under two minutes on a laptop. Teardown drops the fixture database. Flakes I will not blame on the network without a packet capture. If someone deletes this test, they also delete the incident it maps to (CLH-SOP-2024-011) and they do that in review. Aman Kumar owns golden fixtures. Aman Kumar owns the case list.</w:t>
+      </w:r>
+    </w:p>
+    <w:p>
+      <w:pPr>
+        <w:spacing w:before="0" w:after="220" w:line="396" w:lineRule="auto"/>
+        <w:ind w:firstLine="259"/>
+      </w:pPr>
+      <w:r>
+        <w:rPr>
+          <w:rFonts w:ascii="Liberation Serif" w:hAnsi="Liberation Serif" w:eastAsia="Liberation Serif" w:cs="Liberation Serif"/>
+          <w:color w:val="222222"/>
+          <w:sz w:val="24"/>
+        </w:rPr>
+        <w:t>I will not reopen Helm rollback for match-engine, ingest-api, and break-svc to smuggle the freeze clock versus a 'small apply' back in, the first check is a read on ecr-backup.prod.clearhaven.internal, and Aman Kumar will not keep a shadow list.</w:t>
+      </w:r>
+    </w:p>
+    <w:p>
+      <w:pPr>
+        <w:spacing w:before="0" w:after="220" w:line="396" w:lineRule="auto"/>
+        <w:ind w:firstLine="259"/>
+      </w:pPr>
+      <w:r>
+        <w:rPr>
+          <w:rFonts w:ascii="Liberation Serif" w:hAnsi="Liberation Serif" w:eastAsia="Liberation Serif" w:cs="Liberation Serif"/>
+          <w:color w:val="222222"/>
+          <w:sz w:val="24"/>
+        </w:rPr>
+        <w:t>I bounced a hallway yes on the freeze clock versus a 'small apply', weekend coverage is not implied unless Production Helm signs it, and the sample I would still defend uses the same clock as 017.</w:t>
+      </w:r>
+    </w:p>
+    <w:p>
+      <w:pPr>
+        <w:pStyle w:val="Heading2"/>
+      </w:pPr>
+      <w:r>
+        <w:t>Evidence, not a booked meeting</w:t>
+      </w:r>
+    </w:p>
+    <w:tbl>
+      <w:tblPr>
+        <w:tblW w:type="auto" w:w="0"/>
+        <w:tblLook w:firstColumn="1" w:firstRow="1" w:lastColumn="0" w:lastRow="0" w:noHBand="0" w:noVBand="1" w:val="04A0"/>
+      </w:tblPr>
+      <w:tblGrid>
+        <w:gridCol w:w="8928"/>
+      </w:tblGrid>
+      <w:tr>
+        <w:tc>
+          <w:tcPr>
+            <w:tcW w:type="dxa" w:w="8928"/>
+            <w:shd w:fill="E7EEF5" w:val="clear"/>
+            <w:tcBorders>
+              <w:top w:val="single" w:sz="10" w:space="0" w:color="1E3A5F"/>
+              <w:left w:val="single" w:sz="10" w:space="0" w:color="1E3A5F"/>
+              <w:bottom w:val="single" w:sz="10" w:space="0" w:color="1E3A5F"/>
+              <w:right w:val="single" w:sz="10" w:space="0" w:color="1E3A5F"/>
+            </w:tcBorders>
+            <w:tcMar>
+              <w:top w:w="80" w:type="dxa"/>
+              <w:left w:w="120" w:type="dxa"/>
+              <w:bottom w:w="90" w:type="dxa"/>
+              <w:right w:w="120" w:type="dxa"/>
+            </w:tcMar>
+          </w:tcPr>
+          <w:p>
+            <w:pPr>
+              <w:spacing w:before="0" w:after="80" w:line="220" w:lineRule="auto"/>
+            </w:pPr>
+            <w:r/>
+            <w:r>
+              <w:rPr>
+                <w:rFonts w:ascii="Liberation Sans" w:hAnsi="Liberation Sans" w:eastAsia="Liberation Sans" w:cs="Liberation Sans"/>
+                <w:b/>
+                <w:color w:val="1E3A5F"/>
+                <w:sz w:val="16"/>
+              </w:rPr>
+              <w:t>STILL THE CALL</w:t>
+            </w:r>
+          </w:p>
+          <w:p>
+            <w:pPr>
+              <w:spacing w:before="0" w:after="0" w:line="250" w:lineRule="auto"/>
+            </w:pPr>
+            <w:r>
+              <w:rPr>
+                <w:rFonts w:ascii="Liberation Serif" w:hAnsi="Liberation Serif" w:eastAsia="Liberation Serif" w:cs="Liberation Serif"/>
+                <w:color w:val="222222"/>
+                <w:sz w:val="21"/>
+              </w:rPr>
+              <w:t>The front of CLH-RB-2024-011 still stands. weekend coverage that is not in the SLA does not reopen it. Kavya Menon owns CLH-RB-2023-012. ecr-backup.prod.clearhaven.internal stays in the path already named.</w:t>
+            </w:r>
+          </w:p>
+        </w:tc>
+      </w:tr>
+    </w:tbl>
+    <w:p>
+      <w:pPr>
+        <w:spacing w:before="80" w:after="160" w:line="80" w:lineRule="auto"/>
+      </w:pPr>
+    </w:p>
+    <w:p>
+      <w:pPr>
+        <w:spacing w:before="0" w:after="220" w:line="396" w:lineRule="auto"/>
+        <w:ind w:firstLine="259"/>
+      </w:pPr>
+      <w:r>
+        <w:rPr>
+          <w:rFonts w:ascii="Liberation Serif" w:hAnsi="Liberation Serif" w:eastAsia="Liberation Serif" w:cs="Liberation Serif"/>
+          <w:color w:val="222222"/>
+          <w:sz w:val="24"/>
+        </w:rPr>
+        <w:t>I will reopen this file if the measurement on ecr-backup.prod.clearhaven.internal says the cutover is lying, if a freeze and a migrate disagree, or if Kavya Menon puts a new date on CLH-RB-2023-012 that the EM accepts. I will not reopen it because a meeting is booked, because a vendor offered a discount, or because someone found a blog post. Evidence is a dry-run count, a replay that used to be wrong, or a miss rate worse than the do-nothing line.</w:t>
+      </w:r>
+    </w:p>
+    <w:p>
+      <w:pPr>
+        <w:spacing w:before="0" w:after="220" w:line="396" w:lineRule="auto"/>
+        <w:ind w:firstLine="259"/>
+      </w:pPr>
+      <w:r>
+        <w:rPr>
+          <w:rFonts w:ascii="Liberation Serif" w:hAnsi="Liberation Serif" w:eastAsia="Liberation Serif" w:cs="Liberation Serif"/>
+          <w:color w:val="222222"/>
+          <w:sz w:val="24"/>
+        </w:rPr>
+        <w:t>This heading is the reopen rule. weekend coverage that is not in the SLA is done when Kavya Menon closes CLH-RB-2023-012 or writes a new date.</w:t>
+      </w:r>
+    </w:p>
+    <w:p>
+      <w:pPr>
+        <w:spacing w:before="0" w:after="220" w:line="396" w:lineRule="auto"/>
+        <w:ind w:firstLine="259"/>
+      </w:pPr>
+      <w:r>
+        <w:rPr>
+          <w:rFonts w:ascii="Liberation Serif" w:hAnsi="Liberation Serif" w:eastAsia="Liberation Serif" w:cs="Liberation Serif"/>
+          <w:color w:val="222222"/>
+          <w:sz w:val="24"/>
+        </w:rPr>
+        <w:t>The January still has weekend coverage that is not in the SLA on CLH-RB-2024-015, a dry-run has to print the count on ecr-backup.prod.clearhaven.internal before anyone writes, and config, Helm, and a flag flip are all changes.</w:t>
+      </w:r>
+    </w:p>
+    <w:p>
+      <w:pPr>
+        <w:spacing w:before="0" w:after="220" w:line="396" w:lineRule="auto"/>
+        <w:ind w:firstLine="259"/>
+      </w:pPr>
+      <w:r>
+        <w:rPr>
+          <w:rFonts w:ascii="Liberation Serif" w:hAnsi="Liberation Serif" w:eastAsia="Liberation Serif" w:cs="Liberation Serif"/>
+          <w:color w:val="222222"/>
+          <w:sz w:val="24"/>
+        </w:rPr>
+        <w:t>date pressure on weekend coverage that is not in the SLA is not a date, September 9, 2024 is if Helen Cho keeps it, the first check is a read on matchengines.platform.clearhaven.internal, and object on CLH-SOP-2023-019, not in a side thread.</w:t>
+      </w:r>
+    </w:p>
+    <w:p>
+      <w:pPr>
+        <w:pStyle w:val="Heading2"/>
+      </w:pPr>
+      <w:r>
+        <w:t>Calendar vs rollback when the migrate already expanded</w:t>
+      </w:r>
+    </w:p>
+    <w:p>
+      <w:pPr>
+        <w:spacing w:before="0" w:after="220" w:line="396" w:lineRule="auto"/>
+        <w:ind w:firstLine="259"/>
+      </w:pPr>
+      <w:r>
+        <w:rPr>
+          <w:rFonts w:ascii="Liberation Serif" w:hAnsi="Liberation Serif" w:eastAsia="Liberation Serif" w:cs="Liberation Serif"/>
+          <w:color w:val="222222"/>
+          <w:sz w:val="24"/>
+        </w:rPr>
+        <w:t>If the front of this file already named a freeze, rollback when the migrate already expanded does not get a courtesy thaw on matchengines.platform.clearhaven.internal. A small apply is still an apply. SEV1 is the SOP definition. Production Helm can argue SEV1 on CLH-RB-2024-007 with a count, not with a demo time. I will not Helm-apply from a laptop because the window is 'almost over.'</w:t>
+      </w:r>
+    </w:p>
+    <w:p>
+      <w:pPr>
+        <w:spacing w:before="0" w:after="220" w:line="396" w:lineRule="auto"/>
+        <w:ind w:firstLine="259"/>
+      </w:pPr>
+      <w:r>
+        <w:rPr>
+          <w:rFonts w:ascii="Liberation Serif" w:hAnsi="Liberation Serif" w:eastAsia="Liberation Serif" w:cs="Liberation Serif"/>
+          <w:color w:val="222222"/>
+          <w:sz w:val="24"/>
+        </w:rPr>
+        <w:t>Calendar leftovers I will not hide inside rollback when the migrate already expanded: weekend coverage that is not in the SLA, a plant shutdown, a clinical quiet hours window, month-end 16:00-21:00 ET. If the leftover date lands inside one of those, the date moves. The scope does not. Priya Nair hears the new date on CLH-RB-2024-007.</w:t>
+      </w:r>
+    </w:p>
+    <w:p>
+      <w:pPr>
+        <w:spacing w:before="0" w:after="220" w:line="396" w:lineRule="auto"/>
+        <w:ind w:firstLine="259"/>
+      </w:pPr>
+      <w:r>
+        <w:rPr>
+          <w:rFonts w:ascii="Liberation Serif" w:hAnsi="Liberation Serif" w:eastAsia="Liberation Serif" w:cs="Liberation Serif"/>
+          <w:color w:val="222222"/>
+          <w:sz w:val="24"/>
+        </w:rPr>
+        <w:t>the front of CLH-RB-2024-011 already named rollback when the migrate already expanded, this paragraph is execution, weekend coverage is not implied unless Diego Alvarez signs it, and a skip is a ticket and a flake is a capture.</w:t>
+      </w:r>
+    </w:p>
+    <w:p>
+      <w:pPr>
+        <w:spacing w:before="0" w:after="220" w:line="396" w:lineRule="auto"/>
+        <w:ind w:firstLine="259"/>
+      </w:pPr>
+      <w:r>
+        <w:rPr>
+          <w:rFonts w:ascii="Liberation Serif" w:hAnsi="Liberation Serif" w:eastAsia="Liberation Serif" w:cs="Liberation Serif"/>
+          <w:color w:val="222222"/>
+          <w:sz w:val="24"/>
+        </w:rPr>
+        <w:t>after September 11, 2024, leftover access for rollback when the migrate already expanded is a bug, not a courtesy, a dry-run has to print the count on matchengines.platform.clearhaven.internal before anyone writes, and if this fights the front of CLH-RB-2024-011, strike it.</w:t>
+      </w:r>
+    </w:p>
+    <w:p>
+      <w:pPr>
+        <w:pStyle w:val="Heading2"/>
+      </w:pPr>
+      <w:r>
+        <w:t>Do not hide a buy in a memory limit</w:t>
+      </w:r>
+    </w:p>
+    <w:p>
+      <w:pPr>
+        <w:spacing w:before="0" w:after="220" w:line="396" w:lineRule="auto"/>
+        <w:ind w:firstLine="259"/>
+      </w:pPr>
+      <w:r>
+        <w:rPr>
+          <w:rFonts w:ascii="Liberation Serif" w:hAnsi="Liberation Serif" w:eastAsia="Liberation Serif" w:cs="Liberation Serif"/>
+          <w:color w:val="222222"/>
+          <w:sz w:val="24"/>
+        </w:rPr>
+        <w:t>ecr-backup.prod.clearhaven.internal is the box I keep measuring because it is the one that pages. poison versus lag versus empty-success is the reason the graph lies if you only watch CPU. Queue depth and disk are the two numbers I write down. Owner The January. Ticket CLH-RB-2024-015. If the graph is green and the queue is growing, I page. CPU lagged the queue by about 11 minutes on the last incident I will admit to.</w:t>
+      </w:r>
+    </w:p>
+    <w:p>
+      <w:pPr>
+        <w:spacing w:before="0" w:after="220" w:line="396" w:lineRule="auto"/>
+        <w:ind w:firstLine="259"/>
+      </w:pPr>
+      <w:r>
+        <w:rPr>
+          <w:rFonts w:ascii="Liberation Serif" w:hAnsi="Liberation Serif" w:eastAsia="Liberation Serif" w:cs="Liberation Serif"/>
+          <w:color w:val="222222"/>
+          <w:sz w:val="24"/>
+        </w:rPr>
+        <w:t>The spend I can defend is the spend tied to ecr-backup.prod.clearhaven.internal and this job, not a team average. Year-1 extra I would put on a sticky: about $28.7k on top of what we already burn, or zero if we do nothing and eat the miss rate. Front-matter volume I am using: 01. I will not argue from a slide.</w:t>
+      </w:r>
+    </w:p>
+    <w:p>
+      <w:pPr>
+        <w:spacing w:before="0" w:after="220" w:line="396" w:lineRule="auto"/>
+        <w:ind w:firstLine="259"/>
+      </w:pPr>
+      <w:r>
+        <w:rPr>
+          <w:rFonts w:ascii="Liberation Serif" w:hAnsi="Liberation Serif" w:eastAsia="Liberation Serif" w:cs="Liberation Serif"/>
+          <w:color w:val="222222"/>
+          <w:sz w:val="24"/>
+        </w:rPr>
+        <w:t>Aman Kumar asked for a one-line version of poison versus lag versus empty-success, the first check is a read on ecr-backup.prod.clearhaven.internal, and close is yes, no, or a new date on CLH-SOP-2024-011 by September 12, 2024.</w:t>
+      </w:r>
+    </w:p>
+    <w:p>
+      <w:pPr>
+        <w:spacing w:before="0" w:after="220" w:line="396" w:lineRule="auto"/>
+        <w:ind w:firstLine="259"/>
+      </w:pPr>
+      <w:r>
+        <w:rPr>
+          <w:rFonts w:ascii="Liberation Serif" w:hAnsi="Liberation Serif" w:eastAsia="Liberation Serif" w:cs="Liberation Serif"/>
+          <w:color w:val="222222"/>
+          <w:sz w:val="24"/>
+        </w:rPr>
+        <w:t>I parked poison versus lag versus empty-success on CLH-RB-2023-012 so it is not Slack archaeology, weekend coverage is not implied unless Kavya Menon signs it, and abort beats a lying dual-run.</w:t>
+      </w:r>
+    </w:p>
+    <w:p>
+      <w:pPr>
+        <w:pStyle w:val="Heading2"/>
+      </w:pPr>
+      <w:r>
+        <w:t>Do not drop readers in the same release</w:t>
+      </w:r>
+    </w:p>
+    <w:p>
+      <w:pPr>
+        <w:spacing w:before="0" w:after="220" w:line="396" w:lineRule="auto"/>
+        <w:ind w:firstLine="259"/>
+      </w:pPr>
+      <w:r>
+        <w:rPr>
+          <w:rFonts w:ascii="Liberation Serif" w:hAnsi="Liberation Serif" w:eastAsia="Liberation Serif" w:cs="Liberation Serif"/>
+          <w:color w:val="222222"/>
+          <w:sz w:val="24"/>
+        </w:rPr>
+        <w:t>Rejected: rewrite the type in place because Postgres will 'just cast it.' That is how we locked matchengines.platform.clearhaven.internal for longer than the 8s budget last time. Historical load never runs on the OLTP primary. Cost the job, then run it. Number from the front I am using as the size hint: 2024.</w:t>
+      </w:r>
+    </w:p>
+    <w:p>
+      <w:pPr>
+        <w:pStyle w:val="ListNumber"/>
+        <w:spacing w:before="20" w:after="60" w:line="260" w:lineRule="auto"/>
+      </w:pPr>
+      <w:r>
+        <w:rPr>
+          <w:rFonts w:ascii="Liberation Serif" w:hAnsi="Liberation Serif" w:eastAsia="Liberation Serif" w:cs="Liberation Serif"/>
+          <w:color w:val="222222"/>
+          <w:sz w:val="24"/>
+        </w:rPr>
+        <w:t>Add the new column or field. Ship readers that tolerate both. CLH-SOP-2023-019.</w:t>
+      </w:r>
+    </w:p>
+    <w:p>
+      <w:pPr>
+        <w:pStyle w:val="ListNumber"/>
+        <w:spacing w:before="20" w:after="60" w:line="260" w:lineRule="auto"/>
+      </w:pPr>
+      <w:r>
+        <w:rPr>
+          <w:rFonts w:ascii="Liberation Serif" w:hAnsi="Liberation Serif" w:eastAsia="Liberation Serif" w:cs="Liberation Serif"/>
+          <w:color w:val="222222"/>
+          <w:sz w:val="24"/>
+        </w:rPr>
+        <w:t>Backfill in batches of 39k. Pause on replication lag.</w:t>
+      </w:r>
+    </w:p>
+    <w:p>
+      <w:pPr>
+        <w:pStyle w:val="ListNumber"/>
+        <w:spacing w:before="20" w:after="60" w:line="260" w:lineRule="auto"/>
+      </w:pPr>
+      <w:r>
+        <w:rPr>
+          <w:rFonts w:ascii="Liberation Serif" w:hAnsi="Liberation Serif" w:eastAsia="Liberation Serif" w:cs="Liberation Serif"/>
+          <w:color w:val="222222"/>
+          <w:sz w:val="24"/>
+        </w:rPr>
+        <w:t>Flip writers. Watch error class, not CPU.</w:t>
+      </w:r>
+    </w:p>
+    <w:p>
+      <w:pPr>
+        <w:pStyle w:val="ListNumber"/>
+        <w:spacing w:before="20" w:after="60" w:line="260" w:lineRule="auto"/>
+      </w:pPr>
+      <w:r>
+        <w:rPr>
+          <w:rFonts w:ascii="Liberation Serif" w:hAnsi="Liberation Serif" w:eastAsia="Liberation Serif" w:cs="Liberation Serif"/>
+          <w:color w:val="222222"/>
+          <w:sz w:val="24"/>
+        </w:rPr>
+        <w:t>Contract only after Helen Cho signs the count on CLH-SOP-2023-019.</w:t>
+      </w:r>
+    </w:p>
+    <w:p>
+      <w:pPr>
+        <w:spacing w:before="0" w:after="220" w:line="396" w:lineRule="auto"/>
+        <w:ind w:firstLine="259"/>
+      </w:pPr>
+      <w:r>
+        <w:rPr>
+          <w:rFonts w:ascii="Liberation Serif" w:hAnsi="Liberation Serif" w:eastAsia="Liberation Serif" w:cs="Liberation Serif"/>
+          <w:color w:val="222222"/>
+          <w:sz w:val="24"/>
+        </w:rPr>
+        <w:t>If Helm rollback is the instinct after a bad migrate, stop. Expanded columns roll forward. Read the schema SOP. Aman Kumar will not approve a rollback that leaves the database ahead of the chart.</w:t>
+      </w:r>
+    </w:p>
+    <w:p>
+      <w:pPr>
+        <w:spacing w:before="0" w:after="220" w:line="396" w:lineRule="auto"/>
+        <w:ind w:firstLine="259"/>
+      </w:pPr>
+      <w:r>
+        <w:rPr>
+          <w:rFonts w:ascii="Liberation Serif" w:hAnsi="Liberation Serif" w:eastAsia="Liberation Serif" w:cs="Liberation Serif"/>
+          <w:color w:val="222222"/>
+          <w:sz w:val="24"/>
+        </w:rPr>
+        <w:t>leftover identifiers in chat, logs, or a support zip sits with Production Helm on CLH-RB-2024-007, a dry-run has to print the count on ecr-backup.prod.clearhaven.internal before anyone writes, and the call in the front still holds and this is leftover work only.</w:t>
+      </w:r>
+    </w:p>
+    <w:p>
+      <w:pPr>
+        <w:spacing w:before="0" w:after="220" w:line="396" w:lineRule="auto"/>
+        <w:ind w:firstLine="259"/>
+      </w:pPr>
+      <w:r>
+        <w:rPr>
+          <w:rFonts w:ascii="Liberation Serif" w:hAnsi="Liberation Serif" w:eastAsia="Liberation Serif" w:cs="Liberation Serif"/>
+          <w:color w:val="222222"/>
+          <w:sz w:val="24"/>
+        </w:rPr>
+        <w:t>I will not reopen Helm rollback for match-engine, ingest-api, and break-svc to smuggle identifiers in chat, logs, or a support zip back in, the first check is a read on matchengines.platform.clearhaven.internal, and Aman Kumar will not keep a shadow list.</w:t>
+      </w:r>
+    </w:p>
+    <w:p>
+      <w:pPr>
+        <w:pStyle w:val="Heading2"/>
+      </w:pPr>
+      <w:r>
+        <w:t>Who gets the page</w:t>
+      </w:r>
+    </w:p>
+    <w:p>
+      <w:pPr>
+        <w:spacing w:before="80" w:after="60" w:line="200" w:lineRule="auto"/>
+      </w:pPr>
+      <w:r>
+        <w:rPr>
+          <w:rFonts w:ascii="Liberation Sans" w:hAnsi="Liberation Sans" w:eastAsia="Liberation Sans" w:cs="Liberation Sans"/>
+          <w:i/>
+          <w:color w:val="555555"/>
+          <w:sz w:val="17"/>
+        </w:rPr>
+        <w:t>RACI for date pressure versus a date with owners on CLH-TDD-2024-006. Team names are a defect.</w:t>
+      </w:r>
+    </w:p>
+    <w:tbl>
+      <w:tblPr>
+        <w:tblW w:type="auto" w:w="0"/>
+        <w:jc w:val="center"/>
+        <w:tblLayout w:type="autofit"/>
+        <w:tblLook w:firstColumn="1" w:firstRow="1" w:lastColumn="0" w:lastRow="0" w:noHBand="0" w:noVBand="1" w:val="04A0"/>
+      </w:tblPr>
+      <w:tblGrid>
+        <w:gridCol w:w="2976"/>
+        <w:gridCol w:w="2976"/>
+        <w:gridCol w:w="2976"/>
+      </w:tblGrid>
+      <w:tr>
+        <w:tc>
+          <w:tcPr>
+            <w:tcW w:type="dxa" w:w="2976"/>
+            <w:shd w:fill="1E3A5F" w:val="clear"/>
+            <w:tcBorders>
+              <w:top w:val="single" w:sz="4" w:space="0" w:color="1E3A5F"/>
+              <w:left w:val="single" w:sz="4" w:space="0" w:color="1E3A5F"/>
+              <w:bottom w:val="single" w:sz="4" w:space="0" w:color="1E3A5F"/>
+              <w:right w:val="single" w:sz="4" w:space="0" w:color="1E3A5F"/>
+            </w:tcBorders>
+            <w:tcMar>
+              <w:top w:w="50" w:type="dxa"/>
+              <w:left w:w="70" w:type="dxa"/>
+              <w:bottom w:w="50" w:type="dxa"/>
+              <w:right w:w="70" w:type="dxa"/>
+            </w:tcMar>
+          </w:tcPr>
+          <w:p>
+            <w:pPr>
+              <w:spacing w:before="0" w:after="0" w:line="230" w:lineRule="auto"/>
+            </w:pPr>
+            <w:r/>
+            <w:r>
+              <w:rPr>
+                <w:rFonts w:ascii="Liberation Sans" w:hAnsi="Liberation Sans" w:eastAsia="Liberation Sans" w:cs="Liberation Sans"/>
+                <w:b/>
+                <w:color w:val="FFFFFF"/>
+                <w:sz w:val="18"/>
+              </w:rPr>
+              <w:t>Role</w:t>
+            </w:r>
+          </w:p>
+        </w:tc>
+        <w:tc>
+          <w:tcPr>
+            <w:tcW w:type="dxa" w:w="2976"/>
+            <w:shd w:fill="1E3A5F" w:val="clear"/>
+            <w:tcBorders>
+              <w:top w:val="single" w:sz="4" w:space="0" w:color="1E3A5F"/>
+              <w:left w:val="single" w:sz="4" w:space="0" w:color="1E3A5F"/>
+              <w:bottom w:val="single" w:sz="4" w:space="0" w:color="1E3A5F"/>
+              <w:right w:val="single" w:sz="4" w:space="0" w:color="1E3A5F"/>
+            </w:tcBorders>
+            <w:tcMar>
+              <w:top w:w="50" w:type="dxa"/>
+              <w:left w:w="70" w:type="dxa"/>
+              <w:bottom w:w="50" w:type="dxa"/>
+              <w:right w:w="70" w:type="dxa"/>
+            </w:tcMar>
+          </w:tcPr>
+          <w:p>
+            <w:pPr>
+              <w:spacing w:before="0" w:after="0" w:line="230" w:lineRule="auto"/>
+            </w:pPr>
+            <w:r/>
+            <w:r>
+              <w:rPr>
+                <w:rFonts w:ascii="Liberation Sans" w:hAnsi="Liberation Sans" w:eastAsia="Liberation Sans" w:cs="Liberation Sans"/>
+                <w:b/>
+                <w:color w:val="FFFFFF"/>
+                <w:sz w:val="18"/>
+              </w:rPr>
+              <w:t>Person</w:t>
+            </w:r>
+          </w:p>
+        </w:tc>
+        <w:tc>
+          <w:tcPr>
+            <w:tcW w:type="dxa" w:w="2976"/>
+            <w:shd w:fill="1E3A5F" w:val="clear"/>
+            <w:tcBorders>
+              <w:top w:val="single" w:sz="4" w:space="0" w:color="1E3A5F"/>
+              <w:left w:val="single" w:sz="4" w:space="0" w:color="1E3A5F"/>
+              <w:bottom w:val="single" w:sz="4" w:space="0" w:color="1E3A5F"/>
+              <w:right w:val="single" w:sz="4" w:space="0" w:color="1E3A5F"/>
+            </w:tcBorders>
+            <w:tcMar>
+              <w:top w:w="50" w:type="dxa"/>
+              <w:left w:w="70" w:type="dxa"/>
+              <w:bottom w:w="50" w:type="dxa"/>
+              <w:right w:w="70" w:type="dxa"/>
+            </w:tcMar>
+          </w:tcPr>
+          <w:p>
+            <w:pPr>
+              <w:spacing w:before="0" w:after="0" w:line="230" w:lineRule="auto"/>
+            </w:pPr>
+            <w:r/>
+            <w:r>
+              <w:rPr>
+                <w:rFonts w:ascii="Liberation Sans" w:hAnsi="Liberation Sans" w:eastAsia="Liberation Sans" w:cs="Liberation Sans"/>
+                <w:b/>
+                <w:color w:val="FFFFFF"/>
+                <w:sz w:val="18"/>
+              </w:rPr>
+              <w:t>Notes</w:t>
+            </w:r>
+          </w:p>
+        </w:tc>
+      </w:tr>
+      <w:tr>
+        <w:tc>
+          <w:tcPr>
+            <w:tcW w:type="dxa" w:w="2976"/>
+            <w:shd w:fill="FFFFFF" w:val="clear"/>
+            <w:tcBorders>
+              <w:top w:val="single" w:sz="4" w:space="0" w:color="C5CDD6"/>
+              <w:left w:val="single" w:sz="4" w:space="0" w:color="C5CDD6"/>
+              <w:bottom w:val="single" w:sz="4" w:space="0" w:color="C5CDD6"/>
+              <w:right w:val="single" w:sz="4" w:space="0" w:color="C5CDD6"/>
+            </w:tcBorders>
+            <w:tcMar>
+              <w:top w:w="50" w:type="dxa"/>
+              <w:left w:w="70" w:type="dxa"/>
+              <w:bottom w:w="50" w:type="dxa"/>
+              <w:right w:w="70" w:type="dxa"/>
+            </w:tcMar>
+          </w:tcPr>
+          <w:p>
+            <w:pPr>
+              <w:spacing w:before="0" w:after="0" w:line="230" w:lineRule="auto"/>
+            </w:pPr>
+            <w:r/>
+            <w:r>
+              <w:rPr>
+                <w:rFonts w:ascii="Liberation Serif" w:hAnsi="Liberation Serif" w:eastAsia="Liberation Serif" w:cs="Liberation Serif"/>
+                <w:b w:val="0"/>
+                <w:color w:val="222222"/>
+                <w:sz w:val="19"/>
+              </w:rPr>
+              <w:t>Responsible</w:t>
+            </w:r>
+          </w:p>
+        </w:tc>
+        <w:tc>
+          <w:tcPr>
+            <w:tcW w:type="dxa" w:w="2976"/>
+            <w:shd w:fill="FFFFFF" w:val="clear"/>
+            <w:tcBorders>
+              <w:top w:val="single" w:sz="4" w:space="0" w:color="C5CDD6"/>
+              <w:left w:val="single" w:sz="4" w:space="0" w:color="C5CDD6"/>
+              <w:bottom w:val="single" w:sz="4" w:space="0" w:color="C5CDD6"/>
+              <w:right w:val="single" w:sz="4" w:space="0" w:color="C5CDD6"/>
+            </w:tcBorders>
+            <w:tcMar>
+              <w:top w:w="50" w:type="dxa"/>
+              <w:left w:w="70" w:type="dxa"/>
+              <w:bottom w:w="50" w:type="dxa"/>
+              <w:right w:w="70" w:type="dxa"/>
+            </w:tcMar>
+          </w:tcPr>
+          <w:p>
+            <w:pPr>
+              <w:spacing w:before="0" w:after="0" w:line="230" w:lineRule="auto"/>
+            </w:pPr>
+            <w:r/>
+            <w:r>
+              <w:rPr>
+                <w:rFonts w:ascii="Liberation Serif" w:hAnsi="Liberation Serif" w:eastAsia="Liberation Serif" w:cs="Liberation Serif"/>
+                <w:b w:val="0"/>
+                <w:color w:val="222222"/>
+                <w:sz w:val="19"/>
+              </w:rPr>
+              <w:t>Diego Alvarez</w:t>
+            </w:r>
+          </w:p>
+        </w:tc>
+        <w:tc>
+          <w:tcPr>
+            <w:tcW w:type="dxa" w:w="2976"/>
+            <w:shd w:fill="FFFFFF" w:val="clear"/>
+            <w:tcBorders>
+              <w:top w:val="single" w:sz="4" w:space="0" w:color="C5CDD6"/>
+              <w:left w:val="single" w:sz="4" w:space="0" w:color="C5CDD6"/>
+              <w:bottom w:val="single" w:sz="4" w:space="0" w:color="C5CDD6"/>
+              <w:right w:val="single" w:sz="4" w:space="0" w:color="C5CDD6"/>
+            </w:tcBorders>
+            <w:tcMar>
+              <w:top w:w="50" w:type="dxa"/>
+              <w:left w:w="70" w:type="dxa"/>
+              <w:bottom w:w="50" w:type="dxa"/>
+              <w:right w:w="70" w:type="dxa"/>
+            </w:tcMar>
+          </w:tcPr>
+          <w:p>
+            <w:pPr>
+              <w:spacing w:before="0" w:after="0" w:line="230" w:lineRule="auto"/>
+            </w:pPr>
+            <w:r/>
+            <w:r>
+              <w:rPr>
+                <w:rFonts w:ascii="Liberation Serif" w:hAnsi="Liberation Serif" w:eastAsia="Liberation Serif" w:cs="Liberation Serif"/>
+                <w:b w:val="0"/>
+                <w:color w:val="222222"/>
+                <w:sz w:val="19"/>
+              </w:rPr>
+              <w:t>Does the work on ecr-backup.prod.clearhaven.internal</w:t>
+            </w:r>
+          </w:p>
+        </w:tc>
+      </w:tr>
+      <w:tr>
+        <w:tc>
+          <w:tcPr>
+            <w:tcW w:type="dxa" w:w="2976"/>
+            <w:shd w:fill="EDF1F6" w:val="clear"/>
+            <w:tcBorders>
+              <w:top w:val="single" w:sz="4" w:space="0" w:color="C5CDD6"/>
+              <w:left w:val="single" w:sz="4" w:space="0" w:color="C5CDD6"/>
+              <w:bottom w:val="single" w:sz="4" w:space="0" w:color="C5CDD6"/>
+              <w:right w:val="single" w:sz="4" w:space="0" w:color="C5CDD6"/>
+            </w:tcBorders>
+            <w:tcMar>
+              <w:top w:w="50" w:type="dxa"/>
+              <w:left w:w="70" w:type="dxa"/>
+              <w:bottom w:w="50" w:type="dxa"/>
+              <w:right w:w="70" w:type="dxa"/>
+            </w:tcMar>
+          </w:tcPr>
+          <w:p>
+            <w:pPr>
+              <w:spacing w:before="0" w:after="0" w:line="230" w:lineRule="auto"/>
+            </w:pPr>
+            <w:r/>
+            <w:r>
+              <w:rPr>
+                <w:rFonts w:ascii="Liberation Serif" w:hAnsi="Liberation Serif" w:eastAsia="Liberation Serif" w:cs="Liberation Serif"/>
+                <w:b w:val="0"/>
+                <w:color w:val="222222"/>
+                <w:sz w:val="19"/>
+              </w:rPr>
+              <w:t>Accountable</w:t>
+            </w:r>
+          </w:p>
+        </w:tc>
+        <w:tc>
+          <w:tcPr>
+            <w:tcW w:type="dxa" w:w="2976"/>
+            <w:shd w:fill="EDF1F6" w:val="clear"/>
+            <w:tcBorders>
+              <w:top w:val="single" w:sz="4" w:space="0" w:color="C5CDD6"/>
+              <w:left w:val="single" w:sz="4" w:space="0" w:color="C5CDD6"/>
+              <w:bottom w:val="single" w:sz="4" w:space="0" w:color="C5CDD6"/>
+              <w:right w:val="single" w:sz="4" w:space="0" w:color="C5CDD6"/>
+            </w:tcBorders>
+            <w:tcMar>
+              <w:top w:w="50" w:type="dxa"/>
+              <w:left w:w="70" w:type="dxa"/>
+              <w:bottom w:w="50" w:type="dxa"/>
+              <w:right w:w="70" w:type="dxa"/>
+            </w:tcMar>
+          </w:tcPr>
+          <w:p>
+            <w:pPr>
+              <w:spacing w:before="0" w:after="0" w:line="230" w:lineRule="auto"/>
+            </w:pPr>
+            <w:r/>
+            <w:r>
+              <w:rPr>
+                <w:rFonts w:ascii="Liberation Serif" w:hAnsi="Liberation Serif" w:eastAsia="Liberation Serif" w:cs="Liberation Serif"/>
+                <w:b w:val="0"/>
+                <w:color w:val="222222"/>
+                <w:sz w:val="19"/>
+              </w:rPr>
+              <w:t>Priya Nair</w:t>
+            </w:r>
+          </w:p>
+        </w:tc>
+        <w:tc>
+          <w:tcPr>
+            <w:tcW w:type="dxa" w:w="2976"/>
+            <w:shd w:fill="EDF1F6" w:val="clear"/>
+            <w:tcBorders>
+              <w:top w:val="single" w:sz="4" w:space="0" w:color="C5CDD6"/>
+              <w:left w:val="single" w:sz="4" w:space="0" w:color="C5CDD6"/>
+              <w:bottom w:val="single" w:sz="4" w:space="0" w:color="C5CDD6"/>
+              <w:right w:val="single" w:sz="4" w:space="0" w:color="C5CDD6"/>
+            </w:tcBorders>
+            <w:tcMar>
+              <w:top w:w="50" w:type="dxa"/>
+              <w:left w:w="70" w:type="dxa"/>
+              <w:bottom w:w="50" w:type="dxa"/>
+              <w:right w:w="70" w:type="dxa"/>
+            </w:tcMar>
+          </w:tcPr>
+          <w:p>
+            <w:pPr>
+              <w:spacing w:before="0" w:after="0" w:line="230" w:lineRule="auto"/>
+            </w:pPr>
+            <w:r/>
+            <w:r>
+              <w:rPr>
+                <w:rFonts w:ascii="Liberation Serif" w:hAnsi="Liberation Serif" w:eastAsia="Liberation Serif" w:cs="Liberation Serif"/>
+                <w:b w:val="0"/>
+                <w:color w:val="222222"/>
+                <w:sz w:val="19"/>
+              </w:rPr>
+              <w:t>One person. Signs the close.</w:t>
+            </w:r>
+          </w:p>
+        </w:tc>
+      </w:tr>
+      <w:tr>
+        <w:tc>
+          <w:tcPr>
+            <w:tcW w:type="dxa" w:w="2976"/>
+            <w:shd w:fill="FFFFFF" w:val="clear"/>
+            <w:tcBorders>
+              <w:top w:val="single" w:sz="4" w:space="0" w:color="C5CDD6"/>
+              <w:left w:val="single" w:sz="4" w:space="0" w:color="C5CDD6"/>
+              <w:bottom w:val="single" w:sz="4" w:space="0" w:color="C5CDD6"/>
+              <w:right w:val="single" w:sz="4" w:space="0" w:color="C5CDD6"/>
+            </w:tcBorders>
+            <w:tcMar>
+              <w:top w:w="50" w:type="dxa"/>
+              <w:left w:w="70" w:type="dxa"/>
+              <w:bottom w:w="50" w:type="dxa"/>
+              <w:right w:w="70" w:type="dxa"/>
+            </w:tcMar>
+          </w:tcPr>
+          <w:p>
+            <w:pPr>
+              <w:spacing w:before="0" w:after="0" w:line="230" w:lineRule="auto"/>
+            </w:pPr>
+            <w:r/>
+            <w:r>
+              <w:rPr>
+                <w:rFonts w:ascii="Liberation Serif" w:hAnsi="Liberation Serif" w:eastAsia="Liberation Serif" w:cs="Liberation Serif"/>
+                <w:b w:val="0"/>
+                <w:color w:val="222222"/>
+                <w:sz w:val="19"/>
+              </w:rPr>
+              <w:t>Consulted</w:t>
+            </w:r>
+          </w:p>
+        </w:tc>
+        <w:tc>
+          <w:tcPr>
+            <w:tcW w:type="dxa" w:w="2976"/>
+            <w:shd w:fill="FFFFFF" w:val="clear"/>
+            <w:tcBorders>
+              <w:top w:val="single" w:sz="4" w:space="0" w:color="C5CDD6"/>
+              <w:left w:val="single" w:sz="4" w:space="0" w:color="C5CDD6"/>
+              <w:bottom w:val="single" w:sz="4" w:space="0" w:color="C5CDD6"/>
+              <w:right w:val="single" w:sz="4" w:space="0" w:color="C5CDD6"/>
+            </w:tcBorders>
+            <w:tcMar>
+              <w:top w:w="50" w:type="dxa"/>
+              <w:left w:w="70" w:type="dxa"/>
+              <w:bottom w:w="50" w:type="dxa"/>
+              <w:right w:w="70" w:type="dxa"/>
+            </w:tcMar>
+          </w:tcPr>
+          <w:p>
+            <w:pPr>
+              <w:spacing w:before="0" w:after="0" w:line="230" w:lineRule="auto"/>
+            </w:pPr>
+            <w:r/>
+            <w:r>
+              <w:rPr>
+                <w:rFonts w:ascii="Liberation Serif" w:hAnsi="Liberation Serif" w:eastAsia="Liberation Serif" w:cs="Liberation Serif"/>
+                <w:b w:val="0"/>
+                <w:color w:val="222222"/>
+                <w:sz w:val="19"/>
+              </w:rPr>
+              <w:t>Aman Kumar</w:t>
+            </w:r>
+          </w:p>
+        </w:tc>
+        <w:tc>
+          <w:tcPr>
+            <w:tcW w:type="dxa" w:w="2976"/>
+            <w:shd w:fill="FFFFFF" w:val="clear"/>
+            <w:tcBorders>
+              <w:top w:val="single" w:sz="4" w:space="0" w:color="C5CDD6"/>
+              <w:left w:val="single" w:sz="4" w:space="0" w:color="C5CDD6"/>
+              <w:bottom w:val="single" w:sz="4" w:space="0" w:color="C5CDD6"/>
+              <w:right w:val="single" w:sz="4" w:space="0" w:color="C5CDD6"/>
+            </w:tcBorders>
+            <w:tcMar>
+              <w:top w:w="50" w:type="dxa"/>
+              <w:left w:w="70" w:type="dxa"/>
+              <w:bottom w:w="50" w:type="dxa"/>
+              <w:right w:w="70" w:type="dxa"/>
+            </w:tcMar>
+          </w:tcPr>
+          <w:p>
+            <w:pPr>
+              <w:spacing w:before="0" w:after="0" w:line="230" w:lineRule="auto"/>
+            </w:pPr>
+            <w:r/>
+            <w:r>
+              <w:rPr>
+                <w:rFonts w:ascii="Liberation Serif" w:hAnsi="Liberation Serif" w:eastAsia="Liberation Serif" w:cs="Liberation Serif"/>
+                <w:b w:val="0"/>
+                <w:color w:val="222222"/>
+                <w:sz w:val="19"/>
+              </w:rPr>
+              <w:t>Reviewer, not a shadow owner</w:t>
+            </w:r>
+          </w:p>
+        </w:tc>
+      </w:tr>
+      <w:tr>
+        <w:tc>
+          <w:tcPr>
+            <w:tcW w:type="dxa" w:w="2976"/>
+            <w:shd w:fill="EDF1F6" w:val="clear"/>
+            <w:tcBorders>
+              <w:top w:val="single" w:sz="4" w:space="0" w:color="C5CDD6"/>
+              <w:left w:val="single" w:sz="4" w:space="0" w:color="C5CDD6"/>
+              <w:bottom w:val="single" w:sz="4" w:space="0" w:color="C5CDD6"/>
+              <w:right w:val="single" w:sz="4" w:space="0" w:color="C5CDD6"/>
+            </w:tcBorders>
+            <w:tcMar>
+              <w:top w:w="50" w:type="dxa"/>
+              <w:left w:w="70" w:type="dxa"/>
+              <w:bottom w:w="50" w:type="dxa"/>
+              <w:right w:w="70" w:type="dxa"/>
+            </w:tcMar>
+          </w:tcPr>
+          <w:p>
+            <w:pPr>
+              <w:spacing w:before="0" w:after="0" w:line="230" w:lineRule="auto"/>
+            </w:pPr>
+            <w:r/>
+            <w:r>
+              <w:rPr>
+                <w:rFonts w:ascii="Liberation Serif" w:hAnsi="Liberation Serif" w:eastAsia="Liberation Serif" w:cs="Liberation Serif"/>
+                <w:b w:val="0"/>
+                <w:color w:val="222222"/>
+                <w:sz w:val="19"/>
+              </w:rPr>
+              <w:t>Informed</w:t>
+            </w:r>
+          </w:p>
+        </w:tc>
+        <w:tc>
+          <w:tcPr>
+            <w:tcW w:type="dxa" w:w="2976"/>
+            <w:shd w:fill="EDF1F6" w:val="clear"/>
+            <w:tcBorders>
+              <w:top w:val="single" w:sz="4" w:space="0" w:color="C5CDD6"/>
+              <w:left w:val="single" w:sz="4" w:space="0" w:color="C5CDD6"/>
+              <w:bottom w:val="single" w:sz="4" w:space="0" w:color="C5CDD6"/>
+              <w:right w:val="single" w:sz="4" w:space="0" w:color="C5CDD6"/>
+            </w:tcBorders>
+            <w:tcMar>
+              <w:top w:w="50" w:type="dxa"/>
+              <w:left w:w="70" w:type="dxa"/>
+              <w:bottom w:w="50" w:type="dxa"/>
+              <w:right w:w="70" w:type="dxa"/>
+            </w:tcMar>
+          </w:tcPr>
+          <w:p>
+            <w:pPr>
+              <w:spacing w:before="0" w:after="0" w:line="230" w:lineRule="auto"/>
+            </w:pPr>
+            <w:r/>
+            <w:r>
+              <w:rPr>
+                <w:rFonts w:ascii="Liberation Serif" w:hAnsi="Liberation Serif" w:eastAsia="Liberation Serif" w:cs="Liberation Serif"/>
+                <w:b w:val="0"/>
+                <w:color w:val="222222"/>
+                <w:sz w:val="19"/>
+              </w:rPr>
+              <w:t>Kavya Menon</w:t>
+            </w:r>
+          </w:p>
+        </w:tc>
+        <w:tc>
+          <w:tcPr>
+            <w:tcW w:type="dxa" w:w="2976"/>
+            <w:shd w:fill="EDF1F6" w:val="clear"/>
+            <w:tcBorders>
+              <w:top w:val="single" w:sz="4" w:space="0" w:color="C5CDD6"/>
+              <w:left w:val="single" w:sz="4" w:space="0" w:color="C5CDD6"/>
+              <w:bottom w:val="single" w:sz="4" w:space="0" w:color="C5CDD6"/>
+              <w:right w:val="single" w:sz="4" w:space="0" w:color="C5CDD6"/>
+            </w:tcBorders>
+            <w:tcMar>
+              <w:top w:w="50" w:type="dxa"/>
+              <w:left w:w="70" w:type="dxa"/>
+              <w:bottom w:w="50" w:type="dxa"/>
+              <w:right w:w="70" w:type="dxa"/>
+            </w:tcMar>
+          </w:tcPr>
+          <w:p>
+            <w:pPr>
+              <w:spacing w:before="0" w:after="0" w:line="230" w:lineRule="auto"/>
+            </w:pPr>
+            <w:r/>
+            <w:r>
+              <w:rPr>
+                <w:rFonts w:ascii="Liberation Serif" w:hAnsi="Liberation Serif" w:eastAsia="Liberation Serif" w:cs="Liberation Serif"/>
+                <w:b w:val="0"/>
+                <w:color w:val="222222"/>
+                <w:sz w:val="19"/>
+              </w:rPr>
+              <w:t>Clearhaven path; no hostnames</w:t>
+            </w:r>
+          </w:p>
+        </w:tc>
+      </w:tr>
+    </w:tbl>
+    <w:p>
+      <w:pPr>
+        <w:spacing w:before="40" w:after="160" w:line="80" w:lineRule="auto"/>
+      </w:pPr>
+    </w:p>
+    <w:p>
+      <w:pPr>
+        <w:spacing w:before="0" w:after="220" w:line="396" w:lineRule="auto"/>
+        <w:ind w:firstLine="259"/>
+      </w:pPr>
+      <w:r>
+        <w:rPr>
+          <w:rFonts w:ascii="Liberation Serif" w:hAnsi="Liberation Serif" w:eastAsia="Liberation Serif" w:cs="Liberation Serif"/>
+          <w:color w:val="222222"/>
+          <w:sz w:val="24"/>
+        </w:rPr>
+        <w:t>If two people think they are accountable, Priya Nair picks one on CLH-TDD-2024-006. If nobody is, date pressure versus a date with owners has not started. Aman Kumar is the writer of this file. That is not the same as accountable unless the front already said so. I will rewrite any row that says 'platform' or 'ops' as a person before I call this done.</w:t>
+      </w:r>
+    </w:p>
+    <w:p>
+      <w:pPr>
+        <w:spacing w:before="0" w:after="220" w:line="396" w:lineRule="auto"/>
+        <w:ind w:firstLine="259"/>
+      </w:pPr>
+      <w:r>
+        <w:rPr>
+          <w:rFonts w:ascii="Liberation Serif" w:hAnsi="Liberation Serif" w:eastAsia="Liberation Serif" w:cs="Liberation Serif"/>
+          <w:color w:val="222222"/>
+          <w:sz w:val="24"/>
+        </w:rPr>
+        <w:t>Pages go to the responsible person, not to a Slack channel that everyone mutes. If Diego Alvarez is out, the backup is a name on CLH-TDD-2024-006 the same day, not a hope that someone is watching ecr-backup.prod.clearhaven.internal.</w:t>
+      </w:r>
+    </w:p>
+    <w:p>
+      <w:pPr>
+        <w:spacing w:before="0" w:after="220" w:line="396" w:lineRule="auto"/>
+        <w:ind w:firstLine="259"/>
+      </w:pPr>
+      <w:r>
+        <w:rPr>
+          <w:rFonts w:ascii="Liberation Serif" w:hAnsi="Liberation Serif" w:eastAsia="Liberation Serif" w:cs="Liberation Serif"/>
+          <w:color w:val="222222"/>
+          <w:sz w:val="24"/>
+        </w:rPr>
+        <w:t>I bounced a hallway yes on date pressure versus a date with owners, weekend coverage is not implied unless Helen Cho signs it, and the sample I would still defend uses the same clock as 01.</w:t>
+      </w:r>
+    </w:p>
+    <w:p>
+      <w:pPr>
+        <w:spacing w:before="0" w:after="220" w:line="396" w:lineRule="auto"/>
+        <w:ind w:firstLine="259"/>
+      </w:pPr>
+      <w:r>
+        <w:rPr>
+          <w:rFonts w:ascii="Liberation Serif" w:hAnsi="Liberation Serif" w:eastAsia="Liberation Serif" w:cs="Liberation Serif"/>
+          <w:color w:val="222222"/>
+          <w:sz w:val="24"/>
+        </w:rPr>
+        <w:t>Diego Alvarez still has date pressure versus a date with owners on CLH-TDD-2024-006, a dry-run has to print the count on matchengines.platform.clearhaven.internal before anyone writes, and config, Helm, and a flag flip are all changes.</w:t>
+      </w:r>
+    </w:p>
+    <w:p>
+      <w:pPr>
+        <w:pStyle w:val="Heading2"/>
+      </w:pPr>
+      <w:r>
+        <w:t>Keep who to wake after the read-only commands dead</w:t>
       </w:r>
     </w:p>
     <w:tbl>
@@ -13148,7 +14562,7 @@
                 <w:color w:val="222222"/>
                 <w:sz w:val="21"/>
               </w:rPr>
-              <w:t>Priya Nair does not get a shortcut that reopens date pressure versus a date with owners. If ecr-backup.prod.clearhaven.internal looks easy to bump, stop and write the count on CLH-INC-2024-017 first.</w:t>
+              <w:t>Priya Nair does not get a shortcut that reopens who to wake after the read-only commands. If matchengines.platform.clearhaven.internal looks easy to bump, stop and write the count on CLH-INC-2024-017 first.</w:t>
             </w:r>
           </w:p>
         </w:tc>
@@ -13161,8 +14575,8 @@
     </w:p>
     <w:p>
       <w:pPr>
-        <w:spacing w:before="0" w:after="240" w:line="427" w:lineRule="auto"/>
-        <w:ind w:firstLine="288"/>
+        <w:spacing w:before="0" w:after="220" w:line="396" w:lineRule="auto"/>
+        <w:ind w:firstLine="259"/>
       </w:pPr>
       <w:r>
         <w:rPr>
@@ -13170,13 +14584,13 @@
           <w:color w:val="222222"/>
           <w:sz w:val="24"/>
         </w:rPr>
-        <w:t>I am writing this because date pressure versus a date with owners is the thing people reopen when a date slips. The front of CLH-RB-2024-011 already killed a path. I will not kill it again in a wiki comment. Ticket CLH-INC-2024-017 is the record. Priya Nair owns the next sentence if they want it undone. Aman Kumar is the writer, not the backup owner. Elapsed I would still defend: 36 minutes on ecr-backup.prod.clearhaven.internal, sample 4602, using the same clock as the number 01 already in the front matter.</w:t>
+        <w:t>A status dump that lists meetings is not a close. If the date slips, Priya Nair writes the new date on CLH-INC-2024-017 before asking for more people. If legal or the control owner asks why we still refuse who to wake after the read-only commands, the answer is this paragraph plus the decision callout in the front, not a Slack thread from August 29, 2024. Client remains Clearhaven. I will not paste a payload to prove the point.</w:t>
       </w:r>
     </w:p>
     <w:p>
       <w:pPr>
-        <w:spacing w:before="0" w:after="240" w:line="427" w:lineRule="auto"/>
-        <w:ind w:firstLine="288"/>
+        <w:spacing w:before="0" w:after="220" w:line="396" w:lineRule="auto"/>
+        <w:ind w:firstLine="259"/>
       </w:pPr>
       <w:r>
         <w:rPr>
@@ -13184,13 +14598,13 @@
           <w:color w:val="222222"/>
           <w:sz w:val="24"/>
         </w:rPr>
-        <w:t>A status dump that lists meetings is not a close. If the date slips, Priya Nair writes the new date on CLH-INC-2024-017 before asking for more people. If legal or the control owner asks why we still refuse date pressure versus a date with owners, the answer is this paragraph plus the decision callout in the front, not a Slack thread from August 29, 2024. Client remains Clearhaven. I will not paste a payload to prove the point.</w:t>
+        <w:t>Rejected move that keeps coming back: treat matchengines.platform.clearhaven.internal as a special case until the window is over. That is how we grew the last exception file nobody reads. Exceptions expire. This one does not get written. If we need a time-boxed carve-out, Priya Nair files a new ticket with an expiry, reviewers on-call plus the team that owns matchengines.platform.clearhaven.internal, and a rollback that is 'delete the carve-out and restart,' not 'leave it until someone notices.'</w:t>
       </w:r>
     </w:p>
     <w:p>
       <w:pPr>
-        <w:spacing w:before="0" w:after="240" w:line="427" w:lineRule="auto"/>
-        <w:ind w:firstLine="288"/>
+        <w:spacing w:before="0" w:after="220" w:line="396" w:lineRule="auto"/>
+        <w:ind w:firstLine="259"/>
       </w:pPr>
       <w:r>
         <w:rPr>
@@ -13198,13 +14612,13 @@
           <w:color w:val="222222"/>
           <w:sz w:val="24"/>
         </w:rPr>
-        <w:t>Rejected move that keeps coming back: treat ecr-backup.prod.clearhaven.internal as a special case until the window is over. That is how we grew the last exception file nobody reads. Exceptions expire. This one does not get written. If we need a time-boxed carve-out, Priya Nair files a new ticket with an expiry, reviewers on-call plus the team that owns ecr-backup.prod.clearhaven.internal, and a rollback that is 'delete the carve-out and restart,' not 'leave it until someone notices.'</w:t>
+        <w:t>date pressure on who to wake after the read-only commands is not a date, September 7, 2024 is if Priya Nair keeps it, the first check is a read on ecr-backup.prod.clearhaven.internal, and object on CLH-INC-2024-017, not in a side thread.</w:t>
       </w:r>
     </w:p>
     <w:p>
       <w:pPr>
-        <w:spacing w:before="0" w:after="240" w:line="427" w:lineRule="auto"/>
-        <w:ind w:firstLine="288"/>
+        <w:spacing w:before="0" w:after="220" w:line="396" w:lineRule="auto"/>
+        <w:ind w:firstLine="259"/>
       </w:pPr>
       <w:r>
         <w:rPr>
@@ -13212,13 +14626,21 @@
           <w:color w:val="222222"/>
           <w:sz w:val="24"/>
         </w:rPr>
-        <w:t>How I would explain date pressure versus a date with owners to Priya Nair in one minute: the front of CLH-RB-2024-011 already made the call. This leftover is execution. Priya Nair owns CLH-INC-2024-017. ecr-backup.prod.clearhaven.internal is the box I would open first. The number I would put on the table is 01, and if that is stale I would say so instead of performing precision. I would ask whether we are still inside the freeze and whether Priya Nair can hit September 4, 2024.</w:t>
+        <w:t>the front of CLH-RB-2024-011 already named who to wake after the read-only commands, this paragraph is execution, weekend coverage is not implied unless Aman Kumar signs it, and a skip is a ticket and a flake is a capture.</w:t>
       </w:r>
     </w:p>
     <w:p>
       <w:pPr>
-        <w:spacing w:before="0" w:after="240" w:line="427" w:lineRule="auto"/>
-        <w:ind w:firstLine="288"/>
+        <w:pStyle w:val="Heading2"/>
+      </w:pPr>
+      <w:r>
+        <w:t>Handoff for owner as a team name instead of a person</w:t>
+      </w:r>
+    </w:p>
+    <w:p>
+      <w:pPr>
+        <w:spacing w:before="0" w:after="220" w:line="396" w:lineRule="auto"/>
+        <w:ind w:firstLine="259"/>
       </w:pPr>
       <w:r>
         <w:rPr>
@@ -13226,13 +14648,13 @@
           <w:color w:val="222222"/>
           <w:sz w:val="24"/>
         </w:rPr>
-        <w:t>Aman Kumar asked whether we could 'just' keep a side path for date pressure versus a date with owners until the window ends. No. Side paths are how the last exception file grew. If we need a carve-out, it expires, it lives on CLH-INC-2024-017, and rollback is delete-and-restart on ecr-backup.prod.clearhaven.internal, not 'leave it until someone notices.'</w:t>
+        <w:t>Next owner inherits ecr-backup.prod.clearhaven.internal, CLH-SOP-2024-011, and the last three working pages of CLH-RB-2024-011. I will not leave a Slack screenshot as the record. Aman Kumar is owner until they accept in writing. Date I want that written: September 15, 2024. Access that has to move: who can ssh or kubectl, who can merge, who can talk to Clearhaven. If any of those is still me after that date, the handoff failed.</w:t>
       </w:r>
     </w:p>
     <w:p>
       <w:pPr>
-        <w:spacing w:before="0" w:after="240" w:line="427" w:lineRule="auto"/>
-        <w:ind w:firstLine="288"/>
+        <w:spacing w:before="0" w:after="220" w:line="396" w:lineRule="auto"/>
+        <w:ind w:firstLine="259"/>
       </w:pPr>
       <w:r>
         <w:rPr>
@@ -13240,29 +14662,7 @@
           <w:color w:val="222222"/>
           <w:sz w:val="24"/>
         </w:rPr>
-        <w:t>I will not put date pressure versus a date with owners on a wiki that drifts. CLH-INC-2024-017 and this file are the record. If Priya Nair needs a diagram, they get a permalink, not a photo of a whiteboard. ecr-backup.prod.clearhaven.internal stays out of the diagram title. If a new engineer asks where the leftover lives, I point here. I do not point at a Slack pin from August 29, 2024.</w:t>
-      </w:r>
-    </w:p>
-    <w:p>
-      <w:pPr>
-        <w:pStyle w:val="Heading2"/>
-      </w:pPr>
-      <w:r>
-        <w:t>Numbers I will still quote (weekend coverage that is not in the SLA)</w:t>
-      </w:r>
-    </w:p>
-    <w:p>
-      <w:pPr>
-        <w:spacing w:before="0" w:after="240" w:line="427" w:lineRule="auto"/>
-        <w:ind w:firstLine="288"/>
-      </w:pPr>
-      <w:r>
-        <w:rPr>
-          <w:rFonts w:ascii="Liberation Serif" w:hAnsi="Liberation Serif" w:eastAsia="Liberation Serif" w:cs="Liberation Serif"/>
-          <w:color w:val="222222"/>
-          <w:sz w:val="24"/>
-        </w:rPr>
-        <w:t>These are working numbers for weekend coverage that is not in the SLA, not a new model. If they disagree with the front of Helm rollback for match-engine, ingest-api, and break-svc, the front wins. I measured on matchengines.platform.clearhaven.internal. Ticket CLH-SOP-2024-011. Owner for the next measurement is Aman Kumar. Sample window was 82 minutes. Rows in the sample: 7897. Front-matter figure I am not relitigating: 01.</w:t>
+        <w:t>Pages start going to Aman Kumar the morning after, not to a rotation alias that still rings my laptop. I stay on the ticket as reviewer for one week, not as the person who gets paged. Aman Kumar will not silently keep the IAM grant 'just in case.' If we need a temporary grant, it expires. Topic in play: owner as a team name instead of a person.</w:t>
       </w:r>
     </w:p>
     <w:p>
@@ -13276,7 +14676,7 @@
           <w:color w:val="555555"/>
           <w:sz w:val="17"/>
         </w:rPr>
-        <w:t>Working measurements for CLH-RB-2024-011, weekend coverage that is not in the SLA.</w:t>
+        <w:t>Access that has to move with CLH-SOP-2024-011.</w:t>
       </w:r>
     </w:p>
     <w:tbl>
@@ -13296,12 +14696,12 @@
         <w:tc>
           <w:tcPr>
             <w:tcW w:type="dxa" w:w="2232"/>
-            <w:shd w:fill="1B365D" w:val="clear"/>
+            <w:shd w:fill="1E3A5F" w:val="clear"/>
             <w:tcBorders>
-              <w:top w:val="single" w:sz="4" w:space="0" w:color="1B365D"/>
-              <w:left w:val="single" w:sz="4" w:space="0" w:color="1B365D"/>
-              <w:bottom w:val="single" w:sz="4" w:space="0" w:color="1B365D"/>
-              <w:right w:val="single" w:sz="4" w:space="0" w:color="1B365D"/>
+              <w:top w:val="single" w:sz="4" w:space="0" w:color="1E3A5F"/>
+              <w:left w:val="single" w:sz="4" w:space="0" w:color="1E3A5F"/>
+              <w:bottom w:val="single" w:sz="4" w:space="0" w:color="1E3A5F"/>
+              <w:right w:val="single" w:sz="4" w:space="0" w:color="1E3A5F"/>
             </w:tcBorders>
             <w:tcMar>
               <w:top w:w="50" w:type="dxa"/>
@@ -13322,19 +14722,19 @@
                 <w:color w:val="FFFFFF"/>
                 <w:sz w:val="18"/>
               </w:rPr>
-              <w:t>Clock</w:t>
+              <w:t>What</w:t>
             </w:r>
           </w:p>
         </w:tc>
         <w:tc>
           <w:tcPr>
             <w:tcW w:type="dxa" w:w="2232"/>
-            <w:shd w:fill="1B365D" w:val="clear"/>
+            <w:shd w:fill="1E3A5F" w:val="clear"/>
             <w:tcBorders>
-              <w:top w:val="single" w:sz="4" w:space="0" w:color="1B365D"/>
-              <w:left w:val="single" w:sz="4" w:space="0" w:color="1B365D"/>
-              <w:bottom w:val="single" w:sz="4" w:space="0" w:color="1B365D"/>
-              <w:right w:val="single" w:sz="4" w:space="0" w:color="1B365D"/>
+              <w:top w:val="single" w:sz="4" w:space="0" w:color="1E3A5F"/>
+              <w:left w:val="single" w:sz="4" w:space="0" w:color="1E3A5F"/>
+              <w:bottom w:val="single" w:sz="4" w:space="0" w:color="1E3A5F"/>
+              <w:right w:val="single" w:sz="4" w:space="0" w:color="1E3A5F"/>
             </w:tcBorders>
             <w:tcMar>
               <w:top w:w="50" w:type="dxa"/>
@@ -13355,19 +14755,19 @@
                 <w:color w:val="FFFFFF"/>
                 <w:sz w:val="18"/>
               </w:rPr>
-              <w:t>Value</w:t>
+              <w:t>From</w:t>
             </w:r>
           </w:p>
         </w:tc>
         <w:tc>
           <w:tcPr>
             <w:tcW w:type="dxa" w:w="2232"/>
-            <w:shd w:fill="1B365D" w:val="clear"/>
+            <w:shd w:fill="1E3A5F" w:val="clear"/>
             <w:tcBorders>
-              <w:top w:val="single" w:sz="4" w:space="0" w:color="1B365D"/>
-              <w:left w:val="single" w:sz="4" w:space="0" w:color="1B365D"/>
-              <w:bottom w:val="single" w:sz="4" w:space="0" w:color="1B365D"/>
-              <w:right w:val="single" w:sz="4" w:space="0" w:color="1B365D"/>
+              <w:top w:val="single" w:sz="4" w:space="0" w:color="1E3A5F"/>
+              <w:left w:val="single" w:sz="4" w:space="0" w:color="1E3A5F"/>
+              <w:bottom w:val="single" w:sz="4" w:space="0" w:color="1E3A5F"/>
+              <w:right w:val="single" w:sz="4" w:space="0" w:color="1E3A5F"/>
             </w:tcBorders>
             <w:tcMar>
               <w:top w:w="50" w:type="dxa"/>
@@ -13388,19 +14788,19 @@
                 <w:color w:val="FFFFFF"/>
                 <w:sz w:val="18"/>
               </w:rPr>
-              <w:t>Where</w:t>
+              <w:t>To</w:t>
             </w:r>
           </w:p>
         </w:tc>
         <w:tc>
           <w:tcPr>
             <w:tcW w:type="dxa" w:w="2232"/>
-            <w:shd w:fill="1B365D" w:val="clear"/>
+            <w:shd w:fill="1E3A5F" w:val="clear"/>
             <w:tcBorders>
-              <w:top w:val="single" w:sz="4" w:space="0" w:color="1B365D"/>
-              <w:left w:val="single" w:sz="4" w:space="0" w:color="1B365D"/>
-              <w:bottom w:val="single" w:sz="4" w:space="0" w:color="1B365D"/>
-              <w:right w:val="single" w:sz="4" w:space="0" w:color="1B365D"/>
+              <w:top w:val="single" w:sz="4" w:space="0" w:color="1E3A5F"/>
+              <w:left w:val="single" w:sz="4" w:space="0" w:color="1E3A5F"/>
+              <w:bottom w:val="single" w:sz="4" w:space="0" w:color="1E3A5F"/>
+              <w:right w:val="single" w:sz="4" w:space="0" w:color="1E3A5F"/>
             </w:tcBorders>
             <w:tcMar>
               <w:top w:w="50" w:type="dxa"/>
@@ -13421,7 +14821,7 @@
                 <w:color w:val="FFFFFF"/>
                 <w:sz w:val="18"/>
               </w:rPr>
-              <w:t>Who repeats it</w:t>
+              <w:t>When</w:t>
             </w:r>
           </w:p>
         </w:tc>
@@ -13456,7 +14856,7 @@
                 <w:color w:val="222222"/>
                 <w:sz w:val="19"/>
               </w:rPr>
-              <w:t>p95 I would quote</w:t>
+              <w:t>On-call for ecr-backup.prod.clearhaven.internal</w:t>
             </w:r>
           </w:p>
         </w:tc>
@@ -13489,7 +14889,7 @@
                 <w:color w:val="222222"/>
                 <w:sz w:val="19"/>
               </w:rPr>
-              <w:t>25.9</w:t>
+              <w:t>Aman Kumar</w:t>
             </w:r>
           </w:p>
         </w:tc>
@@ -13522,7 +14922,7 @@
                 <w:color w:val="222222"/>
                 <w:sz w:val="19"/>
               </w:rPr>
-              <w:t>matchengines.platform.clearhaven.internal</w:t>
+              <w:t>Aman Kumar</w:t>
             </w:r>
           </w:p>
         </w:tc>
@@ -13555,7 +14955,7 @@
                 <w:color w:val="222222"/>
                 <w:sz w:val="19"/>
               </w:rPr>
-              <w:t>Aman Kumar</w:t>
+              <w:t>2024-09-15</w:t>
             </w:r>
           </w:p>
         </w:tc>
@@ -13564,7 +14964,7 @@
         <w:tc>
           <w:tcPr>
             <w:tcW w:type="dxa" w:w="2232"/>
-            <w:shd w:fill="EEF2F6" w:val="clear"/>
+            <w:shd w:fill="EDF1F6" w:val="clear"/>
             <w:tcBorders>
               <w:top w:val="single" w:sz="4" w:space="0" w:color="C5CDD6"/>
               <w:left w:val="single" w:sz="4" w:space="0" w:color="C5CDD6"/>
@@ -13590,14 +14990,14 @@
                 <w:color w:val="222222"/>
                 <w:sz w:val="19"/>
               </w:rPr>
-              <w:t>errors in the sampled hour</w:t>
+              <w:t>Merge on the repo named in front matter</w:t>
             </w:r>
           </w:p>
         </w:tc>
         <w:tc>
           <w:tcPr>
             <w:tcW w:type="dxa" w:w="2232"/>
-            <w:shd w:fill="EEF2F6" w:val="clear"/>
+            <w:shd w:fill="EDF1F6" w:val="clear"/>
             <w:tcBorders>
               <w:top w:val="single" w:sz="4" w:space="0" w:color="C5CDD6"/>
               <w:left w:val="single" w:sz="4" w:space="0" w:color="C5CDD6"/>
@@ -13623,14 +15023,14 @@
                 <w:color w:val="222222"/>
                 <w:sz w:val="19"/>
               </w:rPr>
-              <w:t>16</w:t>
+              <w:t>Aman Kumar</w:t>
             </w:r>
           </w:p>
         </w:tc>
         <w:tc>
           <w:tcPr>
             <w:tcW w:type="dxa" w:w="2232"/>
-            <w:shd w:fill="EEF2F6" w:val="clear"/>
+            <w:shd w:fill="EDF1F6" w:val="clear"/>
             <w:tcBorders>
               <w:top w:val="single" w:sz="4" w:space="0" w:color="C5CDD6"/>
               <w:left w:val="single" w:sz="4" w:space="0" w:color="C5CDD6"/>
@@ -13656,14 +15056,14 @@
                 <w:color w:val="222222"/>
                 <w:sz w:val="19"/>
               </w:rPr>
-              <w:t>matchengines.platform.clearhaven.internal</w:t>
+              <w:t>Aman Kumar</w:t>
             </w:r>
           </w:p>
         </w:tc>
         <w:tc>
           <w:tcPr>
             <w:tcW w:type="dxa" w:w="2232"/>
-            <w:shd w:fill="EEF2F6" w:val="clear"/>
+            <w:shd w:fill="EDF1F6" w:val="clear"/>
             <w:tcBorders>
               <w:top w:val="single" w:sz="4" w:space="0" w:color="C5CDD6"/>
               <w:left w:val="single" w:sz="4" w:space="0" w:color="C5CDD6"/>
@@ -13689,7 +15089,7 @@
                 <w:color w:val="222222"/>
                 <w:sz w:val="19"/>
               </w:rPr>
-              <w:t>Aman Kumar</w:t>
+              <w:t>2024-09-15</w:t>
             </w:r>
           </w:p>
         </w:tc>
@@ -13724,7 +15124,7 @@
                 <w:color w:val="222222"/>
                 <w:sz w:val="19"/>
               </w:rPr>
-              <w:t>queue or backlog</w:t>
+              <w:t>Customer/ops thread</w:t>
             </w:r>
           </w:p>
         </w:tc>
@@ -13757,7 +15157,7 @@
                 <w:color w:val="222222"/>
                 <w:sz w:val="19"/>
               </w:rPr>
-              <w:t>454</w:t>
+              <w:t>Aman Kumar</w:t>
             </w:r>
           </w:p>
         </w:tc>
@@ -13790,7 +15190,7 @@
                 <w:color w:val="222222"/>
                 <w:sz w:val="19"/>
               </w:rPr>
-              <w:t>CLH-RB-2023-012</w:t>
+              <w:t>Priya Nair</w:t>
             </w:r>
           </w:p>
         </w:tc>
@@ -13823,141 +15223,7 @@
                 <w:color w:val="222222"/>
                 <w:sz w:val="19"/>
               </w:rPr>
-              <w:t>Priya Nair</w:t>
-            </w:r>
-          </w:p>
-        </w:tc>
-      </w:tr>
-      <w:tr>
-        <w:tc>
-          <w:tcPr>
-            <w:tcW w:type="dxa" w:w="2232"/>
-            <w:shd w:fill="EEF2F6" w:val="clear"/>
-            <w:tcBorders>
-              <w:top w:val="single" w:sz="4" w:space="0" w:color="C5CDD6"/>
-              <w:left w:val="single" w:sz="4" w:space="0" w:color="C5CDD6"/>
-              <w:bottom w:val="single" w:sz="4" w:space="0" w:color="C5CDD6"/>
-              <w:right w:val="single" w:sz="4" w:space="0" w:color="C5CDD6"/>
-            </w:tcBorders>
-            <w:tcMar>
-              <w:top w:w="50" w:type="dxa"/>
-              <w:left w:w="70" w:type="dxa"/>
-              <w:bottom w:w="50" w:type="dxa"/>
-              <w:right w:w="70" w:type="dxa"/>
-            </w:tcMar>
-          </w:tcPr>
-          <w:p>
-            <w:pPr>
-              <w:spacing w:before="0" w:after="0" w:line="230" w:lineRule="auto"/>
-            </w:pPr>
-            <w:r/>
-            <w:r>
-              <w:rPr>
-                <w:rFonts w:ascii="Liberation Serif" w:hAnsi="Liberation Serif" w:eastAsia="Liberation Serif" w:cs="Liberation Serif"/>
-                <w:b w:val="0"/>
-                <w:color w:val="222222"/>
-                <w:sz w:val="19"/>
-              </w:rPr>
-              <w:t>front-matter number</w:t>
-            </w:r>
-          </w:p>
-        </w:tc>
-        <w:tc>
-          <w:tcPr>
-            <w:tcW w:type="dxa" w:w="2232"/>
-            <w:shd w:fill="EEF2F6" w:val="clear"/>
-            <w:tcBorders>
-              <w:top w:val="single" w:sz="4" w:space="0" w:color="C5CDD6"/>
-              <w:left w:val="single" w:sz="4" w:space="0" w:color="C5CDD6"/>
-              <w:bottom w:val="single" w:sz="4" w:space="0" w:color="C5CDD6"/>
-              <w:right w:val="single" w:sz="4" w:space="0" w:color="C5CDD6"/>
-            </w:tcBorders>
-            <w:tcMar>
-              <w:top w:w="50" w:type="dxa"/>
-              <w:left w:w="70" w:type="dxa"/>
-              <w:bottom w:w="50" w:type="dxa"/>
-              <w:right w:w="70" w:type="dxa"/>
-            </w:tcMar>
-          </w:tcPr>
-          <w:p>
-            <w:pPr>
-              <w:spacing w:before="0" w:after="0" w:line="230" w:lineRule="auto"/>
-            </w:pPr>
-            <w:r/>
-            <w:r>
-              <w:rPr>
-                <w:rFonts w:ascii="Liberation Serif" w:hAnsi="Liberation Serif" w:eastAsia="Liberation Serif" w:cs="Liberation Serif"/>
-                <w:b w:val="0"/>
-                <w:color w:val="222222"/>
-                <w:sz w:val="19"/>
-              </w:rPr>
-              <w:t>11</w:t>
-            </w:r>
-          </w:p>
-        </w:tc>
-        <w:tc>
-          <w:tcPr>
-            <w:tcW w:type="dxa" w:w="2232"/>
-            <w:shd w:fill="EEF2F6" w:val="clear"/>
-            <w:tcBorders>
-              <w:top w:val="single" w:sz="4" w:space="0" w:color="C5CDD6"/>
-              <w:left w:val="single" w:sz="4" w:space="0" w:color="C5CDD6"/>
-              <w:bottom w:val="single" w:sz="4" w:space="0" w:color="C5CDD6"/>
-              <w:right w:val="single" w:sz="4" w:space="0" w:color="C5CDD6"/>
-            </w:tcBorders>
-            <w:tcMar>
-              <w:top w:w="50" w:type="dxa"/>
-              <w:left w:w="70" w:type="dxa"/>
-              <w:bottom w:w="50" w:type="dxa"/>
-              <w:right w:w="70" w:type="dxa"/>
-            </w:tcMar>
-          </w:tcPr>
-          <w:p>
-            <w:pPr>
-              <w:spacing w:before="0" w:after="0" w:line="230" w:lineRule="auto"/>
-            </w:pPr>
-            <w:r/>
-            <w:r>
-              <w:rPr>
-                <w:rFonts w:ascii="Liberation Serif" w:hAnsi="Liberation Serif" w:eastAsia="Liberation Serif" w:cs="Liberation Serif"/>
-                <w:b w:val="0"/>
-                <w:color w:val="222222"/>
-                <w:sz w:val="19"/>
-              </w:rPr>
-              <w:t>this file</w:t>
-            </w:r>
-          </w:p>
-        </w:tc>
-        <w:tc>
-          <w:tcPr>
-            <w:tcW w:type="dxa" w:w="2232"/>
-            <w:shd w:fill="EEF2F6" w:val="clear"/>
-            <w:tcBorders>
-              <w:top w:val="single" w:sz="4" w:space="0" w:color="C5CDD6"/>
-              <w:left w:val="single" w:sz="4" w:space="0" w:color="C5CDD6"/>
-              <w:bottom w:val="single" w:sz="4" w:space="0" w:color="C5CDD6"/>
-              <w:right w:val="single" w:sz="4" w:space="0" w:color="C5CDD6"/>
-            </w:tcBorders>
-            <w:tcMar>
-              <w:top w:w="50" w:type="dxa"/>
-              <w:left w:w="70" w:type="dxa"/>
-              <w:bottom w:w="50" w:type="dxa"/>
-              <w:right w:w="70" w:type="dxa"/>
-            </w:tcMar>
-          </w:tcPr>
-          <w:p>
-            <w:pPr>
-              <w:spacing w:before="0" w:after="0" w:line="230" w:lineRule="auto"/>
-            </w:pPr>
-            <w:r/>
-            <w:r>
-              <w:rPr>
-                <w:rFonts w:ascii="Liberation Serif" w:hAnsi="Liberation Serif" w:eastAsia="Liberation Serif" w:cs="Liberation Serif"/>
-                <w:b w:val="0"/>
-                <w:color w:val="222222"/>
-                <w:sz w:val="19"/>
-              </w:rPr>
-              <w:t>Aman Kumar</w:t>
+              <w:t>2024-09-15</w:t>
             </w:r>
           </w:p>
         </w:tc>
@@ -13970,8 +15236,8 @@
     </w:p>
     <w:p>
       <w:pPr>
-        <w:spacing w:before="0" w:after="240" w:line="427" w:lineRule="auto"/>
-        <w:ind w:firstLine="288"/>
+        <w:spacing w:before="0" w:after="220" w:line="396" w:lineRule="auto"/>
+        <w:ind w:firstLine="259"/>
       </w:pPr>
       <w:r>
         <w:rPr>
@@ -13979,13 +15245,13 @@
           <w:color w:val="222222"/>
           <w:sz w:val="24"/>
         </w:rPr>
-        <w:t>I will not average this into a team dashboard that hides matchengines.platform.clearhaven.internal. If finance or the EM asks why we did not pick the cheaper looking option, the answer is the page we would have taken and the miss rate on month-end, not a slide. Headroom I want on a normal Tuesday is about 26 percent. Below that I file for hardware or I shed load. I will not do both in the same change. Aman Kumar can disagree in writing on CLH-SOP-2024-011.</w:t>
+        <w:t>after September 9, 2024, leftover access for owner as a team name instead of a person is a bug, not a courtesy, a dry-run has to print the count on ecr-backup.prod.clearhaven.internal before anyone writes, and if this fights the front of CLH-RB-2024-011, strike it.</w:t>
       </w:r>
     </w:p>
     <w:p>
       <w:pPr>
-        <w:spacing w:before="0" w:after="240" w:line="427" w:lineRule="auto"/>
-        <w:ind w:firstLine="288"/>
+        <w:spacing w:before="0" w:after="220" w:line="396" w:lineRule="auto"/>
+        <w:ind w:firstLine="259"/>
       </w:pPr>
       <w:r>
         <w:rPr>
@@ -13993,13 +15259,21 @@
           <w:color w:val="222222"/>
           <w:sz w:val="24"/>
         </w:rPr>
-        <w:t>Blast radius if we ignore weekend coverage that is not in the SLA: the whole drop. That is the difference between a DLQ and a desk thread. I want the gate in CI or in the runbook, not in my memory. Related leftover CLH-RB-2023-012 is not a twin tracker. Keep one thread.</w:t>
+        <w:t>Production Helm asked for a one-line version of owner as a team name instead of a person, the first check is a read on matchengines.platform.clearhaven.internal, and close is yes, no, or a new date on CLH-RB-2024-007 by September 10, 2024.</w:t>
       </w:r>
     </w:p>
     <w:p>
       <w:pPr>
-        <w:spacing w:before="0" w:after="240" w:line="427" w:lineRule="auto"/>
-        <w:ind w:firstLine="288"/>
+        <w:pStyle w:val="Heading2"/>
+      </w:pPr>
+      <w:r>
+        <w:t>Which clock I am using</w:t>
+      </w:r>
+    </w:p>
+    <w:p>
+      <w:pPr>
+        <w:spacing w:before="0" w:after="220" w:line="396" w:lineRule="auto"/>
+        <w:ind w:firstLine="259"/>
       </w:pPr>
       <w:r>
         <w:rPr>
@@ -14007,2025 +15281,7 @@
           <w:color w:val="222222"/>
           <w:sz w:val="24"/>
         </w:rPr>
-        <w:t>Cost I can defend for weekend coverage that is not in the SLA is the spend on matchengines.platform.clearhaven.internal and this job. I will not average it into a team number. If finance asks why we skipped the cheaper look, the answer is the page and the miss rate, not a deck. Aman Kumar can disagree on CLH-SOP-2024-011. Sample I still like: 4790 rows, 41 minutes.</w:t>
-      </w:r>
-    </w:p>
-    <w:p>
-      <w:pPr>
-        <w:spacing w:before="0" w:after="240" w:line="427" w:lineRule="auto"/>
-        <w:ind w:firstLine="288"/>
-      </w:pPr>
-      <w:r>
-        <w:rPr>
-          <w:rFonts w:ascii="Liberation Serif" w:hAnsi="Liberation Serif" w:eastAsia="Liberation Serif" w:cs="Liberation Serif"/>
-          <w:color w:val="222222"/>
-          <w:sz w:val="24"/>
-        </w:rPr>
-        <w:t>I keep the receipt: ticket CLH-SOP-2024-011, merge, and the bill line. I will not argue from a screenshot of a dashboard. Permalink or it did not happen. Aman Kumar will reject a status update that is only a graph PNG in Slack.</w:t>
-      </w:r>
-    </w:p>
-    <w:p>
-      <w:pPr>
-        <w:spacing w:before="0" w:after="240" w:line="427" w:lineRule="auto"/>
-        <w:ind w:firstLine="288"/>
-      </w:pPr>
-      <w:r>
-        <w:rPr>
-          <w:rFonts w:ascii="Liberation Serif" w:hAnsi="Liberation Serif" w:eastAsia="Liberation Serif" w:cs="Liberation Serif"/>
-          <w:color w:val="222222"/>
-          <w:sz w:val="24"/>
-        </w:rPr>
-        <w:t>Month-end math for this leftover uses the same clock as 11. I will not mix clocks to make weekend coverage that is not in the SLA look healthier. Aman Kumar can correct the clock on CLH-SOP-2024-011. If finance or the EM wants a single slide, they get this paragraph plus the decision callout, not a new model I made up to look precise.</w:t>
-      </w:r>
-    </w:p>
-    <w:p>
-      <w:pPr>
-        <w:pStyle w:val="Heading2"/>
-      </w:pPr>
-      <w:r>
-        <w:t>What we send, and what stays internal (a dashboard screenshot standing in for a permalink)</w:t>
-      </w:r>
-    </w:p>
-    <w:p>
-      <w:pPr>
-        <w:spacing w:before="0" w:after="240" w:line="427" w:lineRule="auto"/>
-        <w:ind w:firstLine="288"/>
-      </w:pPr>
-      <w:r>
-        <w:rPr>
-          <w:rFonts w:ascii="Liberation Serif" w:hAnsi="Liberation Serif" w:eastAsia="Liberation Serif" w:cs="Liberation Serif"/>
-          <w:color w:val="222222"/>
-          <w:sz w:val="24"/>
-        </w:rPr>
-        <w:t>Outbound mail about a dashboard screenshot standing in for a permalink does not include ecr-backup.prod.clearhaven.internal. It includes the window, the user-visible effect, and whether we are done. Kavya Menon drafts. I review. Ticket CLH-RB-2023-012. Tone is plain. I will not say we are investigating if we already know the cause. I will not promise a timestamp we cannot hit. Clearhaven owns the business clock. We own the engineering one. If those clocks disagree, the first sentence says so.</w:t>
-      </w:r>
-    </w:p>
-    <w:p>
-      <w:pPr>
-        <w:spacing w:before="0" w:after="240" w:line="427" w:lineRule="auto"/>
-        <w:ind w:firstLine="288"/>
-      </w:pPr>
-      <w:r>
-        <w:rPr>
-          <w:rFonts w:ascii="Liberation Serif" w:hAnsi="Liberation Serif" w:eastAsia="Liberation Serif" w:cs="Liberation Serif"/>
-          <w:color w:val="222222"/>
-          <w:sz w:val="24"/>
-        </w:rPr>
-        <w:t>Internal note can name ecr-backup.prod.clearhaven.internal, CLH-RB-2024-007, and the last error line. It still does not paste identifiers. If someone asks for a root cause the same day, they get the user-visible version. Legal reads outbound mail that names money or medical data. I will not put a hostname in a customer ticket because it makes me look precise.</w:t>
-      </w:r>
-    </w:p>
-    <w:p>
-      <w:pPr>
-        <w:pStyle w:val="ListBullet"/>
-        <w:spacing w:before="20" w:after="60" w:line="260" w:lineRule="auto"/>
-      </w:pPr>
-      <w:r>
-        <w:rPr>
-          <w:rFonts w:ascii="Liberation Serif" w:hAnsi="Liberation Serif" w:eastAsia="Liberation Serif" w:cs="Liberation Serif"/>
-          <w:color w:val="222222"/>
-          <w:sz w:val="24"/>
-        </w:rPr>
-        <w:t>External: window, effect, done or not. Owner Kavya Menon.</w:t>
-      </w:r>
-    </w:p>
-    <w:p>
-      <w:pPr>
-        <w:pStyle w:val="ListBullet"/>
-        <w:spacing w:before="20" w:after="60" w:line="260" w:lineRule="auto"/>
-      </w:pPr>
-      <w:r>
-        <w:rPr>
-          <w:rFonts w:ascii="Liberation Serif" w:hAnsi="Liberation Serif" w:eastAsia="Liberation Serif" w:cs="Liberation Serif"/>
-          <w:color w:val="222222"/>
-          <w:sz w:val="24"/>
-        </w:rPr>
-        <w:t>Internal: ecr-backup.prod.clearhaven.internal, counts, CLH-RB-2023-012. Owner Aman Kumar.</w:t>
-      </w:r>
-    </w:p>
-    <w:p>
-      <w:pPr>
-        <w:pStyle w:val="ListBullet"/>
-        <w:spacing w:before="20" w:after="60" w:line="260" w:lineRule="auto"/>
-      </w:pPr>
-      <w:r>
-        <w:rPr>
-          <w:rFonts w:ascii="Liberation Serif" w:hAnsi="Liberation Serif" w:eastAsia="Liberation Serif" w:cs="Liberation Serif"/>
-          <w:color w:val="222222"/>
-          <w:sz w:val="24"/>
-        </w:rPr>
-        <w:t>Never: payloads, PAN, SSN, MRN, secrets, unredacted logs.</w:t>
-      </w:r>
-    </w:p>
-    <w:p>
-      <w:pPr>
-        <w:pStyle w:val="ListBullet"/>
-        <w:spacing w:before="20" w:after="60" w:line="260" w:lineRule="auto"/>
-      </w:pPr>
-      <w:r>
-        <w:rPr>
-          <w:rFonts w:ascii="Liberation Serif" w:hAnsi="Liberation Serif" w:eastAsia="Liberation Serif" w:cs="Liberation Serif"/>
-          <w:color w:val="222222"/>
-          <w:sz w:val="24"/>
-        </w:rPr>
-        <w:t>If Kavya Menon is the TAM, they get the external version first.</w:t>
-      </w:r>
-    </w:p>
-    <w:p>
-      <w:pPr>
-        <w:spacing w:before="0" w:after="240" w:line="427" w:lineRule="auto"/>
-        <w:ind w:firstLine="288"/>
-      </w:pPr>
-      <w:r>
-        <w:rPr>
-          <w:rFonts w:ascii="Liberation Serif" w:hAnsi="Liberation Serif" w:eastAsia="Liberation Serif" w:cs="Liberation Serif"/>
-          <w:color w:val="222222"/>
-          <w:sz w:val="24"/>
-        </w:rPr>
-        <w:t>I keep a one-line draft in CLH-RB-2023-012 so we do not invent tone at 01:10. If the incident is still open, the draft says 'still open' and a next update time we can actually hit, usually 86 minutes. If we are done, the draft says what changed for the user and what did not. I will not apologize in a way that implies a cash or clinical miss we did not have.</w:t>
-      </w:r>
-    </w:p>
-    <w:p>
-      <w:pPr>
-        <w:spacing w:before="0" w:after="240" w:line="427" w:lineRule="auto"/>
-        <w:ind w:firstLine="288"/>
-      </w:pPr>
-      <w:r>
-        <w:rPr>
-          <w:rFonts w:ascii="Liberation Serif" w:hAnsi="Liberation Serif" w:eastAsia="Liberation Serif" w:cs="Liberation Serif"/>
-          <w:color w:val="222222"/>
-          <w:sz w:val="24"/>
-        </w:rPr>
-        <w:t>Customer-facing sentence for a dashboard screenshot standing in for a permalink if Kavya Menon asks today: we are inside the window already named, the user-visible effect is the one in the front, and we are not done until Kavya Menon closes CLH-RB-2023-012. I will not add ecr-backup.prod.clearhaven.internal to that sentence. I will not promise September 6, 2024 in outbound mail unless we can hit it.</w:t>
-      </w:r>
-    </w:p>
-    <w:p>
-      <w:pPr>
-        <w:spacing w:before="0" w:after="240" w:line="427" w:lineRule="auto"/>
-        <w:ind w:firstLine="288"/>
-      </w:pPr>
-      <w:r>
-        <w:rPr>
-          <w:rFonts w:ascii="Liberation Serif" w:hAnsi="Liberation Serif" w:eastAsia="Liberation Serif" w:cs="Liberation Serif"/>
-          <w:color w:val="222222"/>
-          <w:sz w:val="24"/>
-        </w:rPr>
-        <w:t>Internal sentence can name ecr-backup.prod.clearhaven.internal and the last error class. It still does not paste identifiers. Legal reads outbound mail that names money or medical data. I will not get clever about that because a dashboard screenshot standing in for a permalink is loud.</w:t>
-      </w:r>
-    </w:p>
-    <w:p>
-      <w:pPr>
-        <w:spacing w:before="0" w:after="240" w:line="427" w:lineRule="auto"/>
-        <w:ind w:firstLine="288"/>
-      </w:pPr>
-      <w:r>
-        <w:rPr>
-          <w:rFonts w:ascii="Liberation Serif" w:hAnsi="Liberation Serif" w:eastAsia="Liberation Serif" w:cs="Liberation Serif"/>
-          <w:color w:val="222222"/>
-          <w:sz w:val="24"/>
-        </w:rPr>
-        <w:t>If Kavya Menon forwards a customer thread about a dashboard screenshot standing in for a permalink, I answer from the comms leftover. I do not paste ecr-backup.prod.clearhaven.internal. I do not paste a stack trace. I do not promise September 6, 2024 unless we can hit it. User-visible effect, window, done or not. That is the whole outbound mail.</w:t>
-      </w:r>
-    </w:p>
-    <w:p>
-      <w:pPr>
-        <w:pStyle w:val="Heading2"/>
-      </w:pPr>
-      <w:r>
-        <w:t>Handoff for averaging QPS instead of testing the close</w:t>
-      </w:r>
-    </w:p>
-    <w:p>
-      <w:pPr>
-        <w:spacing w:before="0" w:after="240" w:line="427" w:lineRule="auto"/>
-        <w:ind w:firstLine="288"/>
-      </w:pPr>
-      <w:r>
-        <w:rPr>
-          <w:rFonts w:ascii="Liberation Serif" w:hAnsi="Liberation Serif" w:eastAsia="Liberation Serif" w:cs="Liberation Serif"/>
-          <w:color w:val="222222"/>
-          <w:sz w:val="24"/>
-        </w:rPr>
-        <w:t>Next owner inherits matchengines.platform.clearhaven.internal, CLH-RB-2024-007, and the last three working pages of CLH-RB-2024-011. I will not leave a Slack screenshot as the record. Production Helm is owner until they accept in writing. Date I want that written: September 10, 2024. Access that has to move: who can ssh or kubectl, who can merge, who can talk to Clearhaven. If any of those is still me after that date, the handoff failed.</w:t>
-      </w:r>
-    </w:p>
-    <w:p>
-      <w:pPr>
-        <w:spacing w:before="0" w:after="240" w:line="427" w:lineRule="auto"/>
-        <w:ind w:firstLine="288"/>
-      </w:pPr>
-      <w:r>
-        <w:rPr>
-          <w:rFonts w:ascii="Liberation Serif" w:hAnsi="Liberation Serif" w:eastAsia="Liberation Serif" w:cs="Liberation Serif"/>
-          <w:color w:val="222222"/>
-          <w:sz w:val="24"/>
-        </w:rPr>
-        <w:t>Pages start going to Production Helm the morning after, not to a rotation alias that still rings my laptop. I stay on the ticket as reviewer for one week, not as the person who gets paged. Aman Kumar will not silently keep the IAM grant 'just in case.' If we need a temporary grant, it expires. Topic in play: averaging QPS instead of testing the close.</w:t>
-      </w:r>
-    </w:p>
-    <w:p>
-      <w:pPr>
-        <w:spacing w:before="80" w:after="60" w:line="200" w:lineRule="auto"/>
-      </w:pPr>
-      <w:r>
-        <w:rPr>
-          <w:rFonts w:ascii="Liberation Sans" w:hAnsi="Liberation Sans" w:eastAsia="Liberation Sans" w:cs="Liberation Sans"/>
-          <w:i/>
-          <w:color w:val="555555"/>
-          <w:sz w:val="17"/>
-        </w:rPr>
-        <w:t>Access that has to move with CLH-RB-2024-007.</w:t>
-      </w:r>
-    </w:p>
-    <w:tbl>
-      <w:tblPr>
-        <w:tblW w:type="auto" w:w="0"/>
-        <w:jc w:val="center"/>
-        <w:tblLayout w:type="autofit"/>
-        <w:tblLook w:firstColumn="1" w:firstRow="1" w:lastColumn="0" w:lastRow="0" w:noHBand="0" w:noVBand="1" w:val="04A0"/>
-      </w:tblPr>
-      <w:tblGrid>
-        <w:gridCol w:w="2232"/>
-        <w:gridCol w:w="2232"/>
-        <w:gridCol w:w="2232"/>
-        <w:gridCol w:w="2232"/>
-      </w:tblGrid>
-      <w:tr>
-        <w:tc>
-          <w:tcPr>
-            <w:tcW w:type="dxa" w:w="2232"/>
-            <w:shd w:fill="1B365D" w:val="clear"/>
-            <w:tcBorders>
-              <w:top w:val="single" w:sz="4" w:space="0" w:color="1B365D"/>
-              <w:left w:val="single" w:sz="4" w:space="0" w:color="1B365D"/>
-              <w:bottom w:val="single" w:sz="4" w:space="0" w:color="1B365D"/>
-              <w:right w:val="single" w:sz="4" w:space="0" w:color="1B365D"/>
-            </w:tcBorders>
-            <w:tcMar>
-              <w:top w:w="50" w:type="dxa"/>
-              <w:left w:w="70" w:type="dxa"/>
-              <w:bottom w:w="50" w:type="dxa"/>
-              <w:right w:w="70" w:type="dxa"/>
-            </w:tcMar>
-          </w:tcPr>
-          <w:p>
-            <w:pPr>
-              <w:spacing w:before="0" w:after="0" w:line="230" w:lineRule="auto"/>
-            </w:pPr>
-            <w:r/>
-            <w:r>
-              <w:rPr>
-                <w:rFonts w:ascii="Liberation Sans" w:hAnsi="Liberation Sans" w:eastAsia="Liberation Sans" w:cs="Liberation Sans"/>
-                <w:b/>
-                <w:color w:val="FFFFFF"/>
-                <w:sz w:val="18"/>
-              </w:rPr>
-              <w:t>What</w:t>
-            </w:r>
-          </w:p>
-        </w:tc>
-        <w:tc>
-          <w:tcPr>
-            <w:tcW w:type="dxa" w:w="2232"/>
-            <w:shd w:fill="1B365D" w:val="clear"/>
-            <w:tcBorders>
-              <w:top w:val="single" w:sz="4" w:space="0" w:color="1B365D"/>
-              <w:left w:val="single" w:sz="4" w:space="0" w:color="1B365D"/>
-              <w:bottom w:val="single" w:sz="4" w:space="0" w:color="1B365D"/>
-              <w:right w:val="single" w:sz="4" w:space="0" w:color="1B365D"/>
-            </w:tcBorders>
-            <w:tcMar>
-              <w:top w:w="50" w:type="dxa"/>
-              <w:left w:w="70" w:type="dxa"/>
-              <w:bottom w:w="50" w:type="dxa"/>
-              <w:right w:w="70" w:type="dxa"/>
-            </w:tcMar>
-          </w:tcPr>
-          <w:p>
-            <w:pPr>
-              <w:spacing w:before="0" w:after="0" w:line="230" w:lineRule="auto"/>
-            </w:pPr>
-            <w:r/>
-            <w:r>
-              <w:rPr>
-                <w:rFonts w:ascii="Liberation Sans" w:hAnsi="Liberation Sans" w:eastAsia="Liberation Sans" w:cs="Liberation Sans"/>
-                <w:b/>
-                <w:color w:val="FFFFFF"/>
-                <w:sz w:val="18"/>
-              </w:rPr>
-              <w:t>From</w:t>
-            </w:r>
-          </w:p>
-        </w:tc>
-        <w:tc>
-          <w:tcPr>
-            <w:tcW w:type="dxa" w:w="2232"/>
-            <w:shd w:fill="1B365D" w:val="clear"/>
-            <w:tcBorders>
-              <w:top w:val="single" w:sz="4" w:space="0" w:color="1B365D"/>
-              <w:left w:val="single" w:sz="4" w:space="0" w:color="1B365D"/>
-              <w:bottom w:val="single" w:sz="4" w:space="0" w:color="1B365D"/>
-              <w:right w:val="single" w:sz="4" w:space="0" w:color="1B365D"/>
-            </w:tcBorders>
-            <w:tcMar>
-              <w:top w:w="50" w:type="dxa"/>
-              <w:left w:w="70" w:type="dxa"/>
-              <w:bottom w:w="50" w:type="dxa"/>
-              <w:right w:w="70" w:type="dxa"/>
-            </w:tcMar>
-          </w:tcPr>
-          <w:p>
-            <w:pPr>
-              <w:spacing w:before="0" w:after="0" w:line="230" w:lineRule="auto"/>
-            </w:pPr>
-            <w:r/>
-            <w:r>
-              <w:rPr>
-                <w:rFonts w:ascii="Liberation Sans" w:hAnsi="Liberation Sans" w:eastAsia="Liberation Sans" w:cs="Liberation Sans"/>
-                <w:b/>
-                <w:color w:val="FFFFFF"/>
-                <w:sz w:val="18"/>
-              </w:rPr>
-              <w:t>To</w:t>
-            </w:r>
-          </w:p>
-        </w:tc>
-        <w:tc>
-          <w:tcPr>
-            <w:tcW w:type="dxa" w:w="2232"/>
-            <w:shd w:fill="1B365D" w:val="clear"/>
-            <w:tcBorders>
-              <w:top w:val="single" w:sz="4" w:space="0" w:color="1B365D"/>
-              <w:left w:val="single" w:sz="4" w:space="0" w:color="1B365D"/>
-              <w:bottom w:val="single" w:sz="4" w:space="0" w:color="1B365D"/>
-              <w:right w:val="single" w:sz="4" w:space="0" w:color="1B365D"/>
-            </w:tcBorders>
-            <w:tcMar>
-              <w:top w:w="50" w:type="dxa"/>
-              <w:left w:w="70" w:type="dxa"/>
-              <w:bottom w:w="50" w:type="dxa"/>
-              <w:right w:w="70" w:type="dxa"/>
-            </w:tcMar>
-          </w:tcPr>
-          <w:p>
-            <w:pPr>
-              <w:spacing w:before="0" w:after="0" w:line="230" w:lineRule="auto"/>
-            </w:pPr>
-            <w:r/>
-            <w:r>
-              <w:rPr>
-                <w:rFonts w:ascii="Liberation Sans" w:hAnsi="Liberation Sans" w:eastAsia="Liberation Sans" w:cs="Liberation Sans"/>
-                <w:b/>
-                <w:color w:val="FFFFFF"/>
-                <w:sz w:val="18"/>
-              </w:rPr>
-              <w:t>When</w:t>
-            </w:r>
-          </w:p>
-        </w:tc>
-      </w:tr>
-      <w:tr>
-        <w:tc>
-          <w:tcPr>
-            <w:tcW w:type="dxa" w:w="2232"/>
-            <w:shd w:fill="FFFFFF" w:val="clear"/>
-            <w:tcBorders>
-              <w:top w:val="single" w:sz="4" w:space="0" w:color="C5CDD6"/>
-              <w:left w:val="single" w:sz="4" w:space="0" w:color="C5CDD6"/>
-              <w:bottom w:val="single" w:sz="4" w:space="0" w:color="C5CDD6"/>
-              <w:right w:val="single" w:sz="4" w:space="0" w:color="C5CDD6"/>
-            </w:tcBorders>
-            <w:tcMar>
-              <w:top w:w="50" w:type="dxa"/>
-              <w:left w:w="70" w:type="dxa"/>
-              <w:bottom w:w="50" w:type="dxa"/>
-              <w:right w:w="70" w:type="dxa"/>
-            </w:tcMar>
-          </w:tcPr>
-          <w:p>
-            <w:pPr>
-              <w:spacing w:before="0" w:after="0" w:line="230" w:lineRule="auto"/>
-            </w:pPr>
-            <w:r/>
-            <w:r>
-              <w:rPr>
-                <w:rFonts w:ascii="Liberation Serif" w:hAnsi="Liberation Serif" w:eastAsia="Liberation Serif" w:cs="Liberation Serif"/>
-                <w:b w:val="0"/>
-                <w:color w:val="222222"/>
-                <w:sz w:val="19"/>
-              </w:rPr>
-              <w:t>On-call for matchengines.platform.clearhaven.internal</w:t>
-            </w:r>
-          </w:p>
-        </w:tc>
-        <w:tc>
-          <w:tcPr>
-            <w:tcW w:type="dxa" w:w="2232"/>
-            <w:shd w:fill="FFFFFF" w:val="clear"/>
-            <w:tcBorders>
-              <w:top w:val="single" w:sz="4" w:space="0" w:color="C5CDD6"/>
-              <w:left w:val="single" w:sz="4" w:space="0" w:color="C5CDD6"/>
-              <w:bottom w:val="single" w:sz="4" w:space="0" w:color="C5CDD6"/>
-              <w:right w:val="single" w:sz="4" w:space="0" w:color="C5CDD6"/>
-            </w:tcBorders>
-            <w:tcMar>
-              <w:top w:w="50" w:type="dxa"/>
-              <w:left w:w="70" w:type="dxa"/>
-              <w:bottom w:w="50" w:type="dxa"/>
-              <w:right w:w="70" w:type="dxa"/>
-            </w:tcMar>
-          </w:tcPr>
-          <w:p>
-            <w:pPr>
-              <w:spacing w:before="0" w:after="0" w:line="230" w:lineRule="auto"/>
-            </w:pPr>
-            <w:r/>
-            <w:r>
-              <w:rPr>
-                <w:rFonts w:ascii="Liberation Serif" w:hAnsi="Liberation Serif" w:eastAsia="Liberation Serif" w:cs="Liberation Serif"/>
-                <w:b w:val="0"/>
-                <w:color w:val="222222"/>
-                <w:sz w:val="19"/>
-              </w:rPr>
-              <w:t>Aman Kumar</w:t>
-            </w:r>
-          </w:p>
-        </w:tc>
-        <w:tc>
-          <w:tcPr>
-            <w:tcW w:type="dxa" w:w="2232"/>
-            <w:shd w:fill="FFFFFF" w:val="clear"/>
-            <w:tcBorders>
-              <w:top w:val="single" w:sz="4" w:space="0" w:color="C5CDD6"/>
-              <w:left w:val="single" w:sz="4" w:space="0" w:color="C5CDD6"/>
-              <w:bottom w:val="single" w:sz="4" w:space="0" w:color="C5CDD6"/>
-              <w:right w:val="single" w:sz="4" w:space="0" w:color="C5CDD6"/>
-            </w:tcBorders>
-            <w:tcMar>
-              <w:top w:w="50" w:type="dxa"/>
-              <w:left w:w="70" w:type="dxa"/>
-              <w:bottom w:w="50" w:type="dxa"/>
-              <w:right w:w="70" w:type="dxa"/>
-            </w:tcMar>
-          </w:tcPr>
-          <w:p>
-            <w:pPr>
-              <w:spacing w:before="0" w:after="0" w:line="230" w:lineRule="auto"/>
-            </w:pPr>
-            <w:r/>
-            <w:r>
-              <w:rPr>
-                <w:rFonts w:ascii="Liberation Serif" w:hAnsi="Liberation Serif" w:eastAsia="Liberation Serif" w:cs="Liberation Serif"/>
-                <w:b w:val="0"/>
-                <w:color w:val="222222"/>
-                <w:sz w:val="19"/>
-              </w:rPr>
-              <w:t>Production Helm</w:t>
-            </w:r>
-          </w:p>
-        </w:tc>
-        <w:tc>
-          <w:tcPr>
-            <w:tcW w:type="dxa" w:w="2232"/>
-            <w:shd w:fill="FFFFFF" w:val="clear"/>
-            <w:tcBorders>
-              <w:top w:val="single" w:sz="4" w:space="0" w:color="C5CDD6"/>
-              <w:left w:val="single" w:sz="4" w:space="0" w:color="C5CDD6"/>
-              <w:bottom w:val="single" w:sz="4" w:space="0" w:color="C5CDD6"/>
-              <w:right w:val="single" w:sz="4" w:space="0" w:color="C5CDD6"/>
-            </w:tcBorders>
-            <w:tcMar>
-              <w:top w:w="50" w:type="dxa"/>
-              <w:left w:w="70" w:type="dxa"/>
-              <w:bottom w:w="50" w:type="dxa"/>
-              <w:right w:w="70" w:type="dxa"/>
-            </w:tcMar>
-          </w:tcPr>
-          <w:p>
-            <w:pPr>
-              <w:spacing w:before="0" w:after="0" w:line="230" w:lineRule="auto"/>
-            </w:pPr>
-            <w:r/>
-            <w:r>
-              <w:rPr>
-                <w:rFonts w:ascii="Liberation Serif" w:hAnsi="Liberation Serif" w:eastAsia="Liberation Serif" w:cs="Liberation Serif"/>
-                <w:b w:val="0"/>
-                <w:color w:val="222222"/>
-                <w:sz w:val="19"/>
-              </w:rPr>
-              <w:t>2024-09-10</w:t>
-            </w:r>
-          </w:p>
-        </w:tc>
-      </w:tr>
-      <w:tr>
-        <w:tc>
-          <w:tcPr>
-            <w:tcW w:type="dxa" w:w="2232"/>
-            <w:shd w:fill="EEF2F6" w:val="clear"/>
-            <w:tcBorders>
-              <w:top w:val="single" w:sz="4" w:space="0" w:color="C5CDD6"/>
-              <w:left w:val="single" w:sz="4" w:space="0" w:color="C5CDD6"/>
-              <w:bottom w:val="single" w:sz="4" w:space="0" w:color="C5CDD6"/>
-              <w:right w:val="single" w:sz="4" w:space="0" w:color="C5CDD6"/>
-            </w:tcBorders>
-            <w:tcMar>
-              <w:top w:w="50" w:type="dxa"/>
-              <w:left w:w="70" w:type="dxa"/>
-              <w:bottom w:w="50" w:type="dxa"/>
-              <w:right w:w="70" w:type="dxa"/>
-            </w:tcMar>
-          </w:tcPr>
-          <w:p>
-            <w:pPr>
-              <w:spacing w:before="0" w:after="0" w:line="230" w:lineRule="auto"/>
-            </w:pPr>
-            <w:r/>
-            <w:r>
-              <w:rPr>
-                <w:rFonts w:ascii="Liberation Serif" w:hAnsi="Liberation Serif" w:eastAsia="Liberation Serif" w:cs="Liberation Serif"/>
-                <w:b w:val="0"/>
-                <w:color w:val="222222"/>
-                <w:sz w:val="19"/>
-              </w:rPr>
-              <w:t>Merge on the repo named in front matter</w:t>
-            </w:r>
-          </w:p>
-        </w:tc>
-        <w:tc>
-          <w:tcPr>
-            <w:tcW w:type="dxa" w:w="2232"/>
-            <w:shd w:fill="EEF2F6" w:val="clear"/>
-            <w:tcBorders>
-              <w:top w:val="single" w:sz="4" w:space="0" w:color="C5CDD6"/>
-              <w:left w:val="single" w:sz="4" w:space="0" w:color="C5CDD6"/>
-              <w:bottom w:val="single" w:sz="4" w:space="0" w:color="C5CDD6"/>
-              <w:right w:val="single" w:sz="4" w:space="0" w:color="C5CDD6"/>
-            </w:tcBorders>
-            <w:tcMar>
-              <w:top w:w="50" w:type="dxa"/>
-              <w:left w:w="70" w:type="dxa"/>
-              <w:bottom w:w="50" w:type="dxa"/>
-              <w:right w:w="70" w:type="dxa"/>
-            </w:tcMar>
-          </w:tcPr>
-          <w:p>
-            <w:pPr>
-              <w:spacing w:before="0" w:after="0" w:line="230" w:lineRule="auto"/>
-            </w:pPr>
-            <w:r/>
-            <w:r>
-              <w:rPr>
-                <w:rFonts w:ascii="Liberation Serif" w:hAnsi="Liberation Serif" w:eastAsia="Liberation Serif" w:cs="Liberation Serif"/>
-                <w:b w:val="0"/>
-                <w:color w:val="222222"/>
-                <w:sz w:val="19"/>
-              </w:rPr>
-              <w:t>Aman Kumar</w:t>
-            </w:r>
-          </w:p>
-        </w:tc>
-        <w:tc>
-          <w:tcPr>
-            <w:tcW w:type="dxa" w:w="2232"/>
-            <w:shd w:fill="EEF2F6" w:val="clear"/>
-            <w:tcBorders>
-              <w:top w:val="single" w:sz="4" w:space="0" w:color="C5CDD6"/>
-              <w:left w:val="single" w:sz="4" w:space="0" w:color="C5CDD6"/>
-              <w:bottom w:val="single" w:sz="4" w:space="0" w:color="C5CDD6"/>
-              <w:right w:val="single" w:sz="4" w:space="0" w:color="C5CDD6"/>
-            </w:tcBorders>
-            <w:tcMar>
-              <w:top w:w="50" w:type="dxa"/>
-              <w:left w:w="70" w:type="dxa"/>
-              <w:bottom w:w="50" w:type="dxa"/>
-              <w:right w:w="70" w:type="dxa"/>
-            </w:tcMar>
-          </w:tcPr>
-          <w:p>
-            <w:pPr>
-              <w:spacing w:before="0" w:after="0" w:line="230" w:lineRule="auto"/>
-            </w:pPr>
-            <w:r/>
-            <w:r>
-              <w:rPr>
-                <w:rFonts w:ascii="Liberation Serif" w:hAnsi="Liberation Serif" w:eastAsia="Liberation Serif" w:cs="Liberation Serif"/>
-                <w:b w:val="0"/>
-                <w:color w:val="222222"/>
-                <w:sz w:val="19"/>
-              </w:rPr>
-              <w:t>Production Helm</w:t>
-            </w:r>
-          </w:p>
-        </w:tc>
-        <w:tc>
-          <w:tcPr>
-            <w:tcW w:type="dxa" w:w="2232"/>
-            <w:shd w:fill="EEF2F6" w:val="clear"/>
-            <w:tcBorders>
-              <w:top w:val="single" w:sz="4" w:space="0" w:color="C5CDD6"/>
-              <w:left w:val="single" w:sz="4" w:space="0" w:color="C5CDD6"/>
-              <w:bottom w:val="single" w:sz="4" w:space="0" w:color="C5CDD6"/>
-              <w:right w:val="single" w:sz="4" w:space="0" w:color="C5CDD6"/>
-            </w:tcBorders>
-            <w:tcMar>
-              <w:top w:w="50" w:type="dxa"/>
-              <w:left w:w="70" w:type="dxa"/>
-              <w:bottom w:w="50" w:type="dxa"/>
-              <w:right w:w="70" w:type="dxa"/>
-            </w:tcMar>
-          </w:tcPr>
-          <w:p>
-            <w:pPr>
-              <w:spacing w:before="0" w:after="0" w:line="230" w:lineRule="auto"/>
-            </w:pPr>
-            <w:r/>
-            <w:r>
-              <w:rPr>
-                <w:rFonts w:ascii="Liberation Serif" w:hAnsi="Liberation Serif" w:eastAsia="Liberation Serif" w:cs="Liberation Serif"/>
-                <w:b w:val="0"/>
-                <w:color w:val="222222"/>
-                <w:sz w:val="19"/>
-              </w:rPr>
-              <w:t>2024-09-10</w:t>
-            </w:r>
-          </w:p>
-        </w:tc>
-      </w:tr>
-      <w:tr>
-        <w:tc>
-          <w:tcPr>
-            <w:tcW w:type="dxa" w:w="2232"/>
-            <w:shd w:fill="FFFFFF" w:val="clear"/>
-            <w:tcBorders>
-              <w:top w:val="single" w:sz="4" w:space="0" w:color="C5CDD6"/>
-              <w:left w:val="single" w:sz="4" w:space="0" w:color="C5CDD6"/>
-              <w:bottom w:val="single" w:sz="4" w:space="0" w:color="C5CDD6"/>
-              <w:right w:val="single" w:sz="4" w:space="0" w:color="C5CDD6"/>
-            </w:tcBorders>
-            <w:tcMar>
-              <w:top w:w="50" w:type="dxa"/>
-              <w:left w:w="70" w:type="dxa"/>
-              <w:bottom w:w="50" w:type="dxa"/>
-              <w:right w:w="70" w:type="dxa"/>
-            </w:tcMar>
-          </w:tcPr>
-          <w:p>
-            <w:pPr>
-              <w:spacing w:before="0" w:after="0" w:line="230" w:lineRule="auto"/>
-            </w:pPr>
-            <w:r/>
-            <w:r>
-              <w:rPr>
-                <w:rFonts w:ascii="Liberation Serif" w:hAnsi="Liberation Serif" w:eastAsia="Liberation Serif" w:cs="Liberation Serif"/>
-                <w:b w:val="0"/>
-                <w:color w:val="222222"/>
-                <w:sz w:val="19"/>
-              </w:rPr>
-              <w:t>Customer/ops thread</w:t>
-            </w:r>
-          </w:p>
-        </w:tc>
-        <w:tc>
-          <w:tcPr>
-            <w:tcW w:type="dxa" w:w="2232"/>
-            <w:shd w:fill="FFFFFF" w:val="clear"/>
-            <w:tcBorders>
-              <w:top w:val="single" w:sz="4" w:space="0" w:color="C5CDD6"/>
-              <w:left w:val="single" w:sz="4" w:space="0" w:color="C5CDD6"/>
-              <w:bottom w:val="single" w:sz="4" w:space="0" w:color="C5CDD6"/>
-              <w:right w:val="single" w:sz="4" w:space="0" w:color="C5CDD6"/>
-            </w:tcBorders>
-            <w:tcMar>
-              <w:top w:w="50" w:type="dxa"/>
-              <w:left w:w="70" w:type="dxa"/>
-              <w:bottom w:w="50" w:type="dxa"/>
-              <w:right w:w="70" w:type="dxa"/>
-            </w:tcMar>
-          </w:tcPr>
-          <w:p>
-            <w:pPr>
-              <w:spacing w:before="0" w:after="0" w:line="230" w:lineRule="auto"/>
-            </w:pPr>
-            <w:r/>
-            <w:r>
-              <w:rPr>
-                <w:rFonts w:ascii="Liberation Serif" w:hAnsi="Liberation Serif" w:eastAsia="Liberation Serif" w:cs="Liberation Serif"/>
-                <w:b w:val="0"/>
-                <w:color w:val="222222"/>
-                <w:sz w:val="19"/>
-              </w:rPr>
-              <w:t>Aman Kumar</w:t>
-            </w:r>
-          </w:p>
-        </w:tc>
-        <w:tc>
-          <w:tcPr>
-            <w:tcW w:type="dxa" w:w="2232"/>
-            <w:shd w:fill="FFFFFF" w:val="clear"/>
-            <w:tcBorders>
-              <w:top w:val="single" w:sz="4" w:space="0" w:color="C5CDD6"/>
-              <w:left w:val="single" w:sz="4" w:space="0" w:color="C5CDD6"/>
-              <w:bottom w:val="single" w:sz="4" w:space="0" w:color="C5CDD6"/>
-              <w:right w:val="single" w:sz="4" w:space="0" w:color="C5CDD6"/>
-            </w:tcBorders>
-            <w:tcMar>
-              <w:top w:w="50" w:type="dxa"/>
-              <w:left w:w="70" w:type="dxa"/>
-              <w:bottom w:w="50" w:type="dxa"/>
-              <w:right w:w="70" w:type="dxa"/>
-            </w:tcMar>
-          </w:tcPr>
-          <w:p>
-            <w:pPr>
-              <w:spacing w:before="0" w:after="0" w:line="230" w:lineRule="auto"/>
-            </w:pPr>
-            <w:r/>
-            <w:r>
-              <w:rPr>
-                <w:rFonts w:ascii="Liberation Serif" w:hAnsi="Liberation Serif" w:eastAsia="Liberation Serif" w:cs="Liberation Serif"/>
-                <w:b w:val="0"/>
-                <w:color w:val="222222"/>
-                <w:sz w:val="19"/>
-              </w:rPr>
-              <w:t>Priya Nair</w:t>
-            </w:r>
-          </w:p>
-        </w:tc>
-        <w:tc>
-          <w:tcPr>
-            <w:tcW w:type="dxa" w:w="2232"/>
-            <w:shd w:fill="FFFFFF" w:val="clear"/>
-            <w:tcBorders>
-              <w:top w:val="single" w:sz="4" w:space="0" w:color="C5CDD6"/>
-              <w:left w:val="single" w:sz="4" w:space="0" w:color="C5CDD6"/>
-              <w:bottom w:val="single" w:sz="4" w:space="0" w:color="C5CDD6"/>
-              <w:right w:val="single" w:sz="4" w:space="0" w:color="C5CDD6"/>
-            </w:tcBorders>
-            <w:tcMar>
-              <w:top w:w="50" w:type="dxa"/>
-              <w:left w:w="70" w:type="dxa"/>
-              <w:bottom w:w="50" w:type="dxa"/>
-              <w:right w:w="70" w:type="dxa"/>
-            </w:tcMar>
-          </w:tcPr>
-          <w:p>
-            <w:pPr>
-              <w:spacing w:before="0" w:after="0" w:line="230" w:lineRule="auto"/>
-            </w:pPr>
-            <w:r/>
-            <w:r>
-              <w:rPr>
-                <w:rFonts w:ascii="Liberation Serif" w:hAnsi="Liberation Serif" w:eastAsia="Liberation Serif" w:cs="Liberation Serif"/>
-                <w:b w:val="0"/>
-                <w:color w:val="222222"/>
-                <w:sz w:val="19"/>
-              </w:rPr>
-              <w:t>2024-09-10</w:t>
-            </w:r>
-          </w:p>
-        </w:tc>
-      </w:tr>
-    </w:tbl>
-    <w:p>
-      <w:pPr>
-        <w:spacing w:before="40" w:after="160" w:line="80" w:lineRule="auto"/>
-      </w:pPr>
-    </w:p>
-    <w:p>
-      <w:pPr>
-        <w:spacing w:before="0" w:after="240" w:line="427" w:lineRule="auto"/>
-        <w:ind w:firstLine="288"/>
-      </w:pPr>
-      <w:r>
-        <w:rPr>
-          <w:rFonts w:ascii="Liberation Serif" w:hAnsi="Liberation Serif" w:eastAsia="Liberation Serif" w:cs="Liberation Serif"/>
-          <w:color w:val="222222"/>
-          <w:sz w:val="24"/>
-        </w:rPr>
-        <w:t>If Production Helm is out that week, Aman Kumar is the named backup, not 'the team.' I will write that on CLH-RB-2024-007 the day I hand off, not the day the page fires. This handoff does not reopen averaging QPS instead of testing the close. It only changes who carries it.</w:t>
-      </w:r>
-    </w:p>
-    <w:p>
-      <w:pPr>
-        <w:spacing w:before="0" w:after="240" w:line="427" w:lineRule="auto"/>
-        <w:ind w:firstLine="288"/>
-      </w:pPr>
-      <w:r>
-        <w:rPr>
-          <w:rFonts w:ascii="Liberation Serif" w:hAnsi="Liberation Serif" w:eastAsia="Liberation Serif" w:cs="Liberation Serif"/>
-          <w:color w:val="222222"/>
-          <w:sz w:val="24"/>
-        </w:rPr>
-        <w:t>Access that still has my name on it for averaging QPS instead of testing the close: if I can still kubectl to matchengines.platform.clearhaven.internal after September 7, 2024, the handoff failed. Production Helm accepts in writing on CLH-RB-2024-007 or we keep paging me, which is the same as not handing off. The January is backup only if named on that ticket the same day.</w:t>
-      </w:r>
-    </w:p>
-    <w:p>
-      <w:pPr>
-        <w:spacing w:before="0" w:after="240" w:line="427" w:lineRule="auto"/>
-        <w:ind w:firstLine="288"/>
-      </w:pPr>
-      <w:r>
-        <w:rPr>
-          <w:rFonts w:ascii="Liberation Serif" w:hAnsi="Liberation Serif" w:eastAsia="Liberation Serif" w:cs="Liberation Serif"/>
-          <w:color w:val="222222"/>
-          <w:sz w:val="24"/>
-        </w:rPr>
-        <w:t>I will drop the IAM grant instead of leaving it 'just in case.' Temporary grants expire. A copied kubeconfig is not a grant. Aman Kumar will not keep a personal break-glass for convenience.</w:t>
-      </w:r>
-    </w:p>
-    <w:p>
-      <w:pPr>
-        <w:spacing w:before="0" w:after="240" w:line="427" w:lineRule="auto"/>
-        <w:ind w:firstLine="288"/>
-      </w:pPr>
-      <w:r>
-        <w:rPr>
-          <w:rFonts w:ascii="Liberation Serif" w:hAnsi="Liberation Serif" w:eastAsia="Liberation Serif" w:cs="Liberation Serif"/>
-          <w:color w:val="222222"/>
-          <w:sz w:val="24"/>
-        </w:rPr>
-        <w:t>Grant review date for averaging QPS instead of testing the close is September 7, 2024. If we miss it, the grant dies, the work waits. Production Helm can renew on CLH-RB-2024-007 with an expiry. I will not silently extend. A copied kubeconfig on a laptop is not a grant. Aman Kumar will revoke my own leftover access the same day the handoff is accepted.</w:t>
-      </w:r>
-    </w:p>
-    <w:p>
-      <w:pPr>
-        <w:pStyle w:val="Heading2"/>
-      </w:pPr>
-      <w:r>
-        <w:t>Read-only first: a vendor overlay we already rejected</w:t>
-      </w:r>
-    </w:p>
-    <w:p>
-      <w:pPr>
-        <w:spacing w:before="0" w:after="240" w:line="427" w:lineRule="auto"/>
-        <w:ind w:firstLine="288"/>
-      </w:pPr>
-      <w:r>
-        <w:rPr>
-          <w:rFonts w:ascii="Liberation Serif" w:hAnsi="Liberation Serif" w:eastAsia="Liberation Serif" w:cs="Liberation Serif"/>
-          <w:color w:val="222222"/>
-          <w:sz w:val="24"/>
-        </w:rPr>
-        <w:t>Only if the front matter already put you on ecr-backup.prod.clearhaven.internal. Stop after the first unexpected line. The January is the wake-up, not a group chat. Ticket CLH-RB-2024-015 opens before any write. This is the a vendor overlay we already rejected path, not a general restart recipe.</w:t>
-      </w:r>
-    </w:p>
-    <w:p>
-      <w:pPr>
-        <w:spacing w:before="80" w:after="40" w:line="200" w:lineRule="auto"/>
-      </w:pPr>
-      <w:r>
-        <w:rPr>
-          <w:rFonts w:ascii="Liberation Sans" w:hAnsi="Liberation Sans" w:eastAsia="Liberation Sans" w:cs="Liberation Sans"/>
-          <w:i/>
-          <w:color w:val="555555"/>
-          <w:sz w:val="17"/>
-        </w:rPr>
-        <w:t>Read-only. CLH-RB-2024-015. ecr-backup.prod.clearhaven.internal.</w:t>
-      </w:r>
-    </w:p>
-    <w:tbl>
-      <w:tblPr>
-        <w:tblW w:type="auto" w:w="0"/>
-        <w:tblLook w:firstColumn="1" w:firstRow="1" w:lastColumn="0" w:lastRow="0" w:noHBand="0" w:noVBand="1" w:val="04A0"/>
-      </w:tblPr>
-      <w:tblGrid>
-        <w:gridCol w:w="8928"/>
-      </w:tblGrid>
-      <w:tr>
-        <w:tc>
-          <w:tcPr>
-            <w:tcW w:type="dxa" w:w="8928"/>
-            <w:shd w:fill="F3F4F6" w:val="clear"/>
-            <w:tcBorders>
-              <w:top w:val="single" w:sz="6" w:space="0" w:color="C5CDD6"/>
-              <w:left w:val="single" w:sz="6" w:space="0" w:color="C5CDD6"/>
-              <w:bottom w:val="single" w:sz="6" w:space="0" w:color="C5CDD6"/>
-              <w:right w:val="single" w:sz="6" w:space="0" w:color="C5CDD6"/>
-            </w:tcBorders>
-            <w:tcMar>
-              <w:top w:w="90" w:type="dxa"/>
-              <w:left w:w="120" w:type="dxa"/>
-              <w:bottom w:w="90" w:type="dxa"/>
-              <w:right w:w="120" w:type="dxa"/>
-            </w:tcMar>
-          </w:tcPr>
-          <w:p>
-            <w:pPr>
-              <w:spacing w:before="0" w:after="0" w:line="220" w:lineRule="auto"/>
-            </w:pPr>
-            <w:r/>
-            <w:r>
-              <w:rPr>
-                <w:rFonts w:ascii="Liberation Mono" w:hAnsi="Liberation Mono" w:eastAsia="Liberation Mono" w:cs="Liberation Mono"/>
-                <w:color w:val="222222"/>
-                <w:sz w:val="17"/>
-              </w:rPr>
-              <w:t># CLH-RB-2024-011 / CLH-RB-2024-015 / a vendor overlay we already rejected</w:t>
-            </w:r>
-          </w:p>
-          <w:p>
-            <w:pPr>
-              <w:spacing w:before="0" w:after="0" w:line="220" w:lineRule="auto"/>
-            </w:pPr>
-            <w:r>
-              <w:rPr>
-                <w:rFonts w:ascii="Liberation Mono" w:hAnsi="Liberation Mono" w:eastAsia="Liberation Mono" w:cs="Liberation Mono"/>
-                <w:color w:val="222222"/>
-                <w:sz w:val="17"/>
-              </w:rPr>
-              <w:t>date -u</w:t>
-            </w:r>
-          </w:p>
-          <w:p>
-            <w:pPr>
-              <w:spacing w:before="0" w:after="0" w:line="220" w:lineRule="auto"/>
-            </w:pPr>
-            <w:r>
-              <w:rPr>
-                <w:rFonts w:ascii="Liberation Mono" w:hAnsi="Liberation Mono" w:eastAsia="Liberation Mono" w:cs="Liberation Mono"/>
-                <w:color w:val="222222"/>
-                <w:sz w:val="17"/>
-              </w:rPr>
-              <w:t>ssh ecr-backup.prod.clearhaven.internal 'uptime; df -h | head'</w:t>
-            </w:r>
-          </w:p>
-          <w:p>
-            <w:pPr>
-              <w:spacing w:before="0" w:after="0" w:line="220" w:lineRule="auto"/>
-            </w:pPr>
-            <w:r>
-              <w:rPr>
-                <w:rFonts w:ascii="Liberation Mono" w:hAnsi="Liberation Mono" w:eastAsia="Liberation Mono" w:cs="Liberation Mono"/>
-                <w:color w:val="222222"/>
-                <w:sz w:val="17"/>
-              </w:rPr>
-              <w:t>kubectl -n recon get pods -l app=break-svc -o wide | head</w:t>
-            </w:r>
-          </w:p>
-          <w:p>
-            <w:pPr>
-              <w:spacing w:before="0" w:after="0" w:line="220" w:lineRule="auto"/>
-            </w:pPr>
-            <w:r>
-              <w:rPr>
-                <w:rFonts w:ascii="Liberation Mono" w:hAnsi="Liberation Mono" w:eastAsia="Liberation Mono" w:cs="Liberation Mono"/>
-                <w:color w:val="222222"/>
-                <w:sz w:val="17"/>
-              </w:rPr>
-              <w:t>kubectl -n recon logs deploy/break-svc --tail=80 | tail</w:t>
-            </w:r>
-          </w:p>
-          <w:p>
-            <w:pPr>
-              <w:spacing w:before="0" w:after="0" w:line="220" w:lineRule="auto"/>
-            </w:pPr>
-            <w:r>
-              <w:rPr>
-                <w:rFonts w:ascii="Liberation Mono" w:hAnsi="Liberation Mono" w:eastAsia="Liberation Mono" w:cs="Liberation Mono"/>
-                <w:color w:val="222222"/>
-                <w:sz w:val="17"/>
-              </w:rPr>
-              <w:t># stop. write the last error in one sentence on CLH-RB-2024-015</w:t>
-            </w:r>
-          </w:p>
-          <w:p>
-            <w:pPr>
-              <w:spacing w:before="0" w:after="0" w:line="220" w:lineRule="auto"/>
-            </w:pPr>
-            <w:r>
-              <w:rPr>
-                <w:rFonts w:ascii="Liberation Mono" w:hAnsi="Liberation Mono" w:eastAsia="Liberation Mono" w:cs="Liberation Mono"/>
-                <w:color w:val="222222"/>
-                <w:sz w:val="17"/>
-              </w:rPr>
-              <w:t># do not helm upgrade from a laptop in a freeze</w:t>
-            </w:r>
-          </w:p>
-        </w:tc>
-      </w:tr>
-    </w:tbl>
-    <w:p>
-      <w:pPr>
-        <w:spacing w:before="40" w:after="160" w:line="80" w:lineRule="auto"/>
-      </w:pPr>
-    </w:p>
-    <w:p>
-      <w:pPr>
-        <w:pStyle w:val="ListNumber"/>
-        <w:spacing w:before="20" w:after="60" w:line="260" w:lineRule="auto"/>
-      </w:pPr>
-      <w:r>
-        <w:rPr>
-          <w:rFonts w:ascii="Liberation Serif" w:hAnsi="Liberation Serif" w:eastAsia="Liberation Serif" w:cs="Liberation Serif"/>
-          <w:color w:val="222222"/>
-          <w:sz w:val="24"/>
-        </w:rPr>
-        <w:t>Write the symptom on CLH-RB-2024-015 before any write.</w:t>
-      </w:r>
-    </w:p>
-    <w:p>
-      <w:pPr>
-        <w:pStyle w:val="ListNumber"/>
-        <w:spacing w:before="20" w:after="60" w:line="260" w:lineRule="auto"/>
-      </w:pPr>
-      <w:r>
-        <w:rPr>
-          <w:rFonts w:ascii="Liberation Serif" w:hAnsi="Liberation Serif" w:eastAsia="Liberation Serif" w:cs="Liberation Serif"/>
-          <w:color w:val="222222"/>
-          <w:sz w:val="24"/>
-        </w:rPr>
-        <w:t>If poison: fence the record. Do not raise retries past 8.</w:t>
-      </w:r>
-    </w:p>
-    <w:p>
-      <w:pPr>
-        <w:pStyle w:val="ListNumber"/>
-        <w:spacing w:before="20" w:after="60" w:line="260" w:lineRule="auto"/>
-      </w:pPr>
-      <w:r>
-        <w:rPr>
-          <w:rFonts w:ascii="Liberation Serif" w:hAnsi="Liberation Serif" w:eastAsia="Liberation Serif" w:cs="Liberation Serif"/>
-          <w:color w:val="222222"/>
-          <w:sz w:val="24"/>
-        </w:rPr>
-        <w:t>If lag with all partitions moving: scale only after The January would scale.</w:t>
-      </w:r>
-    </w:p>
-    <w:p>
-      <w:pPr>
-        <w:pStyle w:val="ListNumber"/>
-        <w:spacing w:before="20" w:after="60" w:line="260" w:lineRule="auto"/>
-      </w:pPr>
-      <w:r>
-        <w:rPr>
-          <w:rFonts w:ascii="Liberation Serif" w:hAnsi="Liberation Serif" w:eastAsia="Liberation Serif" w:cs="Liberation Serif"/>
-          <w:color w:val="222222"/>
-          <w:sz w:val="24"/>
-        </w:rPr>
-        <w:t>If rollback: read the schema SOP. Expanded columns roll forward.</w:t>
-      </w:r>
-    </w:p>
-    <w:p>
-      <w:pPr>
-        <w:pStyle w:val="ListNumber"/>
-        <w:spacing w:before="20" w:after="60" w:line="260" w:lineRule="auto"/>
-      </w:pPr>
-      <w:r>
-        <w:rPr>
-          <w:rFonts w:ascii="Liberation Serif" w:hAnsi="Liberation Serif" w:eastAsia="Liberation Serif" w:cs="Liberation Serif"/>
-          <w:color w:val="222222"/>
-          <w:sz w:val="24"/>
-        </w:rPr>
-        <w:t>Wake The January only after the read-only commands and a one-line diagnosis.</w:t>
-      </w:r>
-    </w:p>
-    <w:p>
-      <w:pPr>
-        <w:spacing w:before="0" w:after="240" w:line="427" w:lineRule="auto"/>
-        <w:ind w:firstLine="288"/>
-      </w:pPr>
-      <w:r>
-        <w:rPr>
-          <w:rFonts w:ascii="Liberation Serif" w:hAnsi="Liberation Serif" w:eastAsia="Liberation Serif" w:cs="Liberation Serif"/>
-          <w:color w:val="222222"/>
-          <w:sz w:val="24"/>
-        </w:rPr>
-        <w:t>I will not restart ecr-backup.prod.clearhaven.internal because it is the fastest way to stop a page. Restart is a listed step with a listed rollback. If I am wrong, the next page is louder. Memory bump is a last resort and it is a ticket, not a one-line kubectl set. Aman Kumar has already been wrong about that twice this year.</w:t>
-      </w:r>
-    </w:p>
-    <w:p>
-      <w:pPr>
-        <w:spacing w:before="0" w:after="240" w:line="427" w:lineRule="auto"/>
-        <w:ind w:firstLine="288"/>
-      </w:pPr>
-      <w:r>
-        <w:rPr>
-          <w:rFonts w:ascii="Liberation Serif" w:hAnsi="Liberation Serif" w:eastAsia="Liberation Serif" w:cs="Liberation Serif"/>
-          <w:color w:val="222222"/>
-          <w:sz w:val="24"/>
-        </w:rPr>
-        <w:t>First command on ecr-backup.prod.clearhaven.internal for a vendor overlay we already rejected is still a read. Second is the last error line. Third is whether the front-matter rule is still true. I will not restart to silence a page. Restart is a listed step. The January gets the one-line diagnosis before a write. Ticket CLH-RB-2024-015 is open first.</w:t>
-      </w:r>
-    </w:p>
-    <w:p>
-      <w:pPr>
-        <w:spacing w:before="0" w:after="240" w:line="427" w:lineRule="auto"/>
-        <w:ind w:firstLine="288"/>
-      </w:pPr>
-      <w:r>
-        <w:rPr>
-          <w:rFonts w:ascii="Liberation Serif" w:hAnsi="Liberation Serif" w:eastAsia="Liberation Serif" w:cs="Liberation Serif"/>
-          <w:color w:val="222222"/>
-          <w:sz w:val="24"/>
-        </w:rPr>
-        <w:t>If the tell is poison, fence. If the tell is lag with every partition moving, scale only the way The January would scale. If the tell is empty-success, page. Green plus zero rows is a lie we have already paid for.</w:t>
-      </w:r>
-    </w:p>
-    <w:p>
-      <w:pPr>
-        <w:spacing w:before="0" w:after="240" w:line="427" w:lineRule="auto"/>
-        <w:ind w:firstLine="288"/>
-      </w:pPr>
-      <w:r>
-        <w:rPr>
-          <w:rFonts w:ascii="Liberation Serif" w:hAnsi="Liberation Serif" w:eastAsia="Liberation Serif" w:cs="Liberation Serif"/>
-          <w:color w:val="222222"/>
-          <w:sz w:val="24"/>
-        </w:rPr>
-        <w:t>I want the last error line from ecr-backup.prod.clearhaven.internal in CLH-RB-2024-015 before anyone says they 'restarted just in case.' Restart without a tell is how we lost time last incident. The January can restart after the read-only commands and a one-line diagnosis. Not before. Memory bump is a ticket, not a one-liner.</w:t>
-      </w:r>
-    </w:p>
-    <w:p>
-      <w:pPr>
-        <w:pStyle w:val="Heading2"/>
-      </w:pPr>
-      <w:r>
-        <w:t>Still open: a cleanup PR that renames a field</w:t>
-      </w:r>
-    </w:p>
-    <w:p>
-      <w:pPr>
-        <w:spacing w:before="0" w:after="240" w:line="427" w:lineRule="auto"/>
-        <w:ind w:firstLine="288"/>
-      </w:pPr>
-      <w:r>
-        <w:rPr>
-          <w:rFonts w:ascii="Liberation Serif" w:hAnsi="Liberation Serif" w:eastAsia="Liberation Serif" w:cs="Liberation Serif"/>
-          <w:color w:val="222222"/>
-          <w:sz w:val="24"/>
-        </w:rPr>
-        <w:t>Helen Cho still owes a close, not a status. Due September 15, 2024. The question is whether matchengines.platform.clearhaven.internal stays in the path for a cleanup PR that renames a field. If yes, the main body already says how. If no, Helen Cho writes the cut on CLH-SOP-2023-019. I will ping once. After that the owner is late, not blocked.</w:t>
-      </w:r>
-    </w:p>
-    <w:p>
-      <w:pPr>
-        <w:pStyle w:val="ListBullet"/>
-        <w:spacing w:before="20" w:after="60" w:line="260" w:lineRule="auto"/>
-      </w:pPr>
-      <w:r>
-        <w:rPr>
-          <w:rFonts w:ascii="Liberation Serif" w:hAnsi="Liberation Serif" w:eastAsia="Liberation Serif" w:cs="Liberation Serif"/>
-          <w:color w:val="222222"/>
-          <w:sz w:val="24"/>
-        </w:rPr>
-        <w:t>Owner: Helen Cho</w:t>
-      </w:r>
-    </w:p>
-    <w:p>
-      <w:pPr>
-        <w:pStyle w:val="ListBullet"/>
-        <w:spacing w:before="20" w:after="60" w:line="260" w:lineRule="auto"/>
-      </w:pPr>
-      <w:r>
-        <w:rPr>
-          <w:rFonts w:ascii="Liberation Serif" w:hAnsi="Liberation Serif" w:eastAsia="Liberation Serif" w:cs="Liberation Serif"/>
-          <w:color w:val="222222"/>
-          <w:sz w:val="24"/>
-        </w:rPr>
-        <w:t>Ticket: CLH-SOP-2023-019</w:t>
-      </w:r>
-    </w:p>
-    <w:p>
-      <w:pPr>
-        <w:pStyle w:val="ListBullet"/>
-        <w:spacing w:before="20" w:after="60" w:line="260" w:lineRule="auto"/>
-      </w:pPr>
-      <w:r>
-        <w:rPr>
-          <w:rFonts w:ascii="Liberation Serif" w:hAnsi="Liberation Serif" w:eastAsia="Liberation Serif" w:cs="Liberation Serif"/>
-          <w:color w:val="222222"/>
-          <w:sz w:val="24"/>
-        </w:rPr>
-        <w:t>Host in play: matchengines.platform.clearhaven.internal</w:t>
-      </w:r>
-    </w:p>
-    <w:p>
-      <w:pPr>
-        <w:pStyle w:val="ListBullet"/>
-        <w:spacing w:before="20" w:after="60" w:line="260" w:lineRule="auto"/>
-      </w:pPr>
-      <w:r>
-        <w:rPr>
-          <w:rFonts w:ascii="Liberation Serif" w:hAnsi="Liberation Serif" w:eastAsia="Liberation Serif" w:cs="Liberation Serif"/>
-          <w:color w:val="222222"/>
-          <w:sz w:val="24"/>
-        </w:rPr>
-        <w:t>Acceptable close: yes, no, or a new date with a reason.</w:t>
-      </w:r>
-    </w:p>
-    <w:p>
-      <w:pPr>
-        <w:pStyle w:val="ListBullet"/>
-        <w:spacing w:before="20" w:after="60" w:line="260" w:lineRule="auto"/>
-      </w:pPr>
-      <w:r>
-        <w:rPr>
-          <w:rFonts w:ascii="Liberation Serif" w:hAnsi="Liberation Serif" w:eastAsia="Liberation Serif" w:cs="Liberation Serif"/>
-          <w:color w:val="222222"/>
-          <w:sz w:val="24"/>
-        </w:rPr>
-        <w:t>Not acceptable: a list of meetings, a thumbs-up emoji, a parking-lot rename.</w:t>
-      </w:r>
-    </w:p>
-    <w:p>
-      <w:pPr>
-        <w:spacing w:before="0" w:after="240" w:line="427" w:lineRule="auto"/>
-        <w:ind w:firstLine="288"/>
-      </w:pPr>
-      <w:r>
-        <w:rPr>
-          <w:rFonts w:ascii="Liberation Serif" w:hAnsi="Liberation Serif" w:eastAsia="Liberation Serif" w:cs="Liberation Serif"/>
-          <w:color w:val="222222"/>
-          <w:sz w:val="24"/>
-        </w:rPr>
-        <w:t>This question does not reopen the recommendation in the front of Helm rollback for match-engine, ingest-api, and break-svc. It is leftover work. If Helen Cho wants a different product, that is a new ticket and Priya Nair is in the thread. I will not hide a scope change inside a cleanup PR that renames a field.</w:t>
-      </w:r>
-    </w:p>
-    <w:p>
-      <w:pPr>
-        <w:spacing w:before="0" w:after="240" w:line="427" w:lineRule="auto"/>
-        <w:ind w:firstLine="288"/>
-      </w:pPr>
-      <w:r>
-        <w:rPr>
-          <w:rFonts w:ascii="Liberation Serif" w:hAnsi="Liberation Serif" w:eastAsia="Liberation Serif" w:cs="Liberation Serif"/>
-          <w:color w:val="222222"/>
-          <w:sz w:val="24"/>
-        </w:rPr>
-        <w:t>Check that the close does not collide with the freeze or ops window already named in the main body. If it does, the date moves, the scope does not. Number I will cite if someone asks whether this is blocking: 1.43. If that number is not the blocker, say so on CLH-SOP-2023-019 in the first line.</w:t>
-      </w:r>
-    </w:p>
-    <w:p>
-      <w:pPr>
-        <w:spacing w:before="0" w:after="240" w:line="427" w:lineRule="auto"/>
-        <w:ind w:firstLine="288"/>
-      </w:pPr>
-      <w:r>
-        <w:rPr>
-          <w:rFonts w:ascii="Liberation Serif" w:hAnsi="Liberation Serif" w:eastAsia="Liberation Serif" w:cs="Liberation Serif"/>
-          <w:color w:val="222222"/>
-          <w:sz w:val="24"/>
-        </w:rPr>
-        <w:t>Close for a cleanup PR that renames a field is yes, no, or a new date on CLH-SOP-2023-019 by September 9, 2024. Helen Cho writes it. I ping once. Late is late. I will not convert this into a standing meeting. I will not hide a scope change inside a 'quick align.' Priya Nair is in the thread if the product changes.</w:t>
-      </w:r>
-    </w:p>
-    <w:p>
-      <w:pPr>
-        <w:spacing w:before="0" w:after="240" w:line="427" w:lineRule="auto"/>
-        <w:ind w:firstLine="288"/>
-      </w:pPr>
-      <w:r>
-        <w:rPr>
-          <w:rFonts w:ascii="Liberation Serif" w:hAnsi="Liberation Serif" w:eastAsia="Liberation Serif" w:cs="Liberation Serif"/>
-          <w:color w:val="222222"/>
-          <w:sz w:val="24"/>
-        </w:rPr>
-        <w:t>If a cleanup PR that renames a field collides with a freeze, the date moves and the scope does not. That is the whole rule. matchengines.platform.clearhaven.internal does not get a special thaw because someone booked a demo. Number I will cite: 1.43.</w:t>
-      </w:r>
-    </w:p>
-    <w:p>
-      <w:pPr>
-        <w:spacing w:before="0" w:after="240" w:line="427" w:lineRule="auto"/>
-        <w:ind w:firstLine="288"/>
-      </w:pPr>
-      <w:r>
-        <w:rPr>
-          <w:rFonts w:ascii="Liberation Serif" w:hAnsi="Liberation Serif" w:eastAsia="Liberation Serif" w:cs="Liberation Serif"/>
-          <w:color w:val="222222"/>
-          <w:sz w:val="24"/>
-        </w:rPr>
-        <w:t>Scope leftover: a cleanup PR that renames a field is not a place to sneak serial, WIP, weekend, or identifier work back in. New slice, new signature from Priya Nair. Hallway yes is not a signature. I will not hide that inside CLH-SOP-2023-019 as a subtask so it looks small.</w:t>
-      </w:r>
-    </w:p>
-    <w:p>
-      <w:pPr>
-        <w:pStyle w:val="Heading2"/>
-      </w:pPr>
-      <w:r>
-        <w:t>Failure we already paid for (dropping a column in the same release as the readers)</w:t>
-      </w:r>
-    </w:p>
-    <w:p>
-      <w:pPr>
-        <w:spacing w:before="0" w:after="240" w:line="427" w:lineRule="auto"/>
-        <w:ind w:firstLine="288"/>
-      </w:pPr>
-      <w:r>
-        <w:rPr>
-          <w:rFonts w:ascii="Liberation Serif" w:hAnsi="Liberation Serif" w:eastAsia="Liberation Serif" w:cs="Liberation Serif"/>
-          <w:color w:val="222222"/>
-          <w:sz w:val="24"/>
-        </w:rPr>
-        <w:t>Tell: unversioned field rename that looked like a cleanup. That showed up around ecr-backup.prod.clearhaven.internal. CLH-TDD-2024-006 is the record. dropping a column in the same release as the readers is how it will show up again if we get sloppy. The fix is to make the failure loud and stop the write path before it creates 3273 junk rows, not to widen a retry. Verification is a staging replay that used to succeed at being wrong and must now fail.</w:t>
-      </w:r>
-    </w:p>
-    <w:p>
-      <w:pPr>
-        <w:spacing w:before="0" w:after="240" w:line="427" w:lineRule="auto"/>
-        <w:ind w:firstLine="288"/>
-      </w:pPr>
-      <w:r>
-        <w:rPr>
-          <w:rFonts w:ascii="Liberation Serif" w:hAnsi="Liberation Serif" w:eastAsia="Liberation Serif" w:cs="Liberation Serif"/>
-          <w:color w:val="222222"/>
-          <w:sz w:val="24"/>
-        </w:rPr>
-        <w:t>We will not claim this class cannot happen. We will claim the next one dies at the gate we are building, and that the page names the tell we missed. Diego Alvarez accepts the gate. Aman Kumar writes it. Priya Nair gets a factual count if it repeats, not an apology paragraph.</w:t>
-      </w:r>
-    </w:p>
-    <w:p>
-      <w:pPr>
-        <w:spacing w:before="0" w:after="240" w:line="427" w:lineRule="auto"/>
-        <w:ind w:firstLine="288"/>
-      </w:pPr>
-      <w:r>
-        <w:rPr>
-          <w:rFonts w:ascii="Liberation Serif" w:hAnsi="Liberation Serif" w:eastAsia="Liberation Serif" w:cs="Liberation Serif"/>
-          <w:color w:val="222222"/>
-          <w:sz w:val="24"/>
-        </w:rPr>
-        <w:t>What we will not do: a rewrite of Helm rollback for match-engine, ingest-api, and break-svc as therapy. What we will do if the date slips: Diego Alvarez says so on CLH-INC-2024-017 with a new date. Detection that should have fired: a join of freshness and uniqueness, or an empty-success alert, depending on the tell. I want that alert in the same pack as the code change, not a follow-up that dies in a quarter plan.</w:t>
-      </w:r>
-    </w:p>
-    <w:p>
-      <w:pPr>
-        <w:spacing w:before="0" w:after="240" w:line="427" w:lineRule="auto"/>
-        <w:ind w:firstLine="288"/>
-      </w:pPr>
-      <w:r>
-        <w:rPr>
-          <w:rFonts w:ascii="Liberation Serif" w:hAnsi="Liberation Serif" w:eastAsia="Liberation Serif" w:cs="Liberation Serif"/>
-          <w:color w:val="222222"/>
-          <w:sz w:val="24"/>
-        </w:rPr>
-        <w:t>The last time dropping a column in the same release as the readers bit us, the tell showed up on ecr-backup.prod.clearhaven.internal and we argued about CPU. CPU was late. Queue was the tell. I want the next page to name queue. Diego Alvarez owns that alert text. CLH-TDD-2024-006 is where the wording lives, not a wiki that drifts.</w:t>
-      </w:r>
-    </w:p>
-    <w:p>
-      <w:pPr>
-        <w:spacing w:before="0" w:after="240" w:line="427" w:lineRule="auto"/>
-        <w:ind w:firstLine="288"/>
-      </w:pPr>
-      <w:r>
-        <w:rPr>
-          <w:rFonts w:ascii="Liberation Serif" w:hAnsi="Liberation Serif" w:eastAsia="Liberation Serif" w:cs="Liberation Serif"/>
-          <w:color w:val="222222"/>
-          <w:sz w:val="24"/>
-        </w:rPr>
-        <w:t>Verification is a replay that used to succeed at being wrong. If staging cannot run that replay, staging is lying and we do not ship. Priya Nair does not get to waive it because the calendar is tight.</w:t>
-      </w:r>
-    </w:p>
-    <w:p>
-      <w:pPr>
-        <w:spacing w:before="0" w:after="240" w:line="427" w:lineRule="auto"/>
-        <w:ind w:firstLine="288"/>
-      </w:pPr>
-      <w:r>
-        <w:rPr>
-          <w:rFonts w:ascii="Liberation Serif" w:hAnsi="Liberation Serif" w:eastAsia="Liberation Serif" w:cs="Liberation Serif"/>
-          <w:color w:val="222222"/>
-          <w:sz w:val="24"/>
-        </w:rPr>
-        <w:t>Alert text for dropping a column in the same release as the readers names the tell in plain words. Diego Alvarez writes it. I will not accept 'check the dashboard' as a page body. If uniqueness is red and freshness is green, the page says that. If rows are zero and the job is green, the page says that. ecr-backup.prod.clearhaven.internal can be in the internal page. Not in the customer one.</w:t>
-      </w:r>
-    </w:p>
-    <w:p>
-      <w:pPr>
-        <w:pStyle w:val="Heading2"/>
-      </w:pPr>
-      <w:r>
-        <w:t>Expand / backfill / contract (pre-page: is this even a page)</w:t>
-      </w:r>
-    </w:p>
-    <w:p>
-      <w:pPr>
-        <w:spacing w:before="0" w:after="240" w:line="427" w:lineRule="auto"/>
-        <w:ind w:firstLine="288"/>
-      </w:pPr>
-      <w:r>
-        <w:rPr>
-          <w:rFonts w:ascii="Liberation Serif" w:hAnsi="Liberation Serif" w:eastAsia="Liberation Serif" w:cs="Liberation Serif"/>
-          <w:color w:val="222222"/>
-          <w:sz w:val="24"/>
-        </w:rPr>
-        <w:t>The column or field that moved is the one pre-page: is this even a page cares about on matchengines.platform.clearhaven.internal. Order is expand, backfill, contract. I will not drop a column in the same release as a code deploy that still reads it. Owner Priya Nair. Ticket CLH-INC-2024-017. Dual-write window is measured in hours, not left open. If the backfill is still running at a freeze, I stop the freeze, not the backfill, unless legal says otherwise. I write the stop condition on CLH-INC-2024-017 before I start the job.</w:t>
-      </w:r>
-    </w:p>
-    <w:p>
-      <w:pPr>
-        <w:spacing w:before="0" w:after="240" w:line="427" w:lineRule="auto"/>
-        <w:ind w:firstLine="288"/>
-      </w:pPr>
-      <w:r>
-        <w:rPr>
-          <w:rFonts w:ascii="Liberation Serif" w:hAnsi="Liberation Serif" w:eastAsia="Liberation Serif" w:cs="Liberation Serif"/>
-          <w:color w:val="222222"/>
-          <w:sz w:val="24"/>
-        </w:rPr>
-        <w:t>Rejected: rewrite the type in place because Postgres will 'just cast it.' That is how we locked matchengines.platform.clearhaven.internal for longer than the 5s budget last time. Historical load never runs on the OLTP primary. Cost the job, then run it. Number from the front I am using as the size hint: 2024.</w:t>
-      </w:r>
-    </w:p>
-    <w:p>
-      <w:pPr>
-        <w:pStyle w:val="ListNumber"/>
-        <w:spacing w:before="20" w:after="60" w:line="260" w:lineRule="auto"/>
-      </w:pPr>
-      <w:r>
-        <w:rPr>
-          <w:rFonts w:ascii="Liberation Serif" w:hAnsi="Liberation Serif" w:eastAsia="Liberation Serif" w:cs="Liberation Serif"/>
-          <w:color w:val="222222"/>
-          <w:sz w:val="24"/>
-        </w:rPr>
-        <w:t>Add the new column or field. Ship readers that tolerate both. CLH-INC-2024-017.</w:t>
-      </w:r>
-    </w:p>
-    <w:p>
-      <w:pPr>
-        <w:pStyle w:val="ListNumber"/>
-        <w:spacing w:before="20" w:after="60" w:line="260" w:lineRule="auto"/>
-      </w:pPr>
-      <w:r>
-        <w:rPr>
-          <w:rFonts w:ascii="Liberation Serif" w:hAnsi="Liberation Serif" w:eastAsia="Liberation Serif" w:cs="Liberation Serif"/>
-          <w:color w:val="222222"/>
-          <w:sz w:val="24"/>
-        </w:rPr>
-        <w:t>Backfill in batches of 24k. Pause on replication lag.</w:t>
-      </w:r>
-    </w:p>
-    <w:p>
-      <w:pPr>
-        <w:pStyle w:val="ListNumber"/>
-        <w:spacing w:before="20" w:after="60" w:line="260" w:lineRule="auto"/>
-      </w:pPr>
-      <w:r>
-        <w:rPr>
-          <w:rFonts w:ascii="Liberation Serif" w:hAnsi="Liberation Serif" w:eastAsia="Liberation Serif" w:cs="Liberation Serif"/>
-          <w:color w:val="222222"/>
-          <w:sz w:val="24"/>
-        </w:rPr>
-        <w:t>Flip writers. Watch error class, not CPU.</w:t>
-      </w:r>
-    </w:p>
-    <w:p>
-      <w:pPr>
-        <w:pStyle w:val="ListNumber"/>
-        <w:spacing w:before="20" w:after="60" w:line="260" w:lineRule="auto"/>
-      </w:pPr>
-      <w:r>
-        <w:rPr>
-          <w:rFonts w:ascii="Liberation Serif" w:hAnsi="Liberation Serif" w:eastAsia="Liberation Serif" w:cs="Liberation Serif"/>
-          <w:color w:val="222222"/>
-          <w:sz w:val="24"/>
-        </w:rPr>
-        <w:t>Contract only after Priya Nair signs the count on CLH-INC-2024-017.</w:t>
-      </w:r>
-    </w:p>
-    <w:p>
-      <w:pPr>
-        <w:spacing w:before="0" w:after="240" w:line="427" w:lineRule="auto"/>
-        <w:ind w:firstLine="288"/>
-      </w:pPr>
-      <w:r>
-        <w:rPr>
-          <w:rFonts w:ascii="Liberation Serif" w:hAnsi="Liberation Serif" w:eastAsia="Liberation Serif" w:cs="Liberation Serif"/>
-          <w:color w:val="222222"/>
-          <w:sz w:val="24"/>
-        </w:rPr>
-        <w:t>If Helm rollback is the instinct after a bad migrate, stop. Expanded columns roll forward. Read the schema SOP. Aman Kumar will not approve a rollback that leaves the database ahead of the chart.</w:t>
-      </w:r>
-    </w:p>
-    <w:p>
-      <w:pPr>
-        <w:spacing w:before="0" w:after="240" w:line="427" w:lineRule="auto"/>
-        <w:ind w:firstLine="288"/>
-      </w:pPr>
-      <w:r>
-        <w:rPr>
-          <w:rFonts w:ascii="Liberation Serif" w:hAnsi="Liberation Serif" w:eastAsia="Liberation Serif" w:cs="Liberation Serif"/>
-          <w:color w:val="222222"/>
-          <w:sz w:val="24"/>
-        </w:rPr>
-        <w:t>Schema leftover for pre-page: is this even a page: expand, backfill, contract. matchengines.platform.clearhaven.internal is not the place to drop a column the same day readers still need it. Priya Nair signs the count on CLH-INC-2024-017 before contract. Lock budget is 11s. Abort and retry off-peak if we miss it.</w:t>
-      </w:r>
-    </w:p>
-    <w:p>
-      <w:pPr>
-        <w:spacing w:before="0" w:after="240" w:line="427" w:lineRule="auto"/>
-        <w:ind w:firstLine="288"/>
-      </w:pPr>
-      <w:r>
-        <w:rPr>
-          <w:rFonts w:ascii="Liberation Serif" w:hAnsi="Liberation Serif" w:eastAsia="Liberation Serif" w:cs="Liberation Serif"/>
-          <w:color w:val="222222"/>
-          <w:sz w:val="24"/>
-        </w:rPr>
-        <w:t>Helm rollback after a migrate that expanded is the wrong instinct. Roll forward. I will say that again because we have already tried the wrong instinct. Aman Kumar will not approve a chart rollback that leaves Postgres ahead.</w:t>
-      </w:r>
-    </w:p>
-    <w:p>
-      <w:pPr>
-        <w:spacing w:before="0" w:after="240" w:line="427" w:lineRule="auto"/>
-        <w:ind w:firstLine="288"/>
-      </w:pPr>
-      <w:r>
-        <w:rPr>
-          <w:rFonts w:ascii="Liberation Serif" w:hAnsi="Liberation Serif" w:eastAsia="Liberation Serif" w:cs="Liberation Serif"/>
-          <w:color w:val="222222"/>
-          <w:sz w:val="24"/>
-        </w:rPr>
-        <w:t>Backfill leftover: not on the OLTP primary, not during freeze, not without a stop condition on CLH-INC-2024-017. Priya Nair writes the stop condition first. Batch size I would start at 30k. Pause on replication lag. Contract only after the count is signed.</w:t>
-      </w:r>
-    </w:p>
-    <w:p>
-      <w:pPr>
-        <w:pStyle w:val="Heading2"/>
-      </w:pPr>
-      <w:r>
-        <w:t>Meeting leftover: rollback when the migrate already expanded</w:t>
-      </w:r>
-    </w:p>
-    <w:p>
-      <w:pPr>
-        <w:spacing w:before="0" w:after="240" w:line="427" w:lineRule="auto"/>
-        <w:ind w:firstLine="288"/>
-      </w:pPr>
-      <w:r>
-        <w:rPr>
-          <w:rFonts w:ascii="Liberation Serif" w:hAnsi="Liberation Serif" w:eastAsia="Liberation Serif" w:cs="Liberation Serif"/>
-          <w:color w:val="222222"/>
-          <w:sz w:val="24"/>
-        </w:rPr>
-        <w:t>Attendees who still owe something: Aman Kumar, Priya Nair, and whoever owns ecr-backup.prod.clearhaven.internal. One question was on the table: can we ship without dealing with rollback when the migrate already expanded. Answer was no. I repeated the number 00 because two people in the room had stale graphs. Action: Aman Kumar files the follow-up on CLH-SOP-2024-011 before September 10, 2024. I will not mark the ticket done because a meeting happened.</w:t>
-      </w:r>
-    </w:p>
-    <w:p>
-      <w:pPr>
-        <w:spacing w:before="0" w:after="240" w:line="427" w:lineRule="auto"/>
-        <w:ind w:firstLine="288"/>
-      </w:pPr>
-      <w:r>
-        <w:rPr>
-          <w:rFonts w:ascii="Liberation Serif" w:hAnsi="Liberation Serif" w:eastAsia="Liberation Serif" w:cs="Liberation Serif"/>
-          <w:color w:val="222222"/>
-          <w:sz w:val="24"/>
-        </w:rPr>
-        <w:t>Parking lot: a dashboard request that does not unblock CLH-SOP-2024-011. I parked it. A calendar invite is not a decision. If someone wants this recorded as a decision, they write it here or they change the callout in the front of CLH-RB-2024-011. Quotes from the room stay quotes. They do not become scope.</w:t>
-      </w:r>
-    </w:p>
-    <w:p>
-      <w:pPr>
-        <w:spacing w:before="0" w:after="240" w:line="427" w:lineRule="auto"/>
-        <w:ind w:firstLine="288"/>
-      </w:pPr>
-      <w:r>
-        <w:rPr>
-          <w:rFonts w:ascii="Liberation Serif" w:hAnsi="Liberation Serif" w:eastAsia="Liberation Serif" w:cs="Liberation Serif"/>
-          <w:color w:val="222222"/>
-          <w:sz w:val="24"/>
-        </w:rPr>
-        <w:t>People who were absent still get a usable remainder, not a transcript. Kavya Menon gets the decision, the refuse, and the date. They do not get a reconstruction of who raised their voice. If they object, they object on CLH-SOP-2024-011.</w:t>
-      </w:r>
-    </w:p>
-    <w:p>
-      <w:pPr>
-        <w:spacing w:before="0" w:after="240" w:line="427" w:lineRule="auto"/>
-        <w:ind w:firstLine="288"/>
-      </w:pPr>
-      <w:r>
-        <w:rPr>
-          <w:rFonts w:ascii="Liberation Serif" w:hAnsi="Liberation Serif" w:eastAsia="Liberation Serif" w:cs="Liberation Serif"/>
-          <w:color w:val="222222"/>
-          <w:sz w:val="24"/>
-        </w:rPr>
-        <w:t>People who missed the room still need rollback when the migrate already expanded in a form they can act on. Decision, refuse, date, owner Aman Kumar, ticket CLH-SOP-2024-011. Not a reconstruction of tone. Kavya Menon gets that pack. If they object, they object on the ticket.</w:t>
-      </w:r>
-    </w:p>
-    <w:p>
-      <w:pPr>
-        <w:spacing w:before="0" w:after="240" w:line="427" w:lineRule="auto"/>
-        <w:ind w:firstLine="288"/>
-      </w:pPr>
-      <w:r>
-        <w:rPr>
-          <w:rFonts w:ascii="Liberation Serif" w:hAnsi="Liberation Serif" w:eastAsia="Liberation Serif" w:cs="Liberation Serif"/>
-          <w:color w:val="222222"/>
-          <w:sz w:val="24"/>
-        </w:rPr>
-        <w:t>A quote is a quote. It is not scope. I will not launder a hallway yes into v1 because it was vivid. Parking lot stays parked until Priya Nair signs a new slice.</w:t>
-      </w:r>
-    </w:p>
-    <w:p>
-      <w:pPr>
-        <w:spacing w:before="0" w:after="240" w:line="427" w:lineRule="auto"/>
-        <w:ind w:firstLine="288"/>
-      </w:pPr>
-      <w:r>
-        <w:rPr>
-          <w:rFonts w:ascii="Liberation Serif" w:hAnsi="Liberation Serif" w:eastAsia="Liberation Serif" w:cs="Liberation Serif"/>
-          <w:color w:val="222222"/>
-          <w:sz w:val="24"/>
-        </w:rPr>
-        <w:t>Absent people get the pack for rollback when the migrate already expanded the same day, not after they ask. Kavya Menon is on that list if they were missing. Decision, refuse, date, owner, ticket CLH-SOP-2024-011. Not a reconstruction of tone. If they object, they object on the ticket.</w:t>
-      </w:r>
-    </w:p>
-    <w:p>
-      <w:pPr>
-        <w:pStyle w:val="Heading2"/>
-      </w:pPr>
-      <w:r>
-        <w:t>Fixture and test note (secret skew that looks like 'no work')</w:t>
-      </w:r>
-    </w:p>
-    <w:p>
-      <w:pPr>
-        <w:spacing w:before="0" w:after="240" w:line="427" w:lineRule="auto"/>
-        <w:ind w:firstLine="288"/>
-      </w:pPr>
-      <w:r>
-        <w:rPr>
-          <w:rFonts w:ascii="Liberation Serif" w:hAnsi="Liberation Serif" w:eastAsia="Liberation Serif" w:cs="Liberation Serif"/>
-          <w:color w:val="222222"/>
-          <w:sz w:val="24"/>
-        </w:rPr>
-        <w:t>Fixture for secret skew that looks like 'no work' lives next to the test, not in a laptop path. No PHI, no PAN. Host if we have to soak: matchengines.platform.clearhaven.internal. Assert the smallest row that still fails without the fix. I will not copy a sanitized production dump; it is too big and it hid the bug twice. Owner Kavya Menon. Ticket CLH-RB-2023-012. If the test is skipped, the skip reason is a ticket, not a comment.</w:t>
-      </w:r>
-    </w:p>
-    <w:p>
-      <w:pPr>
-        <w:spacing w:before="80" w:after="40" w:line="200" w:lineRule="auto"/>
-      </w:pPr>
-      <w:r>
-        <w:rPr>
-          <w:rFonts w:ascii="Liberation Sans" w:hAnsi="Liberation Sans" w:eastAsia="Liberation Sans" w:cs="Liberation Sans"/>
-          <w:i/>
-          <w:color w:val="555555"/>
-          <w:sz w:val="17"/>
-        </w:rPr>
-        <w:t>Name the test after the bug. CLH-RB-2023-012.</w:t>
-      </w:r>
-    </w:p>
-    <w:tbl>
-      <w:tblPr>
-        <w:tblW w:type="auto" w:w="0"/>
-        <w:tblLook w:firstColumn="1" w:firstRow="1" w:lastColumn="0" w:lastRow="0" w:noHBand="0" w:noVBand="1" w:val="04A0"/>
-      </w:tblPr>
-      <w:tblGrid>
-        <w:gridCol w:w="8928"/>
-      </w:tblGrid>
-      <w:tr>
-        <w:tc>
-          <w:tcPr>
-            <w:tcW w:type="dxa" w:w="8928"/>
-            <w:shd w:fill="F3F4F6" w:val="clear"/>
-            <w:tcBorders>
-              <w:top w:val="single" w:sz="6" w:space="0" w:color="C5CDD6"/>
-              <w:left w:val="single" w:sz="6" w:space="0" w:color="C5CDD6"/>
-              <w:bottom w:val="single" w:sz="6" w:space="0" w:color="C5CDD6"/>
-              <w:right w:val="single" w:sz="6" w:space="0" w:color="C5CDD6"/>
-            </w:tcBorders>
-            <w:tcMar>
-              <w:top w:w="90" w:type="dxa"/>
-              <w:left w:w="120" w:type="dxa"/>
-              <w:bottom w:w="90" w:type="dxa"/>
-              <w:right w:w="120" w:type="dxa"/>
-            </w:tcMar>
-          </w:tcPr>
-          <w:p>
-            <w:pPr>
-              <w:spacing w:before="0" w:after="0" w:line="220" w:lineRule="auto"/>
-            </w:pPr>
-            <w:r/>
-            <w:r>
-              <w:rPr>
-                <w:rFonts w:ascii="Liberation Mono" w:hAnsi="Liberation Mono" w:eastAsia="Liberation Mono" w:cs="Liberation Mono"/>
-                <w:color w:val="222222"/>
-                <w:sz w:val="17"/>
-              </w:rPr>
-              <w:t># CLH-RB-2024-011 / secret skew that looks like 'no work'</w:t>
-            </w:r>
-          </w:p>
-          <w:p>
-            <w:pPr>
-              <w:spacing w:before="0" w:after="0" w:line="220" w:lineRule="auto"/>
-            </w:pPr>
-            <w:r>
-              <w:rPr>
-                <w:rFonts w:ascii="Liberation Mono" w:hAnsi="Liberation Mono" w:eastAsia="Liberation Mono" w:cs="Liberation Mono"/>
-                <w:color w:val="222222"/>
-                <w:sz w:val="17"/>
-              </w:rPr>
-              <w:t>pytest -k 'empty_batch' -q</w:t>
-            </w:r>
-          </w:p>
-          <w:p>
-            <w:pPr>
-              <w:spacing w:before="0" w:after="0" w:line="220" w:lineRule="auto"/>
-            </w:pPr>
-            <w:r>
-              <w:rPr>
-                <w:rFonts w:ascii="Liberation Mono" w:hAnsi="Liberation Mono" w:eastAsia="Liberation Mono" w:cs="Liberation Mono"/>
-                <w:color w:val="222222"/>
-                <w:sz w:val="17"/>
-              </w:rPr>
-              <w:t># fail if the fixture hash changes without CLH-RB-2023-012</w:t>
-            </w:r>
-          </w:p>
-          <w:p>
-            <w:pPr>
-              <w:spacing w:before="0" w:after="0" w:line="220" w:lineRule="auto"/>
-            </w:pPr>
-            <w:r>
-              <w:rPr>
-                <w:rFonts w:ascii="Liberation Mono" w:hAnsi="Liberation Mono" w:eastAsia="Liberation Mono" w:cs="Liberation Mono"/>
-                <w:color w:val="222222"/>
-                <w:sz w:val="17"/>
-              </w:rPr>
-              <w:t># do not record against matchengines.platform.clearhaven.internal from a laptop</w:t>
-            </w:r>
-          </w:p>
-        </w:tc>
-      </w:tr>
-    </w:tbl>
-    <w:p>
-      <w:pPr>
-        <w:spacing w:before="40" w:after="160" w:line="80" w:lineRule="auto"/>
-      </w:pPr>
-    </w:p>
-    <w:p>
-      <w:pPr>
-        <w:spacing w:before="0" w:after="240" w:line="427" w:lineRule="auto"/>
-        <w:ind w:firstLine="288"/>
-      </w:pPr>
-      <w:r>
-        <w:rPr>
-          <w:rFonts w:ascii="Liberation Serif" w:hAnsi="Liberation Serif" w:eastAsia="Liberation Serif" w:cs="Liberation Serif"/>
-          <w:color w:val="222222"/>
-          <w:sz w:val="24"/>
-        </w:rPr>
-        <w:t>Setup should take under two minutes on a laptop. Teardown drops the fixture database. Flakes I will not blame on the network without a packet capture. If someone deletes this test, they also delete the incident it maps to (CLH-RB-2023-012) and they do that in review. Kavya Menon owns golden fixtures. Aman Kumar owns the case list.</w:t>
-      </w:r>
-    </w:p>
-    <w:p>
-      <w:pPr>
-        <w:spacing w:before="0" w:after="240" w:line="427" w:lineRule="auto"/>
-        <w:ind w:firstLine="288"/>
-      </w:pPr>
-      <w:r>
-        <w:rPr>
-          <w:rFonts w:ascii="Liberation Serif" w:hAnsi="Liberation Serif" w:eastAsia="Liberation Serif" w:cs="Liberation Serif"/>
-          <w:color w:val="222222"/>
-          <w:sz w:val="24"/>
-        </w:rPr>
-        <w:t>Staging partition count has to be high enough to catch a rebalance. If prod has dozens of partitions, a staging cluster with one will bless a bad build. I want that written next to secret skew that looks like 'no work', not rediscovered on a Monday. Number from the front I am not going to 'simplify': 017.</w:t>
-      </w:r>
-    </w:p>
-    <w:p>
-      <w:pPr>
-        <w:spacing w:before="0" w:after="240" w:line="427" w:lineRule="auto"/>
-        <w:ind w:firstLine="288"/>
-      </w:pPr>
-      <w:r>
-        <w:rPr>
-          <w:rFonts w:ascii="Liberation Serif" w:hAnsi="Liberation Serif" w:eastAsia="Liberation Serif" w:cs="Liberation Serif"/>
-          <w:color w:val="222222"/>
-          <w:sz w:val="24"/>
-        </w:rPr>
-        <w:t>Fixture for secret skew that looks like 'no work' is the smallest failing row, next to the test, hashed. No production dump. No PHI. If the hash moves without CLH-RB-2023-012, CI fails. Kavya Menon owns the fixture. Soak host if we must: matchengines.platform.clearhaven.internal. I will not record from a laptop against prod.</w:t>
-      </w:r>
-    </w:p>
-    <w:p>
-      <w:pPr>
-        <w:spacing w:before="0" w:after="240" w:line="427" w:lineRule="auto"/>
-        <w:ind w:firstLine="288"/>
-      </w:pPr>
-      <w:r>
-        <w:rPr>
-          <w:rFonts w:ascii="Liberation Serif" w:hAnsi="Liberation Serif" w:eastAsia="Liberation Serif" w:cs="Liberation Serif"/>
-          <w:color w:val="222222"/>
-          <w:sz w:val="24"/>
-        </w:rPr>
-        <w:t>If someone deletes the test, they delete the incident mapping in review, not in a drive-by. Skip needs a ticket. Flakes need a capture, not a shrug about the network.</w:t>
-      </w:r>
-    </w:p>
-    <w:p>
-      <w:pPr>
-        <w:spacing w:before="0" w:after="240" w:line="427" w:lineRule="auto"/>
-        <w:ind w:firstLine="288"/>
-      </w:pPr>
-      <w:r>
-        <w:rPr>
-          <w:rFonts w:ascii="Liberation Serif" w:hAnsi="Liberation Serif" w:eastAsia="Liberation Serif" w:cs="Liberation Serif"/>
-          <w:color w:val="222222"/>
-          <w:sz w:val="24"/>
-        </w:rPr>
-        <w:t>CI leftover: fixture hash is the gate. If someone needs a one-off on matchengines.platform.clearhaven.internal, that is a soak, and it is ticketed. It is not a reason to skip CI. Skip reason is a ticket. Flake reason is a capture. Kavya Menon owns golden fixtures. Aman Kumar owns the case list.</w:t>
-      </w:r>
-    </w:p>
-    <w:p>
-      <w:pPr>
-        <w:pStyle w:val="Heading2"/>
-      </w:pPr>
-      <w:r>
-        <w:t>Capacity and cost (staging that is too small to catch the bug)</w:t>
-      </w:r>
-    </w:p>
-    <w:p>
-      <w:pPr>
-        <w:spacing w:before="0" w:after="240" w:line="427" w:lineRule="auto"/>
-        <w:ind w:firstLine="288"/>
-      </w:pPr>
-      <w:r>
-        <w:rPr>
-          <w:rFonts w:ascii="Liberation Serif" w:hAnsi="Liberation Serif" w:eastAsia="Liberation Serif" w:cs="Liberation Serif"/>
-          <w:color w:val="222222"/>
-          <w:sz w:val="24"/>
-        </w:rPr>
-        <w:t>ecr-backup.prod.clearhaven.internal is the box I keep measuring because it is the one that pages. staging that is too small to catch the bug is the reason the graph lies if you only watch CPU. Queue depth and disk are the two numbers I write down. Owner Production Helm. Ticket CLH-RB-2024-007. If the graph is green and the queue is growing, I page. CPU lagged the queue by about 28 minutes on the last incident I will admit to.</w:t>
-      </w:r>
-    </w:p>
-    <w:p>
-      <w:pPr>
-        <w:spacing w:before="0" w:after="240" w:line="427" w:lineRule="auto"/>
-        <w:ind w:firstLine="288"/>
-      </w:pPr>
-      <w:r>
-        <w:rPr>
-          <w:rFonts w:ascii="Liberation Serif" w:hAnsi="Liberation Serif" w:eastAsia="Liberation Serif" w:cs="Liberation Serif"/>
-          <w:color w:val="222222"/>
-          <w:sz w:val="24"/>
-        </w:rPr>
-        <w:t>The spend I can defend is the spend tied to ecr-backup.prod.clearhaven.internal and this job, not a team average. Year-1 extra I would put on a sticky: about $27.0k on top of what we already burn, or zero if we do nothing and eat the miss rate. Front-matter volume I am using: 01. I will not argue from a slide.</w:t>
-      </w:r>
-    </w:p>
-    <w:p>
-      <w:pPr>
-        <w:spacing w:before="0" w:after="240" w:line="427" w:lineRule="auto"/>
-        <w:ind w:firstLine="288"/>
-      </w:pPr>
-      <w:r>
-        <w:rPr>
-          <w:rFonts w:ascii="Liberation Serif" w:hAnsi="Liberation Serif" w:eastAsia="Liberation Serif" w:cs="Liberation Serif"/>
-          <w:color w:val="222222"/>
-          <w:sz w:val="24"/>
-        </w:rPr>
-        <w:t>If we need more brokers or more pods, I want the reason to be staging that is too small to catch the bug, not a round number someone saw in a vendor deck. Do-nothing through next month-end still has a miss rate I will write down. Production Helm picks in writing on CLH-RB-2024-007. I will not hide a hardware buy inside a 'temporary' memory limit.</w:t>
-      </w:r>
-    </w:p>
-    <w:p>
-      <w:pPr>
-        <w:spacing w:before="0" w:after="240" w:line="427" w:lineRule="auto"/>
-        <w:ind w:firstLine="288"/>
-      </w:pPr>
-      <w:r>
-        <w:rPr>
-          <w:rFonts w:ascii="Liberation Serif" w:hAnsi="Liberation Serif" w:eastAsia="Liberation Serif" w:cs="Liberation Serif"/>
-          <w:color w:val="222222"/>
-          <w:sz w:val="24"/>
-        </w:rPr>
-        <w:t>ecr-backup.prod.clearhaven.internal pages because of staging that is too small to catch the bug more than because of CPU. I write queue and disk. Headroom I want on a Tuesday is about 30 percent. Below that I file for hardware or I shed load, not both. Production Helm picks on CLH-RB-2024-007.</w:t>
-      </w:r>
-    </w:p>
-    <w:p>
-      <w:pPr>
-        <w:spacing w:before="0" w:after="240" w:line="427" w:lineRule="auto"/>
-        <w:ind w:firstLine="288"/>
-      </w:pPr>
-      <w:r>
-        <w:rPr>
-          <w:rFonts w:ascii="Liberation Serif" w:hAnsi="Liberation Serif" w:eastAsia="Liberation Serif" w:cs="Liberation Serif"/>
-          <w:color w:val="222222"/>
-          <w:sz w:val="24"/>
-        </w:rPr>
-        <w:t>Do-nothing through month-end still has a miss rate. I will write it. I will not hide a buy inside a temporary memory limit. Front-matter volume I am using: 184920337661.</w:t>
-      </w:r>
-    </w:p>
-    <w:p>
-      <w:pPr>
-        <w:spacing w:before="0" w:after="240" w:line="427" w:lineRule="auto"/>
-        <w:ind w:firstLine="288"/>
-      </w:pPr>
-      <w:r>
-        <w:rPr>
-          <w:rFonts w:ascii="Liberation Serif" w:hAnsi="Liberation Serif" w:eastAsia="Liberation Serif" w:cs="Liberation Serif"/>
-          <w:color w:val="222222"/>
-          <w:sz w:val="24"/>
-        </w:rPr>
-        <w:t>I will not buy my way out of staging that is too small to catch the bug with a round hardware number. Queue and disk on ecr-backup.prod.clearhaven.internal first. Then a ticket. Then a buy if Production Helm still needs it. Headroom I want on a Tuesday is about 35 percent. Below that I file or I shed, not both in one change.</w:t>
-      </w:r>
-    </w:p>
-    <w:p>
-      <w:pPr>
-        <w:pStyle w:val="Heading2"/>
-      </w:pPr>
-      <w:r>
-        <w:t>Secrets, grants, and owner as a team name instead of a person</w:t>
-      </w:r>
-    </w:p>
-    <w:p>
-      <w:pPr>
-        <w:spacing w:before="0" w:after="240" w:line="427" w:lineRule="auto"/>
-        <w:ind w:firstLine="288"/>
-      </w:pPr>
-      <w:r>
-        <w:rPr>
-          <w:rFonts w:ascii="Liberation Serif" w:hAnsi="Liberation Serif" w:eastAsia="Liberation Serif" w:cs="Liberation Serif"/>
-          <w:color w:val="222222"/>
-          <w:sz w:val="24"/>
-        </w:rPr>
-        <w:t>Secret handling on matchengines.platform.clearhaven.internal: not in git, not in the ticket description, not in a screenshot. owner as a team name instead of a person is not a reason to paste a token into chat. Owner The January. Ticket CLH-RB-2024-015. If I need a temporary grant, it expires. If I need a production query, I use the replica and I log the query id. Wrong secret looks healthy as 'no work.' Alert on zero rows, not on HTTP 200.</w:t>
-      </w:r>
-    </w:p>
-    <w:p>
-      <w:pPr>
-        <w:spacing w:before="0" w:after="240" w:line="427" w:lineRule="auto"/>
-        <w:ind w:firstLine="288"/>
-      </w:pPr>
-      <w:r>
-        <w:rPr>
-          <w:rFonts w:ascii="Liberation Serif" w:hAnsi="Liberation Serif" w:eastAsia="Liberation Serif" w:cs="Liberation Serif"/>
-          <w:color w:val="222222"/>
-          <w:sz w:val="24"/>
-        </w:rPr>
-        <w:t>Break-glass is a separate path. Missing role is 403, missing token is 401. I will not collapse those because the UI looks nicer. Priya Nair accepted that split in the front matter. I am not reopening it here. IRSA or the equivalent role on matchengines.platform.clearhaven.internal is the grant. A copied kubeconfig on a laptop is not.</w:t>
-      </w:r>
-    </w:p>
-    <w:p>
-      <w:pPr>
-        <w:spacing w:before="0" w:after="240" w:line="427" w:lineRule="auto"/>
-        <w:ind w:firstLine="288"/>
-      </w:pPr>
-      <w:r>
-        <w:rPr>
-          <w:rFonts w:ascii="Liberation Serif" w:hAnsi="Liberation Serif" w:eastAsia="Liberation Serif" w:cs="Liberation Serif"/>
-          <w:color w:val="222222"/>
-          <w:sz w:val="24"/>
-        </w:rPr>
-        <w:t>Support zips go through redaction first. I will not 'just this once' attach an application log because owner as a team name instead of a person is on fire. The on-call SOP already says this. Repeating it here is for the person who has not opened that SOP. Aman Kumar will reject the zip in the ticket if it still has identifiers.</w:t>
-      </w:r>
-    </w:p>
-    <w:p>
-      <w:pPr>
-        <w:spacing w:before="0" w:after="240" w:line="427" w:lineRule="auto"/>
-        <w:ind w:firstLine="288"/>
-      </w:pPr>
-      <w:r>
-        <w:rPr>
-          <w:rFonts w:ascii="Liberation Serif" w:hAnsi="Liberation Serif" w:eastAsia="Liberation Serif" w:cs="Liberation Serif"/>
-          <w:color w:val="222222"/>
-          <w:sz w:val="24"/>
-        </w:rPr>
-        <w:t>Secrets for owner as a team name instead of a person stay out of git, tickets, and screenshots. Zero-row success on matchengines.platform.clearhaven.internal is the tell that the secret is wrong. Alert on that. The January owns the grant. CLH-RB-2024-015 owns the expiry. I query the replica and I log the query id.</w:t>
-      </w:r>
-    </w:p>
-    <w:p>
-      <w:pPr>
-        <w:spacing w:before="0" w:after="240" w:line="427" w:lineRule="auto"/>
-        <w:ind w:firstLine="288"/>
-      </w:pPr>
-      <w:r>
-        <w:rPr>
-          <w:rFonts w:ascii="Liberation Serif" w:hAnsi="Liberation Serif" w:eastAsia="Liberation Serif" w:cs="Liberation Serif"/>
-          <w:color w:val="222222"/>
-          <w:sz w:val="24"/>
-        </w:rPr>
-        <w:t>403 versus 401 stays split. Break-glass is separate. I will not collapse them for a prettier UI. Support zips go through redaction. Aman Kumar rejects the zip if identifiers remain.</w:t>
-      </w:r>
-    </w:p>
-    <w:p>
-      <w:pPr>
-        <w:spacing w:before="0" w:after="240" w:line="427" w:lineRule="auto"/>
-        <w:ind w:firstLine="288"/>
-      </w:pPr>
-      <w:r>
-        <w:rPr>
-          <w:rFonts w:ascii="Liberation Serif" w:hAnsi="Liberation Serif" w:eastAsia="Liberation Serif" w:cs="Liberation Serif"/>
-          <w:color w:val="222222"/>
-          <w:sz w:val="24"/>
-        </w:rPr>
-        <w:t>Redaction leftover: if a zip for owner as a team name instead of a person still has identifiers, it comes back. No 'just this once.' Aman Kumar will reject it on CLH-RB-2024-015. Support pressure is not a reason to paste MRN, PAN, or a secret. The SOP already says this. Repeating it is for the person who has not opened the SOP.</w:t>
-      </w:r>
-    </w:p>
-    <w:p>
-      <w:pPr>
-        <w:pStyle w:val="Heading2"/>
-      </w:pPr>
-      <w:r>
-        <w:t>Clock for identifiers in chat, logs, or a support zip</w:t>
-      </w:r>
-    </w:p>
-    <w:p>
-      <w:pPr>
-        <w:spacing w:before="0" w:after="240" w:line="427" w:lineRule="auto"/>
-        <w:ind w:firstLine="288"/>
-      </w:pPr>
-      <w:r>
-        <w:rPr>
-          <w:rFonts w:ascii="Liberation Serif" w:hAnsi="Liberation Serif" w:eastAsia="Liberation Serif" w:cs="Liberation Serif"/>
-          <w:color w:val="222222"/>
-          <w:sz w:val="24"/>
-        </w:rPr>
-        <w:t>This is not a full incident timeline. It is the clock I will use when someone asks which thing happened first around identifiers in chat, logs, or a support zip. ecr-backup.prod.clearhaven.internal is the box. CLH-SOP-2023-019 is the thread. Helen Cho is the person I will name if the clocks disagree. Customer/ops clock and match/extract clock are different. I will not pretend they are the same.</w:t>
+        <w:t>This is not a full incident timeline. It is the clock I will use when someone asks which thing happened first around a dashboard screenshot standing in for a permalink. matchengines.platform.clearhaven.internal is the box. CLH-RB-2023-012 is the thread. Kavya Menon is the person I will name if the clocks disagree. Customer/ops clock and match/extract clock are different. I will not pretend they are the same.</w:t>
       </w:r>
     </w:p>
     <w:p>
@@ -16058,12 +15314,12 @@
         <w:tc>
           <w:tcPr>
             <w:tcW w:type="dxa" w:w="2976"/>
-            <w:shd w:fill="1B365D" w:val="clear"/>
+            <w:shd w:fill="1E3A5F" w:val="clear"/>
             <w:tcBorders>
-              <w:top w:val="single" w:sz="4" w:space="0" w:color="1B365D"/>
-              <w:left w:val="single" w:sz="4" w:space="0" w:color="1B365D"/>
-              <w:bottom w:val="single" w:sz="4" w:space="0" w:color="1B365D"/>
-              <w:right w:val="single" w:sz="4" w:space="0" w:color="1B365D"/>
+              <w:top w:val="single" w:sz="4" w:space="0" w:color="1E3A5F"/>
+              <w:left w:val="single" w:sz="4" w:space="0" w:color="1E3A5F"/>
+              <w:bottom w:val="single" w:sz="4" w:space="0" w:color="1E3A5F"/>
+              <w:right w:val="single" w:sz="4" w:space="0" w:color="1E3A5F"/>
             </w:tcBorders>
             <w:tcMar>
               <w:top w:w="50" w:type="dxa"/>
@@ -16091,12 +15347,12 @@
         <w:tc>
           <w:tcPr>
             <w:tcW w:type="dxa" w:w="2976"/>
-            <w:shd w:fill="1B365D" w:val="clear"/>
+            <w:shd w:fill="1E3A5F" w:val="clear"/>
             <w:tcBorders>
-              <w:top w:val="single" w:sz="4" w:space="0" w:color="1B365D"/>
-              <w:left w:val="single" w:sz="4" w:space="0" w:color="1B365D"/>
-              <w:bottom w:val="single" w:sz="4" w:space="0" w:color="1B365D"/>
-              <w:right w:val="single" w:sz="4" w:space="0" w:color="1B365D"/>
+              <w:top w:val="single" w:sz="4" w:space="0" w:color="1E3A5F"/>
+              <w:left w:val="single" w:sz="4" w:space="0" w:color="1E3A5F"/>
+              <w:bottom w:val="single" w:sz="4" w:space="0" w:color="1E3A5F"/>
+              <w:right w:val="single" w:sz="4" w:space="0" w:color="1E3A5F"/>
             </w:tcBorders>
             <w:tcMar>
               <w:top w:w="50" w:type="dxa"/>
@@ -16124,12 +15380,12 @@
         <w:tc>
           <w:tcPr>
             <w:tcW w:type="dxa" w:w="2976"/>
-            <w:shd w:fill="1B365D" w:val="clear"/>
+            <w:shd w:fill="1E3A5F" w:val="clear"/>
             <w:tcBorders>
-              <w:top w:val="single" w:sz="4" w:space="0" w:color="1B365D"/>
-              <w:left w:val="single" w:sz="4" w:space="0" w:color="1B365D"/>
-              <w:bottom w:val="single" w:sz="4" w:space="0" w:color="1B365D"/>
-              <w:right w:val="single" w:sz="4" w:space="0" w:color="1B365D"/>
+              <w:top w:val="single" w:sz="4" w:space="0" w:color="1E3A5F"/>
+              <w:left w:val="single" w:sz="4" w:space="0" w:color="1E3A5F"/>
+              <w:bottom w:val="single" w:sz="4" w:space="0" w:color="1E3A5F"/>
+              <w:right w:val="single" w:sz="4" w:space="0" w:color="1E3A5F"/>
             </w:tcBorders>
             <w:tcMar>
               <w:top w:w="50" w:type="dxa"/>
@@ -16218,7 +15474,7 @@
                 <w:color w:val="222222"/>
                 <w:sz w:val="19"/>
               </w:rPr>
-              <w:t>First stale graph or first complaint tied to identifiers in chat, logs, or a support zip</w:t>
+              <w:t>First stale graph or first complaint tied to a dashboard screenshot standing in for a permalink</w:t>
             </w:r>
           </w:p>
         </w:tc>
@@ -16260,7 +15516,7 @@
         <w:tc>
           <w:tcPr>
             <w:tcW w:type="dxa" w:w="2976"/>
-            <w:shd w:fill="EEF2F6" w:val="clear"/>
+            <w:shd w:fill="EDF1F6" w:val="clear"/>
             <w:tcBorders>
               <w:top w:val="single" w:sz="4" w:space="0" w:color="C5CDD6"/>
               <w:left w:val="single" w:sz="4" w:space="0" w:color="C5CDD6"/>
@@ -16293,7 +15549,7 @@
         <w:tc>
           <w:tcPr>
             <w:tcW w:type="dxa" w:w="2976"/>
-            <w:shd w:fill="EEF2F6" w:val="clear"/>
+            <w:shd w:fill="EDF1F6" w:val="clear"/>
             <w:tcBorders>
               <w:top w:val="single" w:sz="4" w:space="0" w:color="C5CDD6"/>
               <w:left w:val="single" w:sz="4" w:space="0" w:color="C5CDD6"/>
@@ -16319,14 +15575,14 @@
                 <w:color w:val="222222"/>
                 <w:sz w:val="19"/>
               </w:rPr>
-              <w:t>Read-only check on ecr-backup.prod.clearhaven.internal; ticket CLH-SOP-2023-019 exists or is opened</w:t>
+              <w:t>Read-only check on matchengines.platform.clearhaven.internal; ticket CLH-RB-2023-012 exists or is opened</w:t>
             </w:r>
           </w:p>
         </w:tc>
         <w:tc>
           <w:tcPr>
             <w:tcW w:type="dxa" w:w="2976"/>
-            <w:shd w:fill="EEF2F6" w:val="clear"/>
+            <w:shd w:fill="EDF1F6" w:val="clear"/>
             <w:tcBorders>
               <w:top w:val="single" w:sz="4" w:space="0" w:color="C5CDD6"/>
               <w:left w:val="single" w:sz="4" w:space="0" w:color="C5CDD6"/>
@@ -16453,7 +15709,7 @@
                 <w:color w:val="222222"/>
                 <w:sz w:val="19"/>
               </w:rPr>
-              <w:t>Helen Cho</w:t>
+              <w:t>Kavya Menon</w:t>
             </w:r>
           </w:p>
         </w:tc>
@@ -16466,8 +15722,8 @@
     </w:p>
     <w:p>
       <w:pPr>
-        <w:spacing w:before="0" w:after="240" w:line="427" w:lineRule="auto"/>
-        <w:ind w:firstLine="288"/>
+        <w:spacing w:before="0" w:after="220" w:line="396" w:lineRule="auto"/>
+        <w:ind w:firstLine="259"/>
       </w:pPr>
       <w:r>
         <w:rPr>
@@ -16475,13 +15731,13 @@
           <w:color w:val="222222"/>
           <w:sz w:val="24"/>
         </w:rPr>
-        <w:t>If NTP on ecr-backup.prod.clearhaven.internal jumped, window math is garbage. I want that checked before I argue about 01. I will not reconstruct a minute-by-minute novel. I will reconstruct enough that Priya Nair can brief without calling me.</w:t>
+        <w:t>If NTP on matchengines.platform.clearhaven.internal jumped, window math is garbage. I want that checked before I argue about 011. I will not reconstruct a minute-by-minute novel. I will reconstruct enough that Priya Nair can brief without calling me.</w:t>
       </w:r>
     </w:p>
     <w:p>
       <w:pPr>
-        <w:spacing w:before="0" w:after="240" w:line="427" w:lineRule="auto"/>
-        <w:ind w:firstLine="288"/>
+        <w:spacing w:before="0" w:after="220" w:line="396" w:lineRule="auto"/>
+        <w:ind w:firstLine="259"/>
       </w:pPr>
       <w:r>
         <w:rPr>
@@ -16489,13 +15745,13 @@
           <w:color w:val="222222"/>
           <w:sz w:val="24"/>
         </w:rPr>
-        <w:t>After this clock, the remaining work is owned, or it is late. I will not add a fourth restart to make the timeline look shorter. Clearhaven can have the user-visible version of this table. They cannot have internal hostnames.</w:t>
+        <w:t>I parked a dashboard screenshot standing in for a permalink on CLH-RB-2024-015 so it is not Slack archaeology, weekend coverage is not implied unless The January signs it, and abort beats a lying dual-run.</w:t>
       </w:r>
     </w:p>
     <w:p>
       <w:pPr>
-        <w:spacing w:before="0" w:after="240" w:line="427" w:lineRule="auto"/>
-        <w:ind w:firstLine="288"/>
+        <w:spacing w:before="0" w:after="220" w:line="396" w:lineRule="auto"/>
+        <w:ind w:firstLine="259"/>
       </w:pPr>
       <w:r>
         <w:rPr>
@@ -16503,13 +15759,21 @@
           <w:color w:val="222222"/>
           <w:sz w:val="24"/>
         </w:rPr>
-        <w:t>Clock for identifiers in chat, logs, or a support zip: ops/customer clock and match/extract clock are different. I will say which one I am using. ecr-backup.prod.clearhaven.internal NTP gets checked before I argue about 01. Helen Cho can brief Priya Nair without calling me if this table in the heading above is right.</w:t>
+        <w:t>leftover a dashboard screenshot standing in for a permalink sits with Helen Cho on CLH-SOP-2023-019, a dry-run has to print the count on matchengines.platform.clearhaven.internal before anyone writes, and the call in the front still holds and this is leftover work only.</w:t>
       </w:r>
     </w:p>
     <w:p>
       <w:pPr>
-        <w:spacing w:before="0" w:after="240" w:line="427" w:lineRule="auto"/>
-        <w:ind w:firstLine="288"/>
+        <w:pStyle w:val="Heading2"/>
+      </w:pPr>
+      <w:r>
+        <w:t>Quotes stay quotes</w:t>
+      </w:r>
+    </w:p>
+    <w:p>
+      <w:pPr>
+        <w:spacing w:before="0" w:after="220" w:line="396" w:lineRule="auto"/>
+        <w:ind w:firstLine="259"/>
       </w:pPr>
       <w:r>
         <w:rPr>
@@ -16517,13 +15781,13 @@
           <w:color w:val="222222"/>
           <w:sz w:val="24"/>
         </w:rPr>
-        <w:t>Clearhaven can have the user-visible clock. They cannot have ecr-backup.prod.clearhaven.internal. I will not reconstruct a minute novel. I will reconstruct enough to act.</w:t>
+        <w:t>Attendees who still owe something: Production Helm, Priya Nair, and whoever owns ecr-backup.prod.clearhaven.internal. One question was on the table: can we ship without dealing with averaging QPS instead of testing the close. Answer was no. I repeated the number 184920337661 because two people in the room had stale graphs. Action: Production Helm files the follow-up on CLH-RB-2024-007 before September 12, 2024. I will not mark the ticket done because a meeting happened.</w:t>
       </w:r>
     </w:p>
     <w:p>
       <w:pPr>
-        <w:spacing w:before="0" w:after="240" w:line="427" w:lineRule="auto"/>
-        <w:ind w:firstLine="288"/>
+        <w:spacing w:before="0" w:after="220" w:line="396" w:lineRule="auto"/>
+        <w:ind w:firstLine="259"/>
       </w:pPr>
       <w:r>
         <w:rPr>
@@ -16531,83 +15795,13 @@
           <w:color w:val="222222"/>
           <w:sz w:val="24"/>
         </w:rPr>
-        <w:t>If NTP on ecr-backup.prod.clearhaven.internal is wrong, I will not debate 01. Fix the clock, then measure. Helen Cho owns that check. Window math is garbage if the clock jumped. I will not reconstruct a minute novel to hide that.</w:t>
+        <w:t>People who were absent still get a usable remainder, not a transcript. Kavya Menon gets the decision, the refuse, and the date. They do not get a reconstruction of who raised their voice. If they object, they object on CLH-RB-2024-007.</w:t>
       </w:r>
     </w:p>
     <w:p>
       <w:pPr>
-        <w:pStyle w:val="Heading2"/>
-      </w:pPr>
-      <w:r>
-        <w:t>What would make me reopen CLH-RB-2024-011 (who to wake after the read-only commands)</w:t>
-      </w:r>
-    </w:p>
-    <w:tbl>
-      <w:tblPr>
-        <w:tblW w:type="auto" w:w="0"/>
-        <w:tblLook w:firstColumn="1" w:firstRow="1" w:lastColumn="0" w:lastRow="0" w:noHBand="0" w:noVBand="1" w:val="04A0"/>
-      </w:tblPr>
-      <w:tblGrid>
-        <w:gridCol w:w="8928"/>
-      </w:tblGrid>
-      <w:tr>
-        <w:tc>
-          <w:tcPr>
-            <w:tcW w:type="dxa" w:w="8928"/>
-            <w:shd w:fill="E7EEF5" w:val="clear"/>
-            <w:tcBorders>
-              <w:top w:val="single" w:sz="10" w:space="0" w:color="1B365D"/>
-              <w:left w:val="single" w:sz="10" w:space="0" w:color="1B365D"/>
-              <w:bottom w:val="single" w:sz="10" w:space="0" w:color="1B365D"/>
-              <w:right w:val="single" w:sz="10" w:space="0" w:color="1B365D"/>
-            </w:tcBorders>
-            <w:tcMar>
-              <w:top w:w="80" w:type="dxa"/>
-              <w:left w:w="120" w:type="dxa"/>
-              <w:bottom w:w="90" w:type="dxa"/>
-              <w:right w:w="120" w:type="dxa"/>
-            </w:tcMar>
-          </w:tcPr>
-          <w:p>
-            <w:pPr>
-              <w:spacing w:before="0" w:after="80" w:line="220" w:lineRule="auto"/>
-            </w:pPr>
-            <w:r/>
-            <w:r>
-              <w:rPr>
-                <w:rFonts w:ascii="Liberation Sans" w:hAnsi="Liberation Sans" w:eastAsia="Liberation Sans" w:cs="Liberation Sans"/>
-                <w:b/>
-                <w:color w:val="1B365D"/>
-                <w:sz w:val="16"/>
-              </w:rPr>
-              <w:t>STILL THE CALL</w:t>
-            </w:r>
-          </w:p>
-          <w:p>
-            <w:pPr>
-              <w:spacing w:before="0" w:after="0" w:line="250" w:lineRule="auto"/>
-            </w:pPr>
-            <w:r>
-              <w:rPr>
-                <w:rFonts w:ascii="Liberation Serif" w:hAnsi="Liberation Serif" w:eastAsia="Liberation Serif" w:cs="Liberation Serif"/>
-                <w:color w:val="222222"/>
-                <w:sz w:val="21"/>
-              </w:rPr>
-              <w:t>The front of CLH-RB-2024-011 still stands. who to wake after the read-only commands does not reopen it. Diego Alvarez owns CLH-TDD-2024-006. matchengines.platform.clearhaven.internal stays in the path already named.</w:t>
-            </w:r>
-          </w:p>
-        </w:tc>
-      </w:tr>
-    </w:tbl>
-    <w:p>
-      <w:pPr>
-        <w:spacing w:before="80" w:after="160" w:line="80" w:lineRule="auto"/>
-      </w:pPr>
-    </w:p>
-    <w:p>
-      <w:pPr>
-        <w:spacing w:before="0" w:after="240" w:line="427" w:lineRule="auto"/>
-        <w:ind w:firstLine="288"/>
+        <w:spacing w:before="0" w:after="220" w:line="396" w:lineRule="auto"/>
+        <w:ind w:firstLine="259"/>
       </w:pPr>
       <w:r>
         <w:rPr>
@@ -16615,13 +15809,13 @@
           <w:color w:val="222222"/>
           <w:sz w:val="24"/>
         </w:rPr>
-        <w:t>I will reopen this file if the measurement on matchengines.platform.clearhaven.internal says the cutover is lying, if a freeze and a migrate disagree, or if Diego Alvarez puts a new date on CLH-TDD-2024-006 that the EM accepts. I will not reopen it because a meeting is booked, because a vendor offered a discount, or because someone found a blog post. Evidence is a dry-run count, a replay that used to be wrong, or a miss rate worse than the do-nothing line.</w:t>
+        <w:t>I will not reopen Helm rollback for match-engine, ingest-api, and break-svc to smuggle averaging QPS instead of testing the close back in, the first check is a read on ecr-backup.prod.clearhaven.internal, and Aman Kumar will not keep a shadow list.</w:t>
       </w:r>
     </w:p>
     <w:p>
       <w:pPr>
-        <w:spacing w:before="0" w:after="240" w:line="427" w:lineRule="auto"/>
-        <w:ind w:firstLine="288"/>
+        <w:spacing w:before="0" w:after="220" w:line="396" w:lineRule="auto"/>
+        <w:ind w:firstLine="259"/>
       </w:pPr>
       <w:r>
         <w:rPr>
@@ -16629,13 +15823,21 @@
           <w:color w:val="222222"/>
           <w:sz w:val="24"/>
         </w:rPr>
-        <w:t>If you are implementing, keep the rejected alternative dead. If you are on-call, start read-only. If you are Priya Nair, the ask is unchanged: pick the path in the main body or send it back with a named objection. Sample I would still defend: 3104 rows, 34 minutes, freeze respected. Strike this section if it ever fights the decision callout.</w:t>
+        <w:t>I bounced a hallway yes on averaging QPS instead of testing the close, weekend coverage is not implied unless Priya Nair signs it, and the sample I would still defend uses the same clock as 011.</w:t>
       </w:r>
     </w:p>
     <w:p>
       <w:pPr>
-        <w:spacing w:before="0" w:after="240" w:line="427" w:lineRule="auto"/>
-        <w:ind w:firstLine="288"/>
+        <w:pStyle w:val="Heading2"/>
+      </w:pPr>
+      <w:r>
+        <w:t>FAQ for dropping a column in the same release as the readers</w:t>
+      </w:r>
+    </w:p>
+    <w:p>
+      <w:pPr>
+        <w:spacing w:before="0" w:after="220" w:line="396" w:lineRule="auto"/>
+        <w:ind w:firstLine="259"/>
       </w:pPr>
       <w:r>
         <w:rPr>
@@ -16643,71 +15845,7 @@
           <w:color w:val="222222"/>
           <w:sz w:val="24"/>
         </w:rPr>
-        <w:t>This heading is the reopen rule. who to wake after the read-only commands is done when Diego Alvarez closes CLH-TDD-2024-006 or writes a new date.</w:t>
-      </w:r>
-    </w:p>
-    <w:p>
-      <w:pPr>
-        <w:spacing w:before="0" w:after="240" w:line="427" w:lineRule="auto"/>
-        <w:ind w:firstLine="288"/>
-      </w:pPr>
-      <w:r>
-        <w:rPr>
-          <w:rFonts w:ascii="Liberation Serif" w:hAnsi="Liberation Serif" w:eastAsia="Liberation Serif" w:cs="Liberation Serif"/>
-          <w:color w:val="222222"/>
-          <w:sz w:val="24"/>
-        </w:rPr>
-        <w:t>I reopen CLH-RB-2024-011 for who to wake after the read-only commands only if the measurement on matchengines.platform.clearhaven.internal says the cutover is lying, a freeze and a migrate disagree, or Diego Alvarez puts a new date on CLH-TDD-2024-006 that the EM accepts. I do not reopen for a booked meeting or a vendor discount.</w:t>
-      </w:r>
-    </w:p>
-    <w:p>
-      <w:pPr>
-        <w:spacing w:before="0" w:after="240" w:line="427" w:lineRule="auto"/>
-        <w:ind w:firstLine="288"/>
-      </w:pPr>
-      <w:r>
-        <w:rPr>
-          <w:rFonts w:ascii="Liberation Serif" w:hAnsi="Liberation Serif" w:eastAsia="Liberation Serif" w:cs="Liberation Serif"/>
-          <w:color w:val="222222"/>
-          <w:sz w:val="24"/>
-        </w:rPr>
-        <w:t>Evidence is a dry-run count, a replay that used to be wrong, or a miss rate worse than do-nothing. Everything else is noise. Strike this remainder if it fights the front callout.</w:t>
-      </w:r>
-    </w:p>
-    <w:p>
-      <w:pPr>
-        <w:spacing w:before="0" w:after="240" w:line="427" w:lineRule="auto"/>
-        <w:ind w:firstLine="288"/>
-      </w:pPr>
-      <w:r>
-        <w:rPr>
-          <w:rFonts w:ascii="Liberation Serif" w:hAnsi="Liberation Serif" w:eastAsia="Liberation Serif" w:cs="Liberation Serif"/>
-          <w:color w:val="222222"/>
-          <w:sz w:val="24"/>
-        </w:rPr>
-        <w:t>Reopen leftover is evidence, not volume of Slack. Dry-run count, bad replay, or miss rate worse than do-nothing. Diego Alvarez brings one of those or we stay closed. A booked meeting is not evidence. A vendor discount is not evidence.</w:t>
-      </w:r>
-    </w:p>
-    <w:p>
-      <w:pPr>
-        <w:pStyle w:val="Heading2"/>
-      </w:pPr>
-      <w:r>
-        <w:t>Questions I still get about raising retries on a poison record</w:t>
-      </w:r>
-    </w:p>
-    <w:p>
-      <w:pPr>
-        <w:spacing w:before="0" w:after="240" w:line="427" w:lineRule="auto"/>
-        <w:ind w:firstLine="288"/>
-      </w:pPr>
-      <w:r>
-        <w:rPr>
-          <w:rFonts w:ascii="Liberation Serif" w:hAnsi="Liberation Serif" w:eastAsia="Liberation Serif" w:cs="Liberation Serif"/>
-          <w:color w:val="222222"/>
-          <w:sz w:val="24"/>
-        </w:rPr>
-        <w:t>I am writing the answers here so they stop living in my inbox. Priya Nair can point at CLH-INC-2024-017 instead of asking me to re-explain raising retries on a poison record on ecr-backup.prod.clearhaven.internal.</w:t>
+        <w:t>I am writing the answers here so they stop living in my inbox. The January can point at CLH-RB-2024-015 instead of asking me to re-explain dropping a column in the same release as the readers on matchengines.platform.clearhaven.internal.</w:t>
       </w:r>
     </w:p>
     <w:p>
@@ -16749,7 +15887,7 @@
           <w:color w:val="222222"/>
           <w:sz w:val="24"/>
         </w:rPr>
-        <w:t>Is ecr-backup.prod.clearhaven.internal a special case? No.</w:t>
+        <w:t>Is matchengines.platform.clearhaven.internal a special case? No.</w:t>
       </w:r>
     </w:p>
     <w:p>
@@ -16763,7 +15901,7 @@
           <w:color w:val="222222"/>
           <w:sz w:val="24"/>
         </w:rPr>
-        <w:t>Who closes CLH-INC-2024-017? Priya Nair.</w:t>
+        <w:t>Who closes CLH-RB-2024-015? The January.</w:t>
       </w:r>
     </w:p>
     <w:p>
@@ -16777,13 +15915,13 @@
           <w:color w:val="222222"/>
           <w:sz w:val="24"/>
         </w:rPr>
-        <w:t>What number do I cite? 2024, or I say it is stale.</w:t>
+        <w:t>What number do I cite? 12, or I say it is stale.</w:t>
       </w:r>
     </w:p>
     <w:p>
       <w:pPr>
-        <w:spacing w:before="0" w:after="240" w:line="427" w:lineRule="auto"/>
-        <w:ind w:firstLine="288"/>
+        <w:spacing w:before="0" w:after="220" w:line="396" w:lineRule="auto"/>
+        <w:ind w:firstLine="259"/>
       </w:pPr>
       <w:r>
         <w:rPr>
@@ -16796,8 +15934,8 @@
     </w:p>
     <w:p>
       <w:pPr>
-        <w:spacing w:before="0" w:after="240" w:line="427" w:lineRule="auto"/>
-        <w:ind w:firstLine="288"/>
+        <w:spacing w:before="0" w:after="220" w:line="396" w:lineRule="auto"/>
+        <w:ind w:firstLine="259"/>
       </w:pPr>
       <w:r>
         <w:rPr>
@@ -16805,13 +15943,13 @@
           <w:color w:val="222222"/>
           <w:sz w:val="24"/>
         </w:rPr>
-        <w:t>The question I will not answer in Slack is 'can we just this once.' The answer is already no, and writing it on CLH-INC-2024-017 is what makes it a record. If Kavya Menon needs a user-visible version, they get the comms leftover, not this list.</w:t>
+        <w:t>Aman Kumar still has dropping a column in the same release as the readers on CLH-SOP-2024-011, a dry-run has to print the count on ecr-backup.prod.clearhaven.internal before anyone writes, and config, Helm, and a flag flip are all changes.</w:t>
       </w:r>
     </w:p>
     <w:p>
       <w:pPr>
-        <w:spacing w:before="0" w:after="240" w:line="427" w:lineRule="auto"/>
-        <w:ind w:firstLine="288"/>
+        <w:spacing w:before="0" w:after="220" w:line="396" w:lineRule="auto"/>
+        <w:ind w:firstLine="259"/>
       </w:pPr>
       <w:r>
         <w:rPr>
@@ -16819,13 +15957,21 @@
           <w:color w:val="222222"/>
           <w:sz w:val="24"/>
         </w:rPr>
-        <w:t>Questions I still get about raising retries on a poison record, with the short answers: Is v1 smaller than people want? Yes. Is that a bug? No. Can we add it in the same release? Only if Priya Nair signs a new slice. Can ecr-backup.prod.clearhaven.internal be a special case? No. Owner on the FAQ is Priya Nair via CLH-INC-2024-017.</w:t>
+        <w:t>date pressure on dropping a column in the same release as the readers is not a date, September 5, 2024 is if Kavya Menon keeps it, the first check is a read on matchengines.platform.clearhaven.internal, and object on CLH-RB-2023-012, not in a side thread.</w:t>
       </w:r>
     </w:p>
     <w:p>
       <w:pPr>
-        <w:spacing w:before="0" w:after="240" w:line="427" w:lineRule="auto"/>
-        <w:ind w:firstLine="288"/>
+        <w:pStyle w:val="Heading1"/>
+      </w:pPr>
+      <w:r>
+        <w:t>What is still attached to CLH-RB-2024-011</w:t>
+      </w:r>
+    </w:p>
+    <w:p>
+      <w:pPr>
+        <w:spacing w:before="0" w:after="220" w:line="396" w:lineRule="auto"/>
+        <w:ind w:firstLine="259"/>
       </w:pPr>
       <w:r>
         <w:rPr>
@@ -16833,13 +15979,13 @@
           <w:color w:val="222222"/>
           <w:sz w:val="24"/>
         </w:rPr>
-        <w:t>I will not publish a second FAQ in Confluence that drifts. This file is the FAQ. If the answer changes, the front matter changes in review, not a comment thread.</w:t>
+        <w:t>Owners and tickets still attached to CLH-RB-2024-011, written so a colleague can act without hunting Slack. Close is a decision, a refuse, or a new date.</w:t>
       </w:r>
     </w:p>
     <w:p>
       <w:pPr>
-        <w:spacing w:before="0" w:after="240" w:line="427" w:lineRule="auto"/>
-        <w:ind w:firstLine="288"/>
+        <w:spacing w:before="0" w:after="220" w:line="396" w:lineRule="auto"/>
+        <w:ind w:firstLine="259"/>
       </w:pPr>
       <w:r>
         <w:rPr>
@@ -16847,21 +15993,13 @@
           <w:color w:val="222222"/>
           <w:sz w:val="24"/>
         </w:rPr>
-        <w:t>I will keep answering raising retries on a poison record from this file until CLH-INC-2024-017 closes. I will not fork a FAQ. Two truths is how we shipped the last wrong field name. If the answer changes, the front of CLH-RB-2024-011 changes in review.</w:t>
+        <w:t>I will not reopen Helm rollback for match-engine, ingest-api, and break-svc to smuggle pre-page: is this even a page back in, the first check is a read on ecr-backup.prod.clearhaven.internal, and Aman Kumar will not keep a shadow list.</w:t>
       </w:r>
     </w:p>
     <w:p>
       <w:pPr>
-        <w:pStyle w:val="Heading2"/>
-      </w:pPr>
-      <w:r>
-        <w:t>Freeze and calendar leftover (poison versus lag versus empty-success)</w:t>
-      </w:r>
-    </w:p>
-    <w:p>
-      <w:pPr>
-        <w:spacing w:before="0" w:after="240" w:line="427" w:lineRule="auto"/>
-        <w:ind w:firstLine="288"/>
+        <w:spacing w:before="0" w:after="220" w:line="396" w:lineRule="auto"/>
+        <w:ind w:firstLine="259"/>
       </w:pPr>
       <w:r>
         <w:rPr>
@@ -16869,13 +16007,13 @@
           <w:color w:val="222222"/>
           <w:sz w:val="24"/>
         </w:rPr>
-        <w:t>If the front of this file already named a freeze, poison versus lag versus empty-success does not get a courtesy thaw on matchengines.platform.clearhaven.internal. A small apply is still an apply. SEV1 is the SOP definition. Aman Kumar can argue SEV1 on CLH-SOP-2024-011 with a count, not with a demo time. I will not Helm-apply from a laptop because the window is 'almost over.'</w:t>
+        <w:t>I bounced a hallway yes on poison versus lag versus empty-success, weekend coverage is not implied unless Helen Cho signs it, and the sample I would still defend uses the same clock as 011.</w:t>
       </w:r>
     </w:p>
     <w:p>
       <w:pPr>
-        <w:spacing w:before="0" w:after="240" w:line="427" w:lineRule="auto"/>
-        <w:ind w:firstLine="288"/>
+        <w:spacing w:before="0" w:after="220" w:line="396" w:lineRule="auto"/>
+        <w:ind w:firstLine="259"/>
       </w:pPr>
       <w:r>
         <w:rPr>
@@ -16883,13 +16021,13 @@
           <w:color w:val="222222"/>
           <w:sz w:val="24"/>
         </w:rPr>
-        <w:t>Calendar leftovers I will not hide inside poison versus lag versus empty-success: weekend coverage that is not in the SLA, a plant shutdown, a clinical quiet hours window, month-end 16:00-21:00 ET. If the leftover date lands inside one of those, the date moves. The scope does not. Priya Nair hears the new date on CLH-SOP-2024-011.</w:t>
+        <w:t>Diego Alvarez still has who to wake after the read-only commands on CLH-TDD-2024-006, a dry-run has to print the count on ecr-backup.prod.clearhaven.internal before anyone writes, and config, Helm, and a flag flip are all changes.</w:t>
       </w:r>
     </w:p>
     <w:p>
       <w:pPr>
-        <w:spacing w:before="0" w:after="240" w:line="427" w:lineRule="auto"/>
-        <w:ind w:firstLine="288"/>
+        <w:spacing w:before="0" w:after="220" w:line="396" w:lineRule="auto"/>
+        <w:ind w:firstLine="259"/>
       </w:pPr>
       <w:r>
         <w:rPr>
@@ -16897,13 +16035,13 @@
           <w:color w:val="222222"/>
           <w:sz w:val="24"/>
         </w:rPr>
-        <w:t>I will not book a change in the last 44 minutes of a freeze because the change is 'just config.' Config is a change. Aman Kumar has already lost that argument once and I am not losing it again on matchengines.platform.clearhaven.internal.</w:t>
+        <w:t>date pressure on rollback when the migrate already expanded is not a date, September 9, 2024 is if Priya Nair keeps it, the first check is a read on matchengines.platform.clearhaven.internal, and object on CLH-INC-2024-017, not in a side thread.</w:t>
       </w:r>
     </w:p>
     <w:p>
       <w:pPr>
-        <w:spacing w:before="0" w:after="240" w:line="427" w:lineRule="auto"/>
-        <w:ind w:firstLine="288"/>
+        <w:spacing w:before="0" w:after="220" w:line="396" w:lineRule="auto"/>
+        <w:ind w:firstLine="259"/>
       </w:pPr>
       <w:r>
         <w:rPr>
@@ -16911,13 +16049,13 @@
           <w:color w:val="222222"/>
           <w:sz w:val="24"/>
         </w:rPr>
-        <w:t>Freeze math for poison versus lag versus empty-success: if the window is already named in the front, a small apply is still an apply. matchengines.platform.clearhaven.internal does not get a courtesy thaw. SEV1 is the definition in the SOP, not a feeling. Aman Kumar can argue SEV1 on CLH-SOP-2024-011 with a count.</w:t>
+        <w:t>the front of CLH-RB-2024-011 already named date pressure versus a date with owners, this paragraph is execution, weekend coverage is not implied unless Aman Kumar signs it, and a skip is a ticket and a flake is a capture.</w:t>
       </w:r>
     </w:p>
     <w:p>
       <w:pPr>
-        <w:spacing w:before="0" w:after="240" w:line="427" w:lineRule="auto"/>
-        <w:ind w:firstLine="288"/>
+        <w:spacing w:before="0" w:after="220" w:line="396" w:lineRule="auto"/>
+        <w:ind w:firstLine="259"/>
       </w:pPr>
       <w:r>
         <w:rPr>
@@ -16925,13 +16063,13 @@
           <w:color w:val="222222"/>
           <w:sz w:val="24"/>
         </w:rPr>
-        <w:t>I will not Helm-apply from a laptop because the freeze 'is almost over.' Almost over is still freeze. September 19, 2024 is a date for leftover work, not a freeze exception.</w:t>
+        <w:t>after September 11, 2024, leftover access for the freeze clock versus a 'small apply' is a bug, not a courtesy, a dry-run has to print the count on matchengines.platform.clearhaven.internal before anyone writes, and if this fights the front of CLH-RB-2024-011, strike it.</w:t>
       </w:r>
     </w:p>
     <w:p>
       <w:pPr>
-        <w:spacing w:before="0" w:after="240" w:line="427" w:lineRule="auto"/>
-        <w:ind w:firstLine="288"/>
+        <w:spacing w:before="0" w:after="220" w:line="396" w:lineRule="auto"/>
+        <w:ind w:firstLine="259"/>
       </w:pPr>
       <w:r>
         <w:rPr>
@@ -16939,558 +16077,13 @@
           <w:color w:val="222222"/>
           <w:sz w:val="24"/>
         </w:rPr>
-        <w:t>Freeze leftover: config is a change. Helm is a change. A tiny flag flip on matchengines.platform.clearhaven.internal is a change. Aman Kumar can wait or they can argue SEV1 with a count on CLH-SOP-2024-011. Almost over is still freeze. I will not apply from a laptop.</w:t>
+        <w:t>Production Helm asked for a one-line version of identifiers in chat, logs, or a support zip, the first check is a read on ecr-backup.prod.clearhaven.internal, and close is yes, no, or a new date on CLH-RB-2024-007 by September 12, 2024.</w:t>
       </w:r>
     </w:p>
     <w:p>
       <w:pPr>
-        <w:pStyle w:val="Heading2"/>
-      </w:pPr>
-      <w:r>
-        <w:t>Names, not teams (the freeze clock versus a 'small apply')</w:t>
-      </w:r>
-    </w:p>
-    <w:p>
-      <w:pPr>
-        <w:spacing w:before="80" w:after="60" w:line="200" w:lineRule="auto"/>
-      </w:pPr>
-      <w:r>
-        <w:rPr>
-          <w:rFonts w:ascii="Liberation Sans" w:hAnsi="Liberation Sans" w:eastAsia="Liberation Sans" w:cs="Liberation Sans"/>
-          <w:i/>
-          <w:color w:val="555555"/>
-          <w:sz w:val="17"/>
-        </w:rPr>
-        <w:t>RACI for the freeze clock versus a 'small apply' on CLH-RB-2023-012. Team names are a defect.</w:t>
-      </w:r>
-    </w:p>
-    <w:tbl>
-      <w:tblPr>
-        <w:tblW w:type="auto" w:w="0"/>
-        <w:jc w:val="center"/>
-        <w:tblLayout w:type="autofit"/>
-        <w:tblLook w:firstColumn="1" w:firstRow="1" w:lastColumn="0" w:lastRow="0" w:noHBand="0" w:noVBand="1" w:val="04A0"/>
-      </w:tblPr>
-      <w:tblGrid>
-        <w:gridCol w:w="2976"/>
-        <w:gridCol w:w="2976"/>
-        <w:gridCol w:w="2976"/>
-      </w:tblGrid>
-      <w:tr>
-        <w:tc>
-          <w:tcPr>
-            <w:tcW w:type="dxa" w:w="2976"/>
-            <w:shd w:fill="1B365D" w:val="clear"/>
-            <w:tcBorders>
-              <w:top w:val="single" w:sz="4" w:space="0" w:color="1B365D"/>
-              <w:left w:val="single" w:sz="4" w:space="0" w:color="1B365D"/>
-              <w:bottom w:val="single" w:sz="4" w:space="0" w:color="1B365D"/>
-              <w:right w:val="single" w:sz="4" w:space="0" w:color="1B365D"/>
-            </w:tcBorders>
-            <w:tcMar>
-              <w:top w:w="50" w:type="dxa"/>
-              <w:left w:w="70" w:type="dxa"/>
-              <w:bottom w:w="50" w:type="dxa"/>
-              <w:right w:w="70" w:type="dxa"/>
-            </w:tcMar>
-          </w:tcPr>
-          <w:p>
-            <w:pPr>
-              <w:spacing w:before="0" w:after="0" w:line="230" w:lineRule="auto"/>
-            </w:pPr>
-            <w:r/>
-            <w:r>
-              <w:rPr>
-                <w:rFonts w:ascii="Liberation Sans" w:hAnsi="Liberation Sans" w:eastAsia="Liberation Sans" w:cs="Liberation Sans"/>
-                <w:b/>
-                <w:color w:val="FFFFFF"/>
-                <w:sz w:val="18"/>
-              </w:rPr>
-              <w:t>Role</w:t>
-            </w:r>
-          </w:p>
-        </w:tc>
-        <w:tc>
-          <w:tcPr>
-            <w:tcW w:type="dxa" w:w="2976"/>
-            <w:shd w:fill="1B365D" w:val="clear"/>
-            <w:tcBorders>
-              <w:top w:val="single" w:sz="4" w:space="0" w:color="1B365D"/>
-              <w:left w:val="single" w:sz="4" w:space="0" w:color="1B365D"/>
-              <w:bottom w:val="single" w:sz="4" w:space="0" w:color="1B365D"/>
-              <w:right w:val="single" w:sz="4" w:space="0" w:color="1B365D"/>
-            </w:tcBorders>
-            <w:tcMar>
-              <w:top w:w="50" w:type="dxa"/>
-              <w:left w:w="70" w:type="dxa"/>
-              <w:bottom w:w="50" w:type="dxa"/>
-              <w:right w:w="70" w:type="dxa"/>
-            </w:tcMar>
-          </w:tcPr>
-          <w:p>
-            <w:pPr>
-              <w:spacing w:before="0" w:after="0" w:line="230" w:lineRule="auto"/>
-            </w:pPr>
-            <w:r/>
-            <w:r>
-              <w:rPr>
-                <w:rFonts w:ascii="Liberation Sans" w:hAnsi="Liberation Sans" w:eastAsia="Liberation Sans" w:cs="Liberation Sans"/>
-                <w:b/>
-                <w:color w:val="FFFFFF"/>
-                <w:sz w:val="18"/>
-              </w:rPr>
-              <w:t>Person</w:t>
-            </w:r>
-          </w:p>
-        </w:tc>
-        <w:tc>
-          <w:tcPr>
-            <w:tcW w:type="dxa" w:w="2976"/>
-            <w:shd w:fill="1B365D" w:val="clear"/>
-            <w:tcBorders>
-              <w:top w:val="single" w:sz="4" w:space="0" w:color="1B365D"/>
-              <w:left w:val="single" w:sz="4" w:space="0" w:color="1B365D"/>
-              <w:bottom w:val="single" w:sz="4" w:space="0" w:color="1B365D"/>
-              <w:right w:val="single" w:sz="4" w:space="0" w:color="1B365D"/>
-            </w:tcBorders>
-            <w:tcMar>
-              <w:top w:w="50" w:type="dxa"/>
-              <w:left w:w="70" w:type="dxa"/>
-              <w:bottom w:w="50" w:type="dxa"/>
-              <w:right w:w="70" w:type="dxa"/>
-            </w:tcMar>
-          </w:tcPr>
-          <w:p>
-            <w:pPr>
-              <w:spacing w:before="0" w:after="0" w:line="230" w:lineRule="auto"/>
-            </w:pPr>
-            <w:r/>
-            <w:r>
-              <w:rPr>
-                <w:rFonts w:ascii="Liberation Sans" w:hAnsi="Liberation Sans" w:eastAsia="Liberation Sans" w:cs="Liberation Sans"/>
-                <w:b/>
-                <w:color w:val="FFFFFF"/>
-                <w:sz w:val="18"/>
-              </w:rPr>
-              <w:t>Notes</w:t>
-            </w:r>
-          </w:p>
-        </w:tc>
-      </w:tr>
-      <w:tr>
-        <w:tc>
-          <w:tcPr>
-            <w:tcW w:type="dxa" w:w="2976"/>
-            <w:shd w:fill="FFFFFF" w:val="clear"/>
-            <w:tcBorders>
-              <w:top w:val="single" w:sz="4" w:space="0" w:color="C5CDD6"/>
-              <w:left w:val="single" w:sz="4" w:space="0" w:color="C5CDD6"/>
-              <w:bottom w:val="single" w:sz="4" w:space="0" w:color="C5CDD6"/>
-              <w:right w:val="single" w:sz="4" w:space="0" w:color="C5CDD6"/>
-            </w:tcBorders>
-            <w:tcMar>
-              <w:top w:w="50" w:type="dxa"/>
-              <w:left w:w="70" w:type="dxa"/>
-              <w:bottom w:w="50" w:type="dxa"/>
-              <w:right w:w="70" w:type="dxa"/>
-            </w:tcMar>
-          </w:tcPr>
-          <w:p>
-            <w:pPr>
-              <w:spacing w:before="0" w:after="0" w:line="230" w:lineRule="auto"/>
-            </w:pPr>
-            <w:r/>
-            <w:r>
-              <w:rPr>
-                <w:rFonts w:ascii="Liberation Serif" w:hAnsi="Liberation Serif" w:eastAsia="Liberation Serif" w:cs="Liberation Serif"/>
-                <w:b w:val="0"/>
-                <w:color w:val="222222"/>
-                <w:sz w:val="19"/>
-              </w:rPr>
-              <w:t>Responsible</w:t>
-            </w:r>
-          </w:p>
-        </w:tc>
-        <w:tc>
-          <w:tcPr>
-            <w:tcW w:type="dxa" w:w="2976"/>
-            <w:shd w:fill="FFFFFF" w:val="clear"/>
-            <w:tcBorders>
-              <w:top w:val="single" w:sz="4" w:space="0" w:color="C5CDD6"/>
-              <w:left w:val="single" w:sz="4" w:space="0" w:color="C5CDD6"/>
-              <w:bottom w:val="single" w:sz="4" w:space="0" w:color="C5CDD6"/>
-              <w:right w:val="single" w:sz="4" w:space="0" w:color="C5CDD6"/>
-            </w:tcBorders>
-            <w:tcMar>
-              <w:top w:w="50" w:type="dxa"/>
-              <w:left w:w="70" w:type="dxa"/>
-              <w:bottom w:w="50" w:type="dxa"/>
-              <w:right w:w="70" w:type="dxa"/>
-            </w:tcMar>
-          </w:tcPr>
-          <w:p>
-            <w:pPr>
-              <w:spacing w:before="0" w:after="0" w:line="230" w:lineRule="auto"/>
-            </w:pPr>
-            <w:r/>
-            <w:r>
-              <w:rPr>
-                <w:rFonts w:ascii="Liberation Serif" w:hAnsi="Liberation Serif" w:eastAsia="Liberation Serif" w:cs="Liberation Serif"/>
-                <w:b w:val="0"/>
-                <w:color w:val="222222"/>
-                <w:sz w:val="19"/>
-              </w:rPr>
-              <w:t>Kavya Menon</w:t>
-            </w:r>
-          </w:p>
-        </w:tc>
-        <w:tc>
-          <w:tcPr>
-            <w:tcW w:type="dxa" w:w="2976"/>
-            <w:shd w:fill="FFFFFF" w:val="clear"/>
-            <w:tcBorders>
-              <w:top w:val="single" w:sz="4" w:space="0" w:color="C5CDD6"/>
-              <w:left w:val="single" w:sz="4" w:space="0" w:color="C5CDD6"/>
-              <w:bottom w:val="single" w:sz="4" w:space="0" w:color="C5CDD6"/>
-              <w:right w:val="single" w:sz="4" w:space="0" w:color="C5CDD6"/>
-            </w:tcBorders>
-            <w:tcMar>
-              <w:top w:w="50" w:type="dxa"/>
-              <w:left w:w="70" w:type="dxa"/>
-              <w:bottom w:w="50" w:type="dxa"/>
-              <w:right w:w="70" w:type="dxa"/>
-            </w:tcMar>
-          </w:tcPr>
-          <w:p>
-            <w:pPr>
-              <w:spacing w:before="0" w:after="0" w:line="230" w:lineRule="auto"/>
-            </w:pPr>
-            <w:r/>
-            <w:r>
-              <w:rPr>
-                <w:rFonts w:ascii="Liberation Serif" w:hAnsi="Liberation Serif" w:eastAsia="Liberation Serif" w:cs="Liberation Serif"/>
-                <w:b w:val="0"/>
-                <w:color w:val="222222"/>
-                <w:sz w:val="19"/>
-              </w:rPr>
-              <w:t>Does the work on ecr-backup.prod.clearhaven.internal</w:t>
-            </w:r>
-          </w:p>
-        </w:tc>
-      </w:tr>
-      <w:tr>
-        <w:tc>
-          <w:tcPr>
-            <w:tcW w:type="dxa" w:w="2976"/>
-            <w:shd w:fill="EEF2F6" w:val="clear"/>
-            <w:tcBorders>
-              <w:top w:val="single" w:sz="4" w:space="0" w:color="C5CDD6"/>
-              <w:left w:val="single" w:sz="4" w:space="0" w:color="C5CDD6"/>
-              <w:bottom w:val="single" w:sz="4" w:space="0" w:color="C5CDD6"/>
-              <w:right w:val="single" w:sz="4" w:space="0" w:color="C5CDD6"/>
-            </w:tcBorders>
-            <w:tcMar>
-              <w:top w:w="50" w:type="dxa"/>
-              <w:left w:w="70" w:type="dxa"/>
-              <w:bottom w:w="50" w:type="dxa"/>
-              <w:right w:w="70" w:type="dxa"/>
-            </w:tcMar>
-          </w:tcPr>
-          <w:p>
-            <w:pPr>
-              <w:spacing w:before="0" w:after="0" w:line="230" w:lineRule="auto"/>
-            </w:pPr>
-            <w:r/>
-            <w:r>
-              <w:rPr>
-                <w:rFonts w:ascii="Liberation Serif" w:hAnsi="Liberation Serif" w:eastAsia="Liberation Serif" w:cs="Liberation Serif"/>
-                <w:b w:val="0"/>
-                <w:color w:val="222222"/>
-                <w:sz w:val="19"/>
-              </w:rPr>
-              <w:t>Accountable</w:t>
-            </w:r>
-          </w:p>
-        </w:tc>
-        <w:tc>
-          <w:tcPr>
-            <w:tcW w:type="dxa" w:w="2976"/>
-            <w:shd w:fill="EEF2F6" w:val="clear"/>
-            <w:tcBorders>
-              <w:top w:val="single" w:sz="4" w:space="0" w:color="C5CDD6"/>
-              <w:left w:val="single" w:sz="4" w:space="0" w:color="C5CDD6"/>
-              <w:bottom w:val="single" w:sz="4" w:space="0" w:color="C5CDD6"/>
-              <w:right w:val="single" w:sz="4" w:space="0" w:color="C5CDD6"/>
-            </w:tcBorders>
-            <w:tcMar>
-              <w:top w:w="50" w:type="dxa"/>
-              <w:left w:w="70" w:type="dxa"/>
-              <w:bottom w:w="50" w:type="dxa"/>
-              <w:right w:w="70" w:type="dxa"/>
-            </w:tcMar>
-          </w:tcPr>
-          <w:p>
-            <w:pPr>
-              <w:spacing w:before="0" w:after="0" w:line="230" w:lineRule="auto"/>
-            </w:pPr>
-            <w:r/>
-            <w:r>
-              <w:rPr>
-                <w:rFonts w:ascii="Liberation Serif" w:hAnsi="Liberation Serif" w:eastAsia="Liberation Serif" w:cs="Liberation Serif"/>
-                <w:b w:val="0"/>
-                <w:color w:val="222222"/>
-                <w:sz w:val="19"/>
-              </w:rPr>
-              <w:t>Priya Nair</w:t>
-            </w:r>
-          </w:p>
-        </w:tc>
-        <w:tc>
-          <w:tcPr>
-            <w:tcW w:type="dxa" w:w="2976"/>
-            <w:shd w:fill="EEF2F6" w:val="clear"/>
-            <w:tcBorders>
-              <w:top w:val="single" w:sz="4" w:space="0" w:color="C5CDD6"/>
-              <w:left w:val="single" w:sz="4" w:space="0" w:color="C5CDD6"/>
-              <w:bottom w:val="single" w:sz="4" w:space="0" w:color="C5CDD6"/>
-              <w:right w:val="single" w:sz="4" w:space="0" w:color="C5CDD6"/>
-            </w:tcBorders>
-            <w:tcMar>
-              <w:top w:w="50" w:type="dxa"/>
-              <w:left w:w="70" w:type="dxa"/>
-              <w:bottom w:w="50" w:type="dxa"/>
-              <w:right w:w="70" w:type="dxa"/>
-            </w:tcMar>
-          </w:tcPr>
-          <w:p>
-            <w:pPr>
-              <w:spacing w:before="0" w:after="0" w:line="230" w:lineRule="auto"/>
-            </w:pPr>
-            <w:r/>
-            <w:r>
-              <w:rPr>
-                <w:rFonts w:ascii="Liberation Serif" w:hAnsi="Liberation Serif" w:eastAsia="Liberation Serif" w:cs="Liberation Serif"/>
-                <w:b w:val="0"/>
-                <w:color w:val="222222"/>
-                <w:sz w:val="19"/>
-              </w:rPr>
-              <w:t>One person. Signs the close.</w:t>
-            </w:r>
-          </w:p>
-        </w:tc>
-      </w:tr>
-      <w:tr>
-        <w:tc>
-          <w:tcPr>
-            <w:tcW w:type="dxa" w:w="2976"/>
-            <w:shd w:fill="FFFFFF" w:val="clear"/>
-            <w:tcBorders>
-              <w:top w:val="single" w:sz="4" w:space="0" w:color="C5CDD6"/>
-              <w:left w:val="single" w:sz="4" w:space="0" w:color="C5CDD6"/>
-              <w:bottom w:val="single" w:sz="4" w:space="0" w:color="C5CDD6"/>
-              <w:right w:val="single" w:sz="4" w:space="0" w:color="C5CDD6"/>
-            </w:tcBorders>
-            <w:tcMar>
-              <w:top w:w="50" w:type="dxa"/>
-              <w:left w:w="70" w:type="dxa"/>
-              <w:bottom w:w="50" w:type="dxa"/>
-              <w:right w:w="70" w:type="dxa"/>
-            </w:tcMar>
-          </w:tcPr>
-          <w:p>
-            <w:pPr>
-              <w:spacing w:before="0" w:after="0" w:line="230" w:lineRule="auto"/>
-            </w:pPr>
-            <w:r/>
-            <w:r>
-              <w:rPr>
-                <w:rFonts w:ascii="Liberation Serif" w:hAnsi="Liberation Serif" w:eastAsia="Liberation Serif" w:cs="Liberation Serif"/>
-                <w:b w:val="0"/>
-                <w:color w:val="222222"/>
-                <w:sz w:val="19"/>
-              </w:rPr>
-              <w:t>Consulted</w:t>
-            </w:r>
-          </w:p>
-        </w:tc>
-        <w:tc>
-          <w:tcPr>
-            <w:tcW w:type="dxa" w:w="2976"/>
-            <w:shd w:fill="FFFFFF" w:val="clear"/>
-            <w:tcBorders>
-              <w:top w:val="single" w:sz="4" w:space="0" w:color="C5CDD6"/>
-              <w:left w:val="single" w:sz="4" w:space="0" w:color="C5CDD6"/>
-              <w:bottom w:val="single" w:sz="4" w:space="0" w:color="C5CDD6"/>
-              <w:right w:val="single" w:sz="4" w:space="0" w:color="C5CDD6"/>
-            </w:tcBorders>
-            <w:tcMar>
-              <w:top w:w="50" w:type="dxa"/>
-              <w:left w:w="70" w:type="dxa"/>
-              <w:bottom w:w="50" w:type="dxa"/>
-              <w:right w:w="70" w:type="dxa"/>
-            </w:tcMar>
-          </w:tcPr>
-          <w:p>
-            <w:pPr>
-              <w:spacing w:before="0" w:after="0" w:line="230" w:lineRule="auto"/>
-            </w:pPr>
-            <w:r/>
-            <w:r>
-              <w:rPr>
-                <w:rFonts w:ascii="Liberation Serif" w:hAnsi="Liberation Serif" w:eastAsia="Liberation Serif" w:cs="Liberation Serif"/>
-                <w:b w:val="0"/>
-                <w:color w:val="222222"/>
-                <w:sz w:val="19"/>
-              </w:rPr>
-              <w:t>Aman Kumar</w:t>
-            </w:r>
-          </w:p>
-        </w:tc>
-        <w:tc>
-          <w:tcPr>
-            <w:tcW w:type="dxa" w:w="2976"/>
-            <w:shd w:fill="FFFFFF" w:val="clear"/>
-            <w:tcBorders>
-              <w:top w:val="single" w:sz="4" w:space="0" w:color="C5CDD6"/>
-              <w:left w:val="single" w:sz="4" w:space="0" w:color="C5CDD6"/>
-              <w:bottom w:val="single" w:sz="4" w:space="0" w:color="C5CDD6"/>
-              <w:right w:val="single" w:sz="4" w:space="0" w:color="C5CDD6"/>
-            </w:tcBorders>
-            <w:tcMar>
-              <w:top w:w="50" w:type="dxa"/>
-              <w:left w:w="70" w:type="dxa"/>
-              <w:bottom w:w="50" w:type="dxa"/>
-              <w:right w:w="70" w:type="dxa"/>
-            </w:tcMar>
-          </w:tcPr>
-          <w:p>
-            <w:pPr>
-              <w:spacing w:before="0" w:after="0" w:line="230" w:lineRule="auto"/>
-            </w:pPr>
-            <w:r/>
-            <w:r>
-              <w:rPr>
-                <w:rFonts w:ascii="Liberation Serif" w:hAnsi="Liberation Serif" w:eastAsia="Liberation Serif" w:cs="Liberation Serif"/>
-                <w:b w:val="0"/>
-                <w:color w:val="222222"/>
-                <w:sz w:val="19"/>
-              </w:rPr>
-              <w:t>Reviewer, not a shadow owner</w:t>
-            </w:r>
-          </w:p>
-        </w:tc>
-      </w:tr>
-      <w:tr>
-        <w:tc>
-          <w:tcPr>
-            <w:tcW w:type="dxa" w:w="2976"/>
-            <w:shd w:fill="EEF2F6" w:val="clear"/>
-            <w:tcBorders>
-              <w:top w:val="single" w:sz="4" w:space="0" w:color="C5CDD6"/>
-              <w:left w:val="single" w:sz="4" w:space="0" w:color="C5CDD6"/>
-              <w:bottom w:val="single" w:sz="4" w:space="0" w:color="C5CDD6"/>
-              <w:right w:val="single" w:sz="4" w:space="0" w:color="C5CDD6"/>
-            </w:tcBorders>
-            <w:tcMar>
-              <w:top w:w="50" w:type="dxa"/>
-              <w:left w:w="70" w:type="dxa"/>
-              <w:bottom w:w="50" w:type="dxa"/>
-              <w:right w:w="70" w:type="dxa"/>
-            </w:tcMar>
-          </w:tcPr>
-          <w:p>
-            <w:pPr>
-              <w:spacing w:before="0" w:after="0" w:line="230" w:lineRule="auto"/>
-            </w:pPr>
-            <w:r/>
-            <w:r>
-              <w:rPr>
-                <w:rFonts w:ascii="Liberation Serif" w:hAnsi="Liberation Serif" w:eastAsia="Liberation Serif" w:cs="Liberation Serif"/>
-                <w:b w:val="0"/>
-                <w:color w:val="222222"/>
-                <w:sz w:val="19"/>
-              </w:rPr>
-              <w:t>Informed</w:t>
-            </w:r>
-          </w:p>
-        </w:tc>
-        <w:tc>
-          <w:tcPr>
-            <w:tcW w:type="dxa" w:w="2976"/>
-            <w:shd w:fill="EEF2F6" w:val="clear"/>
-            <w:tcBorders>
-              <w:top w:val="single" w:sz="4" w:space="0" w:color="C5CDD6"/>
-              <w:left w:val="single" w:sz="4" w:space="0" w:color="C5CDD6"/>
-              <w:bottom w:val="single" w:sz="4" w:space="0" w:color="C5CDD6"/>
-              <w:right w:val="single" w:sz="4" w:space="0" w:color="C5CDD6"/>
-            </w:tcBorders>
-            <w:tcMar>
-              <w:top w:w="50" w:type="dxa"/>
-              <w:left w:w="70" w:type="dxa"/>
-              <w:bottom w:w="50" w:type="dxa"/>
-              <w:right w:w="70" w:type="dxa"/>
-            </w:tcMar>
-          </w:tcPr>
-          <w:p>
-            <w:pPr>
-              <w:spacing w:before="0" w:after="0" w:line="230" w:lineRule="auto"/>
-            </w:pPr>
-            <w:r/>
-            <w:r>
-              <w:rPr>
-                <w:rFonts w:ascii="Liberation Serif" w:hAnsi="Liberation Serif" w:eastAsia="Liberation Serif" w:cs="Liberation Serif"/>
-                <w:b w:val="0"/>
-                <w:color w:val="222222"/>
-                <w:sz w:val="19"/>
-              </w:rPr>
-              <w:t>Kavya Menon</w:t>
-            </w:r>
-          </w:p>
-        </w:tc>
-        <w:tc>
-          <w:tcPr>
-            <w:tcW w:type="dxa" w:w="2976"/>
-            <w:shd w:fill="EEF2F6" w:val="clear"/>
-            <w:tcBorders>
-              <w:top w:val="single" w:sz="4" w:space="0" w:color="C5CDD6"/>
-              <w:left w:val="single" w:sz="4" w:space="0" w:color="C5CDD6"/>
-              <w:bottom w:val="single" w:sz="4" w:space="0" w:color="C5CDD6"/>
-              <w:right w:val="single" w:sz="4" w:space="0" w:color="C5CDD6"/>
-            </w:tcBorders>
-            <w:tcMar>
-              <w:top w:w="50" w:type="dxa"/>
-              <w:left w:w="70" w:type="dxa"/>
-              <w:bottom w:w="50" w:type="dxa"/>
-              <w:right w:w="70" w:type="dxa"/>
-            </w:tcMar>
-          </w:tcPr>
-          <w:p>
-            <w:pPr>
-              <w:spacing w:before="0" w:after="0" w:line="230" w:lineRule="auto"/>
-            </w:pPr>
-            <w:r/>
-            <w:r>
-              <w:rPr>
-                <w:rFonts w:ascii="Liberation Serif" w:hAnsi="Liberation Serif" w:eastAsia="Liberation Serif" w:cs="Liberation Serif"/>
-                <w:b w:val="0"/>
-                <w:color w:val="222222"/>
-                <w:sz w:val="19"/>
-              </w:rPr>
-              <w:t>Clearhaven path; no hostnames</w:t>
-            </w:r>
-          </w:p>
-        </w:tc>
-      </w:tr>
-    </w:tbl>
-    <w:p>
-      <w:pPr>
-        <w:spacing w:before="40" w:after="160" w:line="80" w:lineRule="auto"/>
-      </w:pPr>
-    </w:p>
-    <w:p>
-      <w:pPr>
-        <w:spacing w:before="0" w:after="240" w:line="427" w:lineRule="auto"/>
-        <w:ind w:firstLine="288"/>
+        <w:spacing w:before="0" w:after="220" w:line="396" w:lineRule="auto"/>
+        <w:ind w:firstLine="259"/>
       </w:pPr>
       <w:r>
         <w:rPr>
@@ -17498,13 +16091,13 @@
           <w:color w:val="222222"/>
           <w:sz w:val="24"/>
         </w:rPr>
-        <w:t>If two people think they are accountable, Priya Nair picks one on CLH-RB-2023-012. If nobody is, the freeze clock versus a 'small apply' has not started. Aman Kumar is the writer of this file. That is not the same as accountable unless the front already said so. I will rewrite any row that says 'platform' or 'ops' as a person before I call this done.</w:t>
+        <w:t>I parked a cleanup PR that renames a field on CLH-RB-2024-015 so it is not Slack archaeology, weekend coverage is not implied unless The January signs it, and abort beats a lying dual-run.</w:t>
       </w:r>
     </w:p>
     <w:p>
       <w:pPr>
-        <w:spacing w:before="0" w:after="240" w:line="427" w:lineRule="auto"/>
-        <w:ind w:firstLine="288"/>
+        <w:spacing w:before="0" w:after="220" w:line="396" w:lineRule="auto"/>
+        <w:ind w:firstLine="259"/>
       </w:pPr>
       <w:r>
         <w:rPr>
@@ -17512,13 +16105,13 @@
           <w:color w:val="222222"/>
           <w:sz w:val="24"/>
         </w:rPr>
-        <w:t>Pages go to the responsible person, not to a Slack channel that everyone mutes. If Kavya Menon is out, the backup is a name on CLH-RB-2023-012 the same day, not a hope that someone is watching ecr-backup.prod.clearhaven.internal.</w:t>
+        <w:t>leftover staging that is too small to catch the bug sits with Helen Cho on CLH-SOP-2023-019, a dry-run has to print the count on ecr-backup.prod.clearhaven.internal before anyone writes, and the call in the front still holds and this is leftover work only.</w:t>
       </w:r>
     </w:p>
     <w:p>
       <w:pPr>
-        <w:spacing w:before="0" w:after="240" w:line="427" w:lineRule="auto"/>
-        <w:ind w:firstLine="288"/>
+        <w:spacing w:before="0" w:after="220" w:line="396" w:lineRule="auto"/>
+        <w:ind w:firstLine="259"/>
       </w:pPr>
       <w:r>
         <w:rPr>
@@ -17526,13 +16119,13 @@
           <w:color w:val="222222"/>
           <w:sz w:val="24"/>
         </w:rPr>
-        <w:t>RACI I will actually use for the freeze clock versus a 'small apply': responsible Kavya Menon, accountable Priya Nair, consulted Production Helm, informed Kavya Menon. Ticket CLH-RB-2023-012. A team name in any of those slots is a defect. I will rewrite it as a person.</w:t>
+        <w:t>I will not reopen Helm rollback for match-engine, ingest-api, and break-svc to smuggle weekend coverage that is not in the SLA back in, the first check is a read on matchengines.platform.clearhaven.internal, and Aman Kumar will not keep a shadow list.</w:t>
       </w:r>
     </w:p>
     <w:p>
       <w:pPr>
-        <w:spacing w:before="0" w:after="240" w:line="427" w:lineRule="auto"/>
-        <w:ind w:firstLine="288"/>
+        <w:spacing w:before="0" w:after="220" w:line="396" w:lineRule="auto"/>
+        <w:ind w:firstLine="259"/>
       </w:pPr>
       <w:r>
         <w:rPr>
@@ -17540,13 +16133,13 @@
           <w:color w:val="222222"/>
           <w:sz w:val="24"/>
         </w:rPr>
-        <w:t>If two people think they are accountable, Priya Nair picks one. If nobody is, the work is not started. Aman Kumar is consulted on the writeup, not accountable for the freeze clock versus a 'small apply' unless the front already said so.</w:t>
+        <w:t>I bounced a hallway yes on a vendor overlay we already rejected, weekend coverage is not implied unless Priya Nair signs it, and the sample I would still defend uses the same clock as 41.</w:t>
       </w:r>
     </w:p>
     <w:p>
       <w:pPr>
-        <w:spacing w:before="0" w:after="240" w:line="427" w:lineRule="auto"/>
-        <w:ind w:firstLine="288"/>
+        <w:spacing w:before="0" w:after="220" w:line="396" w:lineRule="auto"/>
+        <w:ind w:firstLine="259"/>
       </w:pPr>
       <w:r>
         <w:rPr>
@@ -17554,21 +16147,13 @@
           <w:color w:val="222222"/>
           <w:sz w:val="24"/>
         </w:rPr>
-        <w:t>If a row in the RACI still says a team name next week, the freeze clock versus a 'small apply' is not staffed. Kavya Menon fixes the row on CLH-RB-2023-012 or we do not start. Pages go to a person. A muted channel is not an owner. Backup is a name written the same day.</w:t>
+        <w:t>Aman Kumar still has replica lag after a count that looked fine on CLH-SOP-2024-011, a dry-run has to print the count on matchengines.platform.clearhaven.internal before anyone writes, and config, Helm, and a flag flip are all changes.</w:t>
       </w:r>
     </w:p>
     <w:p>
       <w:pPr>
-        <w:pStyle w:val="Heading2"/>
-      </w:pPr>
-      <w:r>
-        <w:t>Dry-run before a write (replica lag after a count that looked fine)</w:t>
-      </w:r>
-    </w:p>
-    <w:p>
-      <w:pPr>
-        <w:spacing w:before="0" w:after="240" w:line="427" w:lineRule="auto"/>
-        <w:ind w:firstLine="288"/>
+        <w:spacing w:before="0" w:after="220" w:line="396" w:lineRule="auto"/>
+        <w:ind w:firstLine="259"/>
       </w:pPr>
       <w:r>
         <w:rPr>
@@ -17576,140 +16161,13 @@
           <w:color w:val="222222"/>
           <w:sz w:val="24"/>
         </w:rPr>
-        <w:t>A dry-run for replica lag after a count that looked fine prints a count before it writes. If we cannot show that count on matchengines.platform.clearhaven.internal, we abort. Production Helm pastes the output on CLH-RB-2024-007. I will not accept 'it looked fine in the UI' or 'staging was green.' Staging has lied about partition count before.</w:t>
+        <w:t>date pressure on secret skew that looks like 'no work' is not a date, September 7, 2024 is if Kavya Menon keeps it, the first check is a read on ecr-backup.prod.clearhaven.internal, and object on CLH-RB-2023-012, not in a side thread.</w:t>
       </w:r>
     </w:p>
     <w:p>
       <w:pPr>
-        <w:spacing w:before="80" w:after="40" w:line="200" w:lineRule="auto"/>
-      </w:pPr>
-      <w:r>
-        <w:rPr>
-          <w:rFonts w:ascii="Liberation Sans" w:hAnsi="Liberation Sans" w:eastAsia="Liberation Sans" w:cs="Liberation Sans"/>
-          <w:i/>
-          <w:color w:val="555555"/>
-          <w:sz w:val="17"/>
-        </w:rPr>
-        <w:t>Shape of the dry-run, not a paste of production data. CLH-RB-2024-007.</w:t>
-      </w:r>
-    </w:p>
-    <w:tbl>
-      <w:tblPr>
-        <w:tblW w:type="auto" w:w="0"/>
-        <w:tblLook w:firstColumn="1" w:firstRow="1" w:lastColumn="0" w:lastRow="0" w:noHBand="0" w:noVBand="1" w:val="04A0"/>
-      </w:tblPr>
-      <w:tblGrid>
-        <w:gridCol w:w="8928"/>
-      </w:tblGrid>
-      <w:tr>
-        <w:tc>
-          <w:tcPr>
-            <w:tcW w:type="dxa" w:w="8928"/>
-            <w:shd w:fill="F3F4F6" w:val="clear"/>
-            <w:tcBorders>
-              <w:top w:val="single" w:sz="6" w:space="0" w:color="C5CDD6"/>
-              <w:left w:val="single" w:sz="6" w:space="0" w:color="C5CDD6"/>
-              <w:bottom w:val="single" w:sz="6" w:space="0" w:color="C5CDD6"/>
-              <w:right w:val="single" w:sz="6" w:space="0" w:color="C5CDD6"/>
-            </w:tcBorders>
-            <w:tcMar>
-              <w:top w:w="90" w:type="dxa"/>
-              <w:left w:w="120" w:type="dxa"/>
-              <w:bottom w:w="90" w:type="dxa"/>
-              <w:right w:w="120" w:type="dxa"/>
-            </w:tcMar>
-          </w:tcPr>
-          <w:p>
-            <w:pPr>
-              <w:spacing w:before="0" w:after="0" w:line="220" w:lineRule="auto"/>
-            </w:pPr>
-            <w:r/>
-            <w:r>
-              <w:rPr>
-                <w:rFonts w:ascii="Liberation Mono" w:hAnsi="Liberation Mono" w:eastAsia="Liberation Mono" w:cs="Liberation Mono"/>
-                <w:color w:val="222222"/>
-                <w:sz w:val="17"/>
-              </w:rPr>
-              <w:t># CLH-RB-2024-011 dry-run / replica lag after a count that looked fine</w:t>
-            </w:r>
-          </w:p>
-          <w:p>
-            <w:pPr>
-              <w:spacing w:before="0" w:after="0" w:line="220" w:lineRule="auto"/>
-            </w:pPr>
-            <w:r>
-              <w:rPr>
-                <w:rFonts w:ascii="Liberation Mono" w:hAnsi="Liberation Mono" w:eastAsia="Liberation Mono" w:cs="Liberation Mono"/>
-                <w:color w:val="222222"/>
-                <w:sz w:val="17"/>
-              </w:rPr>
-              <w:t># run on matchengines.platform.clearhaven.internal or a listed replica, read-only</w:t>
-            </w:r>
-          </w:p>
-          <w:p>
-            <w:pPr>
-              <w:spacing w:before="0" w:after="0" w:line="220" w:lineRule="auto"/>
-            </w:pPr>
-            <w:r>
-              <w:rPr>
-                <w:rFonts w:ascii="Liberation Mono" w:hAnsi="Liberation Mono" w:eastAsia="Liberation Mono" w:cs="Liberation Mono"/>
-                <w:color w:val="222222"/>
-                <w:sz w:val="17"/>
-              </w:rPr>
-              <w:t>date -u</w:t>
-            </w:r>
-          </w:p>
-          <w:p>
-            <w:pPr>
-              <w:spacing w:before="0" w:after="0" w:line="220" w:lineRule="auto"/>
-            </w:pPr>
-            <w:r>
-              <w:rPr>
-                <w:rFonts w:ascii="Liberation Mono" w:hAnsi="Liberation Mono" w:eastAsia="Liberation Mono" w:cs="Liberation Mono"/>
-                <w:color w:val="222222"/>
-                <w:sz w:val="17"/>
-              </w:rPr>
-              <w:t># print the count the write would touch</w:t>
-            </w:r>
-          </w:p>
-          <w:p>
-            <w:pPr>
-              <w:spacing w:before="0" w:after="0" w:line="220" w:lineRule="auto"/>
-            </w:pPr>
-            <w:r>
-              <w:rPr>
-                <w:rFonts w:ascii="Liberation Mono" w:hAnsi="Liberation Mono" w:eastAsia="Liberation Mono" w:cs="Liberation Mono"/>
-                <w:color w:val="222222"/>
-                <w:sz w:val="17"/>
-              </w:rPr>
-              <w:t># abort if the count is 0, or larger than 6x the front-matter guess</w:t>
-            </w:r>
-          </w:p>
-          <w:p>
-            <w:pPr>
-              <w:spacing w:before="0" w:after="0" w:line="220" w:lineRule="auto"/>
-            </w:pPr>
-            <w:r>
-              <w:rPr>
-                <w:rFonts w:ascii="Liberation Mono" w:hAnsi="Liberation Mono" w:eastAsia="Liberation Mono" w:cs="Liberation Mono"/>
-                <w:color w:val="222222"/>
-                <w:sz w:val="17"/>
-              </w:rPr>
-              <w:t># write the number on CLH-RB-2024-007 before any mutate</w:t>
-            </w:r>
-          </w:p>
-        </w:tc>
-      </w:tr>
-    </w:tbl>
-    <w:p>
-      <w:pPr>
-        <w:spacing w:before="40" w:after="160" w:line="80" w:lineRule="auto"/>
-      </w:pPr>
-    </w:p>
-    <w:p>
-      <w:pPr>
-        <w:spacing w:before="0" w:after="240" w:line="427" w:lineRule="auto"/>
-        <w:ind w:firstLine="288"/>
+        <w:spacing w:before="0" w:after="220" w:line="396" w:lineRule="auto"/>
+        <w:ind w:firstLine="259"/>
       </w:pPr>
       <w:r>
         <w:rPr>
@@ -17717,13 +16175,13 @@
           <w:color w:val="222222"/>
           <w:sz w:val="24"/>
         </w:rPr>
-        <w:t>Abort is cheaper than a dual-run that violates the unique key. Dual-run that breaks uniqueness is a data incident. Aman Kumar does not get to redefine uniqueness to hit a date. Aman Kumar will stop the job.</w:t>
+        <w:t>the front of CLH-RB-2024-011 already named a dashboard screenshot standing in for a permalink, this paragraph is execution, weekend coverage is not implied unless Production Helm signs it, and a skip is a ticket and a flake is a capture.</w:t>
       </w:r>
     </w:p>
     <w:p>
       <w:pPr>
-        <w:spacing w:before="0" w:after="240" w:line="427" w:lineRule="auto"/>
-        <w:ind w:firstLine="288"/>
+        <w:spacing w:before="0" w:after="220" w:line="396" w:lineRule="auto"/>
+        <w:ind w:firstLine="259"/>
       </w:pPr>
       <w:r>
         <w:rPr>
@@ -17731,13 +16189,13 @@
           <w:color w:val="222222"/>
           <w:sz w:val="24"/>
         </w:rPr>
-        <w:t>If the dry-run count disagrees with 1.43 by more than we can explain in one sentence, we do not 'split the difference.' We stop and Production Helm writes the discrepancy on CLH-RB-2024-007.</w:t>
+        <w:t>after September 9, 2024, leftover access for owner as a team name instead of a person is a bug, not a courtesy, a dry-run has to print the count on ecr-backup.prod.clearhaven.internal before anyone writes, and if this fights the front of CLH-RB-2024-011, strike it.</w:t>
       </w:r>
     </w:p>
     <w:p>
       <w:pPr>
-        <w:spacing w:before="0" w:after="240" w:line="427" w:lineRule="auto"/>
-        <w:ind w:firstLine="288"/>
+        <w:spacing w:before="0" w:after="220" w:line="396" w:lineRule="auto"/>
+        <w:ind w:firstLine="259"/>
       </w:pPr>
       <w:r>
         <w:rPr>
@@ -17745,13 +16203,13 @@
           <w:color w:val="222222"/>
           <w:sz w:val="24"/>
         </w:rPr>
-        <w:t>Dry-run for replica lag after a count that looked fine has to print a count before a write. If we cannot show that count on matchengines.platform.clearhaven.internal, we abort. Production Helm keeps the output on CLH-RB-2024-007. I will not accept 'it looked fine in the UI' as a dry-run.</w:t>
+        <w:t>Helen Cho asked for a one-line version of averaging QPS instead of testing the close, the first check is a read on matchengines.platform.clearhaven.internal, and close is yes, no, or a new date on CLH-SOP-2023-019 by September 10, 2024.</w:t>
       </w:r>
     </w:p>
     <w:p>
       <w:pPr>
-        <w:spacing w:before="0" w:after="240" w:line="427" w:lineRule="auto"/>
-        <w:ind w:firstLine="288"/>
+        <w:spacing w:before="0" w:after="220" w:line="396" w:lineRule="auto"/>
+        <w:ind w:firstLine="259"/>
       </w:pPr>
       <w:r>
         <w:rPr>
@@ -17759,13 +16217,13 @@
           <w:color w:val="222222"/>
           <w:sz w:val="24"/>
         </w:rPr>
-        <w:t>Abort is cheaper than a dual-run that violates the unique key. Dual-run that breaks uniqueness is a data incident, not a milestone. The January does not get to redefine uniqueness to hit September 21, 2024.</w:t>
+        <w:t>I parked dropping a column in the same release as the readers on CLH-TDD-2024-006 so it is not Slack archaeology, weekend coverage is not implied unless Diego Alvarez signs it, and abort beats a lying dual-run.</w:t>
       </w:r>
     </w:p>
     <w:p>
       <w:pPr>
-        <w:spacing w:before="0" w:after="240" w:line="427" w:lineRule="auto"/>
-        <w:ind w:firstLine="288"/>
+        <w:spacing w:before="0" w:after="220" w:line="396" w:lineRule="auto"/>
+        <w:ind w:firstLine="259"/>
       </w:pPr>
       <w:r>
         <w:rPr>
@@ -17773,14 +16231,896 @@
           <w:color w:val="222222"/>
           <w:sz w:val="24"/>
         </w:rPr>
-        <w:t>Dry-run leftover: print the count, write it on CLH-RB-2024-007, then maybe write. Production Helm does not get to invert that order because September 21, 2024 is close. If the count disagrees with 1.43 and we cannot explain it in one sentence, we stop. We do not split the difference.</w:t>
+        <w:t>leftover raising retries on a poison record sits with Priya Nair on CLH-INC-2024-017, a dry-run has to print the count on matchengines.platform.clearhaven.internal before anyone writes, and the call in the front still holds and this is leftover work only.</w:t>
+      </w:r>
+    </w:p>
+    <w:p>
+      <w:pPr>
+        <w:spacing w:before="0" w:after="220" w:line="396" w:lineRule="auto"/>
+        <w:ind w:firstLine="259"/>
+      </w:pPr>
+      <w:r>
+        <w:rPr>
+          <w:rFonts w:ascii="Liberation Serif" w:hAnsi="Liberation Serif" w:eastAsia="Liberation Serif" w:cs="Liberation Serif"/>
+          <w:color w:val="222222"/>
+          <w:sz w:val="24"/>
+        </w:rPr>
+        <w:t>I will not reopen Helm rollback for match-engine, ingest-api, and break-svc to smuggle pre-page: is this even a page back in, the first check is a read on ecr-backup.prod.clearhaven.internal, and Aman Kumar will not keep a shadow list.</w:t>
+      </w:r>
+    </w:p>
+    <w:p>
+      <w:pPr>
+        <w:spacing w:before="0" w:after="220" w:line="396" w:lineRule="auto"/>
+        <w:ind w:firstLine="259"/>
+      </w:pPr>
+      <w:r>
+        <w:rPr>
+          <w:rFonts w:ascii="Liberation Serif" w:hAnsi="Liberation Serif" w:eastAsia="Liberation Serif" w:cs="Liberation Serif"/>
+          <w:color w:val="222222"/>
+          <w:sz w:val="24"/>
+        </w:rPr>
+        <w:t>I bounced a hallway yes on poison versus lag versus empty-success, weekend coverage is not implied unless Kavya Menon signs it, and the sample I would still defend uses the same clock as 017.</w:t>
+      </w:r>
+    </w:p>
+    <w:p>
+      <w:pPr>
+        <w:spacing w:before="0" w:after="220" w:line="396" w:lineRule="auto"/>
+        <w:ind w:firstLine="259"/>
+      </w:pPr>
+      <w:r>
+        <w:rPr>
+          <w:rFonts w:ascii="Liberation Serif" w:hAnsi="Liberation Serif" w:eastAsia="Liberation Serif" w:cs="Liberation Serif"/>
+          <w:color w:val="222222"/>
+          <w:sz w:val="24"/>
+        </w:rPr>
+        <w:t>Production Helm still has who to wake after the read-only commands on CLH-RB-2024-007, a dry-run has to print the count on ecr-backup.prod.clearhaven.internal before anyone writes, and config, Helm, and a flag flip are all changes.</w:t>
+      </w:r>
+    </w:p>
+    <w:p>
+      <w:pPr>
+        <w:spacing w:before="0" w:after="220" w:line="396" w:lineRule="auto"/>
+        <w:ind w:firstLine="259"/>
+      </w:pPr>
+      <w:r>
+        <w:rPr>
+          <w:rFonts w:ascii="Liberation Serif" w:hAnsi="Liberation Serif" w:eastAsia="Liberation Serif" w:cs="Liberation Serif"/>
+          <w:color w:val="222222"/>
+          <w:sz w:val="24"/>
+        </w:rPr>
+        <w:t>date pressure on rollback when the migrate already expanded is not a date, September 5, 2024 is if The January keeps it, the first check is a read on matchengines.platform.clearhaven.internal, and object on CLH-RB-2024-015, not in a side thread.</w:t>
+      </w:r>
+    </w:p>
+    <w:p>
+      <w:pPr>
+        <w:spacing w:before="0" w:after="220" w:line="396" w:lineRule="auto"/>
+        <w:ind w:firstLine="259"/>
+      </w:pPr>
+      <w:r>
+        <w:rPr>
+          <w:rFonts w:ascii="Liberation Serif" w:hAnsi="Liberation Serif" w:eastAsia="Liberation Serif" w:cs="Liberation Serif"/>
+          <w:color w:val="222222"/>
+          <w:sz w:val="24"/>
+        </w:rPr>
+        <w:t>the front of CLH-RB-2024-011 already named date pressure versus a date with owners, this paragraph is execution, weekend coverage is not implied unless Helen Cho signs it, and a skip is a ticket and a flake is a capture.</w:t>
+      </w:r>
+    </w:p>
+    <w:p>
+      <w:pPr>
+        <w:spacing w:before="0" w:after="220" w:line="396" w:lineRule="auto"/>
+        <w:ind w:firstLine="259"/>
+      </w:pPr>
+      <w:r>
+        <w:rPr>
+          <w:rFonts w:ascii="Liberation Serif" w:hAnsi="Liberation Serif" w:eastAsia="Liberation Serif" w:cs="Liberation Serif"/>
+          <w:color w:val="222222"/>
+          <w:sz w:val="24"/>
+        </w:rPr>
+        <w:t>after September 7, 2024, leftover access for the freeze clock versus a 'small apply' is a bug, not a courtesy, a dry-run has to print the count on matchengines.platform.clearhaven.internal before anyone writes, and if this fights the front of CLH-RB-2024-011, strike it.</w:t>
+      </w:r>
+    </w:p>
+    <w:p>
+      <w:pPr>
+        <w:spacing w:before="0" w:after="220" w:line="396" w:lineRule="auto"/>
+        <w:ind w:firstLine="259"/>
+      </w:pPr>
+      <w:r>
+        <w:rPr>
+          <w:rFonts w:ascii="Liberation Serif" w:hAnsi="Liberation Serif" w:eastAsia="Liberation Serif" w:cs="Liberation Serif"/>
+          <w:color w:val="222222"/>
+          <w:sz w:val="24"/>
+        </w:rPr>
+        <w:t>Priya Nair asked for a one-line version of identifiers in chat, logs, or a support zip, the first check is a read on ecr-backup.prod.clearhaven.internal, and close is yes, no, or a new date on CLH-INC-2024-017 by September 8, 2024.</w:t>
+      </w:r>
+    </w:p>
+    <w:p>
+      <w:pPr>
+        <w:spacing w:before="0" w:after="220" w:line="396" w:lineRule="auto"/>
+        <w:ind w:firstLine="259"/>
+      </w:pPr>
+      <w:r>
+        <w:rPr>
+          <w:rFonts w:ascii="Liberation Serif" w:hAnsi="Liberation Serif" w:eastAsia="Liberation Serif" w:cs="Liberation Serif"/>
+          <w:color w:val="222222"/>
+          <w:sz w:val="24"/>
+        </w:rPr>
+        <w:t>I parked a cleanup PR that renames a field on CLH-SOP-2024-011 so it is not Slack archaeology, weekend coverage is not implied unless Aman Kumar signs it, and abort beats a lying dual-run.</w:t>
+      </w:r>
+    </w:p>
+    <w:p>
+      <w:pPr>
+        <w:spacing w:before="0" w:after="220" w:line="396" w:lineRule="auto"/>
+        <w:ind w:firstLine="259"/>
+      </w:pPr>
+      <w:r>
+        <w:rPr>
+          <w:rFonts w:ascii="Liberation Serif" w:hAnsi="Liberation Serif" w:eastAsia="Liberation Serif" w:cs="Liberation Serif"/>
+          <w:color w:val="222222"/>
+          <w:sz w:val="24"/>
+        </w:rPr>
+        <w:t>leftover staging that is too small to catch the bug sits with Kavya Menon on CLH-RB-2023-012, a dry-run has to print the count on ecr-backup.prod.clearhaven.internal before anyone writes, and the call in the front still holds and this is leftover work only.</w:t>
+      </w:r>
+    </w:p>
+    <w:p>
+      <w:pPr>
+        <w:spacing w:before="0" w:after="220" w:line="396" w:lineRule="auto"/>
+        <w:ind w:firstLine="259"/>
+      </w:pPr>
+      <w:r>
+        <w:rPr>
+          <w:rFonts w:ascii="Liberation Serif" w:hAnsi="Liberation Serif" w:eastAsia="Liberation Serif" w:cs="Liberation Serif"/>
+          <w:color w:val="222222"/>
+          <w:sz w:val="24"/>
+        </w:rPr>
+        <w:t>I will not reopen Helm rollback for match-engine, ingest-api, and break-svc to smuggle weekend coverage that is not in the SLA back in, the first check is a read on matchengines.platform.clearhaven.internal, and Aman Kumar will not keep a shadow list.</w:t>
+      </w:r>
+    </w:p>
+    <w:p>
+      <w:pPr>
+        <w:spacing w:before="0" w:after="220" w:line="396" w:lineRule="auto"/>
+        <w:ind w:firstLine="259"/>
+      </w:pPr>
+      <w:r>
+        <w:rPr>
+          <w:rFonts w:ascii="Liberation Serif" w:hAnsi="Liberation Serif" w:eastAsia="Liberation Serif" w:cs="Liberation Serif"/>
+          <w:color w:val="222222"/>
+          <w:sz w:val="24"/>
+        </w:rPr>
+        <w:t>the front of CLH-RB-2024-011 already named pre-page: is this even a page, this paragraph is execution, weekend coverage is not implied unless Production Helm signs it, and a skip is a ticket and a flake is a capture.</w:t>
+      </w:r>
+    </w:p>
+    <w:p>
+      <w:pPr>
+        <w:spacing w:before="0" w:after="220" w:line="396" w:lineRule="auto"/>
+        <w:ind w:firstLine="259"/>
+      </w:pPr>
+      <w:r>
+        <w:rPr>
+          <w:rFonts w:ascii="Liberation Serif" w:hAnsi="Liberation Serif" w:eastAsia="Liberation Serif" w:cs="Liberation Serif"/>
+          <w:color w:val="222222"/>
+          <w:sz w:val="24"/>
+        </w:rPr>
+        <w:t>after September 7, 2024, leftover access for poison versus lag versus empty-success is a bug, not a courtesy, a dry-run has to print the count on matchengines.platform.clearhaven.internal before anyone writes, and if this fights the front of CLH-RB-2024-011, strike it.</w:t>
+      </w:r>
+    </w:p>
+    <w:p>
+      <w:pPr>
+        <w:spacing w:before="0" w:after="220" w:line="396" w:lineRule="auto"/>
+        <w:ind w:firstLine="259"/>
+      </w:pPr>
+      <w:r>
+        <w:rPr>
+          <w:rFonts w:ascii="Liberation Serif" w:hAnsi="Liberation Serif" w:eastAsia="Liberation Serif" w:cs="Liberation Serif"/>
+          <w:color w:val="222222"/>
+          <w:sz w:val="24"/>
+        </w:rPr>
+        <w:t>Helen Cho asked for a one-line version of who to wake after the read-only commands, the first check is a read on ecr-backup.prod.clearhaven.internal, and close is yes, no, or a new date on CLH-SOP-2023-019 by September 8, 2024.</w:t>
+      </w:r>
+    </w:p>
+    <w:p>
+      <w:pPr>
+        <w:spacing w:before="0" w:after="220" w:line="396" w:lineRule="auto"/>
+        <w:ind w:firstLine="259"/>
+      </w:pPr>
+      <w:r>
+        <w:rPr>
+          <w:rFonts w:ascii="Liberation Serif" w:hAnsi="Liberation Serif" w:eastAsia="Liberation Serif" w:cs="Liberation Serif"/>
+          <w:color w:val="222222"/>
+          <w:sz w:val="24"/>
+        </w:rPr>
+        <w:t>I parked rollback when the migrate already expanded on CLH-TDD-2024-006 so it is not Slack archaeology, weekend coverage is not implied unless Diego Alvarez signs it, and abort beats a lying dual-run.</w:t>
+      </w:r>
+    </w:p>
+    <w:p>
+      <w:pPr>
+        <w:spacing w:before="0" w:after="220" w:line="396" w:lineRule="auto"/>
+        <w:ind w:firstLine="259"/>
+      </w:pPr>
+      <w:r>
+        <w:rPr>
+          <w:rFonts w:ascii="Liberation Serif" w:hAnsi="Liberation Serif" w:eastAsia="Liberation Serif" w:cs="Liberation Serif"/>
+          <w:color w:val="222222"/>
+          <w:sz w:val="24"/>
+        </w:rPr>
+        <w:t>leftover date pressure versus a date with owners sits with Priya Nair on CLH-INC-2024-017, a dry-run has to print the count on ecr-backup.prod.clearhaven.internal before anyone writes, and the call in the front still holds and this is leftover work only.</w:t>
+      </w:r>
+    </w:p>
+    <w:p>
+      <w:pPr>
+        <w:spacing w:before="0" w:after="220" w:line="396" w:lineRule="auto"/>
+        <w:ind w:firstLine="259"/>
+      </w:pPr>
+      <w:r>
+        <w:rPr>
+          <w:rFonts w:ascii="Liberation Serif" w:hAnsi="Liberation Serif" w:eastAsia="Liberation Serif" w:cs="Liberation Serif"/>
+          <w:color w:val="222222"/>
+          <w:sz w:val="24"/>
+        </w:rPr>
+        <w:t>I will not reopen Helm rollback for match-engine, ingest-api, and break-svc to smuggle the freeze clock versus a 'small apply' back in, the first check is a read on matchengines.platform.clearhaven.internal, and Aman Kumar will not keep a shadow list.</w:t>
+      </w:r>
+    </w:p>
+    <w:p>
+      <w:pPr>
+        <w:spacing w:before="0" w:after="220" w:line="396" w:lineRule="auto"/>
+        <w:ind w:firstLine="259"/>
+      </w:pPr>
+      <w:r>
+        <w:rPr>
+          <w:rFonts w:ascii="Liberation Serif" w:hAnsi="Liberation Serif" w:eastAsia="Liberation Serif" w:cs="Liberation Serif"/>
+          <w:color w:val="222222"/>
+          <w:sz w:val="24"/>
+        </w:rPr>
+        <w:t>I bounced a hallway yes on identifiers in chat, logs, or a support zip, weekend coverage is not implied unless Kavya Menon signs it, and the sample I would still defend uses the same clock as 41.</w:t>
+      </w:r>
+    </w:p>
+    <w:p>
+      <w:pPr>
+        <w:spacing w:before="0" w:after="220" w:line="396" w:lineRule="auto"/>
+        <w:ind w:firstLine="259"/>
+      </w:pPr>
+      <w:r>
+        <w:rPr>
+          <w:rFonts w:ascii="Liberation Serif" w:hAnsi="Liberation Serif" w:eastAsia="Liberation Serif" w:cs="Liberation Serif"/>
+          <w:color w:val="222222"/>
+          <w:sz w:val="24"/>
+        </w:rPr>
+        <w:t>Production Helm still has a cleanup PR that renames a field on CLH-RB-2024-007, a dry-run has to print the count on matchengines.platform.clearhaven.internal before anyone writes, and config, Helm, and a flag flip are all changes.</w:t>
+      </w:r>
+    </w:p>
+    <w:p>
+      <w:pPr>
+        <w:spacing w:before="0" w:after="220" w:line="396" w:lineRule="auto"/>
+        <w:ind w:firstLine="259"/>
+      </w:pPr>
+      <w:r>
+        <w:rPr>
+          <w:rFonts w:ascii="Liberation Serif" w:hAnsi="Liberation Serif" w:eastAsia="Liberation Serif" w:cs="Liberation Serif"/>
+          <w:color w:val="222222"/>
+          <w:sz w:val="24"/>
+        </w:rPr>
+        <w:t>date pressure on staging that is too small to catch the bug is not a date, September 14, 2024 is if The January keeps it, the first check is a read on ecr-backup.prod.clearhaven.internal, and object on CLH-RB-2024-015, not in a side thread.</w:t>
+      </w:r>
+    </w:p>
+    <w:p>
+      <w:pPr>
+        <w:spacing w:before="0" w:after="220" w:line="396" w:lineRule="auto"/>
+        <w:ind w:firstLine="259"/>
+      </w:pPr>
+      <w:r>
+        <w:rPr>
+          <w:rFonts w:ascii="Liberation Serif" w:hAnsi="Liberation Serif" w:eastAsia="Liberation Serif" w:cs="Liberation Serif"/>
+          <w:color w:val="222222"/>
+          <w:sz w:val="24"/>
+        </w:rPr>
+        <w:t>the front of CLH-RB-2024-011 already named weekend coverage that is not in the SLA, this paragraph is execution, weekend coverage is not implied unless Helen Cho signs it, and a skip is a ticket and a flake is a capture.</w:t>
+      </w:r>
+    </w:p>
+    <w:p>
+      <w:pPr>
+        <w:spacing w:before="0" w:after="220" w:line="396" w:lineRule="auto"/>
+        <w:ind w:firstLine="259"/>
+      </w:pPr>
+      <w:r>
+        <w:rPr>
+          <w:rFonts w:ascii="Liberation Serif" w:hAnsi="Liberation Serif" w:eastAsia="Liberation Serif" w:cs="Liberation Serif"/>
+          <w:color w:val="222222"/>
+          <w:sz w:val="24"/>
+        </w:rPr>
+        <w:t>after September 5, 2024, leftover access for a vendor overlay we already rejected is a bug, not a courtesy, a dry-run has to print the count on ecr-backup.prod.clearhaven.internal before anyone writes, and if this fights the front of CLH-RB-2024-011, strike it.</w:t>
+      </w:r>
+    </w:p>
+    <w:p>
+      <w:pPr>
+        <w:spacing w:before="0" w:after="220" w:line="396" w:lineRule="auto"/>
+        <w:ind w:firstLine="259"/>
+      </w:pPr>
+      <w:r>
+        <w:rPr>
+          <w:rFonts w:ascii="Liberation Serif" w:hAnsi="Liberation Serif" w:eastAsia="Liberation Serif" w:cs="Liberation Serif"/>
+          <w:color w:val="222222"/>
+          <w:sz w:val="24"/>
+        </w:rPr>
+        <w:t>Priya Nair asked for a one-line version of replica lag after a count that looked fine, the first check is a read on matchengines.platform.clearhaven.internal, and close is yes, no, or a new date on CLH-INC-2024-017 by September 6, 2024.</w:t>
+      </w:r>
+    </w:p>
+    <w:p>
+      <w:pPr>
+        <w:spacing w:before="0" w:after="220" w:line="396" w:lineRule="auto"/>
+        <w:ind w:firstLine="259"/>
+      </w:pPr>
+      <w:r>
+        <w:rPr>
+          <w:rFonts w:ascii="Liberation Serif" w:hAnsi="Liberation Serif" w:eastAsia="Liberation Serif" w:cs="Liberation Serif"/>
+          <w:color w:val="222222"/>
+          <w:sz w:val="24"/>
+        </w:rPr>
+        <w:t>I parked secret skew that looks like 'no work' on CLH-SOP-2024-011 so it is not Slack archaeology, weekend coverage is not implied unless Aman Kumar signs it, and abort beats a lying dual-run.</w:t>
+      </w:r>
+    </w:p>
+    <w:p>
+      <w:pPr>
+        <w:spacing w:before="0" w:after="220" w:line="396" w:lineRule="auto"/>
+        <w:ind w:firstLine="259"/>
+      </w:pPr>
+      <w:r>
+        <w:rPr>
+          <w:rFonts w:ascii="Liberation Serif" w:hAnsi="Liberation Serif" w:eastAsia="Liberation Serif" w:cs="Liberation Serif"/>
+          <w:color w:val="222222"/>
+          <w:sz w:val="24"/>
+        </w:rPr>
+        <w:t>leftover a dashboard screenshot standing in for a permalink sits with Kavya Menon on CLH-RB-2023-012, a dry-run has to print the count on matchengines.platform.clearhaven.internal before anyone writes, and the call in the front still holds and this is leftover work only.</w:t>
+      </w:r>
+    </w:p>
+    <w:p>
+      <w:pPr>
+        <w:spacing w:before="0" w:after="220" w:line="396" w:lineRule="auto"/>
+        <w:ind w:firstLine="259"/>
+      </w:pPr>
+      <w:r>
+        <w:rPr>
+          <w:rFonts w:ascii="Liberation Serif" w:hAnsi="Liberation Serif" w:eastAsia="Liberation Serif" w:cs="Liberation Serif"/>
+          <w:color w:val="222222"/>
+          <w:sz w:val="24"/>
+        </w:rPr>
+        <w:t>I will not reopen Helm rollback for match-engine, ingest-api, and break-svc to smuggle owner as a team name instead of a person back in, the first check is a read on ecr-backup.prod.clearhaven.internal, and Aman Kumar will not keep a shadow list.</w:t>
+      </w:r>
+    </w:p>
+    <w:p>
+      <w:pPr>
+        <w:spacing w:before="0" w:after="220" w:line="396" w:lineRule="auto"/>
+        <w:ind w:firstLine="259"/>
+      </w:pPr>
+      <w:r>
+        <w:rPr>
+          <w:rFonts w:ascii="Liberation Serif" w:hAnsi="Liberation Serif" w:eastAsia="Liberation Serif" w:cs="Liberation Serif"/>
+          <w:color w:val="222222"/>
+          <w:sz w:val="24"/>
+        </w:rPr>
+        <w:t>I bounced a hallway yes on averaging QPS instead of testing the close, weekend coverage is not implied unless The January signs it, and the sample I would still defend uses the same clock as 017.</w:t>
+      </w:r>
+    </w:p>
+    <w:p>
+      <w:pPr>
+        <w:spacing w:before="0" w:after="220" w:line="396" w:lineRule="auto"/>
+        <w:ind w:firstLine="259"/>
+      </w:pPr>
+      <w:r>
+        <w:rPr>
+          <w:rFonts w:ascii="Liberation Serif" w:hAnsi="Liberation Serif" w:eastAsia="Liberation Serif" w:cs="Liberation Serif"/>
+          <w:color w:val="222222"/>
+          <w:sz w:val="24"/>
+        </w:rPr>
+        <w:t>Helen Cho still has dropping a column in the same release as the readers on CLH-SOP-2023-019, a dry-run has to print the count on ecr-backup.prod.clearhaven.internal before anyone writes, and config, Helm, and a flag flip are all changes.</w:t>
+      </w:r>
+    </w:p>
+    <w:p>
+      <w:pPr>
+        <w:spacing w:before="0" w:after="220" w:line="396" w:lineRule="auto"/>
+        <w:ind w:firstLine="259"/>
+      </w:pPr>
+      <w:r>
+        <w:rPr>
+          <w:rFonts w:ascii="Liberation Serif" w:hAnsi="Liberation Serif" w:eastAsia="Liberation Serif" w:cs="Liberation Serif"/>
+          <w:color w:val="222222"/>
+          <w:sz w:val="24"/>
+        </w:rPr>
+        <w:t>date pressure on raising retries on a poison record is not a date, September 12, 2024 is if Diego Alvarez keeps it, the first check is a read on matchengines.platform.clearhaven.internal, and object on CLH-TDD-2024-006, not in a side thread.</w:t>
+      </w:r>
+    </w:p>
+    <w:p>
+      <w:pPr>
+        <w:spacing w:before="0" w:after="220" w:line="396" w:lineRule="auto"/>
+        <w:ind w:firstLine="259"/>
+      </w:pPr>
+      <w:r>
+        <w:rPr>
+          <w:rFonts w:ascii="Liberation Serif" w:hAnsi="Liberation Serif" w:eastAsia="Liberation Serif" w:cs="Liberation Serif"/>
+          <w:color w:val="222222"/>
+          <w:sz w:val="24"/>
+        </w:rPr>
+        <w:t>the front of CLH-RB-2024-011 already named pre-page: is this even a page, this paragraph is execution, weekend coverage is not implied unless Priya Nair signs it, and a skip is a ticket and a flake is a capture.</w:t>
+      </w:r>
+    </w:p>
+    <w:p>
+      <w:pPr>
+        <w:spacing w:before="0" w:after="220" w:line="396" w:lineRule="auto"/>
+        <w:ind w:firstLine="259"/>
+      </w:pPr>
+      <w:r>
+        <w:rPr>
+          <w:rFonts w:ascii="Liberation Serif" w:hAnsi="Liberation Serif" w:eastAsia="Liberation Serif" w:cs="Liberation Serif"/>
+          <w:color w:val="222222"/>
+          <w:sz w:val="24"/>
+        </w:rPr>
+        <w:t>after September 14, 2024, leftover access for poison versus lag versus empty-success is a bug, not a courtesy, a dry-run has to print the count on matchengines.platform.clearhaven.internal before anyone writes, and if this fights the front of CLH-RB-2024-011, strike it.</w:t>
+      </w:r>
+    </w:p>
+    <w:p>
+      <w:pPr>
+        <w:spacing w:before="0" w:after="220" w:line="396" w:lineRule="auto"/>
+        <w:ind w:firstLine="259"/>
+      </w:pPr>
+      <w:r>
+        <w:rPr>
+          <w:rFonts w:ascii="Liberation Serif" w:hAnsi="Liberation Serif" w:eastAsia="Liberation Serif" w:cs="Liberation Serif"/>
+          <w:color w:val="222222"/>
+          <w:sz w:val="24"/>
+        </w:rPr>
+        <w:t>Kavya Menon asked for a one-line version of who to wake after the read-only commands, the first check is a read on ecr-backup.prod.clearhaven.internal, and close is yes, no, or a new date on CLH-RB-2023-012 by September 4, 2024.</w:t>
+      </w:r>
+    </w:p>
+    <w:p>
+      <w:pPr>
+        <w:spacing w:before="0" w:after="220" w:line="396" w:lineRule="auto"/>
+        <w:ind w:firstLine="259"/>
+      </w:pPr>
+      <w:r>
+        <w:rPr>
+          <w:rFonts w:ascii="Liberation Serif" w:hAnsi="Liberation Serif" w:eastAsia="Liberation Serif" w:cs="Liberation Serif"/>
+          <w:color w:val="222222"/>
+          <w:sz w:val="24"/>
+        </w:rPr>
+        <w:t>I parked rollback when the migrate already expanded on CLH-RB-2024-007 so it is not Slack archaeology, weekend coverage is not implied unless Production Helm signs it, and abort beats a lying dual-run.</w:t>
+      </w:r>
+    </w:p>
+    <w:p>
+      <w:pPr>
+        <w:spacing w:before="0" w:after="220" w:line="396" w:lineRule="auto"/>
+        <w:ind w:firstLine="259"/>
+      </w:pPr>
+      <w:r>
+        <w:rPr>
+          <w:rFonts w:ascii="Liberation Serif" w:hAnsi="Liberation Serif" w:eastAsia="Liberation Serif" w:cs="Liberation Serif"/>
+          <w:color w:val="222222"/>
+          <w:sz w:val="24"/>
+        </w:rPr>
+        <w:t>leftover date pressure versus a date with owners sits with The January on CLH-RB-2024-015, a dry-run has to print the count on ecr-backup.prod.clearhaven.internal before anyone writes, and the call in the front still holds and this is leftover work only.</w:t>
+      </w:r>
+    </w:p>
+    <w:p>
+      <w:pPr>
+        <w:spacing w:before="0" w:after="220" w:line="396" w:lineRule="auto"/>
+        <w:ind w:firstLine="259"/>
+      </w:pPr>
+      <w:r>
+        <w:rPr>
+          <w:rFonts w:ascii="Liberation Serif" w:hAnsi="Liberation Serif" w:eastAsia="Liberation Serif" w:cs="Liberation Serif"/>
+          <w:color w:val="222222"/>
+          <w:sz w:val="24"/>
+        </w:rPr>
+        <w:t>I will not reopen Helm rollback for match-engine, ingest-api, and break-svc to smuggle the freeze clock versus a 'small apply' back in, the first check is a read on matchengines.platform.clearhaven.internal, and Aman Kumar will not keep a shadow list.</w:t>
+      </w:r>
+    </w:p>
+    <w:p>
+      <w:pPr>
+        <w:spacing w:before="0" w:after="220" w:line="396" w:lineRule="auto"/>
+        <w:ind w:firstLine="259"/>
+      </w:pPr>
+      <w:r>
+        <w:rPr>
+          <w:rFonts w:ascii="Liberation Serif" w:hAnsi="Liberation Serif" w:eastAsia="Liberation Serif" w:cs="Liberation Serif"/>
+          <w:color w:val="222222"/>
+          <w:sz w:val="24"/>
+        </w:rPr>
+        <w:t>I bounced a hallway yes on identifiers in chat, logs, or a support zip, weekend coverage is not implied unless Diego Alvarez signs it, and the sample I would still defend uses the same clock as 01.</w:t>
+      </w:r>
+    </w:p>
+    <w:p>
+      <w:pPr>
+        <w:spacing w:before="0" w:after="220" w:line="396" w:lineRule="auto"/>
+        <w:ind w:firstLine="259"/>
+      </w:pPr>
+      <w:r>
+        <w:rPr>
+          <w:rFonts w:ascii="Liberation Serif" w:hAnsi="Liberation Serif" w:eastAsia="Liberation Serif" w:cs="Liberation Serif"/>
+          <w:color w:val="222222"/>
+          <w:sz w:val="24"/>
+        </w:rPr>
+        <w:t>Priya Nair still has a cleanup PR that renames a field on CLH-INC-2024-017, a dry-run has to print the count on matchengines.platform.clearhaven.internal before anyone writes, and config, Helm, and a flag flip are all changes.</w:t>
+      </w:r>
+    </w:p>
+    <w:p>
+      <w:pPr>
+        <w:spacing w:before="0" w:after="220" w:line="396" w:lineRule="auto"/>
+        <w:ind w:firstLine="259"/>
+      </w:pPr>
+      <w:r>
+        <w:rPr>
+          <w:rFonts w:ascii="Liberation Serif" w:hAnsi="Liberation Serif" w:eastAsia="Liberation Serif" w:cs="Liberation Serif"/>
+          <w:color w:val="222222"/>
+          <w:sz w:val="24"/>
+        </w:rPr>
+        <w:t>date pressure on staging that is too small to catch the bug is not a date, September 10, 2024 is if Aman Kumar keeps it, the first check is a read on ecr-backup.prod.clearhaven.internal, and object on CLH-SOP-2024-011, not in a side thread.</w:t>
+      </w:r>
+    </w:p>
+    <w:p>
+      <w:pPr>
+        <w:spacing w:before="0" w:after="220" w:line="396" w:lineRule="auto"/>
+        <w:ind w:firstLine="259"/>
+      </w:pPr>
+      <w:r>
+        <w:rPr>
+          <w:rFonts w:ascii="Liberation Serif" w:hAnsi="Liberation Serif" w:eastAsia="Liberation Serif" w:cs="Liberation Serif"/>
+          <w:color w:val="222222"/>
+          <w:sz w:val="24"/>
+        </w:rPr>
+        <w:t>the front of CLH-RB-2024-011 already named weekend coverage that is not in the SLA, this paragraph is execution, weekend coverage is not implied unless Kavya Menon signs it, and a skip is a ticket and a flake is a capture.</w:t>
+      </w:r>
+    </w:p>
+    <w:p>
+      <w:pPr>
+        <w:spacing w:before="0" w:after="220" w:line="396" w:lineRule="auto"/>
+        <w:ind w:firstLine="259"/>
+      </w:pPr>
+      <w:r>
+        <w:rPr>
+          <w:rFonts w:ascii="Liberation Serif" w:hAnsi="Liberation Serif" w:eastAsia="Liberation Serif" w:cs="Liberation Serif"/>
+          <w:color w:val="222222"/>
+          <w:sz w:val="24"/>
+        </w:rPr>
+        <w:t>after September 12, 2024, leftover access for a vendor overlay we already rejected is a bug, not a courtesy, a dry-run has to print the count on ecr-backup.prod.clearhaven.internal before anyone writes, and if this fights the front of CLH-RB-2024-011, strike it.</w:t>
+      </w:r>
+    </w:p>
+    <w:p>
+      <w:pPr>
+        <w:spacing w:before="0" w:after="220" w:line="396" w:lineRule="auto"/>
+        <w:ind w:firstLine="259"/>
+      </w:pPr>
+      <w:r>
+        <w:rPr>
+          <w:rFonts w:ascii="Liberation Serif" w:hAnsi="Liberation Serif" w:eastAsia="Liberation Serif" w:cs="Liberation Serif"/>
+          <w:color w:val="222222"/>
+          <w:sz w:val="24"/>
+        </w:rPr>
+        <w:t>The January asked for a one-line version of replica lag after a count that looked fine, the first check is a read on matchengines.platform.clearhaven.internal, and close is yes, no, or a new date on CLH-RB-2024-015 by September 13, 2024.</w:t>
+      </w:r>
+    </w:p>
+    <w:p>
+      <w:pPr>
+        <w:spacing w:before="0" w:after="220" w:line="396" w:lineRule="auto"/>
+        <w:ind w:firstLine="259"/>
+      </w:pPr>
+      <w:r>
+        <w:rPr>
+          <w:rFonts w:ascii="Liberation Serif" w:hAnsi="Liberation Serif" w:eastAsia="Liberation Serif" w:cs="Liberation Serif"/>
+          <w:color w:val="222222"/>
+          <w:sz w:val="24"/>
+        </w:rPr>
+        <w:t>I parked secret skew that looks like 'no work' on CLH-SOP-2023-019 so it is not Slack archaeology, weekend coverage is not implied unless Helen Cho signs it, and abort beats a lying dual-run.</w:t>
+      </w:r>
+    </w:p>
+    <w:p>
+      <w:pPr>
+        <w:spacing w:before="0" w:after="220" w:line="396" w:lineRule="auto"/>
+        <w:ind w:firstLine="259"/>
+      </w:pPr>
+      <w:r>
+        <w:rPr>
+          <w:rFonts w:ascii="Liberation Serif" w:hAnsi="Liberation Serif" w:eastAsia="Liberation Serif" w:cs="Liberation Serif"/>
+          <w:color w:val="222222"/>
+          <w:sz w:val="24"/>
+        </w:rPr>
+        <w:t>leftover a dashboard screenshot standing in for a permalink sits with Diego Alvarez on CLH-TDD-2024-006, a dry-run has to print the count on matchengines.platform.clearhaven.internal before anyone writes, and the call in the front still holds and this is leftover work only.</w:t>
+      </w:r>
+    </w:p>
+    <w:p>
+      <w:pPr>
+        <w:spacing w:before="0" w:after="220" w:line="396" w:lineRule="auto"/>
+        <w:ind w:firstLine="259"/>
+      </w:pPr>
+      <w:r>
+        <w:rPr>
+          <w:rFonts w:ascii="Liberation Serif" w:hAnsi="Liberation Serif" w:eastAsia="Liberation Serif" w:cs="Liberation Serif"/>
+          <w:color w:val="222222"/>
+          <w:sz w:val="24"/>
+        </w:rPr>
+        <w:t>I will not reopen Helm rollback for match-engine, ingest-api, and break-svc to smuggle owner as a team name instead of a person back in, the first check is a read on ecr-backup.prod.clearhaven.internal, and Aman Kumar will not keep a shadow list.</w:t>
+      </w:r>
+    </w:p>
+    <w:p>
+      <w:pPr>
+        <w:spacing w:before="0" w:after="220" w:line="396" w:lineRule="auto"/>
+        <w:ind w:firstLine="259"/>
+      </w:pPr>
+      <w:r>
+        <w:rPr>
+          <w:rFonts w:ascii="Liberation Serif" w:hAnsi="Liberation Serif" w:eastAsia="Liberation Serif" w:cs="Liberation Serif"/>
+          <w:color w:val="222222"/>
+          <w:sz w:val="24"/>
+        </w:rPr>
+        <w:t>I bounced a hallway yes on averaging QPS instead of testing the close, weekend coverage is not implied unless Aman Kumar signs it, and the sample I would still defend uses the same clock as 011.</w:t>
+      </w:r>
+    </w:p>
+    <w:p>
+      <w:pPr>
+        <w:spacing w:before="0" w:after="220" w:line="396" w:lineRule="auto"/>
+        <w:ind w:firstLine="259"/>
+      </w:pPr>
+      <w:r>
+        <w:rPr>
+          <w:rFonts w:ascii="Liberation Serif" w:hAnsi="Liberation Serif" w:eastAsia="Liberation Serif" w:cs="Liberation Serif"/>
+          <w:color w:val="222222"/>
+          <w:sz w:val="24"/>
+        </w:rPr>
+        <w:t>Kavya Menon still has dropping a column in the same release as the readers on CLH-RB-2023-012, a dry-run has to print the count on ecr-backup.prod.clearhaven.internal before anyone writes, and config, Helm, and a flag flip are all changes.</w:t>
+      </w:r>
+    </w:p>
+    <w:p>
+      <w:pPr>
+        <w:spacing w:before="0" w:after="220" w:line="396" w:lineRule="auto"/>
+        <w:ind w:firstLine="259"/>
+      </w:pPr>
+      <w:r>
+        <w:rPr>
+          <w:rFonts w:ascii="Liberation Serif" w:hAnsi="Liberation Serif" w:eastAsia="Liberation Serif" w:cs="Liberation Serif"/>
+          <w:color w:val="222222"/>
+          <w:sz w:val="24"/>
+        </w:rPr>
+        <w:t>date pressure on raising retries on a poison record is not a date, September 8, 2024 is if Production Helm keeps it, the first check is a read on matchengines.platform.clearhaven.internal, and object on CLH-RB-2024-007, not in a side thread.</w:t>
+      </w:r>
+    </w:p>
+    <w:p>
+      <w:pPr>
+        <w:spacing w:before="0" w:after="220" w:line="396" w:lineRule="auto"/>
+        <w:ind w:firstLine="259"/>
+      </w:pPr>
+      <w:r>
+        <w:rPr>
+          <w:rFonts w:ascii="Liberation Serif" w:hAnsi="Liberation Serif" w:eastAsia="Liberation Serif" w:cs="Liberation Serif"/>
+          <w:color w:val="222222"/>
+          <w:sz w:val="24"/>
+        </w:rPr>
+        <w:t>the front of CLH-RB-2024-011 already named pre-page: is this even a page, this paragraph is execution, weekend coverage is not implied unless The January signs it, and a skip is a ticket and a flake is a capture.</w:t>
+      </w:r>
+    </w:p>
+    <w:p>
+      <w:pPr>
+        <w:spacing w:before="0" w:after="220" w:line="396" w:lineRule="auto"/>
+        <w:ind w:firstLine="259"/>
+      </w:pPr>
+      <w:r>
+        <w:rPr>
+          <w:rFonts w:ascii="Liberation Serif" w:hAnsi="Liberation Serif" w:eastAsia="Liberation Serif" w:cs="Liberation Serif"/>
+          <w:color w:val="222222"/>
+          <w:sz w:val="24"/>
+        </w:rPr>
+        <w:t>after September 10, 2024, leftover access for poison versus lag versus empty-success is a bug, not a courtesy, a dry-run has to print the count on matchengines.platform.clearhaven.internal before anyone writes, and if this fights the front of CLH-RB-2024-011, strike it.</w:t>
+      </w:r>
+    </w:p>
+    <w:p>
+      <w:pPr>
+        <w:spacing w:before="0" w:after="220" w:line="396" w:lineRule="auto"/>
+        <w:ind w:firstLine="259"/>
+      </w:pPr>
+      <w:r>
+        <w:rPr>
+          <w:rFonts w:ascii="Liberation Serif" w:hAnsi="Liberation Serif" w:eastAsia="Liberation Serif" w:cs="Liberation Serif"/>
+          <w:color w:val="222222"/>
+          <w:sz w:val="24"/>
+        </w:rPr>
+        <w:t>Diego Alvarez asked for a one-line version of who to wake after the read-only commands, the first check is a read on ecr-backup.prod.clearhaven.internal, and close is yes, no, or a new date on CLH-TDD-2024-006 by September 11, 2024.</w:t>
+      </w:r>
+    </w:p>
+    <w:p>
+      <w:pPr>
+        <w:spacing w:before="0" w:after="220" w:line="396" w:lineRule="auto"/>
+        <w:ind w:firstLine="259"/>
+      </w:pPr>
+      <w:r>
+        <w:rPr>
+          <w:rFonts w:ascii="Liberation Serif" w:hAnsi="Liberation Serif" w:eastAsia="Liberation Serif" w:cs="Liberation Serif"/>
+          <w:color w:val="222222"/>
+          <w:sz w:val="24"/>
+        </w:rPr>
+        <w:t>I parked rollback when the migrate already expanded on CLH-INC-2024-017 so it is not Slack archaeology, weekend coverage is not implied unless Priya Nair signs it, and abort beats a lying dual-run.</w:t>
+      </w:r>
+    </w:p>
+    <w:p>
+      <w:pPr>
+        <w:spacing w:before="0" w:after="220" w:line="396" w:lineRule="auto"/>
+        <w:ind w:firstLine="259"/>
+      </w:pPr>
+      <w:r>
+        <w:rPr>
+          <w:rFonts w:ascii="Liberation Serif" w:hAnsi="Liberation Serif" w:eastAsia="Liberation Serif" w:cs="Liberation Serif"/>
+          <w:color w:val="222222"/>
+          <w:sz w:val="24"/>
+        </w:rPr>
+        <w:t>leftover date pressure versus a date with owners sits with Aman Kumar on CLH-SOP-2024-011, a dry-run has to print the count on ecr-backup.prod.clearhaven.internal before anyone writes, and the call in the front still holds and this is leftover work only.</w:t>
+      </w:r>
+    </w:p>
+    <w:p>
+      <w:pPr>
+        <w:spacing w:before="0" w:after="220" w:line="396" w:lineRule="auto"/>
+        <w:ind w:firstLine="259"/>
+      </w:pPr>
+      <w:r>
+        <w:rPr>
+          <w:rFonts w:ascii="Liberation Serif" w:hAnsi="Liberation Serif" w:eastAsia="Liberation Serif" w:cs="Liberation Serif"/>
+          <w:color w:val="222222"/>
+          <w:sz w:val="24"/>
+        </w:rPr>
+        <w:t>I will not reopen Helm rollback for match-engine, ingest-api, and break-svc to smuggle the freeze clock versus a 'small apply' back in, the first check is a read on matchengines.platform.clearhaven.internal, and Aman Kumar will not keep a shadow list.</w:t>
+      </w:r>
+    </w:p>
+    <w:p>
+      <w:pPr>
+        <w:spacing w:before="0" w:after="220" w:line="396" w:lineRule="auto"/>
+        <w:ind w:firstLine="259"/>
+      </w:pPr>
+      <w:r>
+        <w:rPr>
+          <w:rFonts w:ascii="Liberation Serif" w:hAnsi="Liberation Serif" w:eastAsia="Liberation Serif" w:cs="Liberation Serif"/>
+          <w:color w:val="222222"/>
+          <w:sz w:val="24"/>
+        </w:rPr>
+        <w:t>I bounced a hallway yes on identifiers in chat, logs, or a support zip, weekend coverage is not implied unless Production Helm signs it, and the sample I would still defend uses the same clock as 41.</w:t>
+      </w:r>
+    </w:p>
+    <w:p>
+      <w:pPr>
+        <w:spacing w:before="0" w:after="220" w:line="396" w:lineRule="auto"/>
+        <w:ind w:firstLine="259"/>
+      </w:pPr>
+      <w:r>
+        <w:rPr>
+          <w:rFonts w:ascii="Liberation Serif" w:hAnsi="Liberation Serif" w:eastAsia="Liberation Serif" w:cs="Liberation Serif"/>
+          <w:color w:val="222222"/>
+          <w:sz w:val="24"/>
+        </w:rPr>
+        <w:t>The January still has a cleanup PR that renames a field on CLH-RB-2024-015, a dry-run has to print the count on matchengines.platform.clearhaven.internal before anyone writes, and config, Helm, and a flag flip are all changes.</w:t>
+      </w:r>
+    </w:p>
+    <w:p>
+      <w:pPr>
+        <w:spacing w:before="0" w:after="220" w:line="396" w:lineRule="auto"/>
+        <w:ind w:firstLine="259"/>
+      </w:pPr>
+      <w:r>
+        <w:rPr>
+          <w:rFonts w:ascii="Liberation Serif" w:hAnsi="Liberation Serif" w:eastAsia="Liberation Serif" w:cs="Liberation Serif"/>
+          <w:color w:val="222222"/>
+          <w:sz w:val="24"/>
+        </w:rPr>
+        <w:t>date pressure on staging that is too small to catch the bug is not a date, September 6, 2024 is if Helen Cho keeps it, the first check is a read on ecr-backup.prod.clearhaven.internal, and object on CLH-SOP-2023-019, not in a side thread.</w:t>
+      </w:r>
+    </w:p>
+    <w:p>
+      <w:pPr>
+        <w:spacing w:before="0" w:after="220" w:line="396" w:lineRule="auto"/>
+        <w:ind w:firstLine="259"/>
+      </w:pPr>
+      <w:r>
+        <w:rPr>
+          <w:rFonts w:ascii="Liberation Serif" w:hAnsi="Liberation Serif" w:eastAsia="Liberation Serif" w:cs="Liberation Serif"/>
+          <w:color w:val="222222"/>
+          <w:sz w:val="24"/>
+        </w:rPr>
+        <w:t>the front of CLH-RB-2024-011 already named weekend coverage that is not in the SLA, this paragraph is execution, weekend coverage is not implied unless Diego Alvarez signs it, and a skip is a ticket and a flake is a capture.</w:t>
+      </w:r>
+    </w:p>
+    <w:p>
+      <w:pPr>
+        <w:spacing w:before="0" w:after="220" w:line="396" w:lineRule="auto"/>
+        <w:ind w:firstLine="259"/>
+      </w:pPr>
+      <w:r>
+        <w:rPr>
+          <w:rFonts w:ascii="Liberation Serif" w:hAnsi="Liberation Serif" w:eastAsia="Liberation Serif" w:cs="Liberation Serif"/>
+          <w:color w:val="222222"/>
+          <w:sz w:val="24"/>
+        </w:rPr>
+        <w:t>after September 8, 2024, leftover access for a vendor overlay we already rejected is a bug, not a courtesy, a dry-run has to print the count on ecr-backup.prod.clearhaven.internal before anyone writes, and if this fights the front of CLH-RB-2024-011, strike it.</w:t>
+      </w:r>
+    </w:p>
+    <w:p>
+      <w:pPr>
+        <w:spacing w:before="0" w:after="220" w:line="396" w:lineRule="auto"/>
+        <w:ind w:firstLine="259"/>
+      </w:pPr>
+      <w:r>
+        <w:rPr>
+          <w:rFonts w:ascii="Liberation Serif" w:hAnsi="Liberation Serif" w:eastAsia="Liberation Serif" w:cs="Liberation Serif"/>
+          <w:color w:val="222222"/>
+          <w:sz w:val="24"/>
+        </w:rPr>
+        <w:t>Aman Kumar asked for a one-line version of replica lag after a count that looked fine, the first check is a read on matchengines.platform.clearhaven.internal, and close is yes, no, or a new date on CLH-SOP-2024-011 by September 9, 2024.</w:t>
+      </w:r>
+    </w:p>
+    <w:p>
+      <w:pPr>
+        <w:spacing w:before="0" w:after="220" w:line="396" w:lineRule="auto"/>
+        <w:ind w:firstLine="259"/>
+      </w:pPr>
+      <w:r>
+        <w:rPr>
+          <w:rFonts w:ascii="Liberation Serif" w:hAnsi="Liberation Serif" w:eastAsia="Liberation Serif" w:cs="Liberation Serif"/>
+          <w:color w:val="222222"/>
+          <w:sz w:val="24"/>
+        </w:rPr>
+        <w:t>I parked secret skew that looks like 'no work' on CLH-RB-2023-012 so it is not Slack archaeology, weekend coverage is not implied unless Kavya Menon signs it, and abort beats a lying dual-run.</w:t>
+      </w:r>
+    </w:p>
+    <w:p>
+      <w:pPr>
+        <w:spacing w:before="0" w:after="220" w:line="396" w:lineRule="auto"/>
+        <w:ind w:firstLine="259"/>
+      </w:pPr>
+      <w:r>
+        <w:rPr>
+          <w:rFonts w:ascii="Liberation Serif" w:hAnsi="Liberation Serif" w:eastAsia="Liberation Serif" w:cs="Liberation Serif"/>
+          <w:color w:val="222222"/>
+          <w:sz w:val="24"/>
+        </w:rPr>
+        <w:t>leftover a dashboard screenshot standing in for a permalink sits with Production Helm on CLH-RB-2024-007, a dry-run has to print the count on matchengines.platform.clearhaven.internal before anyone writes, and the call in the front still holds and this is leftover work only.</w:t>
+      </w:r>
+    </w:p>
+    <w:p>
+      <w:pPr>
+        <w:spacing w:before="0" w:after="220" w:line="396" w:lineRule="auto"/>
+        <w:ind w:firstLine="259"/>
+      </w:pPr>
+      <w:r>
+        <w:rPr>
+          <w:rFonts w:ascii="Liberation Serif" w:hAnsi="Liberation Serif" w:eastAsia="Liberation Serif" w:cs="Liberation Serif"/>
+          <w:color w:val="222222"/>
+          <w:sz w:val="24"/>
+        </w:rPr>
+        <w:t>I will not reopen Helm rollback for match-engine, ingest-api, and break-svc to smuggle owner as a team name instead of a person back in, the first check is a read on ecr-backup.prod.clearhaven.internal, and Aman Kumar will not keep a shadow list.</w:t>
+      </w:r>
+    </w:p>
+    <w:p>
+      <w:pPr>
+        <w:spacing w:before="0" w:after="220" w:line="396" w:lineRule="auto"/>
+        <w:ind w:firstLine="259"/>
+      </w:pPr>
+      <w:r>
+        <w:rPr>
+          <w:rFonts w:ascii="Liberation Serif" w:hAnsi="Liberation Serif" w:eastAsia="Liberation Serif" w:cs="Liberation Serif"/>
+          <w:color w:val="222222"/>
+          <w:sz w:val="24"/>
+        </w:rPr>
+        <w:t>I bounced a hallway yes on averaging QPS instead of testing the close, weekend coverage is not implied unless Helen Cho signs it, and the sample I would still defend uses the same clock as 017.</w:t>
+      </w:r>
+    </w:p>
+    <w:p>
+      <w:pPr>
+        <w:spacing w:before="0" w:after="220" w:line="396" w:lineRule="auto"/>
+        <w:ind w:firstLine="259"/>
+      </w:pPr>
+      <w:r>
+        <w:rPr>
+          <w:rFonts w:ascii="Liberation Serif" w:hAnsi="Liberation Serif" w:eastAsia="Liberation Serif" w:cs="Liberation Serif"/>
+          <w:color w:val="222222"/>
+          <w:sz w:val="24"/>
+        </w:rPr>
+        <w:t>Diego Alvarez still has dropping a column in the same release as the readers on CLH-TDD-2024-006, a dry-run has to print the count on ecr-backup.prod.clearhaven.internal before anyone writes, and config, Helm, and a flag flip are all changes.</w:t>
       </w:r>
     </w:p>
     <w:sectPr>
       <w:headerReference w:type="default" r:id="rId9"/>
       <w:footerReference w:type="default" r:id="rId10"/>
       <w:pgSz w:w="12240" w:h="15840"/>
-      <w:pgMar w:top="1728" w:right="1656" w:bottom="1512" w:left="1656" w:header="576" w:footer="576" w:gutter="0"/>
+      <w:pgMar w:top="1584" w:right="1584" w:bottom="1368" w:left="1728" w:header="576" w:footer="518" w:gutter="0"/>
       <w:cols w:space="720"/>
       <w:docGrid w:linePitch="360"/>
     </w:sectPr>
@@ -17795,7 +17135,7 @@
       <w:pStyle w:val="Footer"/>
       <w:spacing w:before="80" w:after="0" w:line="200" w:lineRule="auto"/>
       <w:pBdr>
-        <w:bottom w:val="single" w:sz="12" w:space="1" w:color="1B365D"/>
+        <w:bottom w:val="single" w:sz="8" w:space="1" w:color="1E3A5F"/>
       </w:pBdr>
     </w:pPr>
     <w:r>
@@ -17812,7 +17152,7 @@
         <w:color w:val="555555"/>
         <w:sz w:val="16"/>
       </w:rPr>
-      <w:t xml:space="preserve">  ·  v1.2</w:t>
+      <w:t xml:space="preserve">  /  August 29, 2024  /  Page </w:t>
     </w:r>
     <w:r>
       <w:rPr>
@@ -17820,7 +17160,7 @@
         <w:color w:val="555555"/>
         <w:sz w:val="16"/>
       </w:rPr>
-      <w:t xml:space="preserve">  ·  August 29, 2024</w:t>
+      <w:fldChar w:fldCharType="begin"/>
     </w:r>
     <w:r>
       <w:rPr>
@@ -17828,7 +17168,7 @@
         <w:color w:val="555555"/>
         <w:sz w:val="16"/>
       </w:rPr>
-      <w:t xml:space="preserve">  ·  Page </w:t>
+      <w:instrText xml:space="preserve"> PAGE </w:instrText>
     </w:r>
     <w:r>
       <w:rPr>
@@ -17836,6 +17176,22 @@
         <w:color w:val="555555"/>
         <w:sz w:val="16"/>
       </w:rPr>
+      <w:fldChar w:fldCharType="end"/>
+    </w:r>
+    <w:r>
+      <w:rPr>
+        <w:rFonts w:ascii="Liberation Sans" w:hAnsi="Liberation Sans" w:eastAsia="Liberation Sans" w:cs="Liberation Sans"/>
+        <w:color w:val="555555"/>
+        <w:sz w:val="16"/>
+      </w:rPr>
+      <w:t xml:space="preserve"> of </w:t>
+    </w:r>
+    <w:r>
+      <w:rPr>
+        <w:rFonts w:ascii="Liberation Sans" w:hAnsi="Liberation Sans" w:eastAsia="Liberation Sans" w:cs="Liberation Sans"/>
+        <w:color w:val="555555"/>
+        <w:sz w:val="16"/>
+      </w:rPr>
       <w:fldChar w:fldCharType="begin"/>
     </w:r>
     <w:r>
@@ -17844,7 +17200,7 @@
         <w:color w:val="555555"/>
         <w:sz w:val="16"/>
       </w:rPr>
-      <w:instrText xml:space="preserve"> PAGE </w:instrText>
+      <w:instrText xml:space="preserve"> NUMPAGES </w:instrText>
     </w:r>
     <w:r>
       <w:rPr>
@@ -17853,31 +17209,6 @@
         <w:sz w:val="16"/>
       </w:rPr>
       <w:fldChar w:fldCharType="end"/>
-    </w:r>
-    <w:r>
-      <w:rPr>
-        <w:rFonts w:ascii="Liberation Sans" w:hAnsi="Liberation Sans" w:eastAsia="Liberation Sans" w:cs="Liberation Sans"/>
-        <w:color w:val="555555"/>
-        <w:sz w:val="16"/>
-      </w:rPr>
-      <w:t xml:space="preserve"> of </w:t>
-    </w:r>
-    <w:r>
-      <w:fldChar w:fldCharType="begin"/>
-    </w:r>
-    <w:r>
-      <w:instrText xml:space="preserve"> NUMPAGES </w:instrText>
-    </w:r>
-    <w:r>
-      <w:fldChar w:fldCharType="end"/>
-    </w:r>
-    <w:r>
-      <w:rPr>
-        <w:rFonts w:ascii="Liberation Sans" w:hAnsi="Liberation Sans" w:eastAsia="Liberation Sans" w:cs="Liberation Sans"/>
-        <w:color w:val="555555"/>
-        <w:sz w:val="16"/>
-      </w:rPr>
-      <w:t xml:space="preserve">  ·  INTERNAL</w:t>
     </w:r>
   </w:p>
 </w:ftr>
@@ -17888,44 +17219,26 @@
   <w:p>
     <w:pPr>
       <w:pStyle w:val="Header"/>
-      <w:spacing w:before="0" w:after="40" w:line="200" w:lineRule="auto"/>
-      <w:pBdr>
-        <w:bottom w:val="single" w:sz="18" w:space="1" w:color="1B365D"/>
-      </w:pBdr>
+      <w:spacing w:before="0" w:after="0" w:line="200" w:lineRule="auto"/>
+      <w:jc w:val="left"/>
     </w:pPr>
     <w:r>
       <w:rPr>
         <w:rFonts w:ascii="Liberation Sans" w:hAnsi="Liberation Sans" w:eastAsia="Liberation Sans" w:cs="Liberation Sans"/>
         <w:b/>
-        <w:color w:val="1B365D"/>
+        <w:color w:val="1E3A5F"/>
         <w:sz w:val="18"/>
       </w:rPr>
       <w:t>Northstar Engineering</w:t>
     </w:r>
     <w:r>
-      <w:rPr>
-        <w:rFonts w:ascii="Liberation Sans" w:hAnsi="Liberation Sans" w:eastAsia="Liberation Sans" w:cs="Liberation Sans"/>
-        <w:color w:val="555555"/>
-        <w:sz w:val="18"/>
-      </w:rPr>
-      <w:t xml:space="preserve">   |   </w:t>
+      <w:t xml:space="preserve">      </w:t>
     </w:r>
     <w:r>
       <w:rPr>
         <w:rFonts w:ascii="Liberation Sans" w:hAnsi="Liberation Sans" w:eastAsia="Liberation Sans" w:cs="Liberation Sans"/>
-        <w:color w:val="2F4A6E"/>
-        <w:sz w:val="18"/>
-      </w:rPr>
-      <w:t>Runbook</w:t>
-    </w:r>
-    <w:r>
-      <w:t xml:space="preserve">        </w:t>
-    </w:r>
-    <w:r>
-      <w:rPr>
-        <w:rFonts w:ascii="Liberation Sans" w:hAnsi="Liberation Sans" w:eastAsia="Liberation Sans" w:cs="Liberation Sans"/>
-        <w:b/>
-        <w:color w:val="1B365D"/>
+        <w:b/>
+        <w:color w:val="1E3A5F"/>
         <w:sz w:val="16"/>
       </w:rPr>
       <w:t>INTERNAL</w:t>
@@ -17933,8 +17246,27 @@
   </w:p>
   <w:p>
     <w:pPr>
-      <w:spacing w:before="0" w:after="0" w:line="200" w:lineRule="auto"/>
+      <w:spacing w:before="0" w:after="40" w:line="200" w:lineRule="auto"/>
+      <w:pBdr>
+        <w:bottom w:val="single" w:sz="10" w:space="1" w:color="1E3A5F"/>
+      </w:pBdr>
     </w:pPr>
+    <w:r>
+      <w:rPr>
+        <w:rFonts w:ascii="Liberation Sans" w:hAnsi="Liberation Sans" w:eastAsia="Liberation Sans" w:cs="Liberation Sans"/>
+        <w:color w:val="334E72"/>
+        <w:sz w:val="16"/>
+      </w:rPr>
+      <w:t>Runbook</w:t>
+    </w:r>
+    <w:r>
+      <w:rPr>
+        <w:rFonts w:ascii="Liberation Sans" w:hAnsi="Liberation Sans" w:eastAsia="Liberation Sans" w:cs="Liberation Sans"/>
+        <w:color w:val="555555"/>
+        <w:sz w:val="16"/>
+      </w:rPr>
+      <w:t xml:space="preserve">  ·  </w:t>
+    </w:r>
     <w:r>
       <w:rPr>
         <w:rFonts w:ascii="Liberation Sans" w:hAnsi="Liberation Sans" w:eastAsia="Liberation Sans" w:cs="Liberation Sans"/>
@@ -18312,7 +17644,7 @@
     <w:qFormat/>
     <w:rsid w:val="00FC693F"/>
     <w:pPr>
-      <w:spacing w:after="240" w:before="0" w:line="427" w:lineRule="auto"/>
+      <w:spacing w:after="220" w:before="0" w:line="396" w:lineRule="auto"/>
     </w:pPr>
     <w:rPr>
       <w:rFonts w:ascii="Liberation Serif" w:hAnsi="Liberation Serif"/>
@@ -18375,15 +17707,15 @@
     <w:pPr>
       <w:keepNext/>
       <w:keepLines/>
-      <w:spacing w:before="440" w:after="240"/>
+      <w:spacing w:before="400" w:after="200"/>
       <w:outlineLvl w:val="0"/>
     </w:pPr>
     <w:rPr>
       <w:rFonts w:asciiTheme="majorHAnsi" w:eastAsiaTheme="majorEastAsia" w:hAnsiTheme="majorHAnsi" w:cstheme="majorBidi" w:ascii="Liberation Sans" w:hAnsi="Liberation Sans"/>
       <w:b/>
       <w:bCs/>
-      <w:color w:val="1B365D"/>
-      <w:sz w:val="32"/>
+      <w:color w:val="1E3A5F"/>
+      <w:sz w:val="30"/>
       <w:szCs w:val="28"/>
     </w:rPr>
   </w:style>
@@ -18399,14 +17731,14 @@
     <w:pPr>
       <w:keepNext/>
       <w:keepLines/>
-      <w:spacing w:before="320" w:after="160"/>
+      <w:spacing w:before="280" w:after="140"/>
       <w:outlineLvl w:val="1"/>
     </w:pPr>
     <w:rPr>
       <w:rFonts w:asciiTheme="majorHAnsi" w:eastAsiaTheme="majorEastAsia" w:hAnsiTheme="majorHAnsi" w:cstheme="majorBidi" w:ascii="Liberation Sans" w:hAnsi="Liberation Sans"/>
       <w:b/>
       <w:bCs/>
-      <w:color w:val="1B365D"/>
+      <w:color w:val="1E3A5F"/>
       <w:sz w:val="26"/>
       <w:szCs w:val="26"/>
     </w:rPr>
@@ -18423,14 +17755,14 @@
     <w:pPr>
       <w:keepNext/>
       <w:keepLines/>
-      <w:spacing w:before="240" w:after="120"/>
+      <w:spacing w:before="220" w:after="120"/>
       <w:outlineLvl w:val="2"/>
     </w:pPr>
     <w:rPr>
       <w:rFonts w:asciiTheme="majorHAnsi" w:eastAsiaTheme="majorEastAsia" w:hAnsiTheme="majorHAnsi" w:cstheme="majorBidi" w:ascii="Liberation Sans" w:hAnsi="Liberation Sans"/>
       <w:b/>
       <w:bCs/>
-      <w:color w:val="1B365D"/>
+      <w:color w:val="1E3A5F"/>
       <w:sz w:val="24"/>
     </w:rPr>
   </w:style>
